--- a/Documents/Проект системы_Дей581.docx
+++ b/Documents/Проект системы_Дей581.docx
@@ -1,6 +1,6 @@
 
 <file path=word/document.xml><?xml version="1.0" encoding="utf-8"?>
-<w:document xmlns:wpc="http://schemas.microsoft.com/office/word/2010/wordprocessingCanvas" xmlns:cx="http://schemas.microsoft.com/office/drawing/2014/chartex" xmlns:cx1="http://schemas.microsoft.com/office/drawing/2015/9/8/chartex" xmlns:cx2="http://schemas.microsoft.com/office/drawing/2015/10/21/chartex" xmlns:cx3="http://schemas.microsoft.com/office/drawing/2016/5/9/chartex" xmlns:cx4="http://schemas.microsoft.com/office/drawing/2016/5/10/chartex" xmlns:cx5="http://schemas.microsoft.com/office/drawing/2016/5/11/chartex" xmlns:cx6="http://schemas.microsoft.com/office/drawing/2016/5/12/chartex" xmlns:cx7="http://schemas.microsoft.com/office/drawing/2016/5/13/chartex" xmlns:cx8="http://schemas.microsoft.com/office/drawing/2016/5/14/chartex" xmlns:mc="http://schemas.openxmlformats.org/markup-compatibility/2006" xmlns:aink="http://schemas.microsoft.com/office/drawing/2016/ink" xmlns:am3d="http://schemas.microsoft.com/office/drawing/2017/model3d" xmlns:o="urn:schemas-microsoft-com:office:office" xmlns:r="http://schemas.openxmlformats.org/officeDocument/2006/relationships" xmlns:m="http://schemas.openxmlformats.org/officeDocument/2006/math" xmlns:v="urn:schemas-microsoft-com:vml" xmlns:wp14="http://schemas.microsoft.com/office/word/2010/wordprocessingDrawing" xmlns:wp="http://schemas.openxmlformats.org/drawingml/2006/wordprocessingDrawing" xmlns:w10="urn:schemas-microsoft-com:office:word" xmlns:w="http://schemas.openxmlformats.org/wordprocessingml/2006/main" xmlns:w14="http://schemas.microsoft.com/office/word/2010/wordml" xmlns:w15="http://schemas.microsoft.com/office/word/2012/wordml" xmlns:w16cex="http://schemas.microsoft.com/office/word/2018/wordml/cex" xmlns:w16cid="http://schemas.microsoft.com/office/word/2016/wordml/cid" xmlns:w16="http://schemas.microsoft.com/office/word/2018/wordml" xmlns:w16se="http://schemas.microsoft.com/office/word/2015/wordml/symex" xmlns:wpg="http://schemas.microsoft.com/office/word/2010/wordprocessingGroup" xmlns:wpi="http://schemas.microsoft.com/office/word/2010/wordprocessingInk" xmlns:wne="http://schemas.microsoft.com/office/word/2006/wordml" xmlns:wps="http://schemas.microsoft.com/office/word/2010/wordprocessingShape" mc:Ignorable="w14 w15 w16se w16cid w16 w16cex wp14">
+<w:document xmlns:wpc="http://schemas.microsoft.com/office/word/2010/wordprocessingCanvas" xmlns:cx="http://schemas.microsoft.com/office/drawing/2014/chartex" xmlns:cx1="http://schemas.microsoft.com/office/drawing/2015/9/8/chartex" xmlns:cx2="http://schemas.microsoft.com/office/drawing/2015/10/21/chartex" xmlns:cx3="http://schemas.microsoft.com/office/drawing/2016/5/9/chartex" xmlns:cx4="http://schemas.microsoft.com/office/drawing/2016/5/10/chartex" xmlns:cx5="http://schemas.microsoft.com/office/drawing/2016/5/11/chartex" xmlns:cx6="http://schemas.microsoft.com/office/drawing/2016/5/12/chartex" xmlns:cx7="http://schemas.microsoft.com/office/drawing/2016/5/13/chartex" xmlns:cx8="http://schemas.microsoft.com/office/drawing/2016/5/14/chartex" xmlns:mc="http://schemas.openxmlformats.org/markup-compatibility/2006" xmlns:aink="http://schemas.microsoft.com/office/drawing/2016/ink" xmlns:am3d="http://schemas.microsoft.com/office/drawing/2017/model3d" xmlns:o="urn:schemas-microsoft-com:office:office" xmlns:oel="http://schemas.microsoft.com/office/2019/extlst" xmlns:r="http://schemas.openxmlformats.org/officeDocument/2006/relationships" xmlns:m="http://schemas.openxmlformats.org/officeDocument/2006/math" xmlns:v="urn:schemas-microsoft-com:vml" xmlns:wp14="http://schemas.microsoft.com/office/word/2010/wordprocessingDrawing" xmlns:wp="http://schemas.openxmlformats.org/drawingml/2006/wordprocessingDrawing" xmlns:w10="urn:schemas-microsoft-com:office:word" xmlns:w="http://schemas.openxmlformats.org/wordprocessingml/2006/main" xmlns:w14="http://schemas.microsoft.com/office/word/2010/wordml" xmlns:w15="http://schemas.microsoft.com/office/word/2012/wordml" xmlns:w16cex="http://schemas.microsoft.com/office/word/2018/wordml/cex" xmlns:w16cid="http://schemas.microsoft.com/office/word/2016/wordml/cid" xmlns:w16="http://schemas.microsoft.com/office/word/2018/wordml" xmlns:w16du="http://schemas.microsoft.com/office/word/2023/wordml/word16du" xmlns:w16sdtdh="http://schemas.microsoft.com/office/word/2020/wordml/sdtdatahash" xmlns:w16se="http://schemas.microsoft.com/office/word/2015/wordml/symex" xmlns:wpg="http://schemas.microsoft.com/office/word/2010/wordprocessingGroup" xmlns:wpi="http://schemas.microsoft.com/office/word/2010/wordprocessingInk" xmlns:wne="http://schemas.microsoft.com/office/word/2006/wordml" xmlns:wps="http://schemas.microsoft.com/office/word/2010/wordprocessingShape" mc:Ignorable="w14 w15 w16se w16cid w16 w16cex w16sdtdh w16du wp14">
   <w:body>
     <w:p>
       <w:pPr>
@@ -249,21 +249,7 @@
         <w:rPr>
           <w:bCs/>
         </w:rPr>
-        <w:t>«__</w:t>
-      </w:r>
-      <w:proofErr w:type="gramStart"/>
-      <w:r>
-        <w:rPr>
-          <w:bCs/>
-        </w:rPr>
-        <w:t>_»  _</w:t>
-      </w:r>
-      <w:proofErr w:type="gramEnd"/>
-      <w:r>
-        <w:rPr>
-          <w:bCs/>
-        </w:rPr>
-        <w:t>_______________ 2024 г.</w:t>
+        <w:t>«___»  ________________ 2024 г.</w:t>
       </w:r>
     </w:p>
     <w:p>
@@ -282,15 +268,7 @@
         <w:ind w:left="5814" w:right="59" w:firstLine="0"/>
       </w:pPr>
       <w:r>
-        <w:t xml:space="preserve">к.т.н., доцент каф. КСУП __________ </w:t>
-      </w:r>
-      <w:proofErr w:type="spellStart"/>
-      <w:r>
-        <w:t>Калентьев</w:t>
-      </w:r>
-      <w:proofErr w:type="spellEnd"/>
-      <w:r>
-        <w:t xml:space="preserve"> А.А. </w:t>
+        <w:t xml:space="preserve">к.т.н., доцент каф. КСУП __________ Калентьев А.А. </w:t>
       </w:r>
     </w:p>
     <w:p>
@@ -311,21 +289,7 @@
         <w:rPr>
           <w:bCs/>
         </w:rPr>
-        <w:t>«__</w:t>
-      </w:r>
-      <w:proofErr w:type="gramStart"/>
-      <w:r>
-        <w:rPr>
-          <w:bCs/>
-        </w:rPr>
-        <w:t>_»  _</w:t>
-      </w:r>
-      <w:proofErr w:type="gramEnd"/>
-      <w:r>
-        <w:rPr>
-          <w:bCs/>
-        </w:rPr>
-        <w:t xml:space="preserve">_______________2024 </w:t>
+        <w:t xml:space="preserve">«___»  ________________2024 </w:t>
       </w:r>
     </w:p>
     <w:p>
@@ -382,23 +346,7 @@
           <w:rFonts w:eastAsia="SimSun"/>
           <w:szCs w:val="28"/>
         </w:rPr>
-        <w:t xml:space="preserve">КОМПАС-3D – это российская </w:t>
-      </w:r>
-      <w:proofErr w:type="spellStart"/>
-      <w:r>
-        <w:rPr>
-          <w:rFonts w:eastAsia="SimSun"/>
-          <w:szCs w:val="28"/>
-        </w:rPr>
-        <w:t>импортонезависимая</w:t>
-      </w:r>
-      <w:proofErr w:type="spellEnd"/>
-      <w:r>
-        <w:rPr>
-          <w:rFonts w:eastAsia="SimSun"/>
-          <w:szCs w:val="28"/>
-        </w:rPr>
-        <w:t xml:space="preserve"> система трёхмерного проектирования, ставшая стандартом для тысяч предприятий и сотен тысяч профессиональных пользователей.</w:t>
+        <w:t>КОМПАС-3D – это российская импортонезависимая система трёхмерного проектирования, ставшая стандартом для тысяч предприятий и сотен тысяч профессиональных пользователей.</w:t>
       </w:r>
     </w:p>
     <w:p>
@@ -415,30 +363,14 @@
           <w:rFonts w:eastAsia="SimSun"/>
           <w:szCs w:val="28"/>
         </w:rPr>
-        <w:t xml:space="preserve">КОМПАС-3D широко используется для проектирования изделий основного и вспомогательного производств в таких отраслях промышленности, как машиностроение (транспортное, сельскохозяйственное, энергетическое, нефтегазовое, химическое и т.д.), приборостроение, авиастроение, судостроение, станкостроение, вагоностроение, металлургия, промышленное и гражданское строительство, товары народного потребления и т. </w:t>
-      </w:r>
-      <w:proofErr w:type="gramStart"/>
+        <w:t>КОМПАС-3D широко используется для проектирования изделий основного и вспомогательного производств в таких отраслях промышленности, как машиностроение (транспортное, сельскохозяйственное, энергетическое, нефтегазовое, химическое и т.д.), приборостроение, авиастроение, судостроение, станкостроение, вагоностроение, металлургия, промышленное и гражданское строительство, товары народного потребления и т. д.</w:t>
+      </w:r>
       <w:r>
         <w:rPr>
           <w:rFonts w:eastAsia="SimSun"/>
           <w:szCs w:val="28"/>
         </w:rPr>
-        <w:t>д.</w:t>
-      </w:r>
-      <w:r>
-        <w:rPr>
-          <w:rFonts w:eastAsia="SimSun"/>
-          <w:szCs w:val="28"/>
-        </w:rPr>
-        <w:t>[</w:t>
-      </w:r>
-      <w:proofErr w:type="gramEnd"/>
-      <w:r>
-        <w:rPr>
-          <w:rFonts w:eastAsia="SimSun"/>
-          <w:szCs w:val="28"/>
-        </w:rPr>
-        <w:t>1]</w:t>
+        <w:t>[1]</w:t>
       </w:r>
     </w:p>
     <w:p>
@@ -586,23 +518,7 @@
           <w:rFonts w:eastAsia="SimSun"/>
           <w:szCs w:val="28"/>
         </w:rPr>
-        <w:t xml:space="preserve">В рамках дисциплины </w:t>
-      </w:r>
-      <w:proofErr w:type="gramStart"/>
-      <w:r>
-        <w:rPr>
-          <w:rFonts w:eastAsia="SimSun"/>
-          <w:szCs w:val="28"/>
-        </w:rPr>
-        <w:t>выбор</w:t>
-      </w:r>
-      <w:proofErr w:type="gramEnd"/>
-      <w:r>
-        <w:rPr>
-          <w:rFonts w:eastAsia="SimSun"/>
-          <w:szCs w:val="28"/>
-        </w:rPr>
-        <w:t xml:space="preserve"> данной САПР объясняется наличием описания </w:t>
+        <w:t xml:space="preserve">В рамках дисциплины выбор данной САПР объясняется наличием описания </w:t>
       </w:r>
       <w:r>
         <w:rPr>
@@ -679,26 +595,11 @@
       <w:r>
         <w:t>(</w:t>
       </w:r>
-      <w:proofErr w:type="spellStart"/>
-      <w:r>
-        <w:fldChar w:fldCharType="begin"/>
-      </w:r>
-      <w:r>
-        <w:instrText xml:space="preserve"> HYPERLINK "https://ru.wikipedia.org/wiki/%D0%90%D0%B1%D0%B1%D1%80%D0%B5%D0%B2%D0%B8%D0%B0%D1%82%D1%83%D1%80%D0%B0" \o "Аббревиатура" </w:instrText>
-      </w:r>
-      <w:r>
-        <w:fldChar w:fldCharType="separate"/>
-      </w:r>
-      <w:r>
-        <w:t>аббр</w:t>
-      </w:r>
-      <w:proofErr w:type="spellEnd"/>
-      <w:r>
-        <w:t>.</w:t>
-      </w:r>
-      <w:r>
-        <w:fldChar w:fldCharType="end"/>
-      </w:r>
+      <w:hyperlink r:id="rId10" w:tooltip="Аббревиатура" w:history="1">
+        <w:r>
+          <w:t>аббр.</w:t>
+        </w:r>
+      </w:hyperlink>
       <w:r>
         <w:t xml:space="preserve"> о</w:t>
       </w:r>
@@ -708,7 +609,7 @@
       <w:r>
         <w:t xml:space="preserve"> </w:t>
       </w:r>
-      <w:hyperlink r:id="rId10" w:tooltip="Английский язык" w:history="1">
+      <w:hyperlink r:id="rId11" w:tooltip="Английский язык" w:history="1">
         <w:r>
           <w:t>англ.</w:t>
         </w:r>
@@ -957,21 +858,14 @@
         <w:ind w:right="59"/>
       </w:pPr>
       <w:r>
-        <w:t xml:space="preserve">Зарегистрировать библиотеку в системе КОМПАС (а именно реализовать статический метод </w:t>
-      </w:r>
-      <w:proofErr w:type="gramStart"/>
-      <w:r>
-        <w:t>типа .</w:t>
-      </w:r>
-      <w:proofErr w:type="spellStart"/>
+        <w:t>Зарегистрировать библиотеку в системе КОМПАС (а именно реализовать статический метод типа .</w:t>
+      </w:r>
       <w:r>
         <w:rPr>
           <w:lang w:val="en-US"/>
         </w:rPr>
         <w:t>htmSample</w:t>
       </w:r>
-      <w:proofErr w:type="spellEnd"/>
-      <w:proofErr w:type="gramEnd"/>
       <w:r>
         <w:t xml:space="preserve"> с рядом настроек)</w:t>
       </w:r>
@@ -990,14 +884,12 @@
       <w:r>
         <w:t xml:space="preserve"> </w:t>
       </w:r>
-      <w:proofErr w:type="spellStart"/>
       <w:r>
         <w:rPr>
           <w:lang w:val="en-US"/>
         </w:rPr>
         <w:t>RegAsm</w:t>
       </w:r>
-      <w:proofErr w:type="spellEnd"/>
       <w:r>
         <w:t>.</w:t>
       </w:r>
@@ -1152,7 +1044,6 @@
                 <w:lang w:val="en-US"/>
               </w:rPr>
             </w:pPr>
-            <w:proofErr w:type="spellStart"/>
             <w:r>
               <w:rPr>
                 <w:rFonts w:eastAsia="SimSun"/>
@@ -1161,7 +1052,6 @@
               </w:rPr>
               <w:t>ActiveDocument</w:t>
             </w:r>
-            <w:proofErr w:type="spellEnd"/>
           </w:p>
         </w:tc>
         <w:tc>
@@ -1179,7 +1069,6 @@
                 <w:lang w:val="en-US"/>
               </w:rPr>
             </w:pPr>
-            <w:proofErr w:type="spellStart"/>
             <w:r>
               <w:rPr>
                 <w:sz w:val="24"/>
@@ -1188,7 +1077,6 @@
               </w:rPr>
               <w:t>ICompasDocument</w:t>
             </w:r>
-            <w:proofErr w:type="spellEnd"/>
           </w:p>
         </w:tc>
         <w:tc>
@@ -1256,7 +1144,6 @@
                 <w:lang w:val="en-US"/>
               </w:rPr>
             </w:pPr>
-            <w:proofErr w:type="spellStart"/>
             <w:r>
               <w:rPr>
                 <w:sz w:val="24"/>
@@ -1265,7 +1152,6 @@
               </w:rPr>
               <w:t>IDocuments</w:t>
             </w:r>
-            <w:proofErr w:type="spellEnd"/>
           </w:p>
         </w:tc>
         <w:tc>
@@ -1547,7 +1433,6 @@
                 <w:lang w:val="en-US"/>
               </w:rPr>
             </w:pPr>
-            <w:proofErr w:type="spellStart"/>
             <w:r>
               <w:rPr>
                 <w:sz w:val="24"/>
@@ -1556,7 +1441,6 @@
               </w:rPr>
               <w:t>ExecuteCompasCommand</w:t>
             </w:r>
-            <w:proofErr w:type="spellEnd"/>
           </w:p>
         </w:tc>
         <w:tc>
@@ -1574,23 +1458,13 @@
                 <w:lang w:val="en-US"/>
               </w:rPr>
             </w:pPr>
-            <w:proofErr w:type="spellStart"/>
-            <w:r>
-              <w:rPr>
-                <w:sz w:val="24"/>
-                <w:szCs w:val="20"/>
-                <w:lang w:val="en-US"/>
-              </w:rPr>
-              <w:t>commandId</w:t>
-            </w:r>
-            <w:proofErr w:type="spellEnd"/>
-            <w:r>
-              <w:rPr>
-                <w:sz w:val="24"/>
-                <w:szCs w:val="20"/>
-                <w:lang w:val="en-US"/>
-              </w:rPr>
-              <w:t>, post</w:t>
+            <w:r>
+              <w:rPr>
+                <w:sz w:val="24"/>
+                <w:szCs w:val="20"/>
+                <w:lang w:val="en-US"/>
+              </w:rPr>
+              <w:t>commandId, post</w:t>
             </w:r>
           </w:p>
         </w:tc>
@@ -1659,7 +1533,6 @@
                 <w:lang w:val="en-US"/>
               </w:rPr>
             </w:pPr>
-            <w:proofErr w:type="spellStart"/>
             <w:r>
               <w:rPr>
                 <w:sz w:val="24"/>
@@ -1668,7 +1541,6 @@
               </w:rPr>
               <w:t>MessageBoxEx</w:t>
             </w:r>
-            <w:proofErr w:type="spellEnd"/>
           </w:p>
         </w:tc>
         <w:tc>
@@ -1778,14 +1650,12 @@
       <w:r>
         <w:t xml:space="preserve"> Используемые свойства класса (интерфейса) </w:t>
       </w:r>
-      <w:proofErr w:type="spellStart"/>
       <w:r>
         <w:rPr>
           <w:lang w:val="en-US"/>
         </w:rPr>
         <w:t>IDocuments</w:t>
       </w:r>
-      <w:proofErr w:type="spellEnd"/>
     </w:p>
     <w:tbl>
       <w:tblPr>
@@ -1914,7 +1784,6 @@
                 <w:lang w:val="en-US"/>
               </w:rPr>
             </w:pPr>
-            <w:proofErr w:type="spellStart"/>
             <w:r>
               <w:rPr>
                 <w:sz w:val="24"/>
@@ -1923,7 +1792,6 @@
               </w:rPr>
               <w:t>IKompasDocument</w:t>
             </w:r>
-            <w:proofErr w:type="spellEnd"/>
           </w:p>
         </w:tc>
         <w:tc>
@@ -1983,14 +1851,12 @@
       <w:r>
         <w:t xml:space="preserve"> Используемые методы класса (интерфейса) </w:t>
       </w:r>
-      <w:proofErr w:type="spellStart"/>
       <w:r>
         <w:rPr>
           <w:lang w:val="en-US"/>
         </w:rPr>
         <w:t>IDocuments</w:t>
       </w:r>
-      <w:proofErr w:type="spellEnd"/>
     </w:p>
     <w:tbl>
       <w:tblPr>
@@ -2166,7 +2032,6 @@
                 <w:lang w:val="en-US"/>
               </w:rPr>
             </w:pPr>
-            <w:proofErr w:type="spellStart"/>
             <w:r>
               <w:rPr>
                 <w:sz w:val="24"/>
@@ -2175,7 +2040,6 @@
               </w:rPr>
               <w:t>IKompaDocument</w:t>
             </w:r>
-            <w:proofErr w:type="spellEnd"/>
           </w:p>
         </w:tc>
         <w:tc>
@@ -2243,52 +2107,14 @@
                 <w:lang w:val="en-US"/>
               </w:rPr>
             </w:pPr>
-            <w:proofErr w:type="spellStart"/>
-            <w:r>
-              <w:rPr>
-                <w:sz w:val="24"/>
-                <w:szCs w:val="20"/>
-                <w:lang w:val="en-US"/>
-              </w:rPr>
-              <w:t>PathName</w:t>
-            </w:r>
-            <w:proofErr w:type="spellEnd"/>
-            <w:r>
-              <w:rPr>
-                <w:sz w:val="24"/>
-                <w:szCs w:val="20"/>
-                <w:lang w:val="en-US"/>
-              </w:rPr>
-              <w:t xml:space="preserve">, Visible, </w:t>
-            </w:r>
-            <w:proofErr w:type="spellStart"/>
-            <w:r>
-              <w:rPr>
-                <w:sz w:val="24"/>
-                <w:szCs w:val="20"/>
-                <w:lang w:val="en-US"/>
-              </w:rPr>
-              <w:t>ReadOnly</w:t>
-            </w:r>
-            <w:proofErr w:type="spellEnd"/>
-            <w:r>
-              <w:rPr>
-                <w:sz w:val="24"/>
-                <w:szCs w:val="20"/>
-                <w:lang w:val="en-US"/>
-              </w:rPr>
-              <w:t xml:space="preserve">, </w:t>
-            </w:r>
-            <w:proofErr w:type="spellStart"/>
-            <w:r>
-              <w:rPr>
-                <w:sz w:val="24"/>
-                <w:szCs w:val="20"/>
-                <w:lang w:val="en-US"/>
-              </w:rPr>
-              <w:t>LoadCOmbinationIndex</w:t>
-            </w:r>
-            <w:proofErr w:type="spellEnd"/>
+            <w:r>
+              <w:rPr>
+                <w:sz w:val="24"/>
+                <w:szCs w:val="20"/>
+                <w:lang w:val="en-US"/>
+              </w:rPr>
+              <w:t>PathName, Visible, ReadOnly, LoadCOmbinationIndex</w:t>
+            </w:r>
           </w:p>
         </w:tc>
         <w:tc>
@@ -2306,23 +2132,32 @@
                 <w:lang w:val="en-US"/>
               </w:rPr>
             </w:pPr>
-            <w:proofErr w:type="spellStart"/>
-            <w:r>
-              <w:rPr>
-                <w:sz w:val="24"/>
-                <w:szCs w:val="20"/>
-                <w:lang w:val="en-US"/>
-              </w:rPr>
-              <w:t>IKompaDocument</w:t>
-            </w:r>
-            <w:proofErr w:type="spellEnd"/>
-            <w:r>
-              <w:rPr>
-                <w:sz w:val="24"/>
-                <w:szCs w:val="20"/>
-                <w:lang w:val="en-US"/>
-              </w:rPr>
-              <w:t>, null</w:t>
+            <w:r>
+              <w:rPr>
+                <w:sz w:val="24"/>
+                <w:szCs w:val="20"/>
+                <w:lang w:val="en-US"/>
+              </w:rPr>
+              <w:t>IKompaDocument,</w:t>
+            </w:r>
+            <w:commentRangeStart w:id="0"/>
+            <w:r>
+              <w:rPr>
+                <w:sz w:val="24"/>
+                <w:szCs w:val="20"/>
+                <w:lang w:val="en-US"/>
+              </w:rPr>
+              <w:t xml:space="preserve"> null</w:t>
+            </w:r>
+            <w:commentRangeEnd w:id="0"/>
+            <w:r>
+              <w:rPr>
+                <w:rStyle w:val="aa"/>
+                <w:rFonts w:asciiTheme="minorHAnsi" w:eastAsiaTheme="minorEastAsia" w:hAnsiTheme="minorHAnsi" w:cstheme="minorBidi"/>
+                <w:color w:val="auto"/>
+                <w:lang w:val="en-US" w:eastAsia="zh-CN"/>
+              </w:rPr>
+              <w:commentReference w:id="0"/>
             </w:r>
           </w:p>
         </w:tc>
@@ -2386,14 +2221,12 @@
       <w:r>
         <w:t xml:space="preserve"> Используемые свойства класса (интерфейса) </w:t>
       </w:r>
-      <w:proofErr w:type="spellStart"/>
       <w:r>
         <w:rPr>
           <w:lang w:val="en-US"/>
         </w:rPr>
         <w:t>IProcess</w:t>
       </w:r>
-      <w:proofErr w:type="spellEnd"/>
       <w:r>
         <w:t>2</w:t>
       </w:r>
@@ -2776,14 +2609,12 @@
       <w:r>
         <w:t xml:space="preserve"> Используемые свойства класса (интерфейса) </w:t>
       </w:r>
-      <w:proofErr w:type="spellStart"/>
       <w:r>
         <w:rPr>
           <w:lang w:val="en-US"/>
         </w:rPr>
         <w:t>IProcess</w:t>
       </w:r>
-      <w:proofErr w:type="spellEnd"/>
       <w:r>
         <w:t>3</w:t>
       </w:r>
@@ -2894,7 +2725,6 @@
                 <w:lang w:val="en-US"/>
               </w:rPr>
             </w:pPr>
-            <w:proofErr w:type="spellStart"/>
             <w:r>
               <w:rPr>
                 <w:sz w:val="24"/>
@@ -2903,7 +2733,6 @@
               </w:rPr>
               <w:t>MateConstraintsObjects</w:t>
             </w:r>
-            <w:proofErr w:type="spellEnd"/>
           </w:p>
         </w:tc>
         <w:tc>
@@ -3046,7 +2875,6 @@
                 <w:lang w:val="en-US"/>
               </w:rPr>
             </w:pPr>
-            <w:proofErr w:type="spellStart"/>
             <w:r>
               <w:rPr>
                 <w:sz w:val="24"/>
@@ -3055,7 +2883,6 @@
               </w:rPr>
               <w:t>TakeProcessObject</w:t>
             </w:r>
-            <w:proofErr w:type="spellEnd"/>
           </w:p>
         </w:tc>
         <w:tc>
@@ -3073,7 +2900,6 @@
                 <w:lang w:val="en-US"/>
               </w:rPr>
             </w:pPr>
-            <w:proofErr w:type="spellStart"/>
             <w:r>
               <w:rPr>
                 <w:sz w:val="24"/>
@@ -3082,7 +2908,6 @@
               </w:rPr>
               <w:t>IModelObject</w:t>
             </w:r>
-            <w:proofErr w:type="spellEnd"/>
           </w:p>
         </w:tc>
         <w:tc>
@@ -3145,14 +2970,12 @@
       <w:r>
         <w:t xml:space="preserve"> Используемые методы класса (интерфейса) </w:t>
       </w:r>
-      <w:proofErr w:type="spellStart"/>
       <w:r>
         <w:rPr>
           <w:lang w:val="en-US"/>
         </w:rPr>
         <w:t>IProcess</w:t>
       </w:r>
-      <w:proofErr w:type="spellEnd"/>
       <w:r>
         <w:t>3</w:t>
       </w:r>
@@ -3287,7 +3110,6 @@
                 <w:lang w:val="en-US"/>
               </w:rPr>
             </w:pPr>
-            <w:proofErr w:type="spellStart"/>
             <w:r>
               <w:rPr>
                 <w:sz w:val="24"/>
@@ -3296,7 +3118,6 @@
               </w:rPr>
               <w:t>RunTakeCreateObjectProcess</w:t>
             </w:r>
-            <w:proofErr w:type="spellEnd"/>
           </w:p>
         </w:tc>
         <w:tc>
@@ -3314,70 +3135,14 @@
                 <w:lang w:val="en-US"/>
               </w:rPr>
             </w:pPr>
-            <w:proofErr w:type="spellStart"/>
-            <w:r>
-              <w:rPr>
-                <w:sz w:val="24"/>
-                <w:szCs w:val="20"/>
-                <w:lang w:val="en-US"/>
-              </w:rPr>
-              <w:t>ProcessType</w:t>
-            </w:r>
-            <w:proofErr w:type="spellEnd"/>
-            <w:r>
-              <w:rPr>
-                <w:sz w:val="24"/>
-                <w:szCs w:val="20"/>
-                <w:lang w:val="en-US"/>
-              </w:rPr>
-              <w:t xml:space="preserve">, </w:t>
-            </w:r>
-            <w:proofErr w:type="spellStart"/>
-            <w:r>
-              <w:rPr>
-                <w:sz w:val="24"/>
-                <w:szCs w:val="20"/>
-                <w:lang w:val="en-US"/>
-              </w:rPr>
-              <w:t>TakeObject</w:t>
-            </w:r>
-            <w:proofErr w:type="spellEnd"/>
-            <w:r>
-              <w:rPr>
-                <w:sz w:val="24"/>
-                <w:szCs w:val="20"/>
-                <w:lang w:val="en-US"/>
-              </w:rPr>
-              <w:t xml:space="preserve">, </w:t>
-            </w:r>
-            <w:proofErr w:type="spellStart"/>
-            <w:r>
-              <w:rPr>
-                <w:sz w:val="24"/>
-                <w:szCs w:val="20"/>
-                <w:lang w:val="en-US"/>
-              </w:rPr>
-              <w:t>NeedCreateTakeObj</w:t>
-            </w:r>
-            <w:proofErr w:type="spellEnd"/>
-            <w:r>
-              <w:rPr>
-                <w:sz w:val="24"/>
-                <w:szCs w:val="20"/>
-                <w:lang w:val="en-US"/>
-              </w:rPr>
-              <w:t xml:space="preserve">, </w:t>
-            </w:r>
-            <w:proofErr w:type="spellStart"/>
-            <w:r>
-              <w:rPr>
-                <w:sz w:val="24"/>
-                <w:szCs w:val="20"/>
-                <w:lang w:val="en-US"/>
-              </w:rPr>
-              <w:t>LostTakeObj</w:t>
-            </w:r>
-            <w:proofErr w:type="spellEnd"/>
+            <w:r>
+              <w:rPr>
+                <w:sz w:val="24"/>
+                <w:szCs w:val="20"/>
+                <w:lang w:val="en-US"/>
+              </w:rPr>
+              <w:t>ProcessType, TakeObject, NeedCreateTakeObj, LostTakeObj</w:t>
+            </w:r>
           </w:p>
         </w:tc>
         <w:tc>
@@ -3524,7 +3289,7 @@
         </w:rPr>
         <w:lastRenderedPageBreak/>
         <w:drawing>
-          <wp:inline distT="0" distB="0" distL="0" distR="0" wp14:anchorId="532DAD49" wp14:editId="05217C87">
+          <wp:inline distT="0" distB="0" distL="0" distR="0" wp14:anchorId="532DAD49" wp14:editId="3D12A596">
             <wp:extent cx="4537494" cy="2552852"/>
             <wp:effectExtent l="0" t="0" r="0" b="0"/>
             <wp:docPr id="3" name="Рисунок 3"/>
@@ -3541,7 +3306,7 @@
                     </pic:cNvPicPr>
                   </pic:nvPicPr>
                   <pic:blipFill>
-                    <a:blip r:embed="rId11" cstate="print">
+                    <a:blip r:embed="rId16" cstate="print">
                       <a:extLst>
                         <a:ext uri="{28A0092B-C50C-407E-A947-70E740481C1C}">
                           <a14:useLocalDpi xmlns:a14="http://schemas.microsoft.com/office/drawing/2010/main" val="0"/>
@@ -3706,53 +3471,12 @@
         </w:rPr>
         <w:t xml:space="preserve">Второй аналог. </w:t>
       </w:r>
-      <w:proofErr w:type="spellStart"/>
       <w:r>
         <w:rPr>
           <w:rFonts w:eastAsia="SimSun"/>
           <w:szCs w:val="28"/>
         </w:rPr>
-        <w:t>SolidWorks</w:t>
-      </w:r>
-      <w:proofErr w:type="spellEnd"/>
-      <w:r>
-        <w:rPr>
-          <w:rFonts w:eastAsia="SimSun"/>
-          <w:szCs w:val="28"/>
-        </w:rPr>
-        <w:t xml:space="preserve"> предлагает возможности для создания вертикальных лестниц через модуль </w:t>
-      </w:r>
-      <w:proofErr w:type="spellStart"/>
-      <w:r>
-        <w:rPr>
-          <w:rFonts w:eastAsia="SimSun"/>
-          <w:szCs w:val="28"/>
-        </w:rPr>
-        <w:t>Weldment</w:t>
-      </w:r>
-      <w:proofErr w:type="spellEnd"/>
-      <w:r>
-        <w:rPr>
-          <w:rFonts w:eastAsia="SimSun"/>
-          <w:szCs w:val="28"/>
-        </w:rPr>
-        <w:t xml:space="preserve"> [4], который специально разработан для работы с металлоконструкциями. Этот инструмент предоставляет возможность проектировать каркасные конструкции, такие как пожарные лестницы и промышленные стремянки. </w:t>
-      </w:r>
-      <w:proofErr w:type="spellStart"/>
-      <w:r>
-        <w:rPr>
-          <w:rFonts w:eastAsia="SimSun"/>
-          <w:szCs w:val="28"/>
-        </w:rPr>
-        <w:t>Weldment</w:t>
-      </w:r>
-      <w:proofErr w:type="spellEnd"/>
-      <w:r>
-        <w:rPr>
-          <w:rFonts w:eastAsia="SimSun"/>
-          <w:szCs w:val="28"/>
-        </w:rPr>
-        <w:t xml:space="preserve"> включает набор стандартных профилей, из которых можно создать конструкцию лестницы, добавляя нужные элементы, такие как ступени и поручни.</w:t>
+        <w:t>SolidWorks предлагает возможности для создания вертикальных лестниц через модуль Weldment [4], который специально разработан для работы с металлоконструкциями. Этот инструмент предоставляет возможность проектировать каркасные конструкции, такие как пожарные лестницы и промышленные стремянки. Weldment включает набор стандартных профилей, из которых можно создать конструкцию лестницы, добавляя нужные элементы, такие как ступени и поручни.</w:t>
       </w:r>
     </w:p>
     <w:p>
@@ -3783,7 +3507,7 @@
                     </pic:cNvPicPr>
                   </pic:nvPicPr>
                   <pic:blipFill>
-                    <a:blip r:embed="rId12" cstate="print">
+                    <a:blip r:embed="rId17" cstate="print">
                       <a:extLst>
                         <a:ext uri="{28A0092B-C50C-407E-A947-70E740481C1C}">
                           <a14:useLocalDpi xmlns:a14="http://schemas.microsoft.com/office/drawing/2010/main" val="0"/>
@@ -3936,11 +3660,11 @@
                     <pic:cNvPicPr/>
                   </pic:nvPicPr>
                   <pic:blipFill>
-                    <a:blip r:embed="rId13">
+                    <a:blip r:embed="rId18">
                       <a:extLst>
                         <a:ext uri="{BEBA8EAE-BF5A-486C-A8C5-ECC9F3942E4B}">
                           <a14:imgProps xmlns:a14="http://schemas.microsoft.com/office/drawing/2010/main">
-                            <a14:imgLayer r:embed="rId14">
+                            <a14:imgLayer r:embed="rId19">
                               <a14:imgEffect>
                                 <a14:sharpenSoften amount="50000"/>
                               </a14:imgEffect>
@@ -4148,9 +3872,8 @@
           <w:szCs w:val="28"/>
           <w:lang w:eastAsia="zh-CN"/>
         </w:rPr>
-        <w:t>+</w:t>
-      </w:r>
-      <w:proofErr w:type="gramStart"/>
+        <w:t>+1)</w:t>
+      </w:r>
       <w:r>
         <w:rPr>
           <w:rFonts w:eastAsia="SimSun"/>
@@ -4158,9 +3881,9 @@
           <w:iCs/>
           <w:color w:val="auto"/>
           <w:szCs w:val="28"/>
-          <w:lang w:eastAsia="zh-CN"/>
-        </w:rPr>
-        <w:t>1)</w:t>
+          <w:lang w:val="en-US" w:eastAsia="zh-CN"/>
+        </w:rPr>
+        <w:t>g</w:t>
       </w:r>
       <w:r>
         <w:rPr>
@@ -4169,11 +3892,11 @@
           <w:iCs/>
           <w:color w:val="auto"/>
           <w:szCs w:val="28"/>
-          <w:lang w:val="en-US" w:eastAsia="zh-CN"/>
-        </w:rPr>
-        <w:t>g</w:t>
-      </w:r>
-      <w:proofErr w:type="gramEnd"/>
+          <w:vertAlign w:val="subscript"/>
+          <w:lang w:eastAsia="zh-CN"/>
+        </w:rPr>
+        <w:t>1</w:t>
+      </w:r>
       <w:r>
         <w:rPr>
           <w:rFonts w:eastAsia="SimSun"/>
@@ -4181,10 +3904,9 @@
           <w:iCs/>
           <w:color w:val="auto"/>
           <w:szCs w:val="28"/>
-          <w:vertAlign w:val="subscript"/>
           <w:lang w:eastAsia="zh-CN"/>
         </w:rPr>
-        <w:t>1</w:t>
+        <w:t xml:space="preserve"> + </w:t>
       </w:r>
       <w:r>
         <w:rPr>
@@ -4193,23 +3915,10 @@
           <w:iCs/>
           <w:color w:val="auto"/>
           <w:szCs w:val="28"/>
-          <w:lang w:eastAsia="zh-CN"/>
-        </w:rPr>
-        <w:t xml:space="preserve"> + </w:t>
-      </w:r>
-      <w:proofErr w:type="spellStart"/>
-      <w:r>
-        <w:rPr>
-          <w:rFonts w:eastAsia="SimSun"/>
-          <w:i/>
-          <w:iCs/>
-          <w:color w:val="auto"/>
-          <w:szCs w:val="28"/>
           <w:lang w:val="en-US" w:eastAsia="zh-CN"/>
         </w:rPr>
         <w:t>nW</w:t>
       </w:r>
-      <w:proofErr w:type="spellEnd"/>
       <w:r>
         <w:rPr>
           <w:rFonts w:eastAsia="SimSun"/>
@@ -4549,29 +4258,8 @@
       <w:pPr>
         <w:ind w:right="59" w:firstLine="708"/>
       </w:pPr>
-      <w:proofErr w:type="spellStart"/>
-      <w:r>
-        <w:t>Unified</w:t>
-      </w:r>
-      <w:proofErr w:type="spellEnd"/>
-      <w:r>
-        <w:t xml:space="preserve"> </w:t>
-      </w:r>
-      <w:proofErr w:type="spellStart"/>
-      <w:r>
-        <w:t>Modeling</w:t>
-      </w:r>
-      <w:proofErr w:type="spellEnd"/>
-      <w:r>
-        <w:t xml:space="preserve"> </w:t>
-      </w:r>
-      <w:proofErr w:type="spellStart"/>
-      <w:r>
-        <w:t>Language</w:t>
-      </w:r>
-      <w:proofErr w:type="spellEnd"/>
-      <w:r>
-        <w:t xml:space="preserve"> (UML) </w:t>
+      <w:r>
+        <w:t xml:space="preserve">Unified Modeling Language (UML) </w:t>
       </w:r>
       <w:r>
         <w:rPr>
@@ -4580,19 +4268,24 @@
         <w:t>−</w:t>
       </w:r>
       <w:r>
-        <w:t xml:space="preserve"> стандартный язык визуального моделирования, предназначенный для</w:t>
-      </w:r>
-      <w:r>
-        <w:t xml:space="preserve"> </w:t>
-      </w:r>
-      <w:r>
-        <w:t>моделирования бизнес-процессов и аналогичных процессов,</w:t>
-      </w:r>
-      <w:r>
-        <w:t xml:space="preserve"> </w:t>
-      </w:r>
-      <w:r>
-        <w:t>анализа, проектирования и реализации систем на основе программного обеспечения.</w:t>
+        <w:t xml:space="preserve"> стандартный язык визуального моделирования, предназначенный для моделирования бизнес-процессов и аналогичных процессов, анализа, проектирования и реализации систем на основе программного </w:t>
+      </w:r>
+      <w:commentRangeStart w:id="1"/>
+      <w:r>
+        <w:t>обеспечения</w:t>
+      </w:r>
+      <w:commentRangeEnd w:id="1"/>
+      <w:r>
+        <w:rPr>
+          <w:rStyle w:val="aa"/>
+          <w:rFonts w:asciiTheme="minorHAnsi" w:eastAsiaTheme="minorEastAsia" w:hAnsiTheme="minorHAnsi" w:cstheme="minorBidi"/>
+          <w:color w:val="auto"/>
+          <w:lang w:val="en-US" w:eastAsia="zh-CN"/>
+        </w:rPr>
+        <w:commentReference w:id="1"/>
+      </w:r>
+      <w:r>
+        <w:t>.</w:t>
       </w:r>
     </w:p>
     <w:p>
@@ -4646,6 +4339,7 @@
         <w:ind w:right="59" w:firstLine="0"/>
         <w:jc w:val="center"/>
       </w:pPr>
+      <w:commentRangeStart w:id="2"/>
       <w:r>
         <w:rPr>
           <w:noProof/>
@@ -4669,11 +4363,11 @@
                     </pic:cNvPicPr>
                   </pic:nvPicPr>
                   <pic:blipFill>
-                    <a:blip r:embed="rId15">
+                    <a:blip r:embed="rId20">
                       <a:extLst>
                         <a:ext uri="{BEBA8EAE-BF5A-486C-A8C5-ECC9F3942E4B}">
                           <a14:imgProps xmlns:a14="http://schemas.microsoft.com/office/drawing/2010/main">
-                            <a14:imgLayer r:embed="rId16">
+                            <a14:imgLayer r:embed="rId21">
                               <a14:imgEffect>
                                 <a14:sharpenSoften amount="50000"/>
                               </a14:imgEffect>
@@ -4709,6 +4403,16 @@
           </wp:inline>
         </w:drawing>
       </w:r>
+      <w:commentRangeEnd w:id="2"/>
+      <w:r>
+        <w:rPr>
+          <w:rStyle w:val="aa"/>
+          <w:rFonts w:asciiTheme="minorHAnsi" w:eastAsiaTheme="minorEastAsia" w:hAnsiTheme="minorHAnsi" w:cstheme="minorBidi"/>
+          <w:color w:val="auto"/>
+          <w:lang w:val="en-US" w:eastAsia="zh-CN"/>
+        </w:rPr>
+        <w:commentReference w:id="2"/>
+      </w:r>
     </w:p>
     <w:p>
       <w:pPr>
@@ -4786,14 +4490,12 @@
       <w:r>
         <w:t xml:space="preserve">Свойства класса </w:t>
       </w:r>
-      <w:proofErr w:type="spellStart"/>
       <w:r>
         <w:rPr>
           <w:lang w:val="en-US"/>
         </w:rPr>
         <w:t>MainForm</w:t>
       </w:r>
-      <w:proofErr w:type="spellEnd"/>
     </w:p>
     <w:tbl>
       <w:tblPr>
@@ -5082,14 +4784,12 @@
       <w:r>
         <w:t xml:space="preserve"> Методы класса </w:t>
       </w:r>
-      <w:proofErr w:type="spellStart"/>
       <w:r>
         <w:rPr>
           <w:lang w:val="en-US"/>
         </w:rPr>
         <w:t>MainForm</w:t>
       </w:r>
-      <w:proofErr w:type="spellEnd"/>
     </w:p>
     <w:tbl>
       <w:tblPr>
@@ -5191,7 +4891,6 @@
                 <w:lang w:val="en-US"/>
               </w:rPr>
             </w:pPr>
-            <w:proofErr w:type="spellStart"/>
             <w:r>
               <w:rPr>
                 <w:sz w:val="24"/>
@@ -5200,7 +4899,6 @@
               </w:rPr>
               <w:t>BuildModel</w:t>
             </w:r>
-            <w:proofErr w:type="spellEnd"/>
           </w:p>
         </w:tc>
         <w:tc>
@@ -5217,53 +4915,12 @@
                 <w:szCs w:val="24"/>
               </w:rPr>
             </w:pPr>
-            <w:proofErr w:type="spellStart"/>
-            <w:r>
-              <w:rPr>
-                <w:sz w:val="24"/>
-                <w:szCs w:val="24"/>
-              </w:rPr>
-              <w:t>object</w:t>
-            </w:r>
-            <w:proofErr w:type="spellEnd"/>
-            <w:r>
-              <w:rPr>
-                <w:sz w:val="24"/>
-                <w:szCs w:val="24"/>
-              </w:rPr>
-              <w:t xml:space="preserve"> </w:t>
-            </w:r>
-            <w:proofErr w:type="spellStart"/>
-            <w:r>
-              <w:rPr>
-                <w:sz w:val="24"/>
-                <w:szCs w:val="24"/>
-              </w:rPr>
-              <w:t>sender</w:t>
-            </w:r>
-            <w:proofErr w:type="spellEnd"/>
-            <w:r>
-              <w:rPr>
-                <w:sz w:val="24"/>
-                <w:szCs w:val="24"/>
-              </w:rPr>
-              <w:t xml:space="preserve">, </w:t>
-            </w:r>
-            <w:proofErr w:type="spellStart"/>
-            <w:r>
-              <w:rPr>
-                <w:sz w:val="24"/>
-                <w:szCs w:val="24"/>
-              </w:rPr>
-              <w:t>EventArgs</w:t>
-            </w:r>
-            <w:proofErr w:type="spellEnd"/>
-            <w:r>
-              <w:rPr>
-                <w:sz w:val="24"/>
-                <w:szCs w:val="24"/>
-              </w:rPr>
-              <w:t xml:space="preserve"> e</w:t>
+            <w:r>
+              <w:rPr>
+                <w:sz w:val="24"/>
+                <w:szCs w:val="24"/>
+              </w:rPr>
+              <w:t>object sender, EventArgs e</w:t>
             </w:r>
           </w:p>
         </w:tc>
@@ -5307,7 +4964,6 @@
                 <w:lang w:val="en-US"/>
               </w:rPr>
             </w:pPr>
-            <w:proofErr w:type="spellStart"/>
             <w:r>
               <w:rPr>
                 <w:sz w:val="24"/>
@@ -5316,7 +4972,6 @@
               </w:rPr>
               <w:t>InitializeValidatedTextBox</w:t>
             </w:r>
-            <w:proofErr w:type="spellEnd"/>
           </w:p>
         </w:tc>
         <w:tc>
@@ -5334,72 +4989,14 @@
                 <w:lang w:val="en-US"/>
               </w:rPr>
             </w:pPr>
-            <w:proofErr w:type="spellStart"/>
-            <w:proofErr w:type="gramStart"/>
-            <w:r>
-              <w:rPr>
-                <w:sz w:val="24"/>
-                <w:szCs w:val="24"/>
-                <w:lang w:val="en-US"/>
-              </w:rPr>
-              <w:t>System.Windows.Forms.TextBox</w:t>
-            </w:r>
-            <w:proofErr w:type="spellEnd"/>
-            <w:proofErr w:type="gramEnd"/>
-            <w:r>
-              <w:rPr>
-                <w:sz w:val="24"/>
-                <w:szCs w:val="24"/>
-                <w:lang w:val="en-US"/>
-              </w:rPr>
-              <w:t xml:space="preserve"> </w:t>
-            </w:r>
-            <w:proofErr w:type="spellStart"/>
-            <w:r>
-              <w:rPr>
-                <w:sz w:val="24"/>
-                <w:szCs w:val="24"/>
-                <w:lang w:val="en-US"/>
-              </w:rPr>
-              <w:t>textBox</w:t>
-            </w:r>
-            <w:proofErr w:type="spellEnd"/>
-            <w:r>
-              <w:rPr>
-                <w:sz w:val="24"/>
-                <w:szCs w:val="24"/>
-                <w:lang w:val="en-US"/>
-              </w:rPr>
-              <w:t xml:space="preserve">, int </w:t>
-            </w:r>
-            <w:proofErr w:type="spellStart"/>
-            <w:r>
-              <w:rPr>
-                <w:sz w:val="24"/>
-                <w:szCs w:val="24"/>
-                <w:lang w:val="en-US"/>
-              </w:rPr>
-              <w:t>minValue</w:t>
-            </w:r>
-            <w:proofErr w:type="spellEnd"/>
-            <w:r>
-              <w:rPr>
-                <w:sz w:val="24"/>
-                <w:szCs w:val="24"/>
-                <w:lang w:val="en-US"/>
-              </w:rPr>
-              <w:t xml:space="preserve">, int </w:t>
-            </w:r>
-            <w:proofErr w:type="spellStart"/>
-            <w:r>
-              <w:rPr>
-                <w:sz w:val="24"/>
-                <w:szCs w:val="24"/>
-                <w:lang w:val="en-US"/>
-              </w:rPr>
-              <w:t>maxValue</w:t>
-            </w:r>
-            <w:proofErr w:type="spellEnd"/>
+            <w:r>
+              <w:rPr>
+                <w:sz w:val="24"/>
+                <w:szCs w:val="24"/>
+                <w:lang w:val="en-US"/>
+              </w:rPr>
+              <w:t>System.Windows.Forms.TextBox textBox, int minValue, int maxValue</w:t>
+            </w:r>
           </w:p>
         </w:tc>
         <w:tc>
@@ -5442,7 +5039,6 @@
                 <w:lang w:val="en-US"/>
               </w:rPr>
             </w:pPr>
-            <w:proofErr w:type="spellStart"/>
             <w:r>
               <w:rPr>
                 <w:sz w:val="24"/>
@@ -5451,7 +5047,6 @@
               </w:rPr>
               <w:t>ShowToolTip</w:t>
             </w:r>
-            <w:proofErr w:type="spellEnd"/>
           </w:p>
         </w:tc>
         <w:tc>
@@ -5469,36 +5064,14 @@
                 <w:lang w:val="en-US"/>
               </w:rPr>
             </w:pPr>
-            <w:proofErr w:type="spellStart"/>
-            <w:proofErr w:type="gramStart"/>
-            <w:r>
-              <w:rPr>
-                <w:sz w:val="24"/>
-                <w:szCs w:val="24"/>
-                <w:lang w:val="en-US"/>
-              </w:rPr>
-              <w:t>System.Windows.Forms.TextBox</w:t>
-            </w:r>
-            <w:proofErr w:type="spellEnd"/>
-            <w:proofErr w:type="gramEnd"/>
-            <w:r>
-              <w:rPr>
-                <w:sz w:val="24"/>
-                <w:szCs w:val="24"/>
-                <w:lang w:val="en-US"/>
-              </w:rPr>
-              <w:t xml:space="preserve"> </w:t>
-            </w:r>
-            <w:proofErr w:type="spellStart"/>
-            <w:r>
-              <w:rPr>
-                <w:sz w:val="24"/>
-                <w:szCs w:val="24"/>
-                <w:lang w:val="en-US"/>
-              </w:rPr>
-              <w:t>textBox</w:t>
-            </w:r>
-            <w:proofErr w:type="spellEnd"/>
+            <w:r>
+              <w:rPr>
+                <w:sz w:val="24"/>
+                <w:szCs w:val="24"/>
+                <w:lang w:val="en-US"/>
+              </w:rPr>
+              <w:t>System.Windows.Forms.TextBox textBox</w:t>
+            </w:r>
           </w:p>
         </w:tc>
         <w:tc>
@@ -5541,7 +5114,6 @@
                 <w:lang w:val="en-US"/>
               </w:rPr>
             </w:pPr>
-            <w:proofErr w:type="spellStart"/>
             <w:r>
               <w:rPr>
                 <w:sz w:val="24"/>
@@ -5550,7 +5122,6 @@
               </w:rPr>
               <w:t>OnEnterTextBox</w:t>
             </w:r>
-            <w:proofErr w:type="spellEnd"/>
           </w:p>
         </w:tc>
         <w:tc>
@@ -5568,36 +5139,14 @@
                 <w:lang w:val="en-US"/>
               </w:rPr>
             </w:pPr>
-            <w:proofErr w:type="spellStart"/>
-            <w:proofErr w:type="gramStart"/>
-            <w:r>
-              <w:rPr>
-                <w:sz w:val="24"/>
-                <w:szCs w:val="24"/>
-                <w:lang w:val="en-US"/>
-              </w:rPr>
-              <w:t>System.Windows.Forms.TextBox</w:t>
-            </w:r>
-            <w:proofErr w:type="spellEnd"/>
-            <w:proofErr w:type="gramEnd"/>
-            <w:r>
-              <w:rPr>
-                <w:sz w:val="24"/>
-                <w:szCs w:val="24"/>
-                <w:lang w:val="en-US"/>
-              </w:rPr>
-              <w:t xml:space="preserve"> </w:t>
-            </w:r>
-            <w:proofErr w:type="spellStart"/>
-            <w:r>
-              <w:rPr>
-                <w:sz w:val="24"/>
-                <w:szCs w:val="24"/>
-                <w:lang w:val="en-US"/>
-              </w:rPr>
-              <w:t>textBox</w:t>
-            </w:r>
-            <w:proofErr w:type="spellEnd"/>
+            <w:r>
+              <w:rPr>
+                <w:sz w:val="24"/>
+                <w:szCs w:val="24"/>
+                <w:lang w:val="en-US"/>
+              </w:rPr>
+              <w:t>System.Windows.Forms.TextBox textBox</w:t>
+            </w:r>
           </w:p>
         </w:tc>
         <w:tc>
@@ -5640,7 +5189,6 @@
                 <w:lang w:val="en-US"/>
               </w:rPr>
             </w:pPr>
-            <w:proofErr w:type="spellStart"/>
             <w:r>
               <w:rPr>
                 <w:sz w:val="24"/>
@@ -5649,7 +5197,6 @@
               </w:rPr>
               <w:t>OnLeaveTextBox</w:t>
             </w:r>
-            <w:proofErr w:type="spellEnd"/>
           </w:p>
         </w:tc>
         <w:tc>
@@ -5667,36 +5214,14 @@
                 <w:lang w:val="en-US"/>
               </w:rPr>
             </w:pPr>
-            <w:proofErr w:type="spellStart"/>
-            <w:proofErr w:type="gramStart"/>
-            <w:r>
-              <w:rPr>
-                <w:sz w:val="24"/>
-                <w:szCs w:val="24"/>
-                <w:lang w:val="en-US"/>
-              </w:rPr>
-              <w:t>System.Windows.Forms.TextBox</w:t>
-            </w:r>
-            <w:proofErr w:type="spellEnd"/>
-            <w:proofErr w:type="gramEnd"/>
-            <w:r>
-              <w:rPr>
-                <w:sz w:val="24"/>
-                <w:szCs w:val="24"/>
-                <w:lang w:val="en-US"/>
-              </w:rPr>
-              <w:t xml:space="preserve"> </w:t>
-            </w:r>
-            <w:proofErr w:type="spellStart"/>
-            <w:r>
-              <w:rPr>
-                <w:sz w:val="24"/>
-                <w:szCs w:val="24"/>
-                <w:lang w:val="en-US"/>
-              </w:rPr>
-              <w:t>textBox</w:t>
-            </w:r>
-            <w:proofErr w:type="spellEnd"/>
+            <w:r>
+              <w:rPr>
+                <w:sz w:val="24"/>
+                <w:szCs w:val="24"/>
+                <w:lang w:val="en-US"/>
+              </w:rPr>
+              <w:t>System.Windows.Forms.TextBox textBox</w:t>
+            </w:r>
           </w:p>
         </w:tc>
         <w:tc>
@@ -5718,21 +5243,7 @@
                 <w:sz w:val="24"/>
                 <w:szCs w:val="24"/>
               </w:rPr>
-              <w:t xml:space="preserve">Обработчик </w:t>
-            </w:r>
-            <w:r>
-              <w:rPr>
-                <w:sz w:val="24"/>
-                <w:szCs w:val="24"/>
-              </w:rPr>
-              <w:t>окончания</w:t>
-            </w:r>
-            <w:r>
-              <w:rPr>
-                <w:sz w:val="24"/>
-                <w:szCs w:val="24"/>
-              </w:rPr>
-              <w:t xml:space="preserve"> ввода в текстовое поле</w:t>
+              <w:t>Обработчик окончания ввода в текстовое поле</w:t>
             </w:r>
           </w:p>
         </w:tc>
@@ -5753,7 +5264,6 @@
                 <w:lang w:val="en-US"/>
               </w:rPr>
             </w:pPr>
-            <w:proofErr w:type="spellStart"/>
             <w:r>
               <w:rPr>
                 <w:sz w:val="24"/>
@@ -5762,7 +5272,6 @@
               </w:rPr>
               <w:t>ValidateTextBox</w:t>
             </w:r>
-            <w:proofErr w:type="spellEnd"/>
           </w:p>
         </w:tc>
         <w:tc>
@@ -5780,36 +5289,14 @@
                 <w:lang w:val="en-US"/>
               </w:rPr>
             </w:pPr>
-            <w:proofErr w:type="spellStart"/>
-            <w:proofErr w:type="gramStart"/>
-            <w:r>
-              <w:rPr>
-                <w:sz w:val="24"/>
-                <w:szCs w:val="24"/>
-                <w:lang w:val="en-US"/>
-              </w:rPr>
-              <w:t>System.Windows.Forms.TextBox</w:t>
-            </w:r>
-            <w:proofErr w:type="spellEnd"/>
-            <w:proofErr w:type="gramEnd"/>
-            <w:r>
-              <w:rPr>
-                <w:sz w:val="24"/>
-                <w:szCs w:val="24"/>
-                <w:lang w:val="en-US"/>
-              </w:rPr>
-              <w:t xml:space="preserve"> </w:t>
-            </w:r>
-            <w:proofErr w:type="spellStart"/>
-            <w:r>
-              <w:rPr>
-                <w:sz w:val="24"/>
-                <w:szCs w:val="24"/>
-                <w:lang w:val="en-US"/>
-              </w:rPr>
-              <w:t>textBox</w:t>
-            </w:r>
-            <w:proofErr w:type="spellEnd"/>
+            <w:r>
+              <w:rPr>
+                <w:sz w:val="24"/>
+                <w:szCs w:val="24"/>
+                <w:lang w:val="en-US"/>
+              </w:rPr>
+              <w:t>System.Windows.Forms.TextBox textBox</w:t>
+            </w:r>
           </w:p>
         </w:tc>
         <w:tc>
@@ -5852,7 +5339,6 @@
                 <w:lang w:val="en-US"/>
               </w:rPr>
             </w:pPr>
-            <w:proofErr w:type="spellStart"/>
             <w:r>
               <w:rPr>
                 <w:sz w:val="24"/>
@@ -5861,7 +5347,6 @@
               </w:rPr>
               <w:t>buttonInfo_Click</w:t>
             </w:r>
-            <w:proofErr w:type="spellEnd"/>
           </w:p>
         </w:tc>
         <w:tc>
@@ -5878,53 +5363,12 @@
                 <w:szCs w:val="24"/>
               </w:rPr>
             </w:pPr>
-            <w:proofErr w:type="spellStart"/>
-            <w:r>
-              <w:rPr>
-                <w:sz w:val="24"/>
-                <w:szCs w:val="24"/>
-              </w:rPr>
-              <w:t>object</w:t>
-            </w:r>
-            <w:proofErr w:type="spellEnd"/>
-            <w:r>
-              <w:rPr>
-                <w:sz w:val="24"/>
-                <w:szCs w:val="24"/>
-              </w:rPr>
-              <w:t xml:space="preserve"> </w:t>
-            </w:r>
-            <w:proofErr w:type="spellStart"/>
-            <w:r>
-              <w:rPr>
-                <w:sz w:val="24"/>
-                <w:szCs w:val="24"/>
-              </w:rPr>
-              <w:t>sender</w:t>
-            </w:r>
-            <w:proofErr w:type="spellEnd"/>
-            <w:r>
-              <w:rPr>
-                <w:sz w:val="24"/>
-                <w:szCs w:val="24"/>
-              </w:rPr>
-              <w:t xml:space="preserve">, </w:t>
-            </w:r>
-            <w:proofErr w:type="spellStart"/>
-            <w:r>
-              <w:rPr>
-                <w:sz w:val="24"/>
-                <w:szCs w:val="24"/>
-              </w:rPr>
-              <w:t>EventArgs</w:t>
-            </w:r>
-            <w:proofErr w:type="spellEnd"/>
-            <w:r>
-              <w:rPr>
-                <w:sz w:val="24"/>
-                <w:szCs w:val="24"/>
-              </w:rPr>
-              <w:t xml:space="preserve"> e</w:t>
+            <w:r>
+              <w:rPr>
+                <w:sz w:val="24"/>
+                <w:szCs w:val="24"/>
+              </w:rPr>
+              <w:t>object sender, EventArgs e</w:t>
             </w:r>
           </w:p>
         </w:tc>
@@ -6134,7 +5578,6 @@
               </w:rPr>
               <w:t>Dictionary&lt;</w:t>
             </w:r>
-            <w:proofErr w:type="spellStart"/>
             <w:r>
               <w:rPr>
                 <w:sz w:val="24"/>
@@ -6159,7 +5602,6 @@
               </w:rPr>
               <w:t>ype</w:t>
             </w:r>
-            <w:proofErr w:type="spellEnd"/>
             <w:r>
               <w:rPr>
                 <w:sz w:val="24"/>
@@ -6210,7 +5652,6 @@
                 <w:lang w:val="en-US"/>
               </w:rPr>
             </w:pPr>
-            <w:proofErr w:type="spellStart"/>
             <w:r>
               <w:rPr>
                 <w:sz w:val="24"/>
@@ -6219,7 +5660,6 @@
               </w:rPr>
               <w:t>AllParameters</w:t>
             </w:r>
-            <w:proofErr w:type="spellEnd"/>
           </w:p>
         </w:tc>
         <w:tc>
@@ -6243,25 +5683,7 @@
                 <w:szCs w:val="24"/>
                 <w:lang w:val="en-US"/>
               </w:rPr>
-              <w:t>Dictionary&lt;</w:t>
-            </w:r>
-            <w:proofErr w:type="spellStart"/>
-            <w:r>
-              <w:rPr>
-                <w:sz w:val="24"/>
-                <w:szCs w:val="24"/>
-                <w:lang w:val="en-US"/>
-              </w:rPr>
-              <w:t>ParameterType</w:t>
-            </w:r>
-            <w:proofErr w:type="spellEnd"/>
-            <w:r>
-              <w:rPr>
-                <w:sz w:val="24"/>
-                <w:szCs w:val="24"/>
-                <w:lang w:val="en-US"/>
-              </w:rPr>
-              <w:t>, Parameter&gt;</w:t>
+              <w:t>Dictionary&lt;ParameterType, Parameter&gt;</w:t>
             </w:r>
           </w:p>
         </w:tc>
@@ -6303,10 +5725,7 @@
         <w:ind w:firstLine="708"/>
       </w:pPr>
       <w:r>
-        <w:t>Таблица 3.</w:t>
-      </w:r>
-      <w:r>
-        <w:t>4</w:t>
+        <w:t>Таблица 3.4</w:t>
       </w:r>
       <w:r>
         <w:t xml:space="preserve"> </w:t>
@@ -6436,7 +5855,6 @@
                 <w:lang w:val="en-US"/>
               </w:rPr>
             </w:pPr>
-            <w:proofErr w:type="spellStart"/>
             <w:r>
               <w:rPr>
                 <w:sz w:val="24"/>
@@ -6445,7 +5863,6 @@
               </w:rPr>
               <w:t>SetParameter</w:t>
             </w:r>
-            <w:proofErr w:type="spellEnd"/>
           </w:p>
         </w:tc>
         <w:tc>
@@ -6463,23 +5880,13 @@
                 <w:lang w:val="en-US"/>
               </w:rPr>
             </w:pPr>
-            <w:proofErr w:type="spellStart"/>
-            <w:r>
-              <w:rPr>
-                <w:sz w:val="24"/>
-                <w:szCs w:val="24"/>
-                <w:lang w:val="en-US"/>
-              </w:rPr>
-              <w:t>ParameterType</w:t>
-            </w:r>
-            <w:proofErr w:type="spellEnd"/>
-            <w:r>
-              <w:rPr>
-                <w:sz w:val="24"/>
-                <w:szCs w:val="24"/>
-                <w:lang w:val="en-US"/>
-              </w:rPr>
-              <w:t>, Parameter</w:t>
+            <w:r>
+              <w:rPr>
+                <w:sz w:val="24"/>
+                <w:szCs w:val="24"/>
+                <w:lang w:val="en-US"/>
+              </w:rPr>
+              <w:t>ParameterType, Parameter</w:t>
             </w:r>
           </w:p>
         </w:tc>
@@ -6537,7 +5944,6 @@
                 <w:lang w:val="en-US"/>
               </w:rPr>
             </w:pPr>
-            <w:proofErr w:type="spellStart"/>
             <w:r>
               <w:rPr>
                 <w:sz w:val="24"/>
@@ -6546,7 +5952,6 @@
               </w:rPr>
               <w:t>ValidateParameters</w:t>
             </w:r>
-            <w:proofErr w:type="spellEnd"/>
           </w:p>
         </w:tc>
         <w:tc>
@@ -6564,23 +5969,13 @@
                 <w:lang w:val="en-US"/>
               </w:rPr>
             </w:pPr>
-            <w:proofErr w:type="spellStart"/>
-            <w:r>
-              <w:rPr>
-                <w:sz w:val="24"/>
-                <w:szCs w:val="24"/>
-                <w:lang w:val="en-US"/>
-              </w:rPr>
-              <w:t>ParameterType</w:t>
-            </w:r>
-            <w:proofErr w:type="spellEnd"/>
-            <w:r>
-              <w:rPr>
-                <w:sz w:val="24"/>
-                <w:szCs w:val="24"/>
-                <w:lang w:val="en-US"/>
-              </w:rPr>
-              <w:t>, Parameter</w:t>
+            <w:r>
+              <w:rPr>
+                <w:sz w:val="24"/>
+                <w:szCs w:val="24"/>
+                <w:lang w:val="en-US"/>
+              </w:rPr>
+              <w:t>ParameterType, Parameter</w:t>
             </w:r>
           </w:p>
         </w:tc>
@@ -7071,7 +6466,6 @@
                 <w:lang w:val="en-US"/>
               </w:rPr>
             </w:pPr>
-            <w:proofErr w:type="spellStart"/>
             <w:r>
               <w:rPr>
                 <w:sz w:val="24"/>
@@ -7088,7 +6482,6 @@
               </w:rPr>
               <w:t>Stringer</w:t>
             </w:r>
-            <w:proofErr w:type="spellEnd"/>
           </w:p>
         </w:tc>
         <w:tc>
@@ -7186,7 +6579,6 @@
                 <w:lang w:val="en-US"/>
               </w:rPr>
             </w:pPr>
-            <w:proofErr w:type="spellStart"/>
             <w:r>
               <w:rPr>
                 <w:sz w:val="24"/>
@@ -7203,7 +6595,6 @@
               </w:rPr>
               <w:t>Steps</w:t>
             </w:r>
-            <w:proofErr w:type="spellEnd"/>
           </w:p>
         </w:tc>
         <w:tc>
@@ -7432,7 +6823,6 @@
                 <w:lang w:val="en-US"/>
               </w:rPr>
             </w:pPr>
-            <w:proofErr w:type="spellStart"/>
             <w:r>
               <w:rPr>
                 <w:sz w:val="24"/>
@@ -7441,7 +6831,6 @@
               </w:rPr>
               <w:t>MaxValue</w:t>
             </w:r>
-            <w:proofErr w:type="spellEnd"/>
           </w:p>
         </w:tc>
         <w:tc>
@@ -7509,7 +6898,6 @@
                 <w:lang w:val="en-US"/>
               </w:rPr>
             </w:pPr>
-            <w:proofErr w:type="spellStart"/>
             <w:r>
               <w:rPr>
                 <w:sz w:val="24"/>
@@ -7518,7 +6906,6 @@
               </w:rPr>
               <w:t>MinValue</w:t>
             </w:r>
-            <w:proofErr w:type="spellEnd"/>
           </w:p>
         </w:tc>
         <w:tc>
@@ -7976,18 +7363,8 @@
                 <w:szCs w:val="20"/>
                 <w:lang w:val="en-US"/>
               </w:rPr>
-              <w:t>_</w:t>
-            </w:r>
-            <w:proofErr w:type="spellStart"/>
-            <w:r>
-              <w:rPr>
-                <w:sz w:val="24"/>
-                <w:szCs w:val="20"/>
-                <w:lang w:val="en-US"/>
-              </w:rPr>
-              <w:t>kompas</w:t>
-            </w:r>
-            <w:proofErr w:type="spellEnd"/>
+              <w:t>_kompas</w:t>
+            </w:r>
           </w:p>
         </w:tc>
         <w:tc>
@@ -8005,7 +7382,6 @@
                 <w:lang w:val="en-US"/>
               </w:rPr>
             </w:pPr>
-            <w:proofErr w:type="spellStart"/>
             <w:r>
               <w:rPr>
                 <w:sz w:val="24"/>
@@ -8014,7 +7390,6 @@
               </w:rPr>
               <w:t>KompasObject</w:t>
             </w:r>
-            <w:proofErr w:type="spellEnd"/>
           </w:p>
         </w:tc>
         <w:tc>
@@ -8213,7 +7588,6 @@
                 <w:lang w:val="en-US"/>
               </w:rPr>
             </w:pPr>
-            <w:proofErr w:type="spellStart"/>
             <w:r>
               <w:rPr>
                 <w:sz w:val="24"/>
@@ -8222,7 +7596,6 @@
               </w:rPr>
               <w:t>CreateLine</w:t>
             </w:r>
-            <w:proofErr w:type="spellEnd"/>
           </w:p>
         </w:tc>
         <w:tc>
@@ -8314,7 +7687,6 @@
                 <w:lang w:val="en-US"/>
               </w:rPr>
             </w:pPr>
-            <w:proofErr w:type="spellStart"/>
             <w:r>
               <w:rPr>
                 <w:sz w:val="24"/>
@@ -8331,7 +7703,6 @@
               </w:rPr>
               <w:t>Sketch</w:t>
             </w:r>
-            <w:proofErr w:type="spellEnd"/>
           </w:p>
         </w:tc>
         <w:tc>
@@ -8423,7 +7794,6 @@
                 <w:lang w:val="en-US"/>
               </w:rPr>
             </w:pPr>
-            <w:proofErr w:type="spellStart"/>
             <w:r>
               <w:rPr>
                 <w:sz w:val="24"/>
@@ -8432,7 +7802,6 @@
               </w:rPr>
               <w:t>CreateArray</w:t>
             </w:r>
-            <w:proofErr w:type="spellEnd"/>
           </w:p>
         </w:tc>
         <w:tc>
@@ -8620,7 +7989,6 @@
                 <w:lang w:val="en-US"/>
               </w:rPr>
             </w:pPr>
-            <w:proofErr w:type="spellStart"/>
             <w:r>
               <w:rPr>
                 <w:sz w:val="24"/>
@@ -8645,7 +8013,6 @@
               </w:rPr>
               <w:t>e</w:t>
             </w:r>
-            <w:proofErr w:type="spellEnd"/>
           </w:p>
         </w:tc>
         <w:tc>
@@ -8735,7 +8102,6 @@
                 <w:lang w:val="en-US"/>
               </w:rPr>
             </w:pPr>
-            <w:proofErr w:type="spellStart"/>
             <w:r>
               <w:rPr>
                 <w:sz w:val="24"/>
@@ -8744,7 +8110,6 @@
               </w:rPr>
               <w:t>OpenCAD</w:t>
             </w:r>
-            <w:proofErr w:type="spellEnd"/>
           </w:p>
         </w:tc>
         <w:tc>
@@ -8904,10 +8269,8 @@
       <w:pPr>
         <w:ind w:right="59" w:firstLine="0"/>
         <w:jc w:val="center"/>
-        <w:rPr>
-          <w:lang w:val="en-US"/>
-        </w:rPr>
-      </w:pPr>
+      </w:pPr>
+      <w:commentRangeStart w:id="3"/>
       <w:r>
         <w:rPr>
           <w:noProof/>
@@ -8928,7 +8291,7 @@
                     <pic:cNvPicPr/>
                   </pic:nvPicPr>
                   <pic:blipFill>
-                    <a:blip r:embed="rId17"/>
+                    <a:blip r:embed="rId22"/>
                     <a:stretch>
                       <a:fillRect/>
                     </a:stretch>
@@ -8948,6 +8311,16 @@
           </wp:inline>
         </w:drawing>
       </w:r>
+      <w:commentRangeEnd w:id="3"/>
+      <w:r>
+        <w:rPr>
+          <w:rStyle w:val="aa"/>
+          <w:rFonts w:asciiTheme="minorHAnsi" w:eastAsiaTheme="minorEastAsia" w:hAnsiTheme="minorHAnsi" w:cstheme="minorBidi"/>
+          <w:color w:val="auto"/>
+          <w:lang w:val="en-US" w:eastAsia="zh-CN"/>
+        </w:rPr>
+        <w:commentReference w:id="3"/>
+      </w:r>
       <w:r>
         <w:rPr>
           <w:noProof/>
@@ -8998,7 +8371,7 @@
                     <pic:cNvPicPr/>
                   </pic:nvPicPr>
                   <pic:blipFill>
-                    <a:blip r:embed="rId18"/>
+                    <a:blip r:embed="rId23"/>
                     <a:stretch>
                       <a:fillRect/>
                     </a:stretch>
@@ -9040,7 +8413,21 @@
         <w:t>–</w:t>
       </w:r>
       <w:r>
-        <w:t xml:space="preserve"> Реакция системы на ошибки в введенных параметрах</w:t>
+        <w:t xml:space="preserve"> Реакция </w:t>
+      </w:r>
+      <w:commentRangeStart w:id="4"/>
+      <w:r>
+        <w:t>системы на ошибки в введенных параметрах</w:t>
+      </w:r>
+      <w:commentRangeEnd w:id="4"/>
+      <w:r>
+        <w:rPr>
+          <w:rStyle w:val="aa"/>
+          <w:rFonts w:asciiTheme="minorHAnsi" w:eastAsiaTheme="minorEastAsia" w:hAnsiTheme="minorHAnsi" w:cstheme="minorBidi"/>
+          <w:color w:val="auto"/>
+          <w:lang w:val="en-US" w:eastAsia="zh-CN"/>
+        </w:rPr>
+        <w:commentReference w:id="4"/>
       </w:r>
     </w:p>
     <w:p>
@@ -9105,7 +8492,7 @@
       <w:r>
         <w:t xml:space="preserve"> Режим доступа </w:t>
       </w:r>
-      <w:hyperlink r:id="rId19" w:history="1">
+      <w:hyperlink r:id="rId24" w:history="1">
         <w:r>
           <w:rPr>
             <w:rStyle w:val="a3"/>
@@ -9164,7 +8551,7 @@
       <w:r>
         <w:t xml:space="preserve"> </w:t>
       </w:r>
-      <w:hyperlink r:id="rId20" w:history="1">
+      <w:hyperlink r:id="rId25" w:history="1">
         <w:r>
           <w:rPr>
             <w:rStyle w:val="a3"/>
@@ -9178,7 +8565,6 @@
           </w:rPr>
           <w:t>://</w:t>
         </w:r>
-        <w:proofErr w:type="spellStart"/>
         <w:r>
           <w:rPr>
             <w:rStyle w:val="a3"/>
@@ -9186,7 +8572,6 @@
           </w:rPr>
           <w:t>habr</w:t>
         </w:r>
-        <w:proofErr w:type="spellEnd"/>
         <w:r>
           <w:rPr>
             <w:rStyle w:val="a3"/>
@@ -9206,22 +8591,13 @@
           </w:rPr>
           <w:t>/</w:t>
         </w:r>
-        <w:proofErr w:type="spellStart"/>
         <w:r>
           <w:rPr>
             <w:rStyle w:val="a3"/>
             <w:lang w:val="en-US"/>
           </w:rPr>
-          <w:t>r</w:t>
+          <w:t>ru</w:t>
         </w:r>
-        <w:r>
-          <w:rPr>
-            <w:rStyle w:val="a3"/>
-            <w:lang w:val="en-US"/>
-          </w:rPr>
-          <w:t>u</w:t>
-        </w:r>
-        <w:proofErr w:type="spellEnd"/>
         <w:r>
           <w:rPr>
             <w:rStyle w:val="a3"/>
@@ -9499,12 +8875,18 @@
         <w:rPr>
           <w:lang w:val="en-US"/>
         </w:rPr>
-        <w:t>UML Online</w:t>
-      </w:r>
-      <w:r>
-        <w:rPr>
-          <w:lang w:val="en-US"/>
-        </w:rPr>
+        <w:t>UML</w:t>
+      </w:r>
+      <w:r>
+        <w:t xml:space="preserve"> </w:t>
+      </w:r>
+      <w:r>
+        <w:rPr>
+          <w:lang w:val="en-US"/>
+        </w:rPr>
+        <w:t>Online</w:t>
+      </w:r>
+      <w:r>
         <w:t xml:space="preserve">. </w:t>
       </w:r>
       <w:r>
@@ -9522,7 +8904,7 @@
       <w:r>
         <w:t xml:space="preserve"> </w:t>
       </w:r>
-      <w:hyperlink r:id="rId21" w:history="1">
+      <w:hyperlink r:id="rId26" w:history="1">
         <w:r>
           <w:rPr>
             <w:rStyle w:val="a3"/>
@@ -9549,7 +8931,6 @@
           </w:rPr>
           <w:t>.</w:t>
         </w:r>
-        <w:proofErr w:type="spellStart"/>
         <w:r>
           <w:rPr>
             <w:rStyle w:val="a3"/>
@@ -9557,7 +8938,6 @@
           </w:rPr>
           <w:t>uml</w:t>
         </w:r>
-        <w:proofErr w:type="spellEnd"/>
         <w:r>
           <w:rPr>
             <w:rStyle w:val="a3"/>
@@ -9625,22 +9005,7 @@
         </w:r>
       </w:hyperlink>
       <w:r>
-        <w:t xml:space="preserve"> </w:t>
-      </w:r>
-      <w:r>
-        <w:t xml:space="preserve">(дата обращения </w:t>
-      </w:r>
-      <w:r>
-        <w:t>18</w:t>
-      </w:r>
-      <w:r>
-        <w:t>.1</w:t>
-      </w:r>
-      <w:r>
-        <w:t>1</w:t>
-      </w:r>
-      <w:r>
-        <w:t>.2024)</w:t>
+        <w:t xml:space="preserve"> (дата обращения 18.11.2024)</w:t>
       </w:r>
     </w:p>
     <w:p>
@@ -9658,7 +9023,7 @@
       </w:r>
     </w:p>
     <w:sectPr>
-      <w:footerReference w:type="default" r:id="rId22"/>
+      <w:footerReference w:type="default" r:id="rId27"/>
       <w:pgSz w:w="11906" w:h="16838"/>
       <w:pgMar w:top="1134" w:right="773" w:bottom="1183" w:left="1702" w:header="720" w:footer="720" w:gutter="0"/>
       <w:cols w:space="720"/>
@@ -9667,8 +9032,185 @@
 </w:document>
 </file>
 
+<file path=word/comments.xml><?xml version="1.0" encoding="utf-8"?>
+<w:comments xmlns:wpc="http://schemas.microsoft.com/office/word/2010/wordprocessingCanvas" xmlns:cx="http://schemas.microsoft.com/office/drawing/2014/chartex" xmlns:cx1="http://schemas.microsoft.com/office/drawing/2015/9/8/chartex" xmlns:cx2="http://schemas.microsoft.com/office/drawing/2015/10/21/chartex" xmlns:cx3="http://schemas.microsoft.com/office/drawing/2016/5/9/chartex" xmlns:cx4="http://schemas.microsoft.com/office/drawing/2016/5/10/chartex" xmlns:cx5="http://schemas.microsoft.com/office/drawing/2016/5/11/chartex" xmlns:cx6="http://schemas.microsoft.com/office/drawing/2016/5/12/chartex" xmlns:cx7="http://schemas.microsoft.com/office/drawing/2016/5/13/chartex" xmlns:cx8="http://schemas.microsoft.com/office/drawing/2016/5/14/chartex" xmlns:mc="http://schemas.openxmlformats.org/markup-compatibility/2006" xmlns:aink="http://schemas.microsoft.com/office/drawing/2016/ink" xmlns:am3d="http://schemas.microsoft.com/office/drawing/2017/model3d" xmlns:o="urn:schemas-microsoft-com:office:office" xmlns:oel="http://schemas.microsoft.com/office/2019/extlst" xmlns:r="http://schemas.openxmlformats.org/officeDocument/2006/relationships" xmlns:m="http://schemas.openxmlformats.org/officeDocument/2006/math" xmlns:v="urn:schemas-microsoft-com:vml" xmlns:wp14="http://schemas.microsoft.com/office/word/2010/wordprocessingDrawing" xmlns:wp="http://schemas.openxmlformats.org/drawingml/2006/wordprocessingDrawing" xmlns:w10="urn:schemas-microsoft-com:office:word" xmlns:w="http://schemas.openxmlformats.org/wordprocessingml/2006/main" xmlns:w14="http://schemas.microsoft.com/office/word/2010/wordml" xmlns:w15="http://schemas.microsoft.com/office/word/2012/wordml" xmlns:w16cex="http://schemas.microsoft.com/office/word/2018/wordml/cex" xmlns:w16cid="http://schemas.microsoft.com/office/word/2016/wordml/cid" xmlns:w16="http://schemas.microsoft.com/office/word/2018/wordml" xmlns:w16du="http://schemas.microsoft.com/office/word/2023/wordml/word16du" xmlns:w16sdtdh="http://schemas.microsoft.com/office/word/2020/wordml/sdtdatahash" xmlns:w16se="http://schemas.microsoft.com/office/word/2015/wordml/symex" xmlns:wpg="http://schemas.microsoft.com/office/word/2010/wordprocessingGroup" xmlns:wpi="http://schemas.microsoft.com/office/word/2010/wordprocessingInk" xmlns:wne="http://schemas.microsoft.com/office/word/2006/wordml" xmlns:wps="http://schemas.microsoft.com/office/word/2010/wordprocessingShape" mc:Ignorable="w14 w15 w16se w16cid w16 w16cex w16sdtdh w16du wp14">
+  <w:comment w:id="0" w:author="Kalentyev Alexey" w:date="2024-11-18T13:07:00Z" w:initials="KA">
+    <w:p>
+      <w:pPr>
+        <w:pStyle w:val="ab"/>
+      </w:pPr>
+      <w:r>
+        <w:rPr>
+          <w:rStyle w:val="aa"/>
+        </w:rPr>
+        <w:annotationRef/>
+      </w:r>
+    </w:p>
+  </w:comment>
+  <w:comment w:id="1" w:author="Kalentyev Alexey" w:date="2024-11-18T13:08:00Z" w:initials="KA">
+    <w:p>
+      <w:pPr>
+        <w:pStyle w:val="ab"/>
+      </w:pPr>
+      <w:r>
+        <w:rPr>
+          <w:rStyle w:val="aa"/>
+        </w:rPr>
+        <w:annotationRef/>
+      </w:r>
+    </w:p>
+  </w:comment>
+  <w:comment w:id="2" w:author="Kalentyev Alexey" w:date="2024-11-18T13:09:00Z" w:initials="KA">
+    <w:p>
+      <w:pPr>
+        <w:pStyle w:val="ab"/>
+      </w:pPr>
+      <w:r>
+        <w:rPr>
+          <w:rStyle w:val="aa"/>
+        </w:rPr>
+        <w:annotationRef/>
+      </w:r>
+      <w:r>
+        <w:t xml:space="preserve">Parameters – </w:t>
+      </w:r>
+      <w:r>
+        <w:rPr>
+          <w:lang w:val="ru-RU"/>
+        </w:rPr>
+        <w:t>кратности</w:t>
+      </w:r>
+      <w:r>
+        <w:t xml:space="preserve"> </w:t>
+      </w:r>
+      <w:r>
+        <w:rPr>
+          <w:lang w:val="ru-RU"/>
+        </w:rPr>
+        <w:t>с</w:t>
+      </w:r>
+      <w:r>
+        <w:t xml:space="preserve"> </w:t>
+      </w:r>
+      <w:r>
+        <w:t xml:space="preserve">Parameter </w:t>
+      </w:r>
+      <w:r>
+        <w:rPr>
+          <w:lang w:val="ru-RU"/>
+        </w:rPr>
+        <w:t>и</w:t>
+      </w:r>
+      <w:r>
+        <w:t xml:space="preserve"> </w:t>
+      </w:r>
+      <w:r>
+        <w:t>ParameterType</w:t>
+      </w:r>
+    </w:p>
+    <w:p>
+      <w:pPr>
+        <w:pStyle w:val="ab"/>
+        <w:rPr>
+          <w:lang w:val="ru-RU"/>
+        </w:rPr>
+      </w:pPr>
+      <w:r>
+        <w:t>Parameter</w:t>
+      </w:r>
+      <w:r>
+        <w:rPr>
+          <w:lang w:val="ru-RU"/>
+        </w:rPr>
+        <w:t xml:space="preserve"> – </w:t>
+      </w:r>
+      <w:r>
+        <w:rPr>
+          <w:lang w:val="ru-RU"/>
+        </w:rPr>
+        <w:t>что с полями? Как выполняется валидация, хватит ли только свойств.</w:t>
+      </w:r>
+    </w:p>
+  </w:comment>
+  <w:comment w:id="3" w:author="Kalentyev Alexey" w:date="2024-11-18T13:13:00Z" w:initials="KA">
+    <w:p>
+      <w:pPr>
+        <w:pStyle w:val="ab"/>
+        <w:rPr>
+          <w:lang w:val="ru-RU"/>
+        </w:rPr>
+      </w:pPr>
+      <w:r>
+        <w:rPr>
+          <w:rStyle w:val="aa"/>
+        </w:rPr>
+        <w:annotationRef/>
+      </w:r>
+      <w:r>
+        <w:rPr>
+          <w:lang w:val="ru-RU"/>
+        </w:rPr>
+        <w:t>Выделение областей ответственности</w:t>
+      </w:r>
+    </w:p>
+  </w:comment>
+  <w:comment w:id="4" w:author="Kalentyev Alexey" w:date="2024-11-18T13:14:00Z" w:initials="KA">
+    <w:p>
+      <w:pPr>
+        <w:pStyle w:val="ab"/>
+        <w:rPr>
+          <w:lang w:val="ru-RU"/>
+        </w:rPr>
+      </w:pPr>
+      <w:r>
+        <w:rPr>
+          <w:rStyle w:val="aa"/>
+        </w:rPr>
+        <w:annotationRef/>
+      </w:r>
+      <w:r>
+        <w:rPr>
+          <w:lang w:val="ru-RU"/>
+        </w:rPr>
+        <w:t>Сделать подпись текстом</w:t>
+      </w:r>
+    </w:p>
+  </w:comment>
+</w:comments>
+</file>
+
+<file path=word/commentsExtended.xml><?xml version="1.0" encoding="utf-8"?>
+<w15:commentsEx xmlns:wpc="http://schemas.microsoft.com/office/word/2010/wordprocessingCanvas" xmlns:cx="http://schemas.microsoft.com/office/drawing/2014/chartex" xmlns:cx1="http://schemas.microsoft.com/office/drawing/2015/9/8/chartex" xmlns:cx2="http://schemas.microsoft.com/office/drawing/2015/10/21/chartex" xmlns:cx3="http://schemas.microsoft.com/office/drawing/2016/5/9/chartex" xmlns:cx4="http://schemas.microsoft.com/office/drawing/2016/5/10/chartex" xmlns:cx5="http://schemas.microsoft.com/office/drawing/2016/5/11/chartex" xmlns:cx6="http://schemas.microsoft.com/office/drawing/2016/5/12/chartex" xmlns:cx7="http://schemas.microsoft.com/office/drawing/2016/5/13/chartex" xmlns:cx8="http://schemas.microsoft.com/office/drawing/2016/5/14/chartex" xmlns:mc="http://schemas.openxmlformats.org/markup-compatibility/2006" xmlns:aink="http://schemas.microsoft.com/office/drawing/2016/ink" xmlns:am3d="http://schemas.microsoft.com/office/drawing/2017/model3d" xmlns:o="urn:schemas-microsoft-com:office:office" xmlns:oel="http://schemas.microsoft.com/office/2019/extlst" xmlns:r="http://schemas.openxmlformats.org/officeDocument/2006/relationships" xmlns:m="http://schemas.openxmlformats.org/officeDocument/2006/math" xmlns:v="urn:schemas-microsoft-com:vml" xmlns:wp14="http://schemas.microsoft.com/office/word/2010/wordprocessingDrawing" xmlns:wp="http://schemas.openxmlformats.org/drawingml/2006/wordprocessingDrawing" xmlns:w10="urn:schemas-microsoft-com:office:word" xmlns:w="http://schemas.openxmlformats.org/wordprocessingml/2006/main" xmlns:w14="http://schemas.microsoft.com/office/word/2010/wordml" xmlns:w15="http://schemas.microsoft.com/office/word/2012/wordml" xmlns:w16cex="http://schemas.microsoft.com/office/word/2018/wordml/cex" xmlns:w16cid="http://schemas.microsoft.com/office/word/2016/wordml/cid" xmlns:w16="http://schemas.microsoft.com/office/word/2018/wordml" xmlns:w16du="http://schemas.microsoft.com/office/word/2023/wordml/word16du" xmlns:w16sdtdh="http://schemas.microsoft.com/office/word/2020/wordml/sdtdatahash" xmlns:w16se="http://schemas.microsoft.com/office/word/2015/wordml/symex" xmlns:wpg="http://schemas.microsoft.com/office/word/2010/wordprocessingGroup" xmlns:wpi="http://schemas.microsoft.com/office/word/2010/wordprocessingInk" xmlns:wne="http://schemas.microsoft.com/office/word/2006/wordml" xmlns:wps="http://schemas.microsoft.com/office/word/2010/wordprocessingShape" mc:Ignorable="w14 w15 w16se w16cid w16 w16cex w16sdtdh w16du wp14">
+  <w15:commentEx w15:paraId="0168110B" w15:done="0"/>
+  <w15:commentEx w15:paraId="304630B1" w15:done="0"/>
+  <w15:commentEx w15:paraId="54A9AAAC" w15:done="0"/>
+  <w15:commentEx w15:paraId="412EE9E5" w15:done="0"/>
+  <w15:commentEx w15:paraId="0876E59F" w15:done="0"/>
+</w15:commentsEx>
+</file>
+
+<file path=word/commentsExtensible.xml><?xml version="1.0" encoding="utf-8"?>
+<w16cex:commentsExtensible xmlns:wpc="http://schemas.microsoft.com/office/word/2010/wordprocessingCanvas" xmlns:cx="http://schemas.microsoft.com/office/drawing/2014/chartex" xmlns:cx1="http://schemas.microsoft.com/office/drawing/2015/9/8/chartex" xmlns:cx2="http://schemas.microsoft.com/office/drawing/2015/10/21/chartex" xmlns:cx3="http://schemas.microsoft.com/office/drawing/2016/5/9/chartex" xmlns:cx4="http://schemas.microsoft.com/office/drawing/2016/5/10/chartex" xmlns:cx5="http://schemas.microsoft.com/office/drawing/2016/5/11/chartex" xmlns:cx6="http://schemas.microsoft.com/office/drawing/2016/5/12/chartex" xmlns:cx7="http://schemas.microsoft.com/office/drawing/2016/5/13/chartex" xmlns:cx8="http://schemas.microsoft.com/office/drawing/2016/5/14/chartex" xmlns:cr="http://schemas.microsoft.com/office/comments/2020/reactions" xmlns:mc="http://schemas.openxmlformats.org/markup-compatibility/2006" xmlns:aink="http://schemas.microsoft.com/office/drawing/2016/ink" xmlns:am3d="http://schemas.microsoft.com/office/drawing/2017/model3d" xmlns:o="urn:schemas-microsoft-com:office:office" xmlns:oel="http://schemas.microsoft.com/office/2019/extlst" xmlns:r="http://schemas.openxmlformats.org/officeDocument/2006/relationships" xmlns:m="http://schemas.openxmlformats.org/officeDocument/2006/math" xmlns:v="urn:schemas-microsoft-com:vml" xmlns:wp14="http://schemas.microsoft.com/office/word/2010/wordprocessingDrawing" xmlns:wp="http://schemas.openxmlformats.org/drawingml/2006/wordprocessingDrawing" xmlns:w10="urn:schemas-microsoft-com:office:word" xmlns:w="http://schemas.openxmlformats.org/wordprocessingml/2006/main" xmlns:w14="http://schemas.microsoft.com/office/word/2010/wordml" xmlns:w15="http://schemas.microsoft.com/office/word/2012/wordml" xmlns:w16cex="http://schemas.microsoft.com/office/word/2018/wordml/cex" xmlns:w16cid="http://schemas.microsoft.com/office/word/2016/wordml/cid" xmlns:w16="http://schemas.microsoft.com/office/word/2018/wordml" xmlns:w16du="http://schemas.microsoft.com/office/word/2023/wordml/word16du" xmlns:w16sdtdh="http://schemas.microsoft.com/office/word/2020/wordml/sdtdatahash" xmlns:w16se="http://schemas.microsoft.com/office/word/2015/wordml/symex" xmlns:wpg="http://schemas.microsoft.com/office/word/2010/wordprocessingGroup" xmlns:wpi="http://schemas.microsoft.com/office/word/2010/wordprocessingInk" xmlns:wne="http://schemas.microsoft.com/office/word/2006/wordml" xmlns:wps="http://schemas.microsoft.com/office/word/2010/wordprocessingShape" mc:Ignorable="w14 w15 w16se w16cid w16 w16cex w16sdtdh cr w16du wp14">
+  <w16cex:commentExtensible w16cex:durableId="218E493E" w16cex:dateUtc="2024-11-18T06:07:00Z"/>
+  <w16cex:commentExtensible w16cex:durableId="61BEBEAF" w16cex:dateUtc="2024-11-18T06:08:00Z"/>
+  <w16cex:commentExtensible w16cex:durableId="2806402D" w16cex:dateUtc="2024-11-18T06:09:00Z"/>
+  <w16cex:commentExtensible w16cex:durableId="4018C65E" w16cex:dateUtc="2024-11-18T06:13:00Z"/>
+  <w16cex:commentExtensible w16cex:durableId="712E696B" w16cex:dateUtc="2024-11-18T06:14:00Z"/>
+</w16cex:commentsExtensible>
+</file>
+
+<file path=word/commentsIds.xml><?xml version="1.0" encoding="utf-8"?>
+<w16cid:commentsIds xmlns:wpc="http://schemas.microsoft.com/office/word/2010/wordprocessingCanvas" xmlns:cx="http://schemas.microsoft.com/office/drawing/2014/chartex" xmlns:cx1="http://schemas.microsoft.com/office/drawing/2015/9/8/chartex" xmlns:cx2="http://schemas.microsoft.com/office/drawing/2015/10/21/chartex" xmlns:cx3="http://schemas.microsoft.com/office/drawing/2016/5/9/chartex" xmlns:cx4="http://schemas.microsoft.com/office/drawing/2016/5/10/chartex" xmlns:cx5="http://schemas.microsoft.com/office/drawing/2016/5/11/chartex" xmlns:cx6="http://schemas.microsoft.com/office/drawing/2016/5/12/chartex" xmlns:cx7="http://schemas.microsoft.com/office/drawing/2016/5/13/chartex" xmlns:cx8="http://schemas.microsoft.com/office/drawing/2016/5/14/chartex" xmlns:mc="http://schemas.openxmlformats.org/markup-compatibility/2006" xmlns:aink="http://schemas.microsoft.com/office/drawing/2016/ink" xmlns:am3d="http://schemas.microsoft.com/office/drawing/2017/model3d" xmlns:o="urn:schemas-microsoft-com:office:office" xmlns:oel="http://schemas.microsoft.com/office/2019/extlst" xmlns:r="http://schemas.openxmlformats.org/officeDocument/2006/relationships" xmlns:m="http://schemas.openxmlformats.org/officeDocument/2006/math" xmlns:v="urn:schemas-microsoft-com:vml" xmlns:wp14="http://schemas.microsoft.com/office/word/2010/wordprocessingDrawing" xmlns:wp="http://schemas.openxmlformats.org/drawingml/2006/wordprocessingDrawing" xmlns:w10="urn:schemas-microsoft-com:office:word" xmlns:w="http://schemas.openxmlformats.org/wordprocessingml/2006/main" xmlns:w14="http://schemas.microsoft.com/office/word/2010/wordml" xmlns:w15="http://schemas.microsoft.com/office/word/2012/wordml" xmlns:w16cex="http://schemas.microsoft.com/office/word/2018/wordml/cex" xmlns:w16cid="http://schemas.microsoft.com/office/word/2016/wordml/cid" xmlns:w16="http://schemas.microsoft.com/office/word/2018/wordml" xmlns:w16du="http://schemas.microsoft.com/office/word/2023/wordml/word16du" xmlns:w16sdtdh="http://schemas.microsoft.com/office/word/2020/wordml/sdtdatahash" xmlns:w16se="http://schemas.microsoft.com/office/word/2015/wordml/symex" xmlns:wpg="http://schemas.microsoft.com/office/word/2010/wordprocessingGroup" xmlns:wpi="http://schemas.microsoft.com/office/word/2010/wordprocessingInk" xmlns:wne="http://schemas.microsoft.com/office/word/2006/wordml" xmlns:wps="http://schemas.microsoft.com/office/word/2010/wordprocessingShape" mc:Ignorable="w14 w15 w16se w16cid w16 w16cex w16sdtdh w16du wp14">
+  <w16cid:commentId w16cid:paraId="0168110B" w16cid:durableId="218E493E"/>
+  <w16cid:commentId w16cid:paraId="304630B1" w16cid:durableId="61BEBEAF"/>
+  <w16cid:commentId w16cid:paraId="54A9AAAC" w16cid:durableId="2806402D"/>
+  <w16cid:commentId w16cid:paraId="412EE9E5" w16cid:durableId="4018C65E"/>
+  <w16cid:commentId w16cid:paraId="0876E59F" w16cid:durableId="712E696B"/>
+</w16cid:commentsIds>
+</file>
+
 <file path=word/endnotes.xml><?xml version="1.0" encoding="utf-8"?>
-<w:endnotes xmlns:wpc="http://schemas.microsoft.com/office/word/2010/wordprocessingCanvas" xmlns:cx="http://schemas.microsoft.com/office/drawing/2014/chartex" xmlns:cx1="http://schemas.microsoft.com/office/drawing/2015/9/8/chartex" xmlns:cx2="http://schemas.microsoft.com/office/drawing/2015/10/21/chartex" xmlns:cx3="http://schemas.microsoft.com/office/drawing/2016/5/9/chartex" xmlns:cx4="http://schemas.microsoft.com/office/drawing/2016/5/10/chartex" xmlns:cx5="http://schemas.microsoft.com/office/drawing/2016/5/11/chartex" xmlns:cx6="http://schemas.microsoft.com/office/drawing/2016/5/12/chartex" xmlns:cx7="http://schemas.microsoft.com/office/drawing/2016/5/13/chartex" xmlns:cx8="http://schemas.microsoft.com/office/drawing/2016/5/14/chartex" xmlns:mc="http://schemas.openxmlformats.org/markup-compatibility/2006" xmlns:aink="http://schemas.microsoft.com/office/drawing/2016/ink" xmlns:am3d="http://schemas.microsoft.com/office/drawing/2017/model3d" xmlns:o="urn:schemas-microsoft-com:office:office" xmlns:r="http://schemas.openxmlformats.org/officeDocument/2006/relationships" xmlns:m="http://schemas.openxmlformats.org/officeDocument/2006/math" xmlns:v="urn:schemas-microsoft-com:vml" xmlns:wp14="http://schemas.microsoft.com/office/word/2010/wordprocessingDrawing" xmlns:wp="http://schemas.openxmlformats.org/drawingml/2006/wordprocessingDrawing" xmlns:w10="urn:schemas-microsoft-com:office:word" xmlns:w="http://schemas.openxmlformats.org/wordprocessingml/2006/main" xmlns:w14="http://schemas.microsoft.com/office/word/2010/wordml" xmlns:w15="http://schemas.microsoft.com/office/word/2012/wordml" xmlns:w16cex="http://schemas.microsoft.com/office/word/2018/wordml/cex" xmlns:w16cid="http://schemas.microsoft.com/office/word/2016/wordml/cid" xmlns:w16="http://schemas.microsoft.com/office/word/2018/wordml" xmlns:w16se="http://schemas.microsoft.com/office/word/2015/wordml/symex" xmlns:wpg="http://schemas.microsoft.com/office/word/2010/wordprocessingGroup" xmlns:wpi="http://schemas.microsoft.com/office/word/2010/wordprocessingInk" xmlns:wne="http://schemas.microsoft.com/office/word/2006/wordml" xmlns:wps="http://schemas.microsoft.com/office/word/2010/wordprocessingShape" mc:Ignorable="w14 w15 w16se w16cid w16 w16cex wp14">
+<w:endnotes xmlns:wpc="http://schemas.microsoft.com/office/word/2010/wordprocessingCanvas" xmlns:cx="http://schemas.microsoft.com/office/drawing/2014/chartex" xmlns:cx1="http://schemas.microsoft.com/office/drawing/2015/9/8/chartex" xmlns:cx2="http://schemas.microsoft.com/office/drawing/2015/10/21/chartex" xmlns:cx3="http://schemas.microsoft.com/office/drawing/2016/5/9/chartex" xmlns:cx4="http://schemas.microsoft.com/office/drawing/2016/5/10/chartex" xmlns:cx5="http://schemas.microsoft.com/office/drawing/2016/5/11/chartex" xmlns:cx6="http://schemas.microsoft.com/office/drawing/2016/5/12/chartex" xmlns:cx7="http://schemas.microsoft.com/office/drawing/2016/5/13/chartex" xmlns:cx8="http://schemas.microsoft.com/office/drawing/2016/5/14/chartex" xmlns:mc="http://schemas.openxmlformats.org/markup-compatibility/2006" xmlns:aink="http://schemas.microsoft.com/office/drawing/2016/ink" xmlns:am3d="http://schemas.microsoft.com/office/drawing/2017/model3d" xmlns:o="urn:schemas-microsoft-com:office:office" xmlns:oel="http://schemas.microsoft.com/office/2019/extlst" xmlns:r="http://schemas.openxmlformats.org/officeDocument/2006/relationships" xmlns:m="http://schemas.openxmlformats.org/officeDocument/2006/math" xmlns:v="urn:schemas-microsoft-com:vml" xmlns:wp14="http://schemas.microsoft.com/office/word/2010/wordprocessingDrawing" xmlns:wp="http://schemas.openxmlformats.org/drawingml/2006/wordprocessingDrawing" xmlns:w10="urn:schemas-microsoft-com:office:word" xmlns:w="http://schemas.openxmlformats.org/wordprocessingml/2006/main" xmlns:w14="http://schemas.microsoft.com/office/word/2010/wordml" xmlns:w15="http://schemas.microsoft.com/office/word/2012/wordml" xmlns:w16cex="http://schemas.microsoft.com/office/word/2018/wordml/cex" xmlns:w16cid="http://schemas.microsoft.com/office/word/2016/wordml/cid" xmlns:w16="http://schemas.microsoft.com/office/word/2018/wordml" xmlns:w16du="http://schemas.microsoft.com/office/word/2023/wordml/word16du" xmlns:w16sdtdh="http://schemas.microsoft.com/office/word/2020/wordml/sdtdatahash" xmlns:w16se="http://schemas.microsoft.com/office/word/2015/wordml/symex" xmlns:wpg="http://schemas.microsoft.com/office/word/2010/wordprocessingGroup" xmlns:wpi="http://schemas.microsoft.com/office/word/2010/wordprocessingInk" xmlns:wne="http://schemas.microsoft.com/office/word/2006/wordml" xmlns:wps="http://schemas.microsoft.com/office/word/2010/wordprocessingShape" mc:Ignorable="w14 w15 w16se w16cid w16 w16cex w16sdtdh w16du wp14">
   <w:endnote w:type="separator" w:id="-1">
     <w:p>
       <w:pPr>
@@ -9693,7 +9235,7 @@
 </file>
 
 <file path=word/footer1.xml><?xml version="1.0" encoding="utf-8"?>
-<w:ftr xmlns:wpc="http://schemas.microsoft.com/office/word/2010/wordprocessingCanvas" xmlns:cx="http://schemas.microsoft.com/office/drawing/2014/chartex" xmlns:cx1="http://schemas.microsoft.com/office/drawing/2015/9/8/chartex" xmlns:cx2="http://schemas.microsoft.com/office/drawing/2015/10/21/chartex" xmlns:cx3="http://schemas.microsoft.com/office/drawing/2016/5/9/chartex" xmlns:cx4="http://schemas.microsoft.com/office/drawing/2016/5/10/chartex" xmlns:cx5="http://schemas.microsoft.com/office/drawing/2016/5/11/chartex" xmlns:cx6="http://schemas.microsoft.com/office/drawing/2016/5/12/chartex" xmlns:cx7="http://schemas.microsoft.com/office/drawing/2016/5/13/chartex" xmlns:cx8="http://schemas.microsoft.com/office/drawing/2016/5/14/chartex" xmlns:mc="http://schemas.openxmlformats.org/markup-compatibility/2006" xmlns:aink="http://schemas.microsoft.com/office/drawing/2016/ink" xmlns:am3d="http://schemas.microsoft.com/office/drawing/2017/model3d" xmlns:o="urn:schemas-microsoft-com:office:office" xmlns:r="http://schemas.openxmlformats.org/officeDocument/2006/relationships" xmlns:m="http://schemas.openxmlformats.org/officeDocument/2006/math" xmlns:v="urn:schemas-microsoft-com:vml" xmlns:wp14="http://schemas.microsoft.com/office/word/2010/wordprocessingDrawing" xmlns:wp="http://schemas.openxmlformats.org/drawingml/2006/wordprocessingDrawing" xmlns:w10="urn:schemas-microsoft-com:office:word" xmlns:w="http://schemas.openxmlformats.org/wordprocessingml/2006/main" xmlns:w14="http://schemas.microsoft.com/office/word/2010/wordml" xmlns:w15="http://schemas.microsoft.com/office/word/2012/wordml" xmlns:w16cex="http://schemas.microsoft.com/office/word/2018/wordml/cex" xmlns:w16cid="http://schemas.microsoft.com/office/word/2016/wordml/cid" xmlns:w16="http://schemas.microsoft.com/office/word/2018/wordml" xmlns:w16se="http://schemas.microsoft.com/office/word/2015/wordml/symex" xmlns:wpg="http://schemas.microsoft.com/office/word/2010/wordprocessingGroup" xmlns:wpi="http://schemas.microsoft.com/office/word/2010/wordprocessingInk" xmlns:wne="http://schemas.microsoft.com/office/word/2006/wordml" xmlns:wps="http://schemas.microsoft.com/office/word/2010/wordprocessingShape" mc:Ignorable="w14 w15 w16se w16cid w16 w16cex wp14">
+<w:ftr xmlns:wpc="http://schemas.microsoft.com/office/word/2010/wordprocessingCanvas" xmlns:cx="http://schemas.microsoft.com/office/drawing/2014/chartex" xmlns:cx1="http://schemas.microsoft.com/office/drawing/2015/9/8/chartex" xmlns:cx2="http://schemas.microsoft.com/office/drawing/2015/10/21/chartex" xmlns:cx3="http://schemas.microsoft.com/office/drawing/2016/5/9/chartex" xmlns:cx4="http://schemas.microsoft.com/office/drawing/2016/5/10/chartex" xmlns:cx5="http://schemas.microsoft.com/office/drawing/2016/5/11/chartex" xmlns:cx6="http://schemas.microsoft.com/office/drawing/2016/5/12/chartex" xmlns:cx7="http://schemas.microsoft.com/office/drawing/2016/5/13/chartex" xmlns:cx8="http://schemas.microsoft.com/office/drawing/2016/5/14/chartex" xmlns:mc="http://schemas.openxmlformats.org/markup-compatibility/2006" xmlns:aink="http://schemas.microsoft.com/office/drawing/2016/ink" xmlns:am3d="http://schemas.microsoft.com/office/drawing/2017/model3d" xmlns:o="urn:schemas-microsoft-com:office:office" xmlns:oel="http://schemas.microsoft.com/office/2019/extlst" xmlns:r="http://schemas.openxmlformats.org/officeDocument/2006/relationships" xmlns:m="http://schemas.openxmlformats.org/officeDocument/2006/math" xmlns:v="urn:schemas-microsoft-com:vml" xmlns:wp14="http://schemas.microsoft.com/office/word/2010/wordprocessingDrawing" xmlns:wp="http://schemas.openxmlformats.org/drawingml/2006/wordprocessingDrawing" xmlns:w10="urn:schemas-microsoft-com:office:word" xmlns:w="http://schemas.openxmlformats.org/wordprocessingml/2006/main" xmlns:w14="http://schemas.microsoft.com/office/word/2010/wordml" xmlns:w15="http://schemas.microsoft.com/office/word/2012/wordml" xmlns:w16cex="http://schemas.microsoft.com/office/word/2018/wordml/cex" xmlns:w16cid="http://schemas.microsoft.com/office/word/2016/wordml/cid" xmlns:w16="http://schemas.microsoft.com/office/word/2018/wordml" xmlns:w16du="http://schemas.microsoft.com/office/word/2023/wordml/word16du" xmlns:w16sdtdh="http://schemas.microsoft.com/office/word/2020/wordml/sdtdatahash" xmlns:w16se="http://schemas.microsoft.com/office/word/2015/wordml/symex" xmlns:wpg="http://schemas.microsoft.com/office/word/2010/wordprocessingGroup" xmlns:wpi="http://schemas.microsoft.com/office/word/2010/wordprocessingInk" xmlns:wne="http://schemas.microsoft.com/office/word/2006/wordml" xmlns:wps="http://schemas.microsoft.com/office/word/2010/wordprocessingShape" mc:Ignorable="w14 w15 w16se w16cid w16 w16cex w16sdtdh w16du wp14">
   <w:p>
     <w:pPr>
       <w:pStyle w:val="a5"/>
@@ -9708,7 +9250,7 @@
 </file>
 
 <file path=word/footer2.xml><?xml version="1.0" encoding="utf-8"?>
-<w:ftr xmlns:wpc="http://schemas.microsoft.com/office/word/2010/wordprocessingCanvas" xmlns:cx="http://schemas.microsoft.com/office/drawing/2014/chartex" xmlns:cx1="http://schemas.microsoft.com/office/drawing/2015/9/8/chartex" xmlns:cx2="http://schemas.microsoft.com/office/drawing/2015/10/21/chartex" xmlns:cx3="http://schemas.microsoft.com/office/drawing/2016/5/9/chartex" xmlns:cx4="http://schemas.microsoft.com/office/drawing/2016/5/10/chartex" xmlns:cx5="http://schemas.microsoft.com/office/drawing/2016/5/11/chartex" xmlns:cx6="http://schemas.microsoft.com/office/drawing/2016/5/12/chartex" xmlns:cx7="http://schemas.microsoft.com/office/drawing/2016/5/13/chartex" xmlns:cx8="http://schemas.microsoft.com/office/drawing/2016/5/14/chartex" xmlns:mc="http://schemas.openxmlformats.org/markup-compatibility/2006" xmlns:aink="http://schemas.microsoft.com/office/drawing/2016/ink" xmlns:am3d="http://schemas.microsoft.com/office/drawing/2017/model3d" xmlns:o="urn:schemas-microsoft-com:office:office" xmlns:r="http://schemas.openxmlformats.org/officeDocument/2006/relationships" xmlns:m="http://schemas.openxmlformats.org/officeDocument/2006/math" xmlns:v="urn:schemas-microsoft-com:vml" xmlns:wp14="http://schemas.microsoft.com/office/word/2010/wordprocessingDrawing" xmlns:wp="http://schemas.openxmlformats.org/drawingml/2006/wordprocessingDrawing" xmlns:w10="urn:schemas-microsoft-com:office:word" xmlns:w="http://schemas.openxmlformats.org/wordprocessingml/2006/main" xmlns:w14="http://schemas.microsoft.com/office/word/2010/wordml" xmlns:w15="http://schemas.microsoft.com/office/word/2012/wordml" xmlns:w16cex="http://schemas.microsoft.com/office/word/2018/wordml/cex" xmlns:w16cid="http://schemas.microsoft.com/office/word/2016/wordml/cid" xmlns:w16="http://schemas.microsoft.com/office/word/2018/wordml" xmlns:w16se="http://schemas.microsoft.com/office/word/2015/wordml/symex" xmlns:wpg="http://schemas.microsoft.com/office/word/2010/wordprocessingGroup" xmlns:wpi="http://schemas.microsoft.com/office/word/2010/wordprocessingInk" xmlns:wne="http://schemas.microsoft.com/office/word/2006/wordml" xmlns:wps="http://schemas.microsoft.com/office/word/2010/wordprocessingShape" mc:Ignorable="w14 w15 w16se w16cid w16 w16cex wp14">
+<w:ftr xmlns:wpc="http://schemas.microsoft.com/office/word/2010/wordprocessingCanvas" xmlns:cx="http://schemas.microsoft.com/office/drawing/2014/chartex" xmlns:cx1="http://schemas.microsoft.com/office/drawing/2015/9/8/chartex" xmlns:cx2="http://schemas.microsoft.com/office/drawing/2015/10/21/chartex" xmlns:cx3="http://schemas.microsoft.com/office/drawing/2016/5/9/chartex" xmlns:cx4="http://schemas.microsoft.com/office/drawing/2016/5/10/chartex" xmlns:cx5="http://schemas.microsoft.com/office/drawing/2016/5/11/chartex" xmlns:cx6="http://schemas.microsoft.com/office/drawing/2016/5/12/chartex" xmlns:cx7="http://schemas.microsoft.com/office/drawing/2016/5/13/chartex" xmlns:cx8="http://schemas.microsoft.com/office/drawing/2016/5/14/chartex" xmlns:mc="http://schemas.openxmlformats.org/markup-compatibility/2006" xmlns:aink="http://schemas.microsoft.com/office/drawing/2016/ink" xmlns:am3d="http://schemas.microsoft.com/office/drawing/2017/model3d" xmlns:o="urn:schemas-microsoft-com:office:office" xmlns:oel="http://schemas.microsoft.com/office/2019/extlst" xmlns:r="http://schemas.openxmlformats.org/officeDocument/2006/relationships" xmlns:m="http://schemas.openxmlformats.org/officeDocument/2006/math" xmlns:v="urn:schemas-microsoft-com:vml" xmlns:wp14="http://schemas.microsoft.com/office/word/2010/wordprocessingDrawing" xmlns:wp="http://schemas.openxmlformats.org/drawingml/2006/wordprocessingDrawing" xmlns:w10="urn:schemas-microsoft-com:office:word" xmlns:w="http://schemas.openxmlformats.org/wordprocessingml/2006/main" xmlns:w14="http://schemas.microsoft.com/office/word/2010/wordml" xmlns:w15="http://schemas.microsoft.com/office/word/2012/wordml" xmlns:w16cex="http://schemas.microsoft.com/office/word/2018/wordml/cex" xmlns:w16cid="http://schemas.microsoft.com/office/word/2016/wordml/cid" xmlns:w16="http://schemas.microsoft.com/office/word/2018/wordml" xmlns:w16du="http://schemas.microsoft.com/office/word/2023/wordml/word16du" xmlns:w16sdtdh="http://schemas.microsoft.com/office/word/2020/wordml/sdtdatahash" xmlns:w16se="http://schemas.microsoft.com/office/word/2015/wordml/symex" xmlns:wpg="http://schemas.microsoft.com/office/word/2010/wordprocessingGroup" xmlns:wpi="http://schemas.microsoft.com/office/word/2010/wordprocessingInk" xmlns:wne="http://schemas.microsoft.com/office/word/2006/wordml" xmlns:wps="http://schemas.microsoft.com/office/word/2010/wordprocessingShape" mc:Ignorable="w14 w15 w16se w16cid w16 w16cex w16sdtdh w16du wp14">
   <w:p>
     <w:pPr>
       <w:pStyle w:val="a5"/>
@@ -9809,7 +9351,7 @@
               <v:stroke joinstyle="miter"/>
               <v:path gradientshapeok="t" o:connecttype="rect"/>
             </v:shapetype>
-            <v:shape id="Текстовое поле 2" o:spid="_x0000_s1026" type="#_x0000_t202" style="position:absolute;left:0;text-align:left;margin-left:232.15pt;margin-top:-.2pt;width:26.25pt;height:2in;z-index:251659264;visibility:visible;mso-wrap-style:square;mso-width-percent:0;mso-wrap-distance-left:9pt;mso-wrap-distance-top:0;mso-wrap-distance-right:9pt;mso-wrap-distance-bottom:0;mso-position-horizontal:absolute;mso-position-horizontal-relative:margin;mso-position-vertical:absolute;mso-position-vertical-relative:text;mso-width-percent:0;mso-width-relative:margin;v-text-anchor:top" o:gfxdata="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" filled="f" stroked="f" strokeweight=".5pt">
+            <v:shape id="Текстовое поле 2" o:spid="_x0000_s1026" type="#_x0000_t202" style="position:absolute;left:0;text-align:left;margin-left:232.15pt;margin-top:-.2pt;width:26.25pt;height:2in;z-index:251659264;visibility:visible;mso-wrap-style:square;mso-width-percent:0;mso-wrap-distance-left:9pt;mso-wrap-distance-top:0;mso-wrap-distance-right:9pt;mso-wrap-distance-bottom:0;mso-position-horizontal:absolute;mso-position-horizontal-relative:margin;mso-position-vertical:absolute;mso-position-vertical-relative:text;mso-width-percent:0;mso-width-relative:margin;v-text-anchor:top" o:gfxdata="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" filled="f" stroked="f" strokeweight=".5pt">
               <v:textbox style="mso-fit-shape-to-text:t" inset="0,0,0,0">
                 <w:txbxContent>
                   <w:p>
@@ -9846,7 +9388,7 @@
 </file>
 
 <file path=word/footnotes.xml><?xml version="1.0" encoding="utf-8"?>
-<w:footnotes xmlns:wpc="http://schemas.microsoft.com/office/word/2010/wordprocessingCanvas" xmlns:cx="http://schemas.microsoft.com/office/drawing/2014/chartex" xmlns:cx1="http://schemas.microsoft.com/office/drawing/2015/9/8/chartex" xmlns:cx2="http://schemas.microsoft.com/office/drawing/2015/10/21/chartex" xmlns:cx3="http://schemas.microsoft.com/office/drawing/2016/5/9/chartex" xmlns:cx4="http://schemas.microsoft.com/office/drawing/2016/5/10/chartex" xmlns:cx5="http://schemas.microsoft.com/office/drawing/2016/5/11/chartex" xmlns:cx6="http://schemas.microsoft.com/office/drawing/2016/5/12/chartex" xmlns:cx7="http://schemas.microsoft.com/office/drawing/2016/5/13/chartex" xmlns:cx8="http://schemas.microsoft.com/office/drawing/2016/5/14/chartex" xmlns:mc="http://schemas.openxmlformats.org/markup-compatibility/2006" xmlns:aink="http://schemas.microsoft.com/office/drawing/2016/ink" xmlns:am3d="http://schemas.microsoft.com/office/drawing/2017/model3d" xmlns:o="urn:schemas-microsoft-com:office:office" xmlns:r="http://schemas.openxmlformats.org/officeDocument/2006/relationships" xmlns:m="http://schemas.openxmlformats.org/officeDocument/2006/math" xmlns:v="urn:schemas-microsoft-com:vml" xmlns:wp14="http://schemas.microsoft.com/office/word/2010/wordprocessingDrawing" xmlns:wp="http://schemas.openxmlformats.org/drawingml/2006/wordprocessingDrawing" xmlns:w10="urn:schemas-microsoft-com:office:word" xmlns:w="http://schemas.openxmlformats.org/wordprocessingml/2006/main" xmlns:w14="http://schemas.microsoft.com/office/word/2010/wordml" xmlns:w15="http://schemas.microsoft.com/office/word/2012/wordml" xmlns:w16cex="http://schemas.microsoft.com/office/word/2018/wordml/cex" xmlns:w16cid="http://schemas.microsoft.com/office/word/2016/wordml/cid" xmlns:w16="http://schemas.microsoft.com/office/word/2018/wordml" xmlns:w16se="http://schemas.microsoft.com/office/word/2015/wordml/symex" xmlns:wpg="http://schemas.microsoft.com/office/word/2010/wordprocessingGroup" xmlns:wpi="http://schemas.microsoft.com/office/word/2010/wordprocessingInk" xmlns:wne="http://schemas.microsoft.com/office/word/2006/wordml" xmlns:wps="http://schemas.microsoft.com/office/word/2010/wordprocessingShape" mc:Ignorable="w14 w15 w16se w16cid w16 w16cex wp14">
+<w:footnotes xmlns:wpc="http://schemas.microsoft.com/office/word/2010/wordprocessingCanvas" xmlns:cx="http://schemas.microsoft.com/office/drawing/2014/chartex" xmlns:cx1="http://schemas.microsoft.com/office/drawing/2015/9/8/chartex" xmlns:cx2="http://schemas.microsoft.com/office/drawing/2015/10/21/chartex" xmlns:cx3="http://schemas.microsoft.com/office/drawing/2016/5/9/chartex" xmlns:cx4="http://schemas.microsoft.com/office/drawing/2016/5/10/chartex" xmlns:cx5="http://schemas.microsoft.com/office/drawing/2016/5/11/chartex" xmlns:cx6="http://schemas.microsoft.com/office/drawing/2016/5/12/chartex" xmlns:cx7="http://schemas.microsoft.com/office/drawing/2016/5/13/chartex" xmlns:cx8="http://schemas.microsoft.com/office/drawing/2016/5/14/chartex" xmlns:mc="http://schemas.openxmlformats.org/markup-compatibility/2006" xmlns:aink="http://schemas.microsoft.com/office/drawing/2016/ink" xmlns:am3d="http://schemas.microsoft.com/office/drawing/2017/model3d" xmlns:o="urn:schemas-microsoft-com:office:office" xmlns:oel="http://schemas.microsoft.com/office/2019/extlst" xmlns:r="http://schemas.openxmlformats.org/officeDocument/2006/relationships" xmlns:m="http://schemas.openxmlformats.org/officeDocument/2006/math" xmlns:v="urn:schemas-microsoft-com:vml" xmlns:wp14="http://schemas.microsoft.com/office/word/2010/wordprocessingDrawing" xmlns:wp="http://schemas.openxmlformats.org/drawingml/2006/wordprocessingDrawing" xmlns:w10="urn:schemas-microsoft-com:office:word" xmlns:w="http://schemas.openxmlformats.org/wordprocessingml/2006/main" xmlns:w14="http://schemas.microsoft.com/office/word/2010/wordml" xmlns:w15="http://schemas.microsoft.com/office/word/2012/wordml" xmlns:w16cex="http://schemas.microsoft.com/office/word/2018/wordml/cex" xmlns:w16cid="http://schemas.microsoft.com/office/word/2016/wordml/cid" xmlns:w16="http://schemas.microsoft.com/office/word/2018/wordml" xmlns:w16du="http://schemas.microsoft.com/office/word/2023/wordml/word16du" xmlns:w16sdtdh="http://schemas.microsoft.com/office/word/2020/wordml/sdtdatahash" xmlns:w16se="http://schemas.microsoft.com/office/word/2015/wordml/symex" xmlns:wpg="http://schemas.microsoft.com/office/word/2010/wordprocessingGroup" xmlns:wpi="http://schemas.microsoft.com/office/word/2010/wordprocessingInk" xmlns:wne="http://schemas.microsoft.com/office/word/2006/wordml" xmlns:wps="http://schemas.microsoft.com/office/word/2010/wordprocessingShape" mc:Ignorable="w14 w15 w16se w16cid w16 w16cex w16sdtdh w16du wp14">
   <w:footnote w:type="separator" w:id="-1">
     <w:p>
       <w:pPr>
@@ -9871,7 +9413,7 @@
 </file>
 
 <file path=word/numbering.xml><?xml version="1.0" encoding="utf-8"?>
-<w:numbering xmlns:wpc="http://schemas.microsoft.com/office/word/2010/wordprocessingCanvas" xmlns:cx="http://schemas.microsoft.com/office/drawing/2014/chartex" xmlns:cx1="http://schemas.microsoft.com/office/drawing/2015/9/8/chartex" xmlns:cx2="http://schemas.microsoft.com/office/drawing/2015/10/21/chartex" xmlns:cx3="http://schemas.microsoft.com/office/drawing/2016/5/9/chartex" xmlns:cx4="http://schemas.microsoft.com/office/drawing/2016/5/10/chartex" xmlns:cx5="http://schemas.microsoft.com/office/drawing/2016/5/11/chartex" xmlns:cx6="http://schemas.microsoft.com/office/drawing/2016/5/12/chartex" xmlns:cx7="http://schemas.microsoft.com/office/drawing/2016/5/13/chartex" xmlns:cx8="http://schemas.microsoft.com/office/drawing/2016/5/14/chartex" xmlns:mc="http://schemas.openxmlformats.org/markup-compatibility/2006" xmlns:aink="http://schemas.microsoft.com/office/drawing/2016/ink" xmlns:am3d="http://schemas.microsoft.com/office/drawing/2017/model3d" xmlns:o="urn:schemas-microsoft-com:office:office" xmlns:r="http://schemas.openxmlformats.org/officeDocument/2006/relationships" xmlns:m="http://schemas.openxmlformats.org/officeDocument/2006/math" xmlns:v="urn:schemas-microsoft-com:vml" xmlns:wp14="http://schemas.microsoft.com/office/word/2010/wordprocessingDrawing" xmlns:wp="http://schemas.openxmlformats.org/drawingml/2006/wordprocessingDrawing" xmlns:w10="urn:schemas-microsoft-com:office:word" xmlns:w="http://schemas.openxmlformats.org/wordprocessingml/2006/main" xmlns:w14="http://schemas.microsoft.com/office/word/2010/wordml" xmlns:w15="http://schemas.microsoft.com/office/word/2012/wordml" xmlns:w16cex="http://schemas.microsoft.com/office/word/2018/wordml/cex" xmlns:w16cid="http://schemas.microsoft.com/office/word/2016/wordml/cid" xmlns:w16="http://schemas.microsoft.com/office/word/2018/wordml" xmlns:w16se="http://schemas.microsoft.com/office/word/2015/wordml/symex" xmlns:wpg="http://schemas.microsoft.com/office/word/2010/wordprocessingGroup" xmlns:wpi="http://schemas.microsoft.com/office/word/2010/wordprocessingInk" xmlns:wne="http://schemas.microsoft.com/office/word/2006/wordml" xmlns:wps="http://schemas.microsoft.com/office/word/2010/wordprocessingShape" mc:Ignorable="w14 w15 w16se w16cid w16 w16cex wp14">
+<w:numbering xmlns:wpc="http://schemas.microsoft.com/office/word/2010/wordprocessingCanvas" xmlns:cx="http://schemas.microsoft.com/office/drawing/2014/chartex" xmlns:cx1="http://schemas.microsoft.com/office/drawing/2015/9/8/chartex" xmlns:cx2="http://schemas.microsoft.com/office/drawing/2015/10/21/chartex" xmlns:cx3="http://schemas.microsoft.com/office/drawing/2016/5/9/chartex" xmlns:cx4="http://schemas.microsoft.com/office/drawing/2016/5/10/chartex" xmlns:cx5="http://schemas.microsoft.com/office/drawing/2016/5/11/chartex" xmlns:cx6="http://schemas.microsoft.com/office/drawing/2016/5/12/chartex" xmlns:cx7="http://schemas.microsoft.com/office/drawing/2016/5/13/chartex" xmlns:cx8="http://schemas.microsoft.com/office/drawing/2016/5/14/chartex" xmlns:mc="http://schemas.openxmlformats.org/markup-compatibility/2006" xmlns:aink="http://schemas.microsoft.com/office/drawing/2016/ink" xmlns:am3d="http://schemas.microsoft.com/office/drawing/2017/model3d" xmlns:o="urn:schemas-microsoft-com:office:office" xmlns:oel="http://schemas.microsoft.com/office/2019/extlst" xmlns:r="http://schemas.openxmlformats.org/officeDocument/2006/relationships" xmlns:m="http://schemas.openxmlformats.org/officeDocument/2006/math" xmlns:v="urn:schemas-microsoft-com:vml" xmlns:wp14="http://schemas.microsoft.com/office/word/2010/wordprocessingDrawing" xmlns:wp="http://schemas.openxmlformats.org/drawingml/2006/wordprocessingDrawing" xmlns:w10="urn:schemas-microsoft-com:office:word" xmlns:w="http://schemas.openxmlformats.org/wordprocessingml/2006/main" xmlns:w14="http://schemas.microsoft.com/office/word/2010/wordml" xmlns:w15="http://schemas.microsoft.com/office/word/2012/wordml" xmlns:w16cex="http://schemas.microsoft.com/office/word/2018/wordml/cex" xmlns:w16cid="http://schemas.microsoft.com/office/word/2016/wordml/cid" xmlns:w16="http://schemas.microsoft.com/office/word/2018/wordml" xmlns:w16du="http://schemas.microsoft.com/office/word/2023/wordml/word16du" xmlns:w16sdtdh="http://schemas.microsoft.com/office/word/2020/wordml/sdtdatahash" xmlns:w16se="http://schemas.microsoft.com/office/word/2015/wordml/symex" xmlns:wpg="http://schemas.microsoft.com/office/word/2010/wordprocessingGroup" xmlns:wpi="http://schemas.microsoft.com/office/word/2010/wordprocessingInk" xmlns:wne="http://schemas.microsoft.com/office/word/2006/wordml" xmlns:wps="http://schemas.microsoft.com/office/word/2010/wordprocessingShape" mc:Ignorable="w14 w15 w16se w16cid w16 w16cex w16sdtdh w16du wp14">
   <w:abstractNum w:abstractNumId="0" w15:restartNumberingAfterBreak="0">
     <w:nsid w:val="915C93DA"/>
     <w:multiLevelType w:val="singleLevel"/>
@@ -10173,23 +9715,31 @@
       </w:pPr>
     </w:lvl>
   </w:abstractNum>
-  <w:num w:numId="1">
+  <w:num w:numId="1" w16cid:durableId="129523337">
     <w:abstractNumId w:val="1"/>
   </w:num>
-  <w:num w:numId="2">
+  <w:num w:numId="2" w16cid:durableId="598879793">
     <w:abstractNumId w:val="3"/>
   </w:num>
-  <w:num w:numId="3">
+  <w:num w:numId="3" w16cid:durableId="658116948">
     <w:abstractNumId w:val="2"/>
   </w:num>
-  <w:num w:numId="4">
+  <w:num w:numId="4" w16cid:durableId="1719159585">
     <w:abstractNumId w:val="0"/>
   </w:num>
 </w:numbering>
 </file>
 
+<file path=word/people.xml><?xml version="1.0" encoding="utf-8"?>
+<w15:people xmlns:wpc="http://schemas.microsoft.com/office/word/2010/wordprocessingCanvas" xmlns:cx="http://schemas.microsoft.com/office/drawing/2014/chartex" xmlns:cx1="http://schemas.microsoft.com/office/drawing/2015/9/8/chartex" xmlns:cx2="http://schemas.microsoft.com/office/drawing/2015/10/21/chartex" xmlns:cx3="http://schemas.microsoft.com/office/drawing/2016/5/9/chartex" xmlns:cx4="http://schemas.microsoft.com/office/drawing/2016/5/10/chartex" xmlns:cx5="http://schemas.microsoft.com/office/drawing/2016/5/11/chartex" xmlns:cx6="http://schemas.microsoft.com/office/drawing/2016/5/12/chartex" xmlns:cx7="http://schemas.microsoft.com/office/drawing/2016/5/13/chartex" xmlns:cx8="http://schemas.microsoft.com/office/drawing/2016/5/14/chartex" xmlns:mc="http://schemas.openxmlformats.org/markup-compatibility/2006" xmlns:aink="http://schemas.microsoft.com/office/drawing/2016/ink" xmlns:am3d="http://schemas.microsoft.com/office/drawing/2017/model3d" xmlns:o="urn:schemas-microsoft-com:office:office" xmlns:oel="http://schemas.microsoft.com/office/2019/extlst" xmlns:r="http://schemas.openxmlformats.org/officeDocument/2006/relationships" xmlns:m="http://schemas.openxmlformats.org/officeDocument/2006/math" xmlns:v="urn:schemas-microsoft-com:vml" xmlns:wp14="http://schemas.microsoft.com/office/word/2010/wordprocessingDrawing" xmlns:wp="http://schemas.openxmlformats.org/drawingml/2006/wordprocessingDrawing" xmlns:w10="urn:schemas-microsoft-com:office:word" xmlns:w="http://schemas.openxmlformats.org/wordprocessingml/2006/main" xmlns:w14="http://schemas.microsoft.com/office/word/2010/wordml" xmlns:w15="http://schemas.microsoft.com/office/word/2012/wordml" xmlns:w16cex="http://schemas.microsoft.com/office/word/2018/wordml/cex" xmlns:w16cid="http://schemas.microsoft.com/office/word/2016/wordml/cid" xmlns:w16="http://schemas.microsoft.com/office/word/2018/wordml" xmlns:w16du="http://schemas.microsoft.com/office/word/2023/wordml/word16du" xmlns:w16sdtdh="http://schemas.microsoft.com/office/word/2020/wordml/sdtdatahash" xmlns:w16se="http://schemas.microsoft.com/office/word/2015/wordml/symex" xmlns:wpg="http://schemas.microsoft.com/office/word/2010/wordprocessingGroup" xmlns:wpi="http://schemas.microsoft.com/office/word/2010/wordprocessingInk" xmlns:wne="http://schemas.microsoft.com/office/word/2006/wordml" xmlns:wps="http://schemas.microsoft.com/office/word/2010/wordprocessingShape" mc:Ignorable="w14 w15 w16se w16cid w16 w16cex w16sdtdh w16du wp14">
+  <w15:person w15:author="Kalentyev Alexey">
+    <w15:presenceInfo w15:providerId="Windows Live" w15:userId="da819b8650d7d997"/>
+  </w15:person>
+</w15:people>
+</file>
+
 <file path=word/styles.xml><?xml version="1.0" encoding="utf-8"?>
-<w:styles xmlns:mc="http://schemas.openxmlformats.org/markup-compatibility/2006" xmlns:r="http://schemas.openxmlformats.org/officeDocument/2006/relationships" xmlns:w="http://schemas.openxmlformats.org/wordprocessingml/2006/main" xmlns:w14="http://schemas.microsoft.com/office/word/2010/wordml" xmlns:w15="http://schemas.microsoft.com/office/word/2012/wordml" xmlns:w16cex="http://schemas.microsoft.com/office/word/2018/wordml/cex" xmlns:w16cid="http://schemas.microsoft.com/office/word/2016/wordml/cid" xmlns:w16="http://schemas.microsoft.com/office/word/2018/wordml" xmlns:w16se="http://schemas.microsoft.com/office/word/2015/wordml/symex" mc:Ignorable="w14 w15 w16se w16cid w16 w16cex">
+<w:styles xmlns:mc="http://schemas.openxmlformats.org/markup-compatibility/2006" xmlns:r="http://schemas.openxmlformats.org/officeDocument/2006/relationships" xmlns:w="http://schemas.openxmlformats.org/wordprocessingml/2006/main" xmlns:w14="http://schemas.microsoft.com/office/word/2010/wordml" xmlns:w15="http://schemas.microsoft.com/office/word/2012/wordml" xmlns:w16cex="http://schemas.microsoft.com/office/word/2018/wordml/cex" xmlns:w16cid="http://schemas.microsoft.com/office/word/2016/wordml/cid" xmlns:w16="http://schemas.microsoft.com/office/word/2018/wordml" xmlns:w16du="http://schemas.microsoft.com/office/word/2023/wordml/word16du" xmlns:w16sdtdh="http://schemas.microsoft.com/office/word/2020/wordml/sdtdatahash" xmlns:w16se="http://schemas.microsoft.com/office/word/2015/wordml/symex" mc:Ignorable="w14 w15 w16se w16cid w16 w16cex w16sdtdh w16du">
   <w:docDefaults>
     <w:rPrDefault>
       <w:rPr>
@@ -10820,6 +10370,43 @@
       <w:contextualSpacing/>
     </w:pPr>
   </w:style>
+  <w:style w:type="paragraph" w:styleId="af0">
+    <w:name w:val="annotation subject"/>
+    <w:basedOn w:val="ab"/>
+    <w:next w:val="ab"/>
+    <w:link w:val="af1"/>
+    <w:uiPriority w:val="99"/>
+    <w:semiHidden/>
+    <w:unhideWhenUsed/>
+    <w:rsid w:val="00325A1B"/>
+    <w:pPr>
+      <w:spacing w:after="10"/>
+      <w:ind w:firstLine="698"/>
+      <w:jc w:val="both"/>
+    </w:pPr>
+    <w:rPr>
+      <w:rFonts w:ascii="Times New Roman" w:eastAsia="Times New Roman" w:hAnsi="Times New Roman" w:cs="Times New Roman"/>
+      <w:b/>
+      <w:bCs/>
+      <w:color w:val="000000"/>
+      <w:lang w:val="ru-RU" w:eastAsia="ru-RU"/>
+    </w:rPr>
+  </w:style>
+  <w:style w:type="character" w:customStyle="1" w:styleId="af1">
+    <w:name w:val="Тема примечания Знак"/>
+    <w:basedOn w:val="ac"/>
+    <w:link w:val="af0"/>
+    <w:uiPriority w:val="99"/>
+    <w:semiHidden/>
+    <w:rsid w:val="00325A1B"/>
+    <w:rPr>
+      <w:rFonts w:asciiTheme="minorHAnsi" w:eastAsia="Times New Roman" w:hAnsiTheme="minorHAnsi" w:cstheme="minorBidi"/>
+      <w:b/>
+      <w:bCs/>
+      <w:color w:val="000000"/>
+      <w:lang w:val="en-US" w:eastAsia="zh-CN"/>
+    </w:rPr>
+  </w:style>
 </w:styles>
 </file>
 
@@ -11080,10 +10667,6 @@
 </file>
 
 <file path=customXml/item1.xml><?xml version="1.0" encoding="utf-8"?>
-<b:Sources xmlns:b="http://schemas.openxmlformats.org/officeDocument/2006/bibliography" xmlns="http://schemas.openxmlformats.org/officeDocument/2006/bibliography" SelectedStyle="\APASixthEditionOfficeOnline.xsl" StyleName="APA" Version="6"/>
-</file>
-
-<file path=customXml/item2.xml><?xml version="1.0" encoding="utf-8"?>
 <s:customData xmlns="http://www.wps.cn/officeDocument/2013/wpsCustomData" xmlns:s="http://www.wps.cn/officeDocument/2013/wpsCustomData">
   <customSectProps>
     <customSectPr/>
@@ -11094,18 +10677,22 @@
 </s:customData>
 </file>
 
+<file path=customXml/item2.xml><?xml version="1.0" encoding="utf-8"?>
+<b:Sources xmlns:b="http://schemas.openxmlformats.org/officeDocument/2006/bibliography" xmlns="http://schemas.openxmlformats.org/officeDocument/2006/bibliography" SelectedStyle="\APASixthEditionOfficeOnline.xsl" StyleName="APA" Version="6"/>
+</file>
+
 <file path=customXml/itemProps1.xml><?xml version="1.0" encoding="utf-8"?>
+<ds:datastoreItem xmlns:ds="http://schemas.openxmlformats.org/officeDocument/2006/customXml" ds:itemID="{B1977F7D-205B-4081-913C-38D41E755F92}">
+  <ds:schemaRefs>
+    <ds:schemaRef ds:uri="http://www.wps.cn/officeDocument/2013/wpsCustomData"/>
+  </ds:schemaRefs>
+</ds:datastoreItem>
+</file>
+
+<file path=customXml/itemProps2.xml><?xml version="1.0" encoding="utf-8"?>
 <ds:datastoreItem xmlns:ds="http://schemas.openxmlformats.org/officeDocument/2006/customXml" ds:itemID="{3600F248-29DE-4FBE-AC1E-F33F4FDD45C6}">
   <ds:schemaRefs>
     <ds:schemaRef ds:uri="http://schemas.openxmlformats.org/officeDocument/2006/bibliography"/>
   </ds:schemaRefs>
 </ds:datastoreItem>
-</file>
-
-<file path=customXml/itemProps2.xml><?xml version="1.0" encoding="utf-8"?>
-<ds:datastoreItem xmlns:ds="http://schemas.openxmlformats.org/officeDocument/2006/customXml" ds:itemID="{B1977F7D-205B-4081-913C-38D41E755F92}">
-  <ds:schemaRefs>
-    <ds:schemaRef ds:uri="http://www.wps.cn/officeDocument/2013/wpsCustomData"/>
-  </ds:schemaRefs>
-</ds:datastoreItem>
 </file>
--- a/Documents/Проект системы_Дей581.docx
+++ b/Documents/Проект системы_Дей581.docx
@@ -1,6 +1,6 @@
 
 <file path=word/document.xml><?xml version="1.0" encoding="utf-8"?>
-<w:document xmlns:wpc="http://schemas.microsoft.com/office/word/2010/wordprocessingCanvas" xmlns:cx="http://schemas.microsoft.com/office/drawing/2014/chartex" xmlns:cx1="http://schemas.microsoft.com/office/drawing/2015/9/8/chartex" xmlns:cx2="http://schemas.microsoft.com/office/drawing/2015/10/21/chartex" xmlns:cx3="http://schemas.microsoft.com/office/drawing/2016/5/9/chartex" xmlns:cx4="http://schemas.microsoft.com/office/drawing/2016/5/10/chartex" xmlns:cx5="http://schemas.microsoft.com/office/drawing/2016/5/11/chartex" xmlns:cx6="http://schemas.microsoft.com/office/drawing/2016/5/12/chartex" xmlns:cx7="http://schemas.microsoft.com/office/drawing/2016/5/13/chartex" xmlns:cx8="http://schemas.microsoft.com/office/drawing/2016/5/14/chartex" xmlns:mc="http://schemas.openxmlformats.org/markup-compatibility/2006" xmlns:aink="http://schemas.microsoft.com/office/drawing/2016/ink" xmlns:am3d="http://schemas.microsoft.com/office/drawing/2017/model3d" xmlns:o="urn:schemas-microsoft-com:office:office" xmlns:oel="http://schemas.microsoft.com/office/2019/extlst" xmlns:r="http://schemas.openxmlformats.org/officeDocument/2006/relationships" xmlns:m="http://schemas.openxmlformats.org/officeDocument/2006/math" xmlns:v="urn:schemas-microsoft-com:vml" xmlns:wp14="http://schemas.microsoft.com/office/word/2010/wordprocessingDrawing" xmlns:wp="http://schemas.openxmlformats.org/drawingml/2006/wordprocessingDrawing" xmlns:w10="urn:schemas-microsoft-com:office:word" xmlns:w="http://schemas.openxmlformats.org/wordprocessingml/2006/main" xmlns:w14="http://schemas.microsoft.com/office/word/2010/wordml" xmlns:w15="http://schemas.microsoft.com/office/word/2012/wordml" xmlns:w16cex="http://schemas.microsoft.com/office/word/2018/wordml/cex" xmlns:w16cid="http://schemas.microsoft.com/office/word/2016/wordml/cid" xmlns:w16="http://schemas.microsoft.com/office/word/2018/wordml" xmlns:w16du="http://schemas.microsoft.com/office/word/2023/wordml/word16du" xmlns:w16sdtdh="http://schemas.microsoft.com/office/word/2020/wordml/sdtdatahash" xmlns:w16se="http://schemas.microsoft.com/office/word/2015/wordml/symex" xmlns:wpg="http://schemas.microsoft.com/office/word/2010/wordprocessingGroup" xmlns:wpi="http://schemas.microsoft.com/office/word/2010/wordprocessingInk" xmlns:wne="http://schemas.microsoft.com/office/word/2006/wordml" xmlns:wps="http://schemas.microsoft.com/office/word/2010/wordprocessingShape" mc:Ignorable="w14 w15 w16se w16cid w16 w16cex w16sdtdh w16du wp14">
+<w:document xmlns:wpc="http://schemas.microsoft.com/office/word/2010/wordprocessingCanvas" xmlns:cx="http://schemas.microsoft.com/office/drawing/2014/chartex" xmlns:cx1="http://schemas.microsoft.com/office/drawing/2015/9/8/chartex" xmlns:cx2="http://schemas.microsoft.com/office/drawing/2015/10/21/chartex" xmlns:cx3="http://schemas.microsoft.com/office/drawing/2016/5/9/chartex" xmlns:cx4="http://schemas.microsoft.com/office/drawing/2016/5/10/chartex" xmlns:cx5="http://schemas.microsoft.com/office/drawing/2016/5/11/chartex" xmlns:cx6="http://schemas.microsoft.com/office/drawing/2016/5/12/chartex" xmlns:cx7="http://schemas.microsoft.com/office/drawing/2016/5/13/chartex" xmlns:cx8="http://schemas.microsoft.com/office/drawing/2016/5/14/chartex" xmlns:mc="http://schemas.openxmlformats.org/markup-compatibility/2006" xmlns:aink="http://schemas.microsoft.com/office/drawing/2016/ink" xmlns:am3d="http://schemas.microsoft.com/office/drawing/2017/model3d" xmlns:o="urn:schemas-microsoft-com:office:office" xmlns:r="http://schemas.openxmlformats.org/officeDocument/2006/relationships" xmlns:m="http://schemas.openxmlformats.org/officeDocument/2006/math" xmlns:v="urn:schemas-microsoft-com:vml" xmlns:wp14="http://schemas.microsoft.com/office/word/2010/wordprocessingDrawing" xmlns:wp="http://schemas.openxmlformats.org/drawingml/2006/wordprocessingDrawing" xmlns:w10="urn:schemas-microsoft-com:office:word" xmlns:w="http://schemas.openxmlformats.org/wordprocessingml/2006/main" xmlns:w14="http://schemas.microsoft.com/office/word/2010/wordml" xmlns:w15="http://schemas.microsoft.com/office/word/2012/wordml" xmlns:w16cex="http://schemas.microsoft.com/office/word/2018/wordml/cex" xmlns:w16cid="http://schemas.microsoft.com/office/word/2016/wordml/cid" xmlns:w16="http://schemas.microsoft.com/office/word/2018/wordml" xmlns:w16se="http://schemas.microsoft.com/office/word/2015/wordml/symex" xmlns:wpg="http://schemas.microsoft.com/office/word/2010/wordprocessingGroup" xmlns:wpi="http://schemas.microsoft.com/office/word/2010/wordprocessingInk" xmlns:wne="http://schemas.microsoft.com/office/word/2006/wordml" xmlns:wps="http://schemas.microsoft.com/office/word/2010/wordprocessingShape" mc:Ignorable="w14 w15 w16se w16cid w16 w16cex wp14">
   <w:body>
     <w:p>
       <w:pPr>
@@ -249,7 +249,21 @@
         <w:rPr>
           <w:bCs/>
         </w:rPr>
-        <w:t>«___»  ________________ 2024 г.</w:t>
+        <w:t>«__</w:t>
+      </w:r>
+      <w:proofErr w:type="gramStart"/>
+      <w:r>
+        <w:rPr>
+          <w:bCs/>
+        </w:rPr>
+        <w:t>_»  _</w:t>
+      </w:r>
+      <w:proofErr w:type="gramEnd"/>
+      <w:r>
+        <w:rPr>
+          <w:bCs/>
+        </w:rPr>
+        <w:t>_______________ 2024 г.</w:t>
       </w:r>
     </w:p>
     <w:p>
@@ -268,7 +282,15 @@
         <w:ind w:left="5814" w:right="59" w:firstLine="0"/>
       </w:pPr>
       <w:r>
-        <w:t xml:space="preserve">к.т.н., доцент каф. КСУП __________ Калентьев А.А. </w:t>
+        <w:t xml:space="preserve">к.т.н., доцент каф. КСУП __________ </w:t>
+      </w:r>
+      <w:proofErr w:type="spellStart"/>
+      <w:r>
+        <w:t>Калентьев</w:t>
+      </w:r>
+      <w:proofErr w:type="spellEnd"/>
+      <w:r>
+        <w:t xml:space="preserve"> А.А. </w:t>
       </w:r>
     </w:p>
     <w:p>
@@ -289,7 +311,21 @@
         <w:rPr>
           <w:bCs/>
         </w:rPr>
-        <w:t xml:space="preserve">«___»  ________________2024 </w:t>
+        <w:t>«__</w:t>
+      </w:r>
+      <w:proofErr w:type="gramStart"/>
+      <w:r>
+        <w:rPr>
+          <w:bCs/>
+        </w:rPr>
+        <w:t>_»  _</w:t>
+      </w:r>
+      <w:proofErr w:type="gramEnd"/>
+      <w:r>
+        <w:rPr>
+          <w:bCs/>
+        </w:rPr>
+        <w:t xml:space="preserve">_______________2024 </w:t>
       </w:r>
     </w:p>
     <w:p>
@@ -346,7 +382,23 @@
           <w:rFonts w:eastAsia="SimSun"/>
           <w:szCs w:val="28"/>
         </w:rPr>
-        <w:t>КОМПАС-3D – это российская импортонезависимая система трёхмерного проектирования, ставшая стандартом для тысяч предприятий и сотен тысяч профессиональных пользователей.</w:t>
+        <w:t xml:space="preserve">КОМПАС-3D – это российская </w:t>
+      </w:r>
+      <w:proofErr w:type="spellStart"/>
+      <w:r>
+        <w:rPr>
+          <w:rFonts w:eastAsia="SimSun"/>
+          <w:szCs w:val="28"/>
+        </w:rPr>
+        <w:t>импортонезависимая</w:t>
+      </w:r>
+      <w:proofErr w:type="spellEnd"/>
+      <w:r>
+        <w:rPr>
+          <w:rFonts w:eastAsia="SimSun"/>
+          <w:szCs w:val="28"/>
+        </w:rPr>
+        <w:t xml:space="preserve"> система трёхмерного проектирования, ставшая стандартом для тысяч предприятий и сотен тысяч профессиональных пользователей.</w:t>
       </w:r>
     </w:p>
     <w:p>
@@ -363,14 +415,30 @@
           <w:rFonts w:eastAsia="SimSun"/>
           <w:szCs w:val="28"/>
         </w:rPr>
-        <w:t>КОМПАС-3D широко используется для проектирования изделий основного и вспомогательного производств в таких отраслях промышленности, как машиностроение (транспортное, сельскохозяйственное, энергетическое, нефтегазовое, химическое и т.д.), приборостроение, авиастроение, судостроение, станкостроение, вагоностроение, металлургия, промышленное и гражданское строительство, товары народного потребления и т. д.</w:t>
-      </w:r>
+        <w:t xml:space="preserve">КОМПАС-3D широко используется для проектирования изделий основного и вспомогательного производств в таких отраслях промышленности, как машиностроение (транспортное, сельскохозяйственное, энергетическое, нефтегазовое, химическое и т.д.), приборостроение, авиастроение, судостроение, станкостроение, вагоностроение, металлургия, промышленное и гражданское строительство, товары народного потребления и т. </w:t>
+      </w:r>
+      <w:proofErr w:type="gramStart"/>
       <w:r>
         <w:rPr>
           <w:rFonts w:eastAsia="SimSun"/>
           <w:szCs w:val="28"/>
         </w:rPr>
-        <w:t>[1]</w:t>
+        <w:t>д.</w:t>
+      </w:r>
+      <w:r>
+        <w:rPr>
+          <w:rFonts w:eastAsia="SimSun"/>
+          <w:szCs w:val="28"/>
+        </w:rPr>
+        <w:t>[</w:t>
+      </w:r>
+      <w:proofErr w:type="gramEnd"/>
+      <w:r>
+        <w:rPr>
+          <w:rFonts w:eastAsia="SimSun"/>
+          <w:szCs w:val="28"/>
+        </w:rPr>
+        <w:t>1]</w:t>
       </w:r>
     </w:p>
     <w:p>
@@ -518,7 +586,23 @@
           <w:rFonts w:eastAsia="SimSun"/>
           <w:szCs w:val="28"/>
         </w:rPr>
-        <w:t xml:space="preserve">В рамках дисциплины выбор данной САПР объясняется наличием описания </w:t>
+        <w:t xml:space="preserve">В рамках дисциплины </w:t>
+      </w:r>
+      <w:proofErr w:type="gramStart"/>
+      <w:r>
+        <w:rPr>
+          <w:rFonts w:eastAsia="SimSun"/>
+          <w:szCs w:val="28"/>
+        </w:rPr>
+        <w:t>выбор</w:t>
+      </w:r>
+      <w:proofErr w:type="gramEnd"/>
+      <w:r>
+        <w:rPr>
+          <w:rFonts w:eastAsia="SimSun"/>
+          <w:szCs w:val="28"/>
+        </w:rPr>
+        <w:t xml:space="preserve"> данной САПР объясняется наличием описания </w:t>
       </w:r>
       <w:r>
         <w:rPr>
@@ -595,11 +679,26 @@
       <w:r>
         <w:t>(</w:t>
       </w:r>
-      <w:hyperlink r:id="rId10" w:tooltip="Аббревиатура" w:history="1">
-        <w:r>
-          <w:t>аббр.</w:t>
-        </w:r>
-      </w:hyperlink>
+      <w:proofErr w:type="spellStart"/>
+      <w:r>
+        <w:fldChar w:fldCharType="begin"/>
+      </w:r>
+      <w:r>
+        <w:instrText xml:space="preserve"> HYPERLINK "https://ru.wikipedia.org/wiki/%D0%90%D0%B1%D0%B1%D1%80%D0%B5%D0%B2%D0%B8%D0%B0%D1%82%D1%83%D1%80%D0%B0" \o "Аббревиатура" </w:instrText>
+      </w:r>
+      <w:r>
+        <w:fldChar w:fldCharType="separate"/>
+      </w:r>
+      <w:r>
+        <w:t>аббр</w:t>
+      </w:r>
+      <w:proofErr w:type="spellEnd"/>
+      <w:r>
+        <w:t>.</w:t>
+      </w:r>
+      <w:r>
+        <w:fldChar w:fldCharType="end"/>
+      </w:r>
       <w:r>
         <w:t xml:space="preserve"> о</w:t>
       </w:r>
@@ -609,7 +708,7 @@
       <w:r>
         <w:t xml:space="preserve"> </w:t>
       </w:r>
-      <w:hyperlink r:id="rId11" w:tooltip="Английский язык" w:history="1">
+      <w:hyperlink r:id="rId10" w:tooltip="Английский язык" w:history="1">
         <w:r>
           <w:t>англ.</w:t>
         </w:r>
@@ -858,14 +957,21 @@
         <w:ind w:right="59"/>
       </w:pPr>
       <w:r>
-        <w:t>Зарегистрировать библиотеку в системе КОМПАС (а именно реализовать статический метод типа .</w:t>
-      </w:r>
+        <w:t xml:space="preserve">Зарегистрировать библиотеку в системе КОМПАС (а именно реализовать статический метод </w:t>
+      </w:r>
+      <w:proofErr w:type="gramStart"/>
+      <w:r>
+        <w:t>типа .</w:t>
+      </w:r>
+      <w:proofErr w:type="spellStart"/>
       <w:r>
         <w:rPr>
           <w:lang w:val="en-US"/>
         </w:rPr>
         <w:t>htmSample</w:t>
       </w:r>
+      <w:proofErr w:type="spellEnd"/>
+      <w:proofErr w:type="gramEnd"/>
       <w:r>
         <w:t xml:space="preserve"> с рядом настроек)</w:t>
       </w:r>
@@ -884,12 +990,14 @@
       <w:r>
         <w:t xml:space="preserve"> </w:t>
       </w:r>
+      <w:proofErr w:type="spellStart"/>
       <w:r>
         <w:rPr>
           <w:lang w:val="en-US"/>
         </w:rPr>
         <w:t>RegAsm</w:t>
       </w:r>
+      <w:proofErr w:type="spellEnd"/>
       <w:r>
         <w:t>.</w:t>
       </w:r>
@@ -1044,6 +1152,7 @@
                 <w:lang w:val="en-US"/>
               </w:rPr>
             </w:pPr>
+            <w:proofErr w:type="spellStart"/>
             <w:r>
               <w:rPr>
                 <w:rFonts w:eastAsia="SimSun"/>
@@ -1052,6 +1161,7 @@
               </w:rPr>
               <w:t>ActiveDocument</w:t>
             </w:r>
+            <w:proofErr w:type="spellEnd"/>
           </w:p>
         </w:tc>
         <w:tc>
@@ -1069,6 +1179,7 @@
                 <w:lang w:val="en-US"/>
               </w:rPr>
             </w:pPr>
+            <w:proofErr w:type="spellStart"/>
             <w:r>
               <w:rPr>
                 <w:sz w:val="24"/>
@@ -1077,6 +1188,7 @@
               </w:rPr>
               <w:t>ICompasDocument</w:t>
             </w:r>
+            <w:proofErr w:type="spellEnd"/>
           </w:p>
         </w:tc>
         <w:tc>
@@ -1144,6 +1256,7 @@
                 <w:lang w:val="en-US"/>
               </w:rPr>
             </w:pPr>
+            <w:proofErr w:type="spellStart"/>
             <w:r>
               <w:rPr>
                 <w:sz w:val="24"/>
@@ -1152,6 +1265,7 @@
               </w:rPr>
               <w:t>IDocuments</w:t>
             </w:r>
+            <w:proofErr w:type="spellEnd"/>
           </w:p>
         </w:tc>
         <w:tc>
@@ -1433,6 +1547,7 @@
                 <w:lang w:val="en-US"/>
               </w:rPr>
             </w:pPr>
+            <w:proofErr w:type="spellStart"/>
             <w:r>
               <w:rPr>
                 <w:sz w:val="24"/>
@@ -1441,6 +1556,7 @@
               </w:rPr>
               <w:t>ExecuteCompasCommand</w:t>
             </w:r>
+            <w:proofErr w:type="spellEnd"/>
           </w:p>
         </w:tc>
         <w:tc>
@@ -1458,13 +1574,23 @@
                 <w:lang w:val="en-US"/>
               </w:rPr>
             </w:pPr>
-            <w:r>
-              <w:rPr>
-                <w:sz w:val="24"/>
-                <w:szCs w:val="20"/>
-                <w:lang w:val="en-US"/>
-              </w:rPr>
-              <w:t>commandId, post</w:t>
+            <w:proofErr w:type="spellStart"/>
+            <w:r>
+              <w:rPr>
+                <w:sz w:val="24"/>
+                <w:szCs w:val="20"/>
+                <w:lang w:val="en-US"/>
+              </w:rPr>
+              <w:t>commandId</w:t>
+            </w:r>
+            <w:proofErr w:type="spellEnd"/>
+            <w:r>
+              <w:rPr>
+                <w:sz w:val="24"/>
+                <w:szCs w:val="20"/>
+                <w:lang w:val="en-US"/>
+              </w:rPr>
+              <w:t>, post</w:t>
             </w:r>
           </w:p>
         </w:tc>
@@ -1533,6 +1659,7 @@
                 <w:lang w:val="en-US"/>
               </w:rPr>
             </w:pPr>
+            <w:proofErr w:type="spellStart"/>
             <w:r>
               <w:rPr>
                 <w:sz w:val="24"/>
@@ -1541,6 +1668,7 @@
               </w:rPr>
               <w:t>MessageBoxEx</w:t>
             </w:r>
+            <w:proofErr w:type="spellEnd"/>
           </w:p>
         </w:tc>
         <w:tc>
@@ -1650,12 +1778,14 @@
       <w:r>
         <w:t xml:space="preserve"> Используемые свойства класса (интерфейса) </w:t>
       </w:r>
+      <w:proofErr w:type="spellStart"/>
       <w:r>
         <w:rPr>
           <w:lang w:val="en-US"/>
         </w:rPr>
         <w:t>IDocuments</w:t>
       </w:r>
+      <w:proofErr w:type="spellEnd"/>
     </w:p>
     <w:tbl>
       <w:tblPr>
@@ -1784,6 +1914,7 @@
                 <w:lang w:val="en-US"/>
               </w:rPr>
             </w:pPr>
+            <w:proofErr w:type="spellStart"/>
             <w:r>
               <w:rPr>
                 <w:sz w:val="24"/>
@@ -1792,6 +1923,7 @@
               </w:rPr>
               <w:t>IKompasDocument</w:t>
             </w:r>
+            <w:proofErr w:type="spellEnd"/>
           </w:p>
         </w:tc>
         <w:tc>
@@ -1851,12 +1983,14 @@
       <w:r>
         <w:t xml:space="preserve"> Используемые методы класса (интерфейса) </w:t>
       </w:r>
+      <w:proofErr w:type="spellStart"/>
       <w:r>
         <w:rPr>
           <w:lang w:val="en-US"/>
         </w:rPr>
         <w:t>IDocuments</w:t>
       </w:r>
+      <w:proofErr w:type="spellEnd"/>
     </w:p>
     <w:tbl>
       <w:tblPr>
@@ -2032,6 +2166,7 @@
                 <w:lang w:val="en-US"/>
               </w:rPr>
             </w:pPr>
+            <w:proofErr w:type="spellStart"/>
             <w:r>
               <w:rPr>
                 <w:sz w:val="24"/>
@@ -2040,6 +2175,7 @@
               </w:rPr>
               <w:t>IKompaDocument</w:t>
             </w:r>
+            <w:proofErr w:type="spellEnd"/>
           </w:p>
         </w:tc>
         <w:tc>
@@ -2107,14 +2243,52 @@
                 <w:lang w:val="en-US"/>
               </w:rPr>
             </w:pPr>
-            <w:r>
-              <w:rPr>
-                <w:sz w:val="24"/>
-                <w:szCs w:val="20"/>
-                <w:lang w:val="en-US"/>
-              </w:rPr>
-              <w:t>PathName, Visible, ReadOnly, LoadCOmbinationIndex</w:t>
-            </w:r>
+            <w:proofErr w:type="spellStart"/>
+            <w:r>
+              <w:rPr>
+                <w:sz w:val="24"/>
+                <w:szCs w:val="20"/>
+                <w:lang w:val="en-US"/>
+              </w:rPr>
+              <w:t>PathName</w:t>
+            </w:r>
+            <w:proofErr w:type="spellEnd"/>
+            <w:r>
+              <w:rPr>
+                <w:sz w:val="24"/>
+                <w:szCs w:val="20"/>
+                <w:lang w:val="en-US"/>
+              </w:rPr>
+              <w:t xml:space="preserve">, Visible, </w:t>
+            </w:r>
+            <w:proofErr w:type="spellStart"/>
+            <w:r>
+              <w:rPr>
+                <w:sz w:val="24"/>
+                <w:szCs w:val="20"/>
+                <w:lang w:val="en-US"/>
+              </w:rPr>
+              <w:t>ReadOnly</w:t>
+            </w:r>
+            <w:proofErr w:type="spellEnd"/>
+            <w:r>
+              <w:rPr>
+                <w:sz w:val="24"/>
+                <w:szCs w:val="20"/>
+                <w:lang w:val="en-US"/>
+              </w:rPr>
+              <w:t xml:space="preserve">, </w:t>
+            </w:r>
+            <w:proofErr w:type="spellStart"/>
+            <w:r>
+              <w:rPr>
+                <w:sz w:val="24"/>
+                <w:szCs w:val="20"/>
+                <w:lang w:val="en-US"/>
+              </w:rPr>
+              <w:t>LoadCOmbinationIndex</w:t>
+            </w:r>
+            <w:proofErr w:type="spellEnd"/>
           </w:p>
         </w:tc>
         <w:tc>
@@ -2132,22 +2306,25 @@
                 <w:lang w:val="en-US"/>
               </w:rPr>
             </w:pPr>
-            <w:r>
-              <w:rPr>
-                <w:sz w:val="24"/>
-                <w:szCs w:val="20"/>
-                <w:lang w:val="en-US"/>
-              </w:rPr>
-              <w:t>IKompaDocument,</w:t>
+            <w:proofErr w:type="spellStart"/>
+            <w:r>
+              <w:rPr>
+                <w:sz w:val="24"/>
+                <w:szCs w:val="20"/>
+                <w:lang w:val="en-US"/>
+              </w:rPr>
+              <w:t>IKompaDocument</w:t>
             </w:r>
             <w:commentRangeStart w:id="0"/>
-            <w:r>
-              <w:rPr>
-                <w:sz w:val="24"/>
-                <w:szCs w:val="20"/>
-                <w:lang w:val="en-US"/>
-              </w:rPr>
-              <w:t xml:space="preserve"> null</w:t>
+            <w:commentRangeStart w:id="1"/>
+            <w:proofErr w:type="spellEnd"/>
+            <w:r>
+              <w:rPr>
+                <w:sz w:val="24"/>
+                <w:szCs w:val="20"/>
+                <w:lang w:val="en-US"/>
+              </w:rPr>
+              <w:t xml:space="preserve"> </w:t>
             </w:r>
             <w:commentRangeEnd w:id="0"/>
             <w:r>
@@ -2159,6 +2336,16 @@
               </w:rPr>
               <w:commentReference w:id="0"/>
             </w:r>
+            <w:commentRangeEnd w:id="1"/>
+            <w:r>
+              <w:rPr>
+                <w:rStyle w:val="aa"/>
+                <w:rFonts w:asciiTheme="minorHAnsi" w:eastAsiaTheme="minorEastAsia" w:hAnsiTheme="minorHAnsi" w:cstheme="minorBidi"/>
+                <w:color w:val="auto"/>
+                <w:lang w:val="en-US" w:eastAsia="zh-CN"/>
+              </w:rPr>
+              <w:commentReference w:id="1"/>
+            </w:r>
           </w:p>
         </w:tc>
         <w:tc>
@@ -2221,12 +2408,14 @@
       <w:r>
         <w:t xml:space="preserve"> Используемые свойства класса (интерфейса) </w:t>
       </w:r>
+      <w:proofErr w:type="spellStart"/>
       <w:r>
         <w:rPr>
           <w:lang w:val="en-US"/>
         </w:rPr>
         <w:t>IProcess</w:t>
       </w:r>
+      <w:proofErr w:type="spellEnd"/>
       <w:r>
         <w:t>2</w:t>
       </w:r>
@@ -2609,12 +2798,14 @@
       <w:r>
         <w:t xml:space="preserve"> Используемые свойства класса (интерфейса) </w:t>
       </w:r>
+      <w:proofErr w:type="spellStart"/>
       <w:r>
         <w:rPr>
           <w:lang w:val="en-US"/>
         </w:rPr>
         <w:t>IProcess</w:t>
       </w:r>
+      <w:proofErr w:type="spellEnd"/>
       <w:r>
         <w:t>3</w:t>
       </w:r>
@@ -2725,6 +2916,7 @@
                 <w:lang w:val="en-US"/>
               </w:rPr>
             </w:pPr>
+            <w:proofErr w:type="spellStart"/>
             <w:r>
               <w:rPr>
                 <w:sz w:val="24"/>
@@ -2733,6 +2925,7 @@
               </w:rPr>
               <w:t>MateConstraintsObjects</w:t>
             </w:r>
+            <w:proofErr w:type="spellEnd"/>
           </w:p>
         </w:tc>
         <w:tc>
@@ -2875,6 +3068,7 @@
                 <w:lang w:val="en-US"/>
               </w:rPr>
             </w:pPr>
+            <w:proofErr w:type="spellStart"/>
             <w:r>
               <w:rPr>
                 <w:sz w:val="24"/>
@@ -2883,6 +3077,7 @@
               </w:rPr>
               <w:t>TakeProcessObject</w:t>
             </w:r>
+            <w:proofErr w:type="spellEnd"/>
           </w:p>
         </w:tc>
         <w:tc>
@@ -2900,6 +3095,7 @@
                 <w:lang w:val="en-US"/>
               </w:rPr>
             </w:pPr>
+            <w:proofErr w:type="spellStart"/>
             <w:r>
               <w:rPr>
                 <w:sz w:val="24"/>
@@ -2908,6 +3104,7 @@
               </w:rPr>
               <w:t>IModelObject</w:t>
             </w:r>
+            <w:proofErr w:type="spellEnd"/>
           </w:p>
         </w:tc>
         <w:tc>
@@ -2970,12 +3167,14 @@
       <w:r>
         <w:t xml:space="preserve"> Используемые методы класса (интерфейса) </w:t>
       </w:r>
+      <w:proofErr w:type="spellStart"/>
       <w:r>
         <w:rPr>
           <w:lang w:val="en-US"/>
         </w:rPr>
         <w:t>IProcess</w:t>
       </w:r>
+      <w:proofErr w:type="spellEnd"/>
       <w:r>
         <w:t>3</w:t>
       </w:r>
@@ -3110,6 +3309,7 @@
                 <w:lang w:val="en-US"/>
               </w:rPr>
             </w:pPr>
+            <w:proofErr w:type="spellStart"/>
             <w:r>
               <w:rPr>
                 <w:sz w:val="24"/>
@@ -3118,6 +3318,7 @@
               </w:rPr>
               <w:t>RunTakeCreateObjectProcess</w:t>
             </w:r>
+            <w:proofErr w:type="spellEnd"/>
           </w:p>
         </w:tc>
         <w:tc>
@@ -3135,14 +3336,70 @@
                 <w:lang w:val="en-US"/>
               </w:rPr>
             </w:pPr>
-            <w:r>
-              <w:rPr>
-                <w:sz w:val="24"/>
-                <w:szCs w:val="20"/>
-                <w:lang w:val="en-US"/>
-              </w:rPr>
-              <w:t>ProcessType, TakeObject, NeedCreateTakeObj, LostTakeObj</w:t>
-            </w:r>
+            <w:proofErr w:type="spellStart"/>
+            <w:r>
+              <w:rPr>
+                <w:sz w:val="24"/>
+                <w:szCs w:val="20"/>
+                <w:lang w:val="en-US"/>
+              </w:rPr>
+              <w:t>ProcessType</w:t>
+            </w:r>
+            <w:proofErr w:type="spellEnd"/>
+            <w:r>
+              <w:rPr>
+                <w:sz w:val="24"/>
+                <w:szCs w:val="20"/>
+                <w:lang w:val="en-US"/>
+              </w:rPr>
+              <w:t xml:space="preserve">, </w:t>
+            </w:r>
+            <w:proofErr w:type="spellStart"/>
+            <w:r>
+              <w:rPr>
+                <w:sz w:val="24"/>
+                <w:szCs w:val="20"/>
+                <w:lang w:val="en-US"/>
+              </w:rPr>
+              <w:t>TakeObject</w:t>
+            </w:r>
+            <w:proofErr w:type="spellEnd"/>
+            <w:r>
+              <w:rPr>
+                <w:sz w:val="24"/>
+                <w:szCs w:val="20"/>
+                <w:lang w:val="en-US"/>
+              </w:rPr>
+              <w:t xml:space="preserve">, </w:t>
+            </w:r>
+            <w:proofErr w:type="spellStart"/>
+            <w:r>
+              <w:rPr>
+                <w:sz w:val="24"/>
+                <w:szCs w:val="20"/>
+                <w:lang w:val="en-US"/>
+              </w:rPr>
+              <w:t>NeedCreateTakeObj</w:t>
+            </w:r>
+            <w:proofErr w:type="spellEnd"/>
+            <w:r>
+              <w:rPr>
+                <w:sz w:val="24"/>
+                <w:szCs w:val="20"/>
+                <w:lang w:val="en-US"/>
+              </w:rPr>
+              <w:t xml:space="preserve">, </w:t>
+            </w:r>
+            <w:proofErr w:type="spellStart"/>
+            <w:r>
+              <w:rPr>
+                <w:sz w:val="24"/>
+                <w:szCs w:val="20"/>
+                <w:lang w:val="en-US"/>
+              </w:rPr>
+              <w:t>LostTakeObj</w:t>
+            </w:r>
+            <w:proofErr w:type="spellEnd"/>
           </w:p>
         </w:tc>
         <w:tc>
@@ -3306,7 +3563,7 @@
                     </pic:cNvPicPr>
                   </pic:nvPicPr>
                   <pic:blipFill>
-                    <a:blip r:embed="rId16" cstate="print">
+                    <a:blip r:embed="rId15" cstate="print">
                       <a:extLst>
                         <a:ext uri="{28A0092B-C50C-407E-A947-70E740481C1C}">
                           <a14:useLocalDpi xmlns:a14="http://schemas.microsoft.com/office/drawing/2010/main" val="0"/>
@@ -3471,12 +3728,53 @@
         </w:rPr>
         <w:t xml:space="preserve">Второй аналог. </w:t>
       </w:r>
+      <w:proofErr w:type="spellStart"/>
       <w:r>
         <w:rPr>
           <w:rFonts w:eastAsia="SimSun"/>
           <w:szCs w:val="28"/>
         </w:rPr>
-        <w:t>SolidWorks предлагает возможности для создания вертикальных лестниц через модуль Weldment [4], который специально разработан для работы с металлоконструкциями. Этот инструмент предоставляет возможность проектировать каркасные конструкции, такие как пожарные лестницы и промышленные стремянки. Weldment включает набор стандартных профилей, из которых можно создать конструкцию лестницы, добавляя нужные элементы, такие как ступени и поручни.</w:t>
+        <w:t>SolidWorks</w:t>
+      </w:r>
+      <w:proofErr w:type="spellEnd"/>
+      <w:r>
+        <w:rPr>
+          <w:rFonts w:eastAsia="SimSun"/>
+          <w:szCs w:val="28"/>
+        </w:rPr>
+        <w:t xml:space="preserve"> предлагает возможности для создания вертикальных лестниц через модуль </w:t>
+      </w:r>
+      <w:proofErr w:type="spellStart"/>
+      <w:r>
+        <w:rPr>
+          <w:rFonts w:eastAsia="SimSun"/>
+          <w:szCs w:val="28"/>
+        </w:rPr>
+        <w:t>Weldment</w:t>
+      </w:r>
+      <w:proofErr w:type="spellEnd"/>
+      <w:r>
+        <w:rPr>
+          <w:rFonts w:eastAsia="SimSun"/>
+          <w:szCs w:val="28"/>
+        </w:rPr>
+        <w:t xml:space="preserve"> [4], который специально разработан для работы с металлоконструкциями. Этот инструмент предоставляет возможность проектировать каркасные конструкции, такие как пожарные лестницы и промышленные стремянки. </w:t>
+      </w:r>
+      <w:proofErr w:type="spellStart"/>
+      <w:r>
+        <w:rPr>
+          <w:rFonts w:eastAsia="SimSun"/>
+          <w:szCs w:val="28"/>
+        </w:rPr>
+        <w:t>Weldment</w:t>
+      </w:r>
+      <w:proofErr w:type="spellEnd"/>
+      <w:r>
+        <w:rPr>
+          <w:rFonts w:eastAsia="SimSun"/>
+          <w:szCs w:val="28"/>
+        </w:rPr>
+        <w:t xml:space="preserve"> включает набор стандартных профилей, из которых можно создать конструкцию лестницы, добавляя нужные элементы, такие как ступени и поручни.</w:t>
       </w:r>
     </w:p>
     <w:p>
@@ -3507,7 +3805,7 @@
                     </pic:cNvPicPr>
                   </pic:nvPicPr>
                   <pic:blipFill>
-                    <a:blip r:embed="rId17" cstate="print">
+                    <a:blip r:embed="rId16" cstate="print">
                       <a:extLst>
                         <a:ext uri="{28A0092B-C50C-407E-A947-70E740481C1C}">
                           <a14:useLocalDpi xmlns:a14="http://schemas.microsoft.com/office/drawing/2010/main" val="0"/>
@@ -3660,11 +3958,11 @@
                     <pic:cNvPicPr/>
                   </pic:nvPicPr>
                   <pic:blipFill>
-                    <a:blip r:embed="rId18">
+                    <a:blip r:embed="rId17">
                       <a:extLst>
                         <a:ext uri="{BEBA8EAE-BF5A-486C-A8C5-ECC9F3942E4B}">
                           <a14:imgProps xmlns:a14="http://schemas.microsoft.com/office/drawing/2010/main">
-                            <a14:imgLayer r:embed="rId19">
+                            <a14:imgLayer r:embed="rId18">
                               <a14:imgEffect>
                                 <a14:sharpenSoften amount="50000"/>
                               </a14:imgEffect>
@@ -3872,8 +4170,9 @@
           <w:szCs w:val="28"/>
           <w:lang w:eastAsia="zh-CN"/>
         </w:rPr>
-        <w:t>+1)</w:t>
-      </w:r>
+        <w:t>+</w:t>
+      </w:r>
+      <w:proofErr w:type="gramStart"/>
       <w:r>
         <w:rPr>
           <w:rFonts w:eastAsia="SimSun"/>
@@ -3881,9 +4180,9 @@
           <w:iCs/>
           <w:color w:val="auto"/>
           <w:szCs w:val="28"/>
-          <w:lang w:val="en-US" w:eastAsia="zh-CN"/>
-        </w:rPr>
-        <w:t>g</w:t>
+          <w:lang w:eastAsia="zh-CN"/>
+        </w:rPr>
+        <w:t>1)</w:t>
       </w:r>
       <w:r>
         <w:rPr>
@@ -3892,11 +4191,11 @@
           <w:iCs/>
           <w:color w:val="auto"/>
           <w:szCs w:val="28"/>
-          <w:vertAlign w:val="subscript"/>
-          <w:lang w:eastAsia="zh-CN"/>
-        </w:rPr>
-        <w:t>1</w:t>
-      </w:r>
+          <w:lang w:val="en-US" w:eastAsia="zh-CN"/>
+        </w:rPr>
+        <w:t>g</w:t>
+      </w:r>
+      <w:proofErr w:type="gramEnd"/>
       <w:r>
         <w:rPr>
           <w:rFonts w:eastAsia="SimSun"/>
@@ -3904,9 +4203,10 @@
           <w:iCs/>
           <w:color w:val="auto"/>
           <w:szCs w:val="28"/>
+          <w:vertAlign w:val="subscript"/>
           <w:lang w:eastAsia="zh-CN"/>
         </w:rPr>
-        <w:t xml:space="preserve"> + </w:t>
+        <w:t>1</w:t>
       </w:r>
       <w:r>
         <w:rPr>
@@ -3915,10 +4215,23 @@
           <w:iCs/>
           <w:color w:val="auto"/>
           <w:szCs w:val="28"/>
+          <w:lang w:eastAsia="zh-CN"/>
+        </w:rPr>
+        <w:t xml:space="preserve"> + </w:t>
+      </w:r>
+      <w:proofErr w:type="spellStart"/>
+      <w:r>
+        <w:rPr>
+          <w:rFonts w:eastAsia="SimSun"/>
+          <w:i/>
+          <w:iCs/>
+          <w:color w:val="auto"/>
+          <w:szCs w:val="28"/>
           <w:lang w:val="en-US" w:eastAsia="zh-CN"/>
         </w:rPr>
         <w:t>nW</w:t>
       </w:r>
+      <w:proofErr w:type="spellEnd"/>
       <w:r>
         <w:rPr>
           <w:rFonts w:eastAsia="SimSun"/>
@@ -4258,8 +4571,29 @@
       <w:pPr>
         <w:ind w:right="59" w:firstLine="708"/>
       </w:pPr>
-      <w:r>
-        <w:t xml:space="preserve">Unified Modeling Language (UML) </w:t>
+      <w:proofErr w:type="spellStart"/>
+      <w:r>
+        <w:t>Unified</w:t>
+      </w:r>
+      <w:proofErr w:type="spellEnd"/>
+      <w:r>
+        <w:t xml:space="preserve"> </w:t>
+      </w:r>
+      <w:proofErr w:type="spellStart"/>
+      <w:r>
+        <w:t>Modeling</w:t>
+      </w:r>
+      <w:proofErr w:type="spellEnd"/>
+      <w:r>
+        <w:t xml:space="preserve"> </w:t>
+      </w:r>
+      <w:proofErr w:type="spellStart"/>
+      <w:r>
+        <w:t>Language</w:t>
+      </w:r>
+      <w:proofErr w:type="spellEnd"/>
+      <w:r>
+        <w:t xml:space="preserve"> (UML) </w:t>
       </w:r>
       <w:r>
         <w:rPr>
@@ -4270,11 +4604,12 @@
       <w:r>
         <w:t xml:space="preserve"> стандартный язык визуального моделирования, предназначенный для моделирования бизнес-процессов и аналогичных процессов, анализа, проектирования и реализации систем на основе программного </w:t>
       </w:r>
-      <w:commentRangeStart w:id="1"/>
+      <w:commentRangeStart w:id="2"/>
+      <w:commentRangeStart w:id="3"/>
       <w:r>
         <w:t>обеспечения</w:t>
       </w:r>
-      <w:commentRangeEnd w:id="1"/>
+      <w:commentRangeEnd w:id="2"/>
       <w:r>
         <w:rPr>
           <w:rStyle w:val="aa"/>
@@ -4282,7 +4617,23 @@
           <w:color w:val="auto"/>
           <w:lang w:val="en-US" w:eastAsia="zh-CN"/>
         </w:rPr>
-        <w:commentReference w:id="1"/>
+        <w:commentReference w:id="2"/>
+      </w:r>
+      <w:commentRangeEnd w:id="3"/>
+      <w:r>
+        <w:rPr>
+          <w:rStyle w:val="aa"/>
+          <w:rFonts w:asciiTheme="minorHAnsi" w:eastAsiaTheme="minorEastAsia" w:hAnsiTheme="minorHAnsi" w:cstheme="minorBidi"/>
+          <w:color w:val="auto"/>
+          <w:lang w:val="en-US" w:eastAsia="zh-CN"/>
+        </w:rPr>
+        <w:commentReference w:id="3"/>
+      </w:r>
+      <w:r>
+        <w:t xml:space="preserve"> </w:t>
+      </w:r>
+      <w:r>
+        <w:t>[5]</w:t>
       </w:r>
       <w:r>
         <w:t>.</w:t>
@@ -4339,7 +4690,7 @@
         <w:ind w:right="59" w:firstLine="0"/>
         <w:jc w:val="center"/>
       </w:pPr>
-      <w:commentRangeStart w:id="2"/>
+      <w:commentRangeStart w:id="4"/>
       <w:r>
         <w:rPr>
           <w:noProof/>
@@ -4363,11 +4714,11 @@
                     </pic:cNvPicPr>
                   </pic:nvPicPr>
                   <pic:blipFill>
-                    <a:blip r:embed="rId20">
+                    <a:blip r:embed="rId19">
                       <a:extLst>
                         <a:ext uri="{BEBA8EAE-BF5A-486C-A8C5-ECC9F3942E4B}">
                           <a14:imgProps xmlns:a14="http://schemas.microsoft.com/office/drawing/2010/main">
-                            <a14:imgLayer r:embed="rId21">
+                            <a14:imgLayer r:embed="rId20">
                               <a14:imgEffect>
                                 <a14:sharpenSoften amount="50000"/>
                               </a14:imgEffect>
@@ -4403,7 +4754,7 @@
           </wp:inline>
         </w:drawing>
       </w:r>
-      <w:commentRangeEnd w:id="2"/>
+      <w:commentRangeEnd w:id="4"/>
       <w:r>
         <w:rPr>
           <w:rStyle w:val="aa"/>
@@ -4411,7 +4762,7 @@
           <w:color w:val="auto"/>
           <w:lang w:val="en-US" w:eastAsia="zh-CN"/>
         </w:rPr>
-        <w:commentReference w:id="2"/>
+        <w:commentReference w:id="4"/>
       </w:r>
     </w:p>
     <w:p>
@@ -4490,12 +4841,14 @@
       <w:r>
         <w:t xml:space="preserve">Свойства класса </w:t>
       </w:r>
+      <w:proofErr w:type="spellStart"/>
       <w:r>
         <w:rPr>
           <w:lang w:val="en-US"/>
         </w:rPr>
         <w:t>MainForm</w:t>
       </w:r>
+      <w:proofErr w:type="spellEnd"/>
     </w:p>
     <w:tbl>
       <w:tblPr>
@@ -4784,12 +5137,14 @@
       <w:r>
         <w:t xml:space="preserve"> Методы класса </w:t>
       </w:r>
+      <w:proofErr w:type="spellStart"/>
       <w:r>
         <w:rPr>
           <w:lang w:val="en-US"/>
         </w:rPr>
         <w:t>MainForm</w:t>
       </w:r>
+      <w:proofErr w:type="spellEnd"/>
     </w:p>
     <w:tbl>
       <w:tblPr>
@@ -4891,6 +5246,7 @@
                 <w:lang w:val="en-US"/>
               </w:rPr>
             </w:pPr>
+            <w:proofErr w:type="spellStart"/>
             <w:r>
               <w:rPr>
                 <w:sz w:val="24"/>
@@ -4899,6 +5255,7 @@
               </w:rPr>
               <w:t>BuildModel</w:t>
             </w:r>
+            <w:proofErr w:type="spellEnd"/>
           </w:p>
         </w:tc>
         <w:tc>
@@ -4915,12 +5272,53 @@
                 <w:szCs w:val="24"/>
               </w:rPr>
             </w:pPr>
-            <w:r>
-              <w:rPr>
-                <w:sz w:val="24"/>
-                <w:szCs w:val="24"/>
-              </w:rPr>
-              <w:t>object sender, EventArgs e</w:t>
+            <w:proofErr w:type="spellStart"/>
+            <w:r>
+              <w:rPr>
+                <w:sz w:val="24"/>
+                <w:szCs w:val="24"/>
+              </w:rPr>
+              <w:t>object</w:t>
+            </w:r>
+            <w:proofErr w:type="spellEnd"/>
+            <w:r>
+              <w:rPr>
+                <w:sz w:val="24"/>
+                <w:szCs w:val="24"/>
+              </w:rPr>
+              <w:t xml:space="preserve"> </w:t>
+            </w:r>
+            <w:proofErr w:type="spellStart"/>
+            <w:r>
+              <w:rPr>
+                <w:sz w:val="24"/>
+                <w:szCs w:val="24"/>
+              </w:rPr>
+              <w:t>sender</w:t>
+            </w:r>
+            <w:proofErr w:type="spellEnd"/>
+            <w:r>
+              <w:rPr>
+                <w:sz w:val="24"/>
+                <w:szCs w:val="24"/>
+              </w:rPr>
+              <w:t xml:space="preserve">, </w:t>
+            </w:r>
+            <w:proofErr w:type="spellStart"/>
+            <w:r>
+              <w:rPr>
+                <w:sz w:val="24"/>
+                <w:szCs w:val="24"/>
+              </w:rPr>
+              <w:t>EventArgs</w:t>
+            </w:r>
+            <w:proofErr w:type="spellEnd"/>
+            <w:r>
+              <w:rPr>
+                <w:sz w:val="24"/>
+                <w:szCs w:val="24"/>
+              </w:rPr>
+              <w:t xml:space="preserve"> e</w:t>
             </w:r>
           </w:p>
         </w:tc>
@@ -4964,6 +5362,7 @@
                 <w:lang w:val="en-US"/>
               </w:rPr>
             </w:pPr>
+            <w:proofErr w:type="spellStart"/>
             <w:r>
               <w:rPr>
                 <w:sz w:val="24"/>
@@ -4972,6 +5371,7 @@
               </w:rPr>
               <w:t>InitializeValidatedTextBox</w:t>
             </w:r>
+            <w:proofErr w:type="spellEnd"/>
           </w:p>
         </w:tc>
         <w:tc>
@@ -4989,14 +5389,72 @@
                 <w:lang w:val="en-US"/>
               </w:rPr>
             </w:pPr>
-            <w:r>
-              <w:rPr>
-                <w:sz w:val="24"/>
-                <w:szCs w:val="24"/>
-                <w:lang w:val="en-US"/>
-              </w:rPr>
-              <w:t>System.Windows.Forms.TextBox textBox, int minValue, int maxValue</w:t>
-            </w:r>
+            <w:proofErr w:type="spellStart"/>
+            <w:proofErr w:type="gramStart"/>
+            <w:r>
+              <w:rPr>
+                <w:sz w:val="24"/>
+                <w:szCs w:val="24"/>
+                <w:lang w:val="en-US"/>
+              </w:rPr>
+              <w:t>System.Windows.Forms.TextBox</w:t>
+            </w:r>
+            <w:proofErr w:type="spellEnd"/>
+            <w:proofErr w:type="gramEnd"/>
+            <w:r>
+              <w:rPr>
+                <w:sz w:val="24"/>
+                <w:szCs w:val="24"/>
+                <w:lang w:val="en-US"/>
+              </w:rPr>
+              <w:t xml:space="preserve"> </w:t>
+            </w:r>
+            <w:proofErr w:type="spellStart"/>
+            <w:r>
+              <w:rPr>
+                <w:sz w:val="24"/>
+                <w:szCs w:val="24"/>
+                <w:lang w:val="en-US"/>
+              </w:rPr>
+              <w:t>textBox</w:t>
+            </w:r>
+            <w:proofErr w:type="spellEnd"/>
+            <w:r>
+              <w:rPr>
+                <w:sz w:val="24"/>
+                <w:szCs w:val="24"/>
+                <w:lang w:val="en-US"/>
+              </w:rPr>
+              <w:t xml:space="preserve">, int </w:t>
+            </w:r>
+            <w:proofErr w:type="spellStart"/>
+            <w:r>
+              <w:rPr>
+                <w:sz w:val="24"/>
+                <w:szCs w:val="24"/>
+                <w:lang w:val="en-US"/>
+              </w:rPr>
+              <w:t>minValue</w:t>
+            </w:r>
+            <w:proofErr w:type="spellEnd"/>
+            <w:r>
+              <w:rPr>
+                <w:sz w:val="24"/>
+                <w:szCs w:val="24"/>
+                <w:lang w:val="en-US"/>
+              </w:rPr>
+              <w:t xml:space="preserve">, int </w:t>
+            </w:r>
+            <w:proofErr w:type="spellStart"/>
+            <w:r>
+              <w:rPr>
+                <w:sz w:val="24"/>
+                <w:szCs w:val="24"/>
+                <w:lang w:val="en-US"/>
+              </w:rPr>
+              <w:t>maxValue</w:t>
+            </w:r>
+            <w:proofErr w:type="spellEnd"/>
           </w:p>
         </w:tc>
         <w:tc>
@@ -5039,6 +5497,7 @@
                 <w:lang w:val="en-US"/>
               </w:rPr>
             </w:pPr>
+            <w:proofErr w:type="spellStart"/>
             <w:r>
               <w:rPr>
                 <w:sz w:val="24"/>
@@ -5047,6 +5506,7 @@
               </w:rPr>
               <w:t>ShowToolTip</w:t>
             </w:r>
+            <w:proofErr w:type="spellEnd"/>
           </w:p>
         </w:tc>
         <w:tc>
@@ -5064,14 +5524,36 @@
                 <w:lang w:val="en-US"/>
               </w:rPr>
             </w:pPr>
-            <w:r>
-              <w:rPr>
-                <w:sz w:val="24"/>
-                <w:szCs w:val="24"/>
-                <w:lang w:val="en-US"/>
-              </w:rPr>
-              <w:t>System.Windows.Forms.TextBox textBox</w:t>
-            </w:r>
+            <w:proofErr w:type="spellStart"/>
+            <w:proofErr w:type="gramStart"/>
+            <w:r>
+              <w:rPr>
+                <w:sz w:val="24"/>
+                <w:szCs w:val="24"/>
+                <w:lang w:val="en-US"/>
+              </w:rPr>
+              <w:t>System.Windows.Forms.TextBox</w:t>
+            </w:r>
+            <w:proofErr w:type="spellEnd"/>
+            <w:proofErr w:type="gramEnd"/>
+            <w:r>
+              <w:rPr>
+                <w:sz w:val="24"/>
+                <w:szCs w:val="24"/>
+                <w:lang w:val="en-US"/>
+              </w:rPr>
+              <w:t xml:space="preserve"> </w:t>
+            </w:r>
+            <w:proofErr w:type="spellStart"/>
+            <w:r>
+              <w:rPr>
+                <w:sz w:val="24"/>
+                <w:szCs w:val="24"/>
+                <w:lang w:val="en-US"/>
+              </w:rPr>
+              <w:t>textBox</w:t>
+            </w:r>
+            <w:proofErr w:type="spellEnd"/>
           </w:p>
         </w:tc>
         <w:tc>
@@ -5114,6 +5596,7 @@
                 <w:lang w:val="en-US"/>
               </w:rPr>
             </w:pPr>
+            <w:proofErr w:type="spellStart"/>
             <w:r>
               <w:rPr>
                 <w:sz w:val="24"/>
@@ -5122,6 +5605,7 @@
               </w:rPr>
               <w:t>OnEnterTextBox</w:t>
             </w:r>
+            <w:proofErr w:type="spellEnd"/>
           </w:p>
         </w:tc>
         <w:tc>
@@ -5139,14 +5623,36 @@
                 <w:lang w:val="en-US"/>
               </w:rPr>
             </w:pPr>
-            <w:r>
-              <w:rPr>
-                <w:sz w:val="24"/>
-                <w:szCs w:val="24"/>
-                <w:lang w:val="en-US"/>
-              </w:rPr>
-              <w:t>System.Windows.Forms.TextBox textBox</w:t>
-            </w:r>
+            <w:proofErr w:type="spellStart"/>
+            <w:proofErr w:type="gramStart"/>
+            <w:r>
+              <w:rPr>
+                <w:sz w:val="24"/>
+                <w:szCs w:val="24"/>
+                <w:lang w:val="en-US"/>
+              </w:rPr>
+              <w:t>System.Windows.Forms.TextBox</w:t>
+            </w:r>
+            <w:proofErr w:type="spellEnd"/>
+            <w:proofErr w:type="gramEnd"/>
+            <w:r>
+              <w:rPr>
+                <w:sz w:val="24"/>
+                <w:szCs w:val="24"/>
+                <w:lang w:val="en-US"/>
+              </w:rPr>
+              <w:t xml:space="preserve"> </w:t>
+            </w:r>
+            <w:proofErr w:type="spellStart"/>
+            <w:r>
+              <w:rPr>
+                <w:sz w:val="24"/>
+                <w:szCs w:val="24"/>
+                <w:lang w:val="en-US"/>
+              </w:rPr>
+              <w:t>textBox</w:t>
+            </w:r>
+            <w:proofErr w:type="spellEnd"/>
           </w:p>
         </w:tc>
         <w:tc>
@@ -5189,6 +5695,7 @@
                 <w:lang w:val="en-US"/>
               </w:rPr>
             </w:pPr>
+            <w:proofErr w:type="spellStart"/>
             <w:r>
               <w:rPr>
                 <w:sz w:val="24"/>
@@ -5197,6 +5704,7 @@
               </w:rPr>
               <w:t>OnLeaveTextBox</w:t>
             </w:r>
+            <w:proofErr w:type="spellEnd"/>
           </w:p>
         </w:tc>
         <w:tc>
@@ -5214,14 +5722,36 @@
                 <w:lang w:val="en-US"/>
               </w:rPr>
             </w:pPr>
-            <w:r>
-              <w:rPr>
-                <w:sz w:val="24"/>
-                <w:szCs w:val="24"/>
-                <w:lang w:val="en-US"/>
-              </w:rPr>
-              <w:t>System.Windows.Forms.TextBox textBox</w:t>
-            </w:r>
+            <w:proofErr w:type="spellStart"/>
+            <w:proofErr w:type="gramStart"/>
+            <w:r>
+              <w:rPr>
+                <w:sz w:val="24"/>
+                <w:szCs w:val="24"/>
+                <w:lang w:val="en-US"/>
+              </w:rPr>
+              <w:t>System.Windows.Forms.TextBox</w:t>
+            </w:r>
+            <w:proofErr w:type="spellEnd"/>
+            <w:proofErr w:type="gramEnd"/>
+            <w:r>
+              <w:rPr>
+                <w:sz w:val="24"/>
+                <w:szCs w:val="24"/>
+                <w:lang w:val="en-US"/>
+              </w:rPr>
+              <w:t xml:space="preserve"> </w:t>
+            </w:r>
+            <w:proofErr w:type="spellStart"/>
+            <w:r>
+              <w:rPr>
+                <w:sz w:val="24"/>
+                <w:szCs w:val="24"/>
+                <w:lang w:val="en-US"/>
+              </w:rPr>
+              <w:t>textBox</w:t>
+            </w:r>
+            <w:proofErr w:type="spellEnd"/>
           </w:p>
         </w:tc>
         <w:tc>
@@ -5264,6 +5794,7 @@
                 <w:lang w:val="en-US"/>
               </w:rPr>
             </w:pPr>
+            <w:proofErr w:type="spellStart"/>
             <w:r>
               <w:rPr>
                 <w:sz w:val="24"/>
@@ -5272,6 +5803,7 @@
               </w:rPr>
               <w:t>ValidateTextBox</w:t>
             </w:r>
+            <w:proofErr w:type="spellEnd"/>
           </w:p>
         </w:tc>
         <w:tc>
@@ -5289,14 +5821,36 @@
                 <w:lang w:val="en-US"/>
               </w:rPr>
             </w:pPr>
-            <w:r>
-              <w:rPr>
-                <w:sz w:val="24"/>
-                <w:szCs w:val="24"/>
-                <w:lang w:val="en-US"/>
-              </w:rPr>
-              <w:t>System.Windows.Forms.TextBox textBox</w:t>
-            </w:r>
+            <w:proofErr w:type="spellStart"/>
+            <w:proofErr w:type="gramStart"/>
+            <w:r>
+              <w:rPr>
+                <w:sz w:val="24"/>
+                <w:szCs w:val="24"/>
+                <w:lang w:val="en-US"/>
+              </w:rPr>
+              <w:t>System.Windows.Forms.TextBox</w:t>
+            </w:r>
+            <w:proofErr w:type="spellEnd"/>
+            <w:proofErr w:type="gramEnd"/>
+            <w:r>
+              <w:rPr>
+                <w:sz w:val="24"/>
+                <w:szCs w:val="24"/>
+                <w:lang w:val="en-US"/>
+              </w:rPr>
+              <w:t xml:space="preserve"> </w:t>
+            </w:r>
+            <w:proofErr w:type="spellStart"/>
+            <w:r>
+              <w:rPr>
+                <w:sz w:val="24"/>
+                <w:szCs w:val="24"/>
+                <w:lang w:val="en-US"/>
+              </w:rPr>
+              <w:t>textBox</w:t>
+            </w:r>
+            <w:proofErr w:type="spellEnd"/>
           </w:p>
         </w:tc>
         <w:tc>
@@ -5339,6 +5893,7 @@
                 <w:lang w:val="en-US"/>
               </w:rPr>
             </w:pPr>
+            <w:proofErr w:type="spellStart"/>
             <w:r>
               <w:rPr>
                 <w:sz w:val="24"/>
@@ -5347,6 +5902,7 @@
               </w:rPr>
               <w:t>buttonInfo_Click</w:t>
             </w:r>
+            <w:proofErr w:type="spellEnd"/>
           </w:p>
         </w:tc>
         <w:tc>
@@ -5363,12 +5919,53 @@
                 <w:szCs w:val="24"/>
               </w:rPr>
             </w:pPr>
-            <w:r>
-              <w:rPr>
-                <w:sz w:val="24"/>
-                <w:szCs w:val="24"/>
-              </w:rPr>
-              <w:t>object sender, EventArgs e</w:t>
+            <w:proofErr w:type="spellStart"/>
+            <w:r>
+              <w:rPr>
+                <w:sz w:val="24"/>
+                <w:szCs w:val="24"/>
+              </w:rPr>
+              <w:t>object</w:t>
+            </w:r>
+            <w:proofErr w:type="spellEnd"/>
+            <w:r>
+              <w:rPr>
+                <w:sz w:val="24"/>
+                <w:szCs w:val="24"/>
+              </w:rPr>
+              <w:t xml:space="preserve"> </w:t>
+            </w:r>
+            <w:proofErr w:type="spellStart"/>
+            <w:r>
+              <w:rPr>
+                <w:sz w:val="24"/>
+                <w:szCs w:val="24"/>
+              </w:rPr>
+              <w:t>sender</w:t>
+            </w:r>
+            <w:proofErr w:type="spellEnd"/>
+            <w:r>
+              <w:rPr>
+                <w:sz w:val="24"/>
+                <w:szCs w:val="24"/>
+              </w:rPr>
+              <w:t xml:space="preserve">, </w:t>
+            </w:r>
+            <w:proofErr w:type="spellStart"/>
+            <w:r>
+              <w:rPr>
+                <w:sz w:val="24"/>
+                <w:szCs w:val="24"/>
+              </w:rPr>
+              <w:t>EventArgs</w:t>
+            </w:r>
+            <w:proofErr w:type="spellEnd"/>
+            <w:r>
+              <w:rPr>
+                <w:sz w:val="24"/>
+                <w:szCs w:val="24"/>
+              </w:rPr>
+              <w:t xml:space="preserve"> e</w:t>
             </w:r>
           </w:p>
         </w:tc>
@@ -5578,6 +6175,7 @@
               </w:rPr>
               <w:t>Dictionary&lt;</w:t>
             </w:r>
+            <w:proofErr w:type="spellStart"/>
             <w:r>
               <w:rPr>
                 <w:sz w:val="24"/>
@@ -5602,6 +6200,7 @@
               </w:rPr>
               <w:t>ype</w:t>
             </w:r>
+            <w:proofErr w:type="spellEnd"/>
             <w:r>
               <w:rPr>
                 <w:sz w:val="24"/>
@@ -5652,6 +6251,7 @@
                 <w:lang w:val="en-US"/>
               </w:rPr>
             </w:pPr>
+            <w:proofErr w:type="spellStart"/>
             <w:r>
               <w:rPr>
                 <w:sz w:val="24"/>
@@ -5660,6 +6260,7 @@
               </w:rPr>
               <w:t>AllParameters</w:t>
             </w:r>
+            <w:proofErr w:type="spellEnd"/>
           </w:p>
         </w:tc>
         <w:tc>
@@ -5683,7 +6284,25 @@
                 <w:szCs w:val="24"/>
                 <w:lang w:val="en-US"/>
               </w:rPr>
-              <w:t>Dictionary&lt;ParameterType, Parameter&gt;</w:t>
+              <w:t>Dictionary&lt;</w:t>
+            </w:r>
+            <w:proofErr w:type="spellStart"/>
+            <w:r>
+              <w:rPr>
+                <w:sz w:val="24"/>
+                <w:szCs w:val="24"/>
+                <w:lang w:val="en-US"/>
+              </w:rPr>
+              <w:t>ParameterType</w:t>
+            </w:r>
+            <w:proofErr w:type="spellEnd"/>
+            <w:r>
+              <w:rPr>
+                <w:sz w:val="24"/>
+                <w:szCs w:val="24"/>
+                <w:lang w:val="en-US"/>
+              </w:rPr>
+              <w:t>, Parameter&gt;</w:t>
             </w:r>
           </w:p>
         </w:tc>
@@ -5855,6 +6474,7 @@
                 <w:lang w:val="en-US"/>
               </w:rPr>
             </w:pPr>
+            <w:proofErr w:type="spellStart"/>
             <w:r>
               <w:rPr>
                 <w:sz w:val="24"/>
@@ -5863,6 +6483,7 @@
               </w:rPr>
               <w:t>SetParameter</w:t>
             </w:r>
+            <w:proofErr w:type="spellEnd"/>
           </w:p>
         </w:tc>
         <w:tc>
@@ -5880,13 +6501,23 @@
                 <w:lang w:val="en-US"/>
               </w:rPr>
             </w:pPr>
-            <w:r>
-              <w:rPr>
-                <w:sz w:val="24"/>
-                <w:szCs w:val="24"/>
-                <w:lang w:val="en-US"/>
-              </w:rPr>
-              <w:t>ParameterType, Parameter</w:t>
+            <w:proofErr w:type="spellStart"/>
+            <w:r>
+              <w:rPr>
+                <w:sz w:val="24"/>
+                <w:szCs w:val="24"/>
+                <w:lang w:val="en-US"/>
+              </w:rPr>
+              <w:t>ParameterType</w:t>
+            </w:r>
+            <w:proofErr w:type="spellEnd"/>
+            <w:r>
+              <w:rPr>
+                <w:sz w:val="24"/>
+                <w:szCs w:val="24"/>
+                <w:lang w:val="en-US"/>
+              </w:rPr>
+              <w:t>, Parameter</w:t>
             </w:r>
           </w:p>
         </w:tc>
@@ -5944,6 +6575,7 @@
                 <w:lang w:val="en-US"/>
               </w:rPr>
             </w:pPr>
+            <w:proofErr w:type="spellStart"/>
             <w:r>
               <w:rPr>
                 <w:sz w:val="24"/>
@@ -5952,6 +6584,7 @@
               </w:rPr>
               <w:t>ValidateParameters</w:t>
             </w:r>
+            <w:proofErr w:type="spellEnd"/>
           </w:p>
         </w:tc>
         <w:tc>
@@ -5969,13 +6602,23 @@
                 <w:lang w:val="en-US"/>
               </w:rPr>
             </w:pPr>
-            <w:r>
-              <w:rPr>
-                <w:sz w:val="24"/>
-                <w:szCs w:val="24"/>
-                <w:lang w:val="en-US"/>
-              </w:rPr>
-              <w:t>ParameterType, Parameter</w:t>
+            <w:proofErr w:type="spellStart"/>
+            <w:r>
+              <w:rPr>
+                <w:sz w:val="24"/>
+                <w:szCs w:val="24"/>
+                <w:lang w:val="en-US"/>
+              </w:rPr>
+              <w:t>ParameterType</w:t>
+            </w:r>
+            <w:proofErr w:type="spellEnd"/>
+            <w:r>
+              <w:rPr>
+                <w:sz w:val="24"/>
+                <w:szCs w:val="24"/>
+                <w:lang w:val="en-US"/>
+              </w:rPr>
+              <w:t>, Parameter</w:t>
             </w:r>
           </w:p>
         </w:tc>
@@ -6466,6 +7109,7 @@
                 <w:lang w:val="en-US"/>
               </w:rPr>
             </w:pPr>
+            <w:proofErr w:type="spellStart"/>
             <w:r>
               <w:rPr>
                 <w:sz w:val="24"/>
@@ -6482,6 +7126,7 @@
               </w:rPr>
               <w:t>Stringer</w:t>
             </w:r>
+            <w:proofErr w:type="spellEnd"/>
           </w:p>
         </w:tc>
         <w:tc>
@@ -6579,6 +7224,7 @@
                 <w:lang w:val="en-US"/>
               </w:rPr>
             </w:pPr>
+            <w:proofErr w:type="spellStart"/>
             <w:r>
               <w:rPr>
                 <w:sz w:val="24"/>
@@ -6595,6 +7241,7 @@
               </w:rPr>
               <w:t>Steps</w:t>
             </w:r>
+            <w:proofErr w:type="spellEnd"/>
           </w:p>
         </w:tc>
         <w:tc>
@@ -6823,6 +7470,7 @@
                 <w:lang w:val="en-US"/>
               </w:rPr>
             </w:pPr>
+            <w:proofErr w:type="spellStart"/>
             <w:r>
               <w:rPr>
                 <w:sz w:val="24"/>
@@ -6831,6 +7479,7 @@
               </w:rPr>
               <w:t>MaxValue</w:t>
             </w:r>
+            <w:proofErr w:type="spellEnd"/>
           </w:p>
         </w:tc>
         <w:tc>
@@ -6898,6 +7547,7 @@
                 <w:lang w:val="en-US"/>
               </w:rPr>
             </w:pPr>
+            <w:proofErr w:type="spellStart"/>
             <w:r>
               <w:rPr>
                 <w:sz w:val="24"/>
@@ -6906,6 +7556,7 @@
               </w:rPr>
               <w:t>MinValue</w:t>
             </w:r>
+            <w:proofErr w:type="spellEnd"/>
           </w:p>
         </w:tc>
         <w:tc>
@@ -7363,8 +8014,18 @@
                 <w:szCs w:val="20"/>
                 <w:lang w:val="en-US"/>
               </w:rPr>
-              <w:t>_kompas</w:t>
-            </w:r>
+              <w:t>_</w:t>
+            </w:r>
+            <w:proofErr w:type="spellStart"/>
+            <w:r>
+              <w:rPr>
+                <w:sz w:val="24"/>
+                <w:szCs w:val="20"/>
+                <w:lang w:val="en-US"/>
+              </w:rPr>
+              <w:t>kompas</w:t>
+            </w:r>
+            <w:proofErr w:type="spellEnd"/>
           </w:p>
         </w:tc>
         <w:tc>
@@ -7382,6 +8043,7 @@
                 <w:lang w:val="en-US"/>
               </w:rPr>
             </w:pPr>
+            <w:proofErr w:type="spellStart"/>
             <w:r>
               <w:rPr>
                 <w:sz w:val="24"/>
@@ -7390,6 +8052,7 @@
               </w:rPr>
               <w:t>KompasObject</w:t>
             </w:r>
+            <w:proofErr w:type="spellEnd"/>
           </w:p>
         </w:tc>
         <w:tc>
@@ -7588,6 +8251,7 @@
                 <w:lang w:val="en-US"/>
               </w:rPr>
             </w:pPr>
+            <w:proofErr w:type="spellStart"/>
             <w:r>
               <w:rPr>
                 <w:sz w:val="24"/>
@@ -7596,6 +8260,7 @@
               </w:rPr>
               <w:t>CreateLine</w:t>
             </w:r>
+            <w:proofErr w:type="spellEnd"/>
           </w:p>
         </w:tc>
         <w:tc>
@@ -7687,6 +8352,7 @@
                 <w:lang w:val="en-US"/>
               </w:rPr>
             </w:pPr>
+            <w:proofErr w:type="spellStart"/>
             <w:r>
               <w:rPr>
                 <w:sz w:val="24"/>
@@ -7703,6 +8369,7 @@
               </w:rPr>
               <w:t>Sketch</w:t>
             </w:r>
+            <w:proofErr w:type="spellEnd"/>
           </w:p>
         </w:tc>
         <w:tc>
@@ -7794,6 +8461,7 @@
                 <w:lang w:val="en-US"/>
               </w:rPr>
             </w:pPr>
+            <w:proofErr w:type="spellStart"/>
             <w:r>
               <w:rPr>
                 <w:sz w:val="24"/>
@@ -7802,6 +8470,7 @@
               </w:rPr>
               <w:t>CreateArray</w:t>
             </w:r>
+            <w:proofErr w:type="spellEnd"/>
           </w:p>
         </w:tc>
         <w:tc>
@@ -7989,6 +8658,7 @@
                 <w:lang w:val="en-US"/>
               </w:rPr>
             </w:pPr>
+            <w:proofErr w:type="spellStart"/>
             <w:r>
               <w:rPr>
                 <w:sz w:val="24"/>
@@ -8013,6 +8683,7 @@
               </w:rPr>
               <w:t>e</w:t>
             </w:r>
+            <w:proofErr w:type="spellEnd"/>
           </w:p>
         </w:tc>
         <w:tc>
@@ -8102,6 +8773,7 @@
                 <w:lang w:val="en-US"/>
               </w:rPr>
             </w:pPr>
+            <w:proofErr w:type="spellStart"/>
             <w:r>
               <w:rPr>
                 <w:sz w:val="24"/>
@@ -8110,6 +8782,7 @@
               </w:rPr>
               <w:t>OpenCAD</w:t>
             </w:r>
+            <w:proofErr w:type="spellEnd"/>
           </w:p>
         </w:tc>
         <w:tc>
@@ -8235,31 +8908,16 @@
         <w:t>На рисунк</w:t>
       </w:r>
       <w:r>
-        <w:t>ах</w:t>
+        <w:t>е</w:t>
       </w:r>
       <w:r>
         <w:t xml:space="preserve"> 3.2</w:t>
       </w:r>
       <w:r>
-        <w:t xml:space="preserve"> и 3.3</w:t>
-      </w:r>
-      <w:r>
-        <w:t xml:space="preserve"> представлен</w:t>
-      </w:r>
-      <w:r>
-        <w:t>ы</w:t>
-      </w:r>
-      <w:r>
-        <w:t xml:space="preserve"> макет</w:t>
-      </w:r>
-      <w:r>
-        <w:t>ы</w:t>
-      </w:r>
-      <w:r>
-        <w:t xml:space="preserve"> пользовательского интерфейса</w:t>
-      </w:r>
-      <w:r>
-        <w:t>, а также валидация введенных значений</w:t>
+        <w:t xml:space="preserve"> </w:t>
+      </w:r>
+      <w:r>
+        <w:t>представлен макет пользовательского интерфейса</w:t>
       </w:r>
       <w:r>
         <w:t>.</w:t>
@@ -8267,19 +8925,129 @@
     </w:p>
     <w:p>
       <w:pPr>
+        <w:spacing w:line="240" w:lineRule="auto"/>
         <w:ind w:right="59" w:firstLine="0"/>
         <w:jc w:val="center"/>
       </w:pPr>
-      <w:commentRangeStart w:id="3"/>
       <w:r>
         <w:rPr>
           <w:noProof/>
         </w:rPr>
         <w:drawing>
-          <wp:inline distT="0" distB="0" distL="0" distR="0" wp14:anchorId="1B395E3C" wp14:editId="02E22189">
-            <wp:extent cx="3948182" cy="3467100"/>
-            <wp:effectExtent l="0" t="0" r="0" b="0"/>
-            <wp:docPr id="8" name="Рисунок 8"/>
+          <wp:inline distT="0" distB="0" distL="0" distR="0" wp14:anchorId="5931836A" wp14:editId="5B8B4EED">
+            <wp:extent cx="4810796" cy="4429743"/>
+            <wp:effectExtent l="0" t="0" r="8890" b="9525"/>
+            <wp:docPr id="4" name="Рисунок 4"/>
+            <wp:cNvGraphicFramePr>
+              <a:graphicFrameLocks xmlns:a="http://schemas.openxmlformats.org/drawingml/2006/main" noChangeAspect="1"/>
+            </wp:cNvGraphicFramePr>
+            <a:graphic xmlns:a="http://schemas.openxmlformats.org/drawingml/2006/main">
+              <a:graphicData uri="http://schemas.openxmlformats.org/drawingml/2006/picture">
+                <pic:pic xmlns:pic="http://schemas.openxmlformats.org/drawingml/2006/picture">
+                  <pic:nvPicPr>
+                    <pic:cNvPr id="1" name=""/>
+                    <pic:cNvPicPr/>
+                  </pic:nvPicPr>
+                  <pic:blipFill>
+                    <a:blip r:embed="rId21"/>
+                    <a:stretch>
+                      <a:fillRect/>
+                    </a:stretch>
+                  </pic:blipFill>
+                  <pic:spPr>
+                    <a:xfrm>
+                      <a:off x="0" y="0"/>
+                      <a:ext cx="4810796" cy="4429743"/>
+                    </a:xfrm>
+                    <a:prstGeom prst="rect">
+                      <a:avLst/>
+                    </a:prstGeom>
+                  </pic:spPr>
+                </pic:pic>
+              </a:graphicData>
+            </a:graphic>
+          </wp:inline>
+        </w:drawing>
+      </w:r>
+      <w:commentRangeStart w:id="5"/>
+      <w:commentRangeStart w:id="6"/>
+      <w:commentRangeEnd w:id="6"/>
+      <w:r>
+        <w:rPr>
+          <w:rStyle w:val="aa"/>
+          <w:rFonts w:asciiTheme="minorHAnsi" w:eastAsiaTheme="minorEastAsia" w:hAnsiTheme="minorHAnsi" w:cstheme="minorBidi"/>
+          <w:color w:val="auto"/>
+          <w:lang w:val="en-US" w:eastAsia="zh-CN"/>
+        </w:rPr>
+        <w:commentReference w:id="6"/>
+      </w:r>
+      <w:commentRangeEnd w:id="5"/>
+      <w:r>
+        <w:rPr>
+          <w:rStyle w:val="aa"/>
+          <w:rFonts w:asciiTheme="minorHAnsi" w:eastAsiaTheme="minorEastAsia" w:hAnsiTheme="minorHAnsi" w:cstheme="minorBidi"/>
+          <w:color w:val="auto"/>
+          <w:lang w:val="en-US" w:eastAsia="zh-CN"/>
+        </w:rPr>
+        <w:commentReference w:id="5"/>
+      </w:r>
+      <w:r>
+        <w:rPr>
+          <w:noProof/>
+        </w:rPr>
+        <w:t xml:space="preserve"> </w:t>
+      </w:r>
+    </w:p>
+    <w:p>
+      <w:pPr>
+        <w:spacing w:line="240" w:lineRule="auto"/>
+        <w:ind w:right="59" w:firstLine="0"/>
+        <w:jc w:val="center"/>
+      </w:pPr>
+      <w:r>
+        <w:t xml:space="preserve">Рисунок 3.2 </w:t>
+      </w:r>
+      <w:r>
+        <w:rPr>
+          <w:szCs w:val="28"/>
+        </w:rPr>
+        <w:t>−</w:t>
+      </w:r>
+      <w:r>
+        <w:t xml:space="preserve"> Макет пользовательского интерфейса</w:t>
+      </w:r>
+    </w:p>
+    <w:p>
+      <w:pPr>
+        <w:spacing w:line="240" w:lineRule="auto"/>
+        <w:ind w:right="59" w:firstLine="0"/>
+        <w:jc w:val="center"/>
+      </w:pPr>
+    </w:p>
+    <w:p>
+      <w:pPr>
+        <w:ind w:right="59" w:firstLine="0"/>
+      </w:pPr>
+      <w:r>
+        <w:tab/>
+        <w:t>Валидация в макете пользовательского интерфейса предполагает отображение пользователю ввод неправильного значения.</w:t>
+      </w:r>
+    </w:p>
+    <w:p>
+      <w:pPr>
+        <w:ind w:right="59" w:firstLine="0"/>
+        <w:jc w:val="center"/>
+      </w:pPr>
+      <w:r>
+        <w:rPr>
+          <w:noProof/>
+        </w:rPr>
+        <w:lastRenderedPageBreak/>
+        <w:drawing>
+          <wp:inline distT="0" distB="0" distL="0" distR="0" wp14:anchorId="4320FC67" wp14:editId="09DB2364">
+            <wp:extent cx="3861407" cy="3390900"/>
+            <wp:effectExtent l="0" t="0" r="6350" b="0"/>
+            <wp:docPr id="1" name="Рисунок 1"/>
             <wp:cNvGraphicFramePr>
               <a:graphicFrameLocks xmlns:a="http://schemas.openxmlformats.org/drawingml/2006/main" noChangeAspect="1"/>
             </wp:cNvGraphicFramePr>
@@ -8299,86 +9067,6 @@
                   <pic:spPr>
                     <a:xfrm>
                       <a:off x="0" y="0"/>
-                      <a:ext cx="3964111" cy="3481088"/>
-                    </a:xfrm>
-                    <a:prstGeom prst="rect">
-                      <a:avLst/>
-                    </a:prstGeom>
-                  </pic:spPr>
-                </pic:pic>
-              </a:graphicData>
-            </a:graphic>
-          </wp:inline>
-        </w:drawing>
-      </w:r>
-      <w:commentRangeEnd w:id="3"/>
-      <w:r>
-        <w:rPr>
-          <w:rStyle w:val="aa"/>
-          <w:rFonts w:asciiTheme="minorHAnsi" w:eastAsiaTheme="minorEastAsia" w:hAnsiTheme="minorHAnsi" w:cstheme="minorBidi"/>
-          <w:color w:val="auto"/>
-          <w:lang w:val="en-US" w:eastAsia="zh-CN"/>
-        </w:rPr>
-        <w:commentReference w:id="3"/>
-      </w:r>
-      <w:r>
-        <w:rPr>
-          <w:noProof/>
-        </w:rPr>
-        <w:t xml:space="preserve"> </w:t>
-      </w:r>
-    </w:p>
-    <w:p>
-      <w:pPr>
-        <w:ind w:right="59" w:firstLine="0"/>
-        <w:jc w:val="center"/>
-      </w:pPr>
-      <w:r>
-        <w:t xml:space="preserve">Рисунок 3.2 </w:t>
-      </w:r>
-      <w:r>
-        <w:rPr>
-          <w:szCs w:val="28"/>
-        </w:rPr>
-        <w:t>−</w:t>
-      </w:r>
-      <w:r>
-        <w:t xml:space="preserve"> Макет пользовательского интерфейса</w:t>
-      </w:r>
-    </w:p>
-    <w:p>
-      <w:pPr>
-        <w:ind w:right="59" w:firstLine="0"/>
-        <w:jc w:val="center"/>
-      </w:pPr>
-      <w:r>
-        <w:rPr>
-          <w:noProof/>
-        </w:rPr>
-        <w:drawing>
-          <wp:inline distT="0" distB="0" distL="0" distR="0" wp14:anchorId="4320FC67" wp14:editId="09DB2364">
-            <wp:extent cx="3861407" cy="3390900"/>
-            <wp:effectExtent l="0" t="0" r="6350" b="0"/>
-            <wp:docPr id="1" name="Рисунок 1"/>
-            <wp:cNvGraphicFramePr>
-              <a:graphicFrameLocks xmlns:a="http://schemas.openxmlformats.org/drawingml/2006/main" noChangeAspect="1"/>
-            </wp:cNvGraphicFramePr>
-            <a:graphic xmlns:a="http://schemas.openxmlformats.org/drawingml/2006/main">
-              <a:graphicData uri="http://schemas.openxmlformats.org/drawingml/2006/picture">
-                <pic:pic xmlns:pic="http://schemas.openxmlformats.org/drawingml/2006/picture">
-                  <pic:nvPicPr>
-                    <pic:cNvPr id="1" name=""/>
-                    <pic:cNvPicPr/>
-                  </pic:nvPicPr>
-                  <pic:blipFill>
-                    <a:blip r:embed="rId23"/>
-                    <a:stretch>
-                      <a:fillRect/>
-                    </a:stretch>
-                  </pic:blipFill>
-                  <pic:spPr>
-                    <a:xfrm>
-                      <a:off x="0" y="0"/>
                       <a:ext cx="3869212" cy="3397754"/>
                     </a:xfrm>
                     <a:prstGeom prst="rect">
@@ -8415,11 +9103,12 @@
       <w:r>
         <w:t xml:space="preserve"> Реакция </w:t>
       </w:r>
-      <w:commentRangeStart w:id="4"/>
+      <w:commentRangeStart w:id="7"/>
+      <w:commentRangeStart w:id="8"/>
       <w:r>
         <w:t>системы на ошибки в введенных параметрах</w:t>
       </w:r>
-      <w:commentRangeEnd w:id="4"/>
+      <w:commentRangeEnd w:id="7"/>
       <w:r>
         <w:rPr>
           <w:rStyle w:val="aa"/>
@@ -8427,7 +9116,17 @@
           <w:color w:val="auto"/>
           <w:lang w:val="en-US" w:eastAsia="zh-CN"/>
         </w:rPr>
-        <w:commentReference w:id="4"/>
+        <w:commentReference w:id="7"/>
+      </w:r>
+      <w:commentRangeEnd w:id="8"/>
+      <w:r>
+        <w:rPr>
+          <w:rStyle w:val="aa"/>
+          <w:rFonts w:asciiTheme="minorHAnsi" w:eastAsiaTheme="minorEastAsia" w:hAnsiTheme="minorHAnsi" w:cstheme="minorBidi"/>
+          <w:color w:val="auto"/>
+          <w:lang w:val="en-US" w:eastAsia="zh-CN"/>
+        </w:rPr>
+        <w:commentReference w:id="8"/>
       </w:r>
     </w:p>
     <w:p>
@@ -8444,7 +9143,6 @@
           <w:b/>
           <w:bCs/>
         </w:rPr>
-        <w:lastRenderedPageBreak/>
         <w:t>4 Список источников</w:t>
       </w:r>
     </w:p>
@@ -8492,7 +9190,7 @@
       <w:r>
         <w:t xml:space="preserve"> Режим доступа </w:t>
       </w:r>
-      <w:hyperlink r:id="rId24" w:history="1">
+      <w:hyperlink r:id="rId23" w:history="1">
         <w:r>
           <w:rPr>
             <w:rStyle w:val="a3"/>
@@ -8551,7 +9249,7 @@
       <w:r>
         <w:t xml:space="preserve"> </w:t>
       </w:r>
-      <w:hyperlink r:id="rId25" w:history="1">
+      <w:hyperlink r:id="rId24" w:history="1">
         <w:r>
           <w:rPr>
             <w:rStyle w:val="a3"/>
@@ -8565,6 +9263,7 @@
           </w:rPr>
           <w:t>://</w:t>
         </w:r>
+        <w:proofErr w:type="spellStart"/>
         <w:r>
           <w:rPr>
             <w:rStyle w:val="a3"/>
@@ -8572,6 +9271,7 @@
           </w:rPr>
           <w:t>habr</w:t>
         </w:r>
+        <w:proofErr w:type="spellEnd"/>
         <w:r>
           <w:rPr>
             <w:rStyle w:val="a3"/>
@@ -8591,6 +9291,7 @@
           </w:rPr>
           <w:t>/</w:t>
         </w:r>
+        <w:proofErr w:type="spellStart"/>
         <w:r>
           <w:rPr>
             <w:rStyle w:val="a3"/>
@@ -8598,6 +9299,7 @@
           </w:rPr>
           <w:t>ru</w:t>
         </w:r>
+        <w:proofErr w:type="spellEnd"/>
         <w:r>
           <w:rPr>
             <w:rStyle w:val="a3"/>
@@ -8904,7 +9606,7 @@
       <w:r>
         <w:t xml:space="preserve"> </w:t>
       </w:r>
-      <w:hyperlink r:id="rId26" w:history="1">
+      <w:hyperlink r:id="rId25" w:history="1">
         <w:r>
           <w:rPr>
             <w:rStyle w:val="a3"/>
@@ -8931,6 +9633,7 @@
           </w:rPr>
           <w:t>.</w:t>
         </w:r>
+        <w:proofErr w:type="spellStart"/>
         <w:r>
           <w:rPr>
             <w:rStyle w:val="a3"/>
@@ -8938,6 +9641,7 @@
           </w:rPr>
           <w:t>uml</w:t>
         </w:r>
+        <w:proofErr w:type="spellEnd"/>
         <w:r>
           <w:rPr>
             <w:rStyle w:val="a3"/>
@@ -9023,7 +9727,7 @@
       </w:r>
     </w:p>
     <w:sectPr>
-      <w:footerReference w:type="default" r:id="rId27"/>
+      <w:footerReference w:type="default" r:id="rId26"/>
       <w:pgSz w:w="11906" w:h="16838"/>
       <w:pgMar w:top="1134" w:right="773" w:bottom="1183" w:left="1702" w:header="720" w:footer="720" w:gutter="0"/>
       <w:cols w:space="720"/>
@@ -9033,7 +9737,7 @@
 </file>
 
 <file path=word/comments.xml><?xml version="1.0" encoding="utf-8"?>
-<w:comments xmlns:wpc="http://schemas.microsoft.com/office/word/2010/wordprocessingCanvas" xmlns:cx="http://schemas.microsoft.com/office/drawing/2014/chartex" xmlns:cx1="http://schemas.microsoft.com/office/drawing/2015/9/8/chartex" xmlns:cx2="http://schemas.microsoft.com/office/drawing/2015/10/21/chartex" xmlns:cx3="http://schemas.microsoft.com/office/drawing/2016/5/9/chartex" xmlns:cx4="http://schemas.microsoft.com/office/drawing/2016/5/10/chartex" xmlns:cx5="http://schemas.microsoft.com/office/drawing/2016/5/11/chartex" xmlns:cx6="http://schemas.microsoft.com/office/drawing/2016/5/12/chartex" xmlns:cx7="http://schemas.microsoft.com/office/drawing/2016/5/13/chartex" xmlns:cx8="http://schemas.microsoft.com/office/drawing/2016/5/14/chartex" xmlns:mc="http://schemas.openxmlformats.org/markup-compatibility/2006" xmlns:aink="http://schemas.microsoft.com/office/drawing/2016/ink" xmlns:am3d="http://schemas.microsoft.com/office/drawing/2017/model3d" xmlns:o="urn:schemas-microsoft-com:office:office" xmlns:oel="http://schemas.microsoft.com/office/2019/extlst" xmlns:r="http://schemas.openxmlformats.org/officeDocument/2006/relationships" xmlns:m="http://schemas.openxmlformats.org/officeDocument/2006/math" xmlns:v="urn:schemas-microsoft-com:vml" xmlns:wp14="http://schemas.microsoft.com/office/word/2010/wordprocessingDrawing" xmlns:wp="http://schemas.openxmlformats.org/drawingml/2006/wordprocessingDrawing" xmlns:w10="urn:schemas-microsoft-com:office:word" xmlns:w="http://schemas.openxmlformats.org/wordprocessingml/2006/main" xmlns:w14="http://schemas.microsoft.com/office/word/2010/wordml" xmlns:w15="http://schemas.microsoft.com/office/word/2012/wordml" xmlns:w16cex="http://schemas.microsoft.com/office/word/2018/wordml/cex" xmlns:w16cid="http://schemas.microsoft.com/office/word/2016/wordml/cid" xmlns:w16="http://schemas.microsoft.com/office/word/2018/wordml" xmlns:w16du="http://schemas.microsoft.com/office/word/2023/wordml/word16du" xmlns:w16sdtdh="http://schemas.microsoft.com/office/word/2020/wordml/sdtdatahash" xmlns:w16se="http://schemas.microsoft.com/office/word/2015/wordml/symex" xmlns:wpg="http://schemas.microsoft.com/office/word/2010/wordprocessingGroup" xmlns:wpi="http://schemas.microsoft.com/office/word/2010/wordprocessingInk" xmlns:wne="http://schemas.microsoft.com/office/word/2006/wordml" xmlns:wps="http://schemas.microsoft.com/office/word/2010/wordprocessingShape" mc:Ignorable="w14 w15 w16se w16cid w16 w16cex w16sdtdh w16du wp14">
+<w:comments xmlns:wpc="http://schemas.microsoft.com/office/word/2010/wordprocessingCanvas" xmlns:cx="http://schemas.microsoft.com/office/drawing/2014/chartex" xmlns:cx1="http://schemas.microsoft.com/office/drawing/2015/9/8/chartex" xmlns:cx2="http://schemas.microsoft.com/office/drawing/2015/10/21/chartex" xmlns:cx3="http://schemas.microsoft.com/office/drawing/2016/5/9/chartex" xmlns:cx4="http://schemas.microsoft.com/office/drawing/2016/5/10/chartex" xmlns:cx5="http://schemas.microsoft.com/office/drawing/2016/5/11/chartex" xmlns:cx6="http://schemas.microsoft.com/office/drawing/2016/5/12/chartex" xmlns:cx7="http://schemas.microsoft.com/office/drawing/2016/5/13/chartex" xmlns:cx8="http://schemas.microsoft.com/office/drawing/2016/5/14/chartex" xmlns:mc="http://schemas.openxmlformats.org/markup-compatibility/2006" xmlns:aink="http://schemas.microsoft.com/office/drawing/2016/ink" xmlns:am3d="http://schemas.microsoft.com/office/drawing/2017/model3d" xmlns:o="urn:schemas-microsoft-com:office:office" xmlns:r="http://schemas.openxmlformats.org/officeDocument/2006/relationships" xmlns:m="http://schemas.openxmlformats.org/officeDocument/2006/math" xmlns:v="urn:schemas-microsoft-com:vml" xmlns:wp14="http://schemas.microsoft.com/office/word/2010/wordprocessingDrawing" xmlns:wp="http://schemas.openxmlformats.org/drawingml/2006/wordprocessingDrawing" xmlns:w10="urn:schemas-microsoft-com:office:word" xmlns:w="http://schemas.openxmlformats.org/wordprocessingml/2006/main" xmlns:w14="http://schemas.microsoft.com/office/word/2010/wordml" xmlns:w15="http://schemas.microsoft.com/office/word/2012/wordml" xmlns:w16cex="http://schemas.microsoft.com/office/word/2018/wordml/cex" xmlns:w16cid="http://schemas.microsoft.com/office/word/2016/wordml/cid" xmlns:w16="http://schemas.microsoft.com/office/word/2018/wordml" xmlns:w16se="http://schemas.microsoft.com/office/word/2015/wordml/symex" xmlns:wpg="http://schemas.microsoft.com/office/word/2010/wordprocessingGroup" xmlns:wpi="http://schemas.microsoft.com/office/word/2010/wordprocessingInk" xmlns:wne="http://schemas.microsoft.com/office/word/2006/wordml" xmlns:wps="http://schemas.microsoft.com/office/word/2010/wordprocessingShape" mc:Ignorable="w14 w15 w16se w16cid w16 w16cex wp14">
   <w:comment w:id="0" w:author="Kalentyev Alexey" w:date="2024-11-18T13:07:00Z" w:initials="KA">
     <w:p>
       <w:pPr>
@@ -9047,10 +9751,13 @@
       </w:r>
     </w:p>
   </w:comment>
-  <w:comment w:id="1" w:author="Kalentyev Alexey" w:date="2024-11-18T13:08:00Z" w:initials="KA">
+  <w:comment w:id="1" w:author="Mr Dei" w:date="2024-11-18T13:23:00Z" w:initials="MD">
     <w:p>
       <w:pPr>
         <w:pStyle w:val="ab"/>
+        <w:rPr>
+          <w:lang w:val="ru-RU"/>
+        </w:rPr>
       </w:pPr>
       <w:r>
         <w:rPr>
@@ -9058,9 +9765,15 @@
         </w:rPr>
         <w:annotationRef/>
       </w:r>
+      <w:r>
+        <w:rPr>
+          <w:lang w:val="ru-RU"/>
+        </w:rPr>
+        <w:t>Убрал лишнее</w:t>
+      </w:r>
     </w:p>
   </w:comment>
-  <w:comment w:id="2" w:author="Kalentyev Alexey" w:date="2024-11-18T13:09:00Z" w:initials="KA">
+  <w:comment w:id="2" w:author="Kalentyev Alexey" w:date="2024-11-18T13:08:00Z" w:initials="KA">
     <w:p>
       <w:pPr>
         <w:pStyle w:val="ab"/>
@@ -9071,6 +9784,41 @@
         </w:rPr>
         <w:annotationRef/>
       </w:r>
+    </w:p>
+  </w:comment>
+  <w:comment w:id="3" w:author="Mr Dei" w:date="2024-11-18T13:23:00Z" w:initials="MD">
+    <w:p>
+      <w:pPr>
+        <w:pStyle w:val="ab"/>
+        <w:rPr>
+          <w:lang w:val="ru-RU"/>
+        </w:rPr>
+      </w:pPr>
+      <w:r>
+        <w:rPr>
+          <w:rStyle w:val="aa"/>
+        </w:rPr>
+        <w:annotationRef/>
+      </w:r>
+      <w:r>
+        <w:rPr>
+          <w:lang w:val="ru-RU"/>
+        </w:rPr>
+        <w:t>Указана ссылка на источник</w:t>
+      </w:r>
+    </w:p>
+  </w:comment>
+  <w:comment w:id="4" w:author="Kalentyev Alexey" w:date="2024-11-18T13:09:00Z" w:initials="KA">
+    <w:p>
+      <w:pPr>
+        <w:pStyle w:val="ab"/>
+      </w:pPr>
+      <w:r>
+        <w:rPr>
+          <w:rStyle w:val="aa"/>
+        </w:rPr>
+        <w:annotationRef/>
+      </w:r>
       <w:r>
         <w:t xml:space="preserve">Parameters – </w:t>
       </w:r>
@@ -9104,9 +9852,11 @@
       <w:r>
         <w:t xml:space="preserve"> </w:t>
       </w:r>
+      <w:proofErr w:type="spellStart"/>
       <w:r>
         <w:t>ParameterType</w:t>
       </w:r>
+      <w:proofErr w:type="spellEnd"/>
     </w:p>
     <w:p>
       <w:pPr>
@@ -9132,7 +9882,7 @@
       </w:r>
     </w:p>
   </w:comment>
-  <w:comment w:id="3" w:author="Kalentyev Alexey" w:date="2024-11-18T13:13:00Z" w:initials="KA">
+  <w:comment w:id="6" w:author="Kalentyev Alexey" w:date="2024-11-18T13:13:00Z" w:initials="KA">
     <w:p>
       <w:pPr>
         <w:pStyle w:val="ab"/>
@@ -9154,7 +9904,7 @@
       </w:r>
     </w:p>
   </w:comment>
-  <w:comment w:id="4" w:author="Kalentyev Alexey" w:date="2024-11-18T13:14:00Z" w:initials="KA">
+  <w:comment w:id="5" w:author="Mr Dei" w:date="2024-11-18T13:24:00Z" w:initials="MD">
     <w:p>
       <w:pPr>
         <w:pStyle w:val="ab"/>
@@ -9172,7 +9922,51 @@
         <w:rPr>
           <w:lang w:val="ru-RU"/>
         </w:rPr>
+        <w:t>выполнено</w:t>
+      </w:r>
+    </w:p>
+  </w:comment>
+  <w:comment w:id="7" w:author="Kalentyev Alexey" w:date="2024-11-18T13:14:00Z" w:initials="KA">
+    <w:p>
+      <w:pPr>
+        <w:pStyle w:val="ab"/>
+        <w:rPr>
+          <w:lang w:val="ru-RU"/>
+        </w:rPr>
+      </w:pPr>
+      <w:r>
+        <w:rPr>
+          <w:rStyle w:val="aa"/>
+        </w:rPr>
+        <w:annotationRef/>
+      </w:r>
+      <w:r>
+        <w:rPr>
+          <w:lang w:val="ru-RU"/>
+        </w:rPr>
         <w:t>Сделать подпись текстом</w:t>
+      </w:r>
+    </w:p>
+  </w:comment>
+  <w:comment w:id="8" w:author="Mr Dei" w:date="2024-11-18T13:28:00Z" w:initials="MD">
+    <w:p>
+      <w:pPr>
+        <w:pStyle w:val="ab"/>
+        <w:rPr>
+          <w:lang w:val="ru-RU"/>
+        </w:rPr>
+      </w:pPr>
+      <w:r>
+        <w:rPr>
+          <w:rStyle w:val="aa"/>
+        </w:rPr>
+        <w:annotationRef/>
+      </w:r>
+      <w:r>
+        <w:rPr>
+          <w:lang w:val="ru-RU"/>
+        </w:rPr>
+        <w:t>Для себя: реализовать валидацию так, чтобы макет отображал неправильно введенные ЗАВИСИМЫЕ параметры</w:t>
       </w:r>
     </w:p>
   </w:comment>
@@ -9180,37 +9974,49 @@
 </file>
 
 <file path=word/commentsExtended.xml><?xml version="1.0" encoding="utf-8"?>
-<w15:commentsEx xmlns:wpc="http://schemas.microsoft.com/office/word/2010/wordprocessingCanvas" xmlns:cx="http://schemas.microsoft.com/office/drawing/2014/chartex" xmlns:cx1="http://schemas.microsoft.com/office/drawing/2015/9/8/chartex" xmlns:cx2="http://schemas.microsoft.com/office/drawing/2015/10/21/chartex" xmlns:cx3="http://schemas.microsoft.com/office/drawing/2016/5/9/chartex" xmlns:cx4="http://schemas.microsoft.com/office/drawing/2016/5/10/chartex" xmlns:cx5="http://schemas.microsoft.com/office/drawing/2016/5/11/chartex" xmlns:cx6="http://schemas.microsoft.com/office/drawing/2016/5/12/chartex" xmlns:cx7="http://schemas.microsoft.com/office/drawing/2016/5/13/chartex" xmlns:cx8="http://schemas.microsoft.com/office/drawing/2016/5/14/chartex" xmlns:mc="http://schemas.openxmlformats.org/markup-compatibility/2006" xmlns:aink="http://schemas.microsoft.com/office/drawing/2016/ink" xmlns:am3d="http://schemas.microsoft.com/office/drawing/2017/model3d" xmlns:o="urn:schemas-microsoft-com:office:office" xmlns:oel="http://schemas.microsoft.com/office/2019/extlst" xmlns:r="http://schemas.openxmlformats.org/officeDocument/2006/relationships" xmlns:m="http://schemas.openxmlformats.org/officeDocument/2006/math" xmlns:v="urn:schemas-microsoft-com:vml" xmlns:wp14="http://schemas.microsoft.com/office/word/2010/wordprocessingDrawing" xmlns:wp="http://schemas.openxmlformats.org/drawingml/2006/wordprocessingDrawing" xmlns:w10="urn:schemas-microsoft-com:office:word" xmlns:w="http://schemas.openxmlformats.org/wordprocessingml/2006/main" xmlns:w14="http://schemas.microsoft.com/office/word/2010/wordml" xmlns:w15="http://schemas.microsoft.com/office/word/2012/wordml" xmlns:w16cex="http://schemas.microsoft.com/office/word/2018/wordml/cex" xmlns:w16cid="http://schemas.microsoft.com/office/word/2016/wordml/cid" xmlns:w16="http://schemas.microsoft.com/office/word/2018/wordml" xmlns:w16du="http://schemas.microsoft.com/office/word/2023/wordml/word16du" xmlns:w16sdtdh="http://schemas.microsoft.com/office/word/2020/wordml/sdtdatahash" xmlns:w16se="http://schemas.microsoft.com/office/word/2015/wordml/symex" xmlns:wpg="http://schemas.microsoft.com/office/word/2010/wordprocessingGroup" xmlns:wpi="http://schemas.microsoft.com/office/word/2010/wordprocessingInk" xmlns:wne="http://schemas.microsoft.com/office/word/2006/wordml" xmlns:wps="http://schemas.microsoft.com/office/word/2010/wordprocessingShape" mc:Ignorable="w14 w15 w16se w16cid w16 w16cex w16sdtdh w16du wp14">
+<w15:commentsEx xmlns:wpc="http://schemas.microsoft.com/office/word/2010/wordprocessingCanvas" xmlns:cx="http://schemas.microsoft.com/office/drawing/2014/chartex" xmlns:cx1="http://schemas.microsoft.com/office/drawing/2015/9/8/chartex" xmlns:cx2="http://schemas.microsoft.com/office/drawing/2015/10/21/chartex" xmlns:cx3="http://schemas.microsoft.com/office/drawing/2016/5/9/chartex" xmlns:cx4="http://schemas.microsoft.com/office/drawing/2016/5/10/chartex" xmlns:cx5="http://schemas.microsoft.com/office/drawing/2016/5/11/chartex" xmlns:cx6="http://schemas.microsoft.com/office/drawing/2016/5/12/chartex" xmlns:cx7="http://schemas.microsoft.com/office/drawing/2016/5/13/chartex" xmlns:cx8="http://schemas.microsoft.com/office/drawing/2016/5/14/chartex" xmlns:mc="http://schemas.openxmlformats.org/markup-compatibility/2006" xmlns:aink="http://schemas.microsoft.com/office/drawing/2016/ink" xmlns:am3d="http://schemas.microsoft.com/office/drawing/2017/model3d" xmlns:o="urn:schemas-microsoft-com:office:office" xmlns:r="http://schemas.openxmlformats.org/officeDocument/2006/relationships" xmlns:m="http://schemas.openxmlformats.org/officeDocument/2006/math" xmlns:v="urn:schemas-microsoft-com:vml" xmlns:wp14="http://schemas.microsoft.com/office/word/2010/wordprocessingDrawing" xmlns:wp="http://schemas.openxmlformats.org/drawingml/2006/wordprocessingDrawing" xmlns:w10="urn:schemas-microsoft-com:office:word" xmlns:w="http://schemas.openxmlformats.org/wordprocessingml/2006/main" xmlns:w14="http://schemas.microsoft.com/office/word/2010/wordml" xmlns:w15="http://schemas.microsoft.com/office/word/2012/wordml" xmlns:w16cex="http://schemas.microsoft.com/office/word/2018/wordml/cex" xmlns:w16cid="http://schemas.microsoft.com/office/word/2016/wordml/cid" xmlns:w16="http://schemas.microsoft.com/office/word/2018/wordml" xmlns:w16se="http://schemas.microsoft.com/office/word/2015/wordml/symex" xmlns:wpg="http://schemas.microsoft.com/office/word/2010/wordprocessingGroup" xmlns:wpi="http://schemas.microsoft.com/office/word/2010/wordprocessingInk" xmlns:wne="http://schemas.microsoft.com/office/word/2006/wordml" xmlns:wps="http://schemas.microsoft.com/office/word/2010/wordprocessingShape" mc:Ignorable="w14 w15 w16se w16cid w16 w16cex wp14">
   <w15:commentEx w15:paraId="0168110B" w15:done="0"/>
+  <w15:commentEx w15:paraId="6CE3BEBD" w15:paraIdParent="0168110B" w15:done="0"/>
   <w15:commentEx w15:paraId="304630B1" w15:done="0"/>
+  <w15:commentEx w15:paraId="7D1FCFA9" w15:paraIdParent="304630B1" w15:done="0"/>
   <w15:commentEx w15:paraId="54A9AAAC" w15:done="0"/>
   <w15:commentEx w15:paraId="412EE9E5" w15:done="0"/>
+  <w15:commentEx w15:paraId="7B8F34DE" w15:paraIdParent="412EE9E5" w15:done="0"/>
   <w15:commentEx w15:paraId="0876E59F" w15:done="0"/>
+  <w15:commentEx w15:paraId="24D1E7A9" w15:paraIdParent="0876E59F" w15:done="0"/>
 </w15:commentsEx>
 </file>
 
 <file path=word/commentsExtensible.xml><?xml version="1.0" encoding="utf-8"?>
-<w16cex:commentsExtensible xmlns:wpc="http://schemas.microsoft.com/office/word/2010/wordprocessingCanvas" xmlns:cx="http://schemas.microsoft.com/office/drawing/2014/chartex" xmlns:cx1="http://schemas.microsoft.com/office/drawing/2015/9/8/chartex" xmlns:cx2="http://schemas.microsoft.com/office/drawing/2015/10/21/chartex" xmlns:cx3="http://schemas.microsoft.com/office/drawing/2016/5/9/chartex" xmlns:cx4="http://schemas.microsoft.com/office/drawing/2016/5/10/chartex" xmlns:cx5="http://schemas.microsoft.com/office/drawing/2016/5/11/chartex" xmlns:cx6="http://schemas.microsoft.com/office/drawing/2016/5/12/chartex" xmlns:cx7="http://schemas.microsoft.com/office/drawing/2016/5/13/chartex" xmlns:cx8="http://schemas.microsoft.com/office/drawing/2016/5/14/chartex" xmlns:cr="http://schemas.microsoft.com/office/comments/2020/reactions" xmlns:mc="http://schemas.openxmlformats.org/markup-compatibility/2006" xmlns:aink="http://schemas.microsoft.com/office/drawing/2016/ink" xmlns:am3d="http://schemas.microsoft.com/office/drawing/2017/model3d" xmlns:o="urn:schemas-microsoft-com:office:office" xmlns:oel="http://schemas.microsoft.com/office/2019/extlst" xmlns:r="http://schemas.openxmlformats.org/officeDocument/2006/relationships" xmlns:m="http://schemas.openxmlformats.org/officeDocument/2006/math" xmlns:v="urn:schemas-microsoft-com:vml" xmlns:wp14="http://schemas.microsoft.com/office/word/2010/wordprocessingDrawing" xmlns:wp="http://schemas.openxmlformats.org/drawingml/2006/wordprocessingDrawing" xmlns:w10="urn:schemas-microsoft-com:office:word" xmlns:w="http://schemas.openxmlformats.org/wordprocessingml/2006/main" xmlns:w14="http://schemas.microsoft.com/office/word/2010/wordml" xmlns:w15="http://schemas.microsoft.com/office/word/2012/wordml" xmlns:w16cex="http://schemas.microsoft.com/office/word/2018/wordml/cex" xmlns:w16cid="http://schemas.microsoft.com/office/word/2016/wordml/cid" xmlns:w16="http://schemas.microsoft.com/office/word/2018/wordml" xmlns:w16du="http://schemas.microsoft.com/office/word/2023/wordml/word16du" xmlns:w16sdtdh="http://schemas.microsoft.com/office/word/2020/wordml/sdtdatahash" xmlns:w16se="http://schemas.microsoft.com/office/word/2015/wordml/symex" xmlns:wpg="http://schemas.microsoft.com/office/word/2010/wordprocessingGroup" xmlns:wpi="http://schemas.microsoft.com/office/word/2010/wordprocessingInk" xmlns:wne="http://schemas.microsoft.com/office/word/2006/wordml" xmlns:wps="http://schemas.microsoft.com/office/word/2010/wordprocessingShape" mc:Ignorable="w14 w15 w16se w16cid w16 w16cex w16sdtdh cr w16du wp14">
+<w16cex:commentsExtensible xmlns:wpc="http://schemas.microsoft.com/office/word/2010/wordprocessingCanvas" xmlns:cx="http://schemas.microsoft.com/office/drawing/2014/chartex" xmlns:cx1="http://schemas.microsoft.com/office/drawing/2015/9/8/chartex" xmlns:cx2="http://schemas.microsoft.com/office/drawing/2015/10/21/chartex" xmlns:cx3="http://schemas.microsoft.com/office/drawing/2016/5/9/chartex" xmlns:cx4="http://schemas.microsoft.com/office/drawing/2016/5/10/chartex" xmlns:cx5="http://schemas.microsoft.com/office/drawing/2016/5/11/chartex" xmlns:cx6="http://schemas.microsoft.com/office/drawing/2016/5/12/chartex" xmlns:cx7="http://schemas.microsoft.com/office/drawing/2016/5/13/chartex" xmlns:cx8="http://schemas.microsoft.com/office/drawing/2016/5/14/chartex" xmlns:mc="http://schemas.openxmlformats.org/markup-compatibility/2006" xmlns:aink="http://schemas.microsoft.com/office/drawing/2016/ink" xmlns:am3d="http://schemas.microsoft.com/office/drawing/2017/model3d" xmlns:o="urn:schemas-microsoft-com:office:office" xmlns:r="http://schemas.openxmlformats.org/officeDocument/2006/relationships" xmlns:m="http://schemas.openxmlformats.org/officeDocument/2006/math" xmlns:v="urn:schemas-microsoft-com:vml" xmlns:wp14="http://schemas.microsoft.com/office/word/2010/wordprocessingDrawing" xmlns:wp="http://schemas.openxmlformats.org/drawingml/2006/wordprocessingDrawing" xmlns:w10="urn:schemas-microsoft-com:office:word" xmlns:w="http://schemas.openxmlformats.org/wordprocessingml/2006/main" xmlns:w14="http://schemas.microsoft.com/office/word/2010/wordml" xmlns:w15="http://schemas.microsoft.com/office/word/2012/wordml" xmlns:w16cex="http://schemas.microsoft.com/office/word/2018/wordml/cex" xmlns:w16cid="http://schemas.microsoft.com/office/word/2016/wordml/cid" xmlns:w16="http://schemas.microsoft.com/office/word/2018/wordml" xmlns:w16se="http://schemas.microsoft.com/office/word/2015/wordml/symex" xmlns:wpg="http://schemas.microsoft.com/office/word/2010/wordprocessingGroup" xmlns:wpi="http://schemas.microsoft.com/office/word/2010/wordprocessingInk" xmlns:wne="http://schemas.microsoft.com/office/word/2006/wordml" xmlns:wps="http://schemas.microsoft.com/office/word/2010/wordprocessingShape" mc:Ignorable="w14 w15 w16se w16cid w16 w16cex wp14">
   <w16cex:commentExtensible w16cex:durableId="218E493E" w16cex:dateUtc="2024-11-18T06:07:00Z"/>
+  <w16cex:commentExtensible w16cex:durableId="2AE5BE35" w16cex:dateUtc="2024-11-18T06:23:00Z"/>
   <w16cex:commentExtensible w16cex:durableId="61BEBEAF" w16cex:dateUtc="2024-11-18T06:08:00Z"/>
+  <w16cex:commentExtensible w16cex:durableId="2AE5BE64" w16cex:dateUtc="2024-11-18T06:23:00Z"/>
   <w16cex:commentExtensible w16cex:durableId="2806402D" w16cex:dateUtc="2024-11-18T06:09:00Z"/>
   <w16cex:commentExtensible w16cex:durableId="4018C65E" w16cex:dateUtc="2024-11-18T06:13:00Z"/>
+  <w16cex:commentExtensible w16cex:durableId="2AE5BE7B" w16cex:dateUtc="2024-11-18T06:24:00Z"/>
   <w16cex:commentExtensible w16cex:durableId="712E696B" w16cex:dateUtc="2024-11-18T06:14:00Z"/>
+  <w16cex:commentExtensible w16cex:durableId="2AE5BF95" w16cex:dateUtc="2024-11-18T06:28:00Z"/>
 </w16cex:commentsExtensible>
 </file>
 
 <file path=word/commentsIds.xml><?xml version="1.0" encoding="utf-8"?>
-<w16cid:commentsIds xmlns:wpc="http://schemas.microsoft.com/office/word/2010/wordprocessingCanvas" xmlns:cx="http://schemas.microsoft.com/office/drawing/2014/chartex" xmlns:cx1="http://schemas.microsoft.com/office/drawing/2015/9/8/chartex" xmlns:cx2="http://schemas.microsoft.com/office/drawing/2015/10/21/chartex" xmlns:cx3="http://schemas.microsoft.com/office/drawing/2016/5/9/chartex" xmlns:cx4="http://schemas.microsoft.com/office/drawing/2016/5/10/chartex" xmlns:cx5="http://schemas.microsoft.com/office/drawing/2016/5/11/chartex" xmlns:cx6="http://schemas.microsoft.com/office/drawing/2016/5/12/chartex" xmlns:cx7="http://schemas.microsoft.com/office/drawing/2016/5/13/chartex" xmlns:cx8="http://schemas.microsoft.com/office/drawing/2016/5/14/chartex" xmlns:mc="http://schemas.openxmlformats.org/markup-compatibility/2006" xmlns:aink="http://schemas.microsoft.com/office/drawing/2016/ink" xmlns:am3d="http://schemas.microsoft.com/office/drawing/2017/model3d" xmlns:o="urn:schemas-microsoft-com:office:office" xmlns:oel="http://schemas.microsoft.com/office/2019/extlst" xmlns:r="http://schemas.openxmlformats.org/officeDocument/2006/relationships" xmlns:m="http://schemas.openxmlformats.org/officeDocument/2006/math" xmlns:v="urn:schemas-microsoft-com:vml" xmlns:wp14="http://schemas.microsoft.com/office/word/2010/wordprocessingDrawing" xmlns:wp="http://schemas.openxmlformats.org/drawingml/2006/wordprocessingDrawing" xmlns:w10="urn:schemas-microsoft-com:office:word" xmlns:w="http://schemas.openxmlformats.org/wordprocessingml/2006/main" xmlns:w14="http://schemas.microsoft.com/office/word/2010/wordml" xmlns:w15="http://schemas.microsoft.com/office/word/2012/wordml" xmlns:w16cex="http://schemas.microsoft.com/office/word/2018/wordml/cex" xmlns:w16cid="http://schemas.microsoft.com/office/word/2016/wordml/cid" xmlns:w16="http://schemas.microsoft.com/office/word/2018/wordml" xmlns:w16du="http://schemas.microsoft.com/office/word/2023/wordml/word16du" xmlns:w16sdtdh="http://schemas.microsoft.com/office/word/2020/wordml/sdtdatahash" xmlns:w16se="http://schemas.microsoft.com/office/word/2015/wordml/symex" xmlns:wpg="http://schemas.microsoft.com/office/word/2010/wordprocessingGroup" xmlns:wpi="http://schemas.microsoft.com/office/word/2010/wordprocessingInk" xmlns:wne="http://schemas.microsoft.com/office/word/2006/wordml" xmlns:wps="http://schemas.microsoft.com/office/word/2010/wordprocessingShape" mc:Ignorable="w14 w15 w16se w16cid w16 w16cex w16sdtdh w16du wp14">
+<w16cid:commentsIds xmlns:wpc="http://schemas.microsoft.com/office/word/2010/wordprocessingCanvas" xmlns:cx="http://schemas.microsoft.com/office/drawing/2014/chartex" xmlns:cx1="http://schemas.microsoft.com/office/drawing/2015/9/8/chartex" xmlns:cx2="http://schemas.microsoft.com/office/drawing/2015/10/21/chartex" xmlns:cx3="http://schemas.microsoft.com/office/drawing/2016/5/9/chartex" xmlns:cx4="http://schemas.microsoft.com/office/drawing/2016/5/10/chartex" xmlns:cx5="http://schemas.microsoft.com/office/drawing/2016/5/11/chartex" xmlns:cx6="http://schemas.microsoft.com/office/drawing/2016/5/12/chartex" xmlns:cx7="http://schemas.microsoft.com/office/drawing/2016/5/13/chartex" xmlns:cx8="http://schemas.microsoft.com/office/drawing/2016/5/14/chartex" xmlns:mc="http://schemas.openxmlformats.org/markup-compatibility/2006" xmlns:aink="http://schemas.microsoft.com/office/drawing/2016/ink" xmlns:am3d="http://schemas.microsoft.com/office/drawing/2017/model3d" xmlns:o="urn:schemas-microsoft-com:office:office" xmlns:r="http://schemas.openxmlformats.org/officeDocument/2006/relationships" xmlns:m="http://schemas.openxmlformats.org/officeDocument/2006/math" xmlns:v="urn:schemas-microsoft-com:vml" xmlns:wp14="http://schemas.microsoft.com/office/word/2010/wordprocessingDrawing" xmlns:wp="http://schemas.openxmlformats.org/drawingml/2006/wordprocessingDrawing" xmlns:w10="urn:schemas-microsoft-com:office:word" xmlns:w="http://schemas.openxmlformats.org/wordprocessingml/2006/main" xmlns:w14="http://schemas.microsoft.com/office/word/2010/wordml" xmlns:w15="http://schemas.microsoft.com/office/word/2012/wordml" xmlns:w16cex="http://schemas.microsoft.com/office/word/2018/wordml/cex" xmlns:w16cid="http://schemas.microsoft.com/office/word/2016/wordml/cid" xmlns:w16="http://schemas.microsoft.com/office/word/2018/wordml" xmlns:w16se="http://schemas.microsoft.com/office/word/2015/wordml/symex" xmlns:wpg="http://schemas.microsoft.com/office/word/2010/wordprocessingGroup" xmlns:wpi="http://schemas.microsoft.com/office/word/2010/wordprocessingInk" xmlns:wne="http://schemas.microsoft.com/office/word/2006/wordml" xmlns:wps="http://schemas.microsoft.com/office/word/2010/wordprocessingShape" mc:Ignorable="w14 w15 w16se w16cid w16 w16cex wp14">
   <w16cid:commentId w16cid:paraId="0168110B" w16cid:durableId="218E493E"/>
+  <w16cid:commentId w16cid:paraId="6CE3BEBD" w16cid:durableId="2AE5BE35"/>
   <w16cid:commentId w16cid:paraId="304630B1" w16cid:durableId="61BEBEAF"/>
+  <w16cid:commentId w16cid:paraId="7D1FCFA9" w16cid:durableId="2AE5BE64"/>
   <w16cid:commentId w16cid:paraId="54A9AAAC" w16cid:durableId="2806402D"/>
   <w16cid:commentId w16cid:paraId="412EE9E5" w16cid:durableId="4018C65E"/>
+  <w16cid:commentId w16cid:paraId="7B8F34DE" w16cid:durableId="2AE5BE7B"/>
   <w16cid:commentId w16cid:paraId="0876E59F" w16cid:durableId="712E696B"/>
+  <w16cid:commentId w16cid:paraId="24D1E7A9" w16cid:durableId="2AE5BF95"/>
 </w16cid:commentsIds>
 </file>
 
 <file path=word/endnotes.xml><?xml version="1.0" encoding="utf-8"?>
-<w:endnotes xmlns:wpc="http://schemas.microsoft.com/office/word/2010/wordprocessingCanvas" xmlns:cx="http://schemas.microsoft.com/office/drawing/2014/chartex" xmlns:cx1="http://schemas.microsoft.com/office/drawing/2015/9/8/chartex" xmlns:cx2="http://schemas.microsoft.com/office/drawing/2015/10/21/chartex" xmlns:cx3="http://schemas.microsoft.com/office/drawing/2016/5/9/chartex" xmlns:cx4="http://schemas.microsoft.com/office/drawing/2016/5/10/chartex" xmlns:cx5="http://schemas.microsoft.com/office/drawing/2016/5/11/chartex" xmlns:cx6="http://schemas.microsoft.com/office/drawing/2016/5/12/chartex" xmlns:cx7="http://schemas.microsoft.com/office/drawing/2016/5/13/chartex" xmlns:cx8="http://schemas.microsoft.com/office/drawing/2016/5/14/chartex" xmlns:mc="http://schemas.openxmlformats.org/markup-compatibility/2006" xmlns:aink="http://schemas.microsoft.com/office/drawing/2016/ink" xmlns:am3d="http://schemas.microsoft.com/office/drawing/2017/model3d" xmlns:o="urn:schemas-microsoft-com:office:office" xmlns:oel="http://schemas.microsoft.com/office/2019/extlst" xmlns:r="http://schemas.openxmlformats.org/officeDocument/2006/relationships" xmlns:m="http://schemas.openxmlformats.org/officeDocument/2006/math" xmlns:v="urn:schemas-microsoft-com:vml" xmlns:wp14="http://schemas.microsoft.com/office/word/2010/wordprocessingDrawing" xmlns:wp="http://schemas.openxmlformats.org/drawingml/2006/wordprocessingDrawing" xmlns:w10="urn:schemas-microsoft-com:office:word" xmlns:w="http://schemas.openxmlformats.org/wordprocessingml/2006/main" xmlns:w14="http://schemas.microsoft.com/office/word/2010/wordml" xmlns:w15="http://schemas.microsoft.com/office/word/2012/wordml" xmlns:w16cex="http://schemas.microsoft.com/office/word/2018/wordml/cex" xmlns:w16cid="http://schemas.microsoft.com/office/word/2016/wordml/cid" xmlns:w16="http://schemas.microsoft.com/office/word/2018/wordml" xmlns:w16du="http://schemas.microsoft.com/office/word/2023/wordml/word16du" xmlns:w16sdtdh="http://schemas.microsoft.com/office/word/2020/wordml/sdtdatahash" xmlns:w16se="http://schemas.microsoft.com/office/word/2015/wordml/symex" xmlns:wpg="http://schemas.microsoft.com/office/word/2010/wordprocessingGroup" xmlns:wpi="http://schemas.microsoft.com/office/word/2010/wordprocessingInk" xmlns:wne="http://schemas.microsoft.com/office/word/2006/wordml" xmlns:wps="http://schemas.microsoft.com/office/word/2010/wordprocessingShape" mc:Ignorable="w14 w15 w16se w16cid w16 w16cex w16sdtdh w16du wp14">
+<w:endnotes xmlns:wpc="http://schemas.microsoft.com/office/word/2010/wordprocessingCanvas" xmlns:cx="http://schemas.microsoft.com/office/drawing/2014/chartex" xmlns:cx1="http://schemas.microsoft.com/office/drawing/2015/9/8/chartex" xmlns:cx2="http://schemas.microsoft.com/office/drawing/2015/10/21/chartex" xmlns:cx3="http://schemas.microsoft.com/office/drawing/2016/5/9/chartex" xmlns:cx4="http://schemas.microsoft.com/office/drawing/2016/5/10/chartex" xmlns:cx5="http://schemas.microsoft.com/office/drawing/2016/5/11/chartex" xmlns:cx6="http://schemas.microsoft.com/office/drawing/2016/5/12/chartex" xmlns:cx7="http://schemas.microsoft.com/office/drawing/2016/5/13/chartex" xmlns:cx8="http://schemas.microsoft.com/office/drawing/2016/5/14/chartex" xmlns:mc="http://schemas.openxmlformats.org/markup-compatibility/2006" xmlns:aink="http://schemas.microsoft.com/office/drawing/2016/ink" xmlns:am3d="http://schemas.microsoft.com/office/drawing/2017/model3d" xmlns:o="urn:schemas-microsoft-com:office:office" xmlns:r="http://schemas.openxmlformats.org/officeDocument/2006/relationships" xmlns:m="http://schemas.openxmlformats.org/officeDocument/2006/math" xmlns:v="urn:schemas-microsoft-com:vml" xmlns:wp14="http://schemas.microsoft.com/office/word/2010/wordprocessingDrawing" xmlns:wp="http://schemas.openxmlformats.org/drawingml/2006/wordprocessingDrawing" xmlns:w10="urn:schemas-microsoft-com:office:word" xmlns:w="http://schemas.openxmlformats.org/wordprocessingml/2006/main" xmlns:w14="http://schemas.microsoft.com/office/word/2010/wordml" xmlns:w15="http://schemas.microsoft.com/office/word/2012/wordml" xmlns:w16cex="http://schemas.microsoft.com/office/word/2018/wordml/cex" xmlns:w16cid="http://schemas.microsoft.com/office/word/2016/wordml/cid" xmlns:w16="http://schemas.microsoft.com/office/word/2018/wordml" xmlns:w16se="http://schemas.microsoft.com/office/word/2015/wordml/symex" xmlns:wpg="http://schemas.microsoft.com/office/word/2010/wordprocessingGroup" xmlns:wpi="http://schemas.microsoft.com/office/word/2010/wordprocessingInk" xmlns:wne="http://schemas.microsoft.com/office/word/2006/wordml" xmlns:wps="http://schemas.microsoft.com/office/word/2010/wordprocessingShape" mc:Ignorable="w14 w15 w16se w16cid w16 w16cex wp14">
   <w:endnote w:type="separator" w:id="-1">
     <w:p>
       <w:pPr>
@@ -9235,7 +10041,7 @@
 </file>
 
 <file path=word/footer1.xml><?xml version="1.0" encoding="utf-8"?>
-<w:ftr xmlns:wpc="http://schemas.microsoft.com/office/word/2010/wordprocessingCanvas" xmlns:cx="http://schemas.microsoft.com/office/drawing/2014/chartex" xmlns:cx1="http://schemas.microsoft.com/office/drawing/2015/9/8/chartex" xmlns:cx2="http://schemas.microsoft.com/office/drawing/2015/10/21/chartex" xmlns:cx3="http://schemas.microsoft.com/office/drawing/2016/5/9/chartex" xmlns:cx4="http://schemas.microsoft.com/office/drawing/2016/5/10/chartex" xmlns:cx5="http://schemas.microsoft.com/office/drawing/2016/5/11/chartex" xmlns:cx6="http://schemas.microsoft.com/office/drawing/2016/5/12/chartex" xmlns:cx7="http://schemas.microsoft.com/office/drawing/2016/5/13/chartex" xmlns:cx8="http://schemas.microsoft.com/office/drawing/2016/5/14/chartex" xmlns:mc="http://schemas.openxmlformats.org/markup-compatibility/2006" xmlns:aink="http://schemas.microsoft.com/office/drawing/2016/ink" xmlns:am3d="http://schemas.microsoft.com/office/drawing/2017/model3d" xmlns:o="urn:schemas-microsoft-com:office:office" xmlns:oel="http://schemas.microsoft.com/office/2019/extlst" xmlns:r="http://schemas.openxmlformats.org/officeDocument/2006/relationships" xmlns:m="http://schemas.openxmlformats.org/officeDocument/2006/math" xmlns:v="urn:schemas-microsoft-com:vml" xmlns:wp14="http://schemas.microsoft.com/office/word/2010/wordprocessingDrawing" xmlns:wp="http://schemas.openxmlformats.org/drawingml/2006/wordprocessingDrawing" xmlns:w10="urn:schemas-microsoft-com:office:word" xmlns:w="http://schemas.openxmlformats.org/wordprocessingml/2006/main" xmlns:w14="http://schemas.microsoft.com/office/word/2010/wordml" xmlns:w15="http://schemas.microsoft.com/office/word/2012/wordml" xmlns:w16cex="http://schemas.microsoft.com/office/word/2018/wordml/cex" xmlns:w16cid="http://schemas.microsoft.com/office/word/2016/wordml/cid" xmlns:w16="http://schemas.microsoft.com/office/word/2018/wordml" xmlns:w16du="http://schemas.microsoft.com/office/word/2023/wordml/word16du" xmlns:w16sdtdh="http://schemas.microsoft.com/office/word/2020/wordml/sdtdatahash" xmlns:w16se="http://schemas.microsoft.com/office/word/2015/wordml/symex" xmlns:wpg="http://schemas.microsoft.com/office/word/2010/wordprocessingGroup" xmlns:wpi="http://schemas.microsoft.com/office/word/2010/wordprocessingInk" xmlns:wne="http://schemas.microsoft.com/office/word/2006/wordml" xmlns:wps="http://schemas.microsoft.com/office/word/2010/wordprocessingShape" mc:Ignorable="w14 w15 w16se w16cid w16 w16cex w16sdtdh w16du wp14">
+<w:ftr xmlns:wpc="http://schemas.microsoft.com/office/word/2010/wordprocessingCanvas" xmlns:cx="http://schemas.microsoft.com/office/drawing/2014/chartex" xmlns:cx1="http://schemas.microsoft.com/office/drawing/2015/9/8/chartex" xmlns:cx2="http://schemas.microsoft.com/office/drawing/2015/10/21/chartex" xmlns:cx3="http://schemas.microsoft.com/office/drawing/2016/5/9/chartex" xmlns:cx4="http://schemas.microsoft.com/office/drawing/2016/5/10/chartex" xmlns:cx5="http://schemas.microsoft.com/office/drawing/2016/5/11/chartex" xmlns:cx6="http://schemas.microsoft.com/office/drawing/2016/5/12/chartex" xmlns:cx7="http://schemas.microsoft.com/office/drawing/2016/5/13/chartex" xmlns:cx8="http://schemas.microsoft.com/office/drawing/2016/5/14/chartex" xmlns:mc="http://schemas.openxmlformats.org/markup-compatibility/2006" xmlns:aink="http://schemas.microsoft.com/office/drawing/2016/ink" xmlns:am3d="http://schemas.microsoft.com/office/drawing/2017/model3d" xmlns:o="urn:schemas-microsoft-com:office:office" xmlns:r="http://schemas.openxmlformats.org/officeDocument/2006/relationships" xmlns:m="http://schemas.openxmlformats.org/officeDocument/2006/math" xmlns:v="urn:schemas-microsoft-com:vml" xmlns:wp14="http://schemas.microsoft.com/office/word/2010/wordprocessingDrawing" xmlns:wp="http://schemas.openxmlformats.org/drawingml/2006/wordprocessingDrawing" xmlns:w10="urn:schemas-microsoft-com:office:word" xmlns:w="http://schemas.openxmlformats.org/wordprocessingml/2006/main" xmlns:w14="http://schemas.microsoft.com/office/word/2010/wordml" xmlns:w15="http://schemas.microsoft.com/office/word/2012/wordml" xmlns:w16cex="http://schemas.microsoft.com/office/word/2018/wordml/cex" xmlns:w16cid="http://schemas.microsoft.com/office/word/2016/wordml/cid" xmlns:w16="http://schemas.microsoft.com/office/word/2018/wordml" xmlns:w16se="http://schemas.microsoft.com/office/word/2015/wordml/symex" xmlns:wpg="http://schemas.microsoft.com/office/word/2010/wordprocessingGroup" xmlns:wpi="http://schemas.microsoft.com/office/word/2010/wordprocessingInk" xmlns:wne="http://schemas.microsoft.com/office/word/2006/wordml" xmlns:wps="http://schemas.microsoft.com/office/word/2010/wordprocessingShape" mc:Ignorable="w14 w15 w16se w16cid w16 w16cex wp14">
   <w:p>
     <w:pPr>
       <w:pStyle w:val="a5"/>
@@ -9250,7 +10056,7 @@
 </file>
 
 <file path=word/footer2.xml><?xml version="1.0" encoding="utf-8"?>
-<w:ftr xmlns:wpc="http://schemas.microsoft.com/office/word/2010/wordprocessingCanvas" xmlns:cx="http://schemas.microsoft.com/office/drawing/2014/chartex" xmlns:cx1="http://schemas.microsoft.com/office/drawing/2015/9/8/chartex" xmlns:cx2="http://schemas.microsoft.com/office/drawing/2015/10/21/chartex" xmlns:cx3="http://schemas.microsoft.com/office/drawing/2016/5/9/chartex" xmlns:cx4="http://schemas.microsoft.com/office/drawing/2016/5/10/chartex" xmlns:cx5="http://schemas.microsoft.com/office/drawing/2016/5/11/chartex" xmlns:cx6="http://schemas.microsoft.com/office/drawing/2016/5/12/chartex" xmlns:cx7="http://schemas.microsoft.com/office/drawing/2016/5/13/chartex" xmlns:cx8="http://schemas.microsoft.com/office/drawing/2016/5/14/chartex" xmlns:mc="http://schemas.openxmlformats.org/markup-compatibility/2006" xmlns:aink="http://schemas.microsoft.com/office/drawing/2016/ink" xmlns:am3d="http://schemas.microsoft.com/office/drawing/2017/model3d" xmlns:o="urn:schemas-microsoft-com:office:office" xmlns:oel="http://schemas.microsoft.com/office/2019/extlst" xmlns:r="http://schemas.openxmlformats.org/officeDocument/2006/relationships" xmlns:m="http://schemas.openxmlformats.org/officeDocument/2006/math" xmlns:v="urn:schemas-microsoft-com:vml" xmlns:wp14="http://schemas.microsoft.com/office/word/2010/wordprocessingDrawing" xmlns:wp="http://schemas.openxmlformats.org/drawingml/2006/wordprocessingDrawing" xmlns:w10="urn:schemas-microsoft-com:office:word" xmlns:w="http://schemas.openxmlformats.org/wordprocessingml/2006/main" xmlns:w14="http://schemas.microsoft.com/office/word/2010/wordml" xmlns:w15="http://schemas.microsoft.com/office/word/2012/wordml" xmlns:w16cex="http://schemas.microsoft.com/office/word/2018/wordml/cex" xmlns:w16cid="http://schemas.microsoft.com/office/word/2016/wordml/cid" xmlns:w16="http://schemas.microsoft.com/office/word/2018/wordml" xmlns:w16du="http://schemas.microsoft.com/office/word/2023/wordml/word16du" xmlns:w16sdtdh="http://schemas.microsoft.com/office/word/2020/wordml/sdtdatahash" xmlns:w16se="http://schemas.microsoft.com/office/word/2015/wordml/symex" xmlns:wpg="http://schemas.microsoft.com/office/word/2010/wordprocessingGroup" xmlns:wpi="http://schemas.microsoft.com/office/word/2010/wordprocessingInk" xmlns:wne="http://schemas.microsoft.com/office/word/2006/wordml" xmlns:wps="http://schemas.microsoft.com/office/word/2010/wordprocessingShape" mc:Ignorable="w14 w15 w16se w16cid w16 w16cex w16sdtdh w16du wp14">
+<w:ftr xmlns:wpc="http://schemas.microsoft.com/office/word/2010/wordprocessingCanvas" xmlns:cx="http://schemas.microsoft.com/office/drawing/2014/chartex" xmlns:cx1="http://schemas.microsoft.com/office/drawing/2015/9/8/chartex" xmlns:cx2="http://schemas.microsoft.com/office/drawing/2015/10/21/chartex" xmlns:cx3="http://schemas.microsoft.com/office/drawing/2016/5/9/chartex" xmlns:cx4="http://schemas.microsoft.com/office/drawing/2016/5/10/chartex" xmlns:cx5="http://schemas.microsoft.com/office/drawing/2016/5/11/chartex" xmlns:cx6="http://schemas.microsoft.com/office/drawing/2016/5/12/chartex" xmlns:cx7="http://schemas.microsoft.com/office/drawing/2016/5/13/chartex" xmlns:cx8="http://schemas.microsoft.com/office/drawing/2016/5/14/chartex" xmlns:mc="http://schemas.openxmlformats.org/markup-compatibility/2006" xmlns:aink="http://schemas.microsoft.com/office/drawing/2016/ink" xmlns:am3d="http://schemas.microsoft.com/office/drawing/2017/model3d" xmlns:o="urn:schemas-microsoft-com:office:office" xmlns:r="http://schemas.openxmlformats.org/officeDocument/2006/relationships" xmlns:m="http://schemas.openxmlformats.org/officeDocument/2006/math" xmlns:v="urn:schemas-microsoft-com:vml" xmlns:wp14="http://schemas.microsoft.com/office/word/2010/wordprocessingDrawing" xmlns:wp="http://schemas.openxmlformats.org/drawingml/2006/wordprocessingDrawing" xmlns:w10="urn:schemas-microsoft-com:office:word" xmlns:w="http://schemas.openxmlformats.org/wordprocessingml/2006/main" xmlns:w14="http://schemas.microsoft.com/office/word/2010/wordml" xmlns:w15="http://schemas.microsoft.com/office/word/2012/wordml" xmlns:w16cex="http://schemas.microsoft.com/office/word/2018/wordml/cex" xmlns:w16cid="http://schemas.microsoft.com/office/word/2016/wordml/cid" xmlns:w16="http://schemas.microsoft.com/office/word/2018/wordml" xmlns:w16se="http://schemas.microsoft.com/office/word/2015/wordml/symex" xmlns:wpg="http://schemas.microsoft.com/office/word/2010/wordprocessingGroup" xmlns:wpi="http://schemas.microsoft.com/office/word/2010/wordprocessingInk" xmlns:wne="http://schemas.microsoft.com/office/word/2006/wordml" xmlns:wps="http://schemas.microsoft.com/office/word/2010/wordprocessingShape" mc:Ignorable="w14 w15 w16se w16cid w16 w16cex wp14">
   <w:p>
     <w:pPr>
       <w:pStyle w:val="a5"/>
@@ -9345,7 +10151,7 @@
             </wp:anchor>
           </w:drawing>
         </mc:Choice>
-        <mc:Fallback>
+        <mc:Fallback xmlns:w16sdtdh="http://schemas.microsoft.com/office/word/2020/wordml/sdtdatahash" xmlns:w16du="http://schemas.microsoft.com/office/word/2023/wordml/word16du" xmlns:oel="http://schemas.microsoft.com/office/2019/extlst">
           <w:pict>
             <v:shapetype w14:anchorId="2208988C" id="_x0000_t202" coordsize="21600,21600" o:spt="202" path="m,l,21600r21600,l21600,xe">
               <v:stroke joinstyle="miter"/>
@@ -9388,7 +10194,7 @@
 </file>
 
 <file path=word/footnotes.xml><?xml version="1.0" encoding="utf-8"?>
-<w:footnotes xmlns:wpc="http://schemas.microsoft.com/office/word/2010/wordprocessingCanvas" xmlns:cx="http://schemas.microsoft.com/office/drawing/2014/chartex" xmlns:cx1="http://schemas.microsoft.com/office/drawing/2015/9/8/chartex" xmlns:cx2="http://schemas.microsoft.com/office/drawing/2015/10/21/chartex" xmlns:cx3="http://schemas.microsoft.com/office/drawing/2016/5/9/chartex" xmlns:cx4="http://schemas.microsoft.com/office/drawing/2016/5/10/chartex" xmlns:cx5="http://schemas.microsoft.com/office/drawing/2016/5/11/chartex" xmlns:cx6="http://schemas.microsoft.com/office/drawing/2016/5/12/chartex" xmlns:cx7="http://schemas.microsoft.com/office/drawing/2016/5/13/chartex" xmlns:cx8="http://schemas.microsoft.com/office/drawing/2016/5/14/chartex" xmlns:mc="http://schemas.openxmlformats.org/markup-compatibility/2006" xmlns:aink="http://schemas.microsoft.com/office/drawing/2016/ink" xmlns:am3d="http://schemas.microsoft.com/office/drawing/2017/model3d" xmlns:o="urn:schemas-microsoft-com:office:office" xmlns:oel="http://schemas.microsoft.com/office/2019/extlst" xmlns:r="http://schemas.openxmlformats.org/officeDocument/2006/relationships" xmlns:m="http://schemas.openxmlformats.org/officeDocument/2006/math" xmlns:v="urn:schemas-microsoft-com:vml" xmlns:wp14="http://schemas.microsoft.com/office/word/2010/wordprocessingDrawing" xmlns:wp="http://schemas.openxmlformats.org/drawingml/2006/wordprocessingDrawing" xmlns:w10="urn:schemas-microsoft-com:office:word" xmlns:w="http://schemas.openxmlformats.org/wordprocessingml/2006/main" xmlns:w14="http://schemas.microsoft.com/office/word/2010/wordml" xmlns:w15="http://schemas.microsoft.com/office/word/2012/wordml" xmlns:w16cex="http://schemas.microsoft.com/office/word/2018/wordml/cex" xmlns:w16cid="http://schemas.microsoft.com/office/word/2016/wordml/cid" xmlns:w16="http://schemas.microsoft.com/office/word/2018/wordml" xmlns:w16du="http://schemas.microsoft.com/office/word/2023/wordml/word16du" xmlns:w16sdtdh="http://schemas.microsoft.com/office/word/2020/wordml/sdtdatahash" xmlns:w16se="http://schemas.microsoft.com/office/word/2015/wordml/symex" xmlns:wpg="http://schemas.microsoft.com/office/word/2010/wordprocessingGroup" xmlns:wpi="http://schemas.microsoft.com/office/word/2010/wordprocessingInk" xmlns:wne="http://schemas.microsoft.com/office/word/2006/wordml" xmlns:wps="http://schemas.microsoft.com/office/word/2010/wordprocessingShape" mc:Ignorable="w14 w15 w16se w16cid w16 w16cex w16sdtdh w16du wp14">
+<w:footnotes xmlns:wpc="http://schemas.microsoft.com/office/word/2010/wordprocessingCanvas" xmlns:cx="http://schemas.microsoft.com/office/drawing/2014/chartex" xmlns:cx1="http://schemas.microsoft.com/office/drawing/2015/9/8/chartex" xmlns:cx2="http://schemas.microsoft.com/office/drawing/2015/10/21/chartex" xmlns:cx3="http://schemas.microsoft.com/office/drawing/2016/5/9/chartex" xmlns:cx4="http://schemas.microsoft.com/office/drawing/2016/5/10/chartex" xmlns:cx5="http://schemas.microsoft.com/office/drawing/2016/5/11/chartex" xmlns:cx6="http://schemas.microsoft.com/office/drawing/2016/5/12/chartex" xmlns:cx7="http://schemas.microsoft.com/office/drawing/2016/5/13/chartex" xmlns:cx8="http://schemas.microsoft.com/office/drawing/2016/5/14/chartex" xmlns:mc="http://schemas.openxmlformats.org/markup-compatibility/2006" xmlns:aink="http://schemas.microsoft.com/office/drawing/2016/ink" xmlns:am3d="http://schemas.microsoft.com/office/drawing/2017/model3d" xmlns:o="urn:schemas-microsoft-com:office:office" xmlns:r="http://schemas.openxmlformats.org/officeDocument/2006/relationships" xmlns:m="http://schemas.openxmlformats.org/officeDocument/2006/math" xmlns:v="urn:schemas-microsoft-com:vml" xmlns:wp14="http://schemas.microsoft.com/office/word/2010/wordprocessingDrawing" xmlns:wp="http://schemas.openxmlformats.org/drawingml/2006/wordprocessingDrawing" xmlns:w10="urn:schemas-microsoft-com:office:word" xmlns:w="http://schemas.openxmlformats.org/wordprocessingml/2006/main" xmlns:w14="http://schemas.microsoft.com/office/word/2010/wordml" xmlns:w15="http://schemas.microsoft.com/office/word/2012/wordml" xmlns:w16cex="http://schemas.microsoft.com/office/word/2018/wordml/cex" xmlns:w16cid="http://schemas.microsoft.com/office/word/2016/wordml/cid" xmlns:w16="http://schemas.microsoft.com/office/word/2018/wordml" xmlns:w16se="http://schemas.microsoft.com/office/word/2015/wordml/symex" xmlns:wpg="http://schemas.microsoft.com/office/word/2010/wordprocessingGroup" xmlns:wpi="http://schemas.microsoft.com/office/word/2010/wordprocessingInk" xmlns:wne="http://schemas.microsoft.com/office/word/2006/wordml" xmlns:wps="http://schemas.microsoft.com/office/word/2010/wordprocessingShape" mc:Ignorable="w14 w15 w16se w16cid w16 w16cex wp14">
   <w:footnote w:type="separator" w:id="-1">
     <w:p>
       <w:pPr>
@@ -9413,7 +10219,7 @@
 </file>
 
 <file path=word/numbering.xml><?xml version="1.0" encoding="utf-8"?>
-<w:numbering xmlns:wpc="http://schemas.microsoft.com/office/word/2010/wordprocessingCanvas" xmlns:cx="http://schemas.microsoft.com/office/drawing/2014/chartex" xmlns:cx1="http://schemas.microsoft.com/office/drawing/2015/9/8/chartex" xmlns:cx2="http://schemas.microsoft.com/office/drawing/2015/10/21/chartex" xmlns:cx3="http://schemas.microsoft.com/office/drawing/2016/5/9/chartex" xmlns:cx4="http://schemas.microsoft.com/office/drawing/2016/5/10/chartex" xmlns:cx5="http://schemas.microsoft.com/office/drawing/2016/5/11/chartex" xmlns:cx6="http://schemas.microsoft.com/office/drawing/2016/5/12/chartex" xmlns:cx7="http://schemas.microsoft.com/office/drawing/2016/5/13/chartex" xmlns:cx8="http://schemas.microsoft.com/office/drawing/2016/5/14/chartex" xmlns:mc="http://schemas.openxmlformats.org/markup-compatibility/2006" xmlns:aink="http://schemas.microsoft.com/office/drawing/2016/ink" xmlns:am3d="http://schemas.microsoft.com/office/drawing/2017/model3d" xmlns:o="urn:schemas-microsoft-com:office:office" xmlns:oel="http://schemas.microsoft.com/office/2019/extlst" xmlns:r="http://schemas.openxmlformats.org/officeDocument/2006/relationships" xmlns:m="http://schemas.openxmlformats.org/officeDocument/2006/math" xmlns:v="urn:schemas-microsoft-com:vml" xmlns:wp14="http://schemas.microsoft.com/office/word/2010/wordprocessingDrawing" xmlns:wp="http://schemas.openxmlformats.org/drawingml/2006/wordprocessingDrawing" xmlns:w10="urn:schemas-microsoft-com:office:word" xmlns:w="http://schemas.openxmlformats.org/wordprocessingml/2006/main" xmlns:w14="http://schemas.microsoft.com/office/word/2010/wordml" xmlns:w15="http://schemas.microsoft.com/office/word/2012/wordml" xmlns:w16cex="http://schemas.microsoft.com/office/word/2018/wordml/cex" xmlns:w16cid="http://schemas.microsoft.com/office/word/2016/wordml/cid" xmlns:w16="http://schemas.microsoft.com/office/word/2018/wordml" xmlns:w16du="http://schemas.microsoft.com/office/word/2023/wordml/word16du" xmlns:w16sdtdh="http://schemas.microsoft.com/office/word/2020/wordml/sdtdatahash" xmlns:w16se="http://schemas.microsoft.com/office/word/2015/wordml/symex" xmlns:wpg="http://schemas.microsoft.com/office/word/2010/wordprocessingGroup" xmlns:wpi="http://schemas.microsoft.com/office/word/2010/wordprocessingInk" xmlns:wne="http://schemas.microsoft.com/office/word/2006/wordml" xmlns:wps="http://schemas.microsoft.com/office/word/2010/wordprocessingShape" mc:Ignorable="w14 w15 w16se w16cid w16 w16cex w16sdtdh w16du wp14">
+<w:numbering xmlns:wpc="http://schemas.microsoft.com/office/word/2010/wordprocessingCanvas" xmlns:cx="http://schemas.microsoft.com/office/drawing/2014/chartex" xmlns:cx1="http://schemas.microsoft.com/office/drawing/2015/9/8/chartex" xmlns:cx2="http://schemas.microsoft.com/office/drawing/2015/10/21/chartex" xmlns:cx3="http://schemas.microsoft.com/office/drawing/2016/5/9/chartex" xmlns:cx4="http://schemas.microsoft.com/office/drawing/2016/5/10/chartex" xmlns:cx5="http://schemas.microsoft.com/office/drawing/2016/5/11/chartex" xmlns:cx6="http://schemas.microsoft.com/office/drawing/2016/5/12/chartex" xmlns:cx7="http://schemas.microsoft.com/office/drawing/2016/5/13/chartex" xmlns:cx8="http://schemas.microsoft.com/office/drawing/2016/5/14/chartex" xmlns:mc="http://schemas.openxmlformats.org/markup-compatibility/2006" xmlns:aink="http://schemas.microsoft.com/office/drawing/2016/ink" xmlns:am3d="http://schemas.microsoft.com/office/drawing/2017/model3d" xmlns:o="urn:schemas-microsoft-com:office:office" xmlns:r="http://schemas.openxmlformats.org/officeDocument/2006/relationships" xmlns:m="http://schemas.openxmlformats.org/officeDocument/2006/math" xmlns:v="urn:schemas-microsoft-com:vml" xmlns:wp14="http://schemas.microsoft.com/office/word/2010/wordprocessingDrawing" xmlns:wp="http://schemas.openxmlformats.org/drawingml/2006/wordprocessingDrawing" xmlns:w10="urn:schemas-microsoft-com:office:word" xmlns:w="http://schemas.openxmlformats.org/wordprocessingml/2006/main" xmlns:w14="http://schemas.microsoft.com/office/word/2010/wordml" xmlns:w15="http://schemas.microsoft.com/office/word/2012/wordml" xmlns:w16cex="http://schemas.microsoft.com/office/word/2018/wordml/cex" xmlns:w16cid="http://schemas.microsoft.com/office/word/2016/wordml/cid" xmlns:w16="http://schemas.microsoft.com/office/word/2018/wordml" xmlns:w16se="http://schemas.microsoft.com/office/word/2015/wordml/symex" xmlns:wpg="http://schemas.microsoft.com/office/word/2010/wordprocessingGroup" xmlns:wpi="http://schemas.microsoft.com/office/word/2010/wordprocessingInk" xmlns:wne="http://schemas.microsoft.com/office/word/2006/wordml" xmlns:wps="http://schemas.microsoft.com/office/word/2010/wordprocessingShape" mc:Ignorable="w14 w15 w16se w16cid w16 w16cex wp14">
   <w:abstractNum w:abstractNumId="0" w15:restartNumberingAfterBreak="0">
     <w:nsid w:val="915C93DA"/>
     <w:multiLevelType w:val="singleLevel"/>
@@ -9715,31 +10521,34 @@
       </w:pPr>
     </w:lvl>
   </w:abstractNum>
-  <w:num w:numId="1" w16cid:durableId="129523337">
+  <w:num w:numId="1">
     <w:abstractNumId w:val="1"/>
   </w:num>
-  <w:num w:numId="2" w16cid:durableId="598879793">
+  <w:num w:numId="2">
     <w:abstractNumId w:val="3"/>
   </w:num>
-  <w:num w:numId="3" w16cid:durableId="658116948">
+  <w:num w:numId="3">
     <w:abstractNumId w:val="2"/>
   </w:num>
-  <w:num w:numId="4" w16cid:durableId="1719159585">
+  <w:num w:numId="4">
     <w:abstractNumId w:val="0"/>
   </w:num>
 </w:numbering>
 </file>
 
 <file path=word/people.xml><?xml version="1.0" encoding="utf-8"?>
-<w15:people xmlns:wpc="http://schemas.microsoft.com/office/word/2010/wordprocessingCanvas" xmlns:cx="http://schemas.microsoft.com/office/drawing/2014/chartex" xmlns:cx1="http://schemas.microsoft.com/office/drawing/2015/9/8/chartex" xmlns:cx2="http://schemas.microsoft.com/office/drawing/2015/10/21/chartex" xmlns:cx3="http://schemas.microsoft.com/office/drawing/2016/5/9/chartex" xmlns:cx4="http://schemas.microsoft.com/office/drawing/2016/5/10/chartex" xmlns:cx5="http://schemas.microsoft.com/office/drawing/2016/5/11/chartex" xmlns:cx6="http://schemas.microsoft.com/office/drawing/2016/5/12/chartex" xmlns:cx7="http://schemas.microsoft.com/office/drawing/2016/5/13/chartex" xmlns:cx8="http://schemas.microsoft.com/office/drawing/2016/5/14/chartex" xmlns:mc="http://schemas.openxmlformats.org/markup-compatibility/2006" xmlns:aink="http://schemas.microsoft.com/office/drawing/2016/ink" xmlns:am3d="http://schemas.microsoft.com/office/drawing/2017/model3d" xmlns:o="urn:schemas-microsoft-com:office:office" xmlns:oel="http://schemas.microsoft.com/office/2019/extlst" xmlns:r="http://schemas.openxmlformats.org/officeDocument/2006/relationships" xmlns:m="http://schemas.openxmlformats.org/officeDocument/2006/math" xmlns:v="urn:schemas-microsoft-com:vml" xmlns:wp14="http://schemas.microsoft.com/office/word/2010/wordprocessingDrawing" xmlns:wp="http://schemas.openxmlformats.org/drawingml/2006/wordprocessingDrawing" xmlns:w10="urn:schemas-microsoft-com:office:word" xmlns:w="http://schemas.openxmlformats.org/wordprocessingml/2006/main" xmlns:w14="http://schemas.microsoft.com/office/word/2010/wordml" xmlns:w15="http://schemas.microsoft.com/office/word/2012/wordml" xmlns:w16cex="http://schemas.microsoft.com/office/word/2018/wordml/cex" xmlns:w16cid="http://schemas.microsoft.com/office/word/2016/wordml/cid" xmlns:w16="http://schemas.microsoft.com/office/word/2018/wordml" xmlns:w16du="http://schemas.microsoft.com/office/word/2023/wordml/word16du" xmlns:w16sdtdh="http://schemas.microsoft.com/office/word/2020/wordml/sdtdatahash" xmlns:w16se="http://schemas.microsoft.com/office/word/2015/wordml/symex" xmlns:wpg="http://schemas.microsoft.com/office/word/2010/wordprocessingGroup" xmlns:wpi="http://schemas.microsoft.com/office/word/2010/wordprocessingInk" xmlns:wne="http://schemas.microsoft.com/office/word/2006/wordml" xmlns:wps="http://schemas.microsoft.com/office/word/2010/wordprocessingShape" mc:Ignorable="w14 w15 w16se w16cid w16 w16cex w16sdtdh w16du wp14">
+<w15:people xmlns:wpc="http://schemas.microsoft.com/office/word/2010/wordprocessingCanvas" xmlns:cx="http://schemas.microsoft.com/office/drawing/2014/chartex" xmlns:cx1="http://schemas.microsoft.com/office/drawing/2015/9/8/chartex" xmlns:cx2="http://schemas.microsoft.com/office/drawing/2015/10/21/chartex" xmlns:cx3="http://schemas.microsoft.com/office/drawing/2016/5/9/chartex" xmlns:cx4="http://schemas.microsoft.com/office/drawing/2016/5/10/chartex" xmlns:cx5="http://schemas.microsoft.com/office/drawing/2016/5/11/chartex" xmlns:cx6="http://schemas.microsoft.com/office/drawing/2016/5/12/chartex" xmlns:cx7="http://schemas.microsoft.com/office/drawing/2016/5/13/chartex" xmlns:cx8="http://schemas.microsoft.com/office/drawing/2016/5/14/chartex" xmlns:mc="http://schemas.openxmlformats.org/markup-compatibility/2006" xmlns:aink="http://schemas.microsoft.com/office/drawing/2016/ink" xmlns:am3d="http://schemas.microsoft.com/office/drawing/2017/model3d" xmlns:o="urn:schemas-microsoft-com:office:office" xmlns:r="http://schemas.openxmlformats.org/officeDocument/2006/relationships" xmlns:m="http://schemas.openxmlformats.org/officeDocument/2006/math" xmlns:v="urn:schemas-microsoft-com:vml" xmlns:wp14="http://schemas.microsoft.com/office/word/2010/wordprocessingDrawing" xmlns:wp="http://schemas.openxmlformats.org/drawingml/2006/wordprocessingDrawing" xmlns:w10="urn:schemas-microsoft-com:office:word" xmlns:w="http://schemas.openxmlformats.org/wordprocessingml/2006/main" xmlns:w14="http://schemas.microsoft.com/office/word/2010/wordml" xmlns:w15="http://schemas.microsoft.com/office/word/2012/wordml" xmlns:w16cex="http://schemas.microsoft.com/office/word/2018/wordml/cex" xmlns:w16cid="http://schemas.microsoft.com/office/word/2016/wordml/cid" xmlns:w16="http://schemas.microsoft.com/office/word/2018/wordml" xmlns:w16se="http://schemas.microsoft.com/office/word/2015/wordml/symex" xmlns:wpg="http://schemas.microsoft.com/office/word/2010/wordprocessingGroup" xmlns:wpi="http://schemas.microsoft.com/office/word/2010/wordprocessingInk" xmlns:wne="http://schemas.microsoft.com/office/word/2006/wordml" xmlns:wps="http://schemas.microsoft.com/office/word/2010/wordprocessingShape" mc:Ignorable="w14 w15 w16se w16cid w16 w16cex wp14">
   <w15:person w15:author="Kalentyev Alexey">
     <w15:presenceInfo w15:providerId="Windows Live" w15:userId="da819b8650d7d997"/>
+  </w15:person>
+  <w15:person w15:author="Mr Dei">
+    <w15:presenceInfo w15:providerId="Windows Live" w15:userId="3b79f7d171d85de2"/>
   </w15:person>
 </w15:people>
 </file>
 
 <file path=word/styles.xml><?xml version="1.0" encoding="utf-8"?>
-<w:styles xmlns:mc="http://schemas.openxmlformats.org/markup-compatibility/2006" xmlns:r="http://schemas.openxmlformats.org/officeDocument/2006/relationships" xmlns:w="http://schemas.openxmlformats.org/wordprocessingml/2006/main" xmlns:w14="http://schemas.microsoft.com/office/word/2010/wordml" xmlns:w15="http://schemas.microsoft.com/office/word/2012/wordml" xmlns:w16cex="http://schemas.microsoft.com/office/word/2018/wordml/cex" xmlns:w16cid="http://schemas.microsoft.com/office/word/2016/wordml/cid" xmlns:w16="http://schemas.microsoft.com/office/word/2018/wordml" xmlns:w16du="http://schemas.microsoft.com/office/word/2023/wordml/word16du" xmlns:w16sdtdh="http://schemas.microsoft.com/office/word/2020/wordml/sdtdatahash" xmlns:w16se="http://schemas.microsoft.com/office/word/2015/wordml/symex" mc:Ignorable="w14 w15 w16se w16cid w16 w16cex w16sdtdh w16du">
+<w:styles xmlns:mc="http://schemas.openxmlformats.org/markup-compatibility/2006" xmlns:r="http://schemas.openxmlformats.org/officeDocument/2006/relationships" xmlns:w="http://schemas.openxmlformats.org/wordprocessingml/2006/main" xmlns:w14="http://schemas.microsoft.com/office/word/2010/wordml" xmlns:w15="http://schemas.microsoft.com/office/word/2012/wordml" xmlns:w16cex="http://schemas.microsoft.com/office/word/2018/wordml/cex" xmlns:w16cid="http://schemas.microsoft.com/office/word/2016/wordml/cid" xmlns:w16="http://schemas.microsoft.com/office/word/2018/wordml" xmlns:w16se="http://schemas.microsoft.com/office/word/2015/wordml/symex" mc:Ignorable="w14 w15 w16se w16cid w16 w16cex">
   <w:docDefaults>
     <w:rPrDefault>
       <w:rPr>

--- a/Documents/Проект системы_Дей581.docx
+++ b/Documents/Проект системы_Дей581.docx
@@ -249,21 +249,7 @@
         <w:rPr>
           <w:bCs/>
         </w:rPr>
-        <w:t>«__</w:t>
-      </w:r>
-      <w:proofErr w:type="gramStart"/>
-      <w:r>
-        <w:rPr>
-          <w:bCs/>
-        </w:rPr>
-        <w:t>_»  _</w:t>
-      </w:r>
-      <w:proofErr w:type="gramEnd"/>
-      <w:r>
-        <w:rPr>
-          <w:bCs/>
-        </w:rPr>
-        <w:t>_______________ 2024 г.</w:t>
+        <w:t>«___»  ________________ 2024 г.</w:t>
       </w:r>
     </w:p>
     <w:p>
@@ -282,15 +268,7 @@
         <w:ind w:left="5814" w:right="59" w:firstLine="0"/>
       </w:pPr>
       <w:r>
-        <w:t xml:space="preserve">к.т.н., доцент каф. КСУП __________ </w:t>
-      </w:r>
-      <w:proofErr w:type="spellStart"/>
-      <w:r>
-        <w:t>Калентьев</w:t>
-      </w:r>
-      <w:proofErr w:type="spellEnd"/>
-      <w:r>
-        <w:t xml:space="preserve"> А.А. </w:t>
+        <w:t xml:space="preserve">к.т.н., доцент каф. КСУП __________ Калентьев А.А. </w:t>
       </w:r>
     </w:p>
     <w:p>
@@ -311,21 +289,7 @@
         <w:rPr>
           <w:bCs/>
         </w:rPr>
-        <w:t>«__</w:t>
-      </w:r>
-      <w:proofErr w:type="gramStart"/>
-      <w:r>
-        <w:rPr>
-          <w:bCs/>
-        </w:rPr>
-        <w:t>_»  _</w:t>
-      </w:r>
-      <w:proofErr w:type="gramEnd"/>
-      <w:r>
-        <w:rPr>
-          <w:bCs/>
-        </w:rPr>
-        <w:t xml:space="preserve">_______________2024 </w:t>
+        <w:t xml:space="preserve">«___»  ________________2024 </w:t>
       </w:r>
     </w:p>
     <w:p>
@@ -382,23 +346,7 @@
           <w:rFonts w:eastAsia="SimSun"/>
           <w:szCs w:val="28"/>
         </w:rPr>
-        <w:t xml:space="preserve">КОМПАС-3D – это российская </w:t>
-      </w:r>
-      <w:proofErr w:type="spellStart"/>
-      <w:r>
-        <w:rPr>
-          <w:rFonts w:eastAsia="SimSun"/>
-          <w:szCs w:val="28"/>
-        </w:rPr>
-        <w:t>импортонезависимая</w:t>
-      </w:r>
-      <w:proofErr w:type="spellEnd"/>
-      <w:r>
-        <w:rPr>
-          <w:rFonts w:eastAsia="SimSun"/>
-          <w:szCs w:val="28"/>
-        </w:rPr>
-        <w:t xml:space="preserve"> система трёхмерного проектирования, ставшая стандартом для тысяч предприятий и сотен тысяч профессиональных пользователей.</w:t>
+        <w:t>КОМПАС-3D – это российская импортонезависимая система трёхмерного проектирования, ставшая стандартом для тысяч предприятий и сотен тысяч профессиональных пользователей.</w:t>
       </w:r>
     </w:p>
     <w:p>
@@ -415,30 +363,14 @@
           <w:rFonts w:eastAsia="SimSun"/>
           <w:szCs w:val="28"/>
         </w:rPr>
-        <w:t xml:space="preserve">КОМПАС-3D широко используется для проектирования изделий основного и вспомогательного производств в таких отраслях промышленности, как машиностроение (транспортное, сельскохозяйственное, энергетическое, нефтегазовое, химическое и т.д.), приборостроение, авиастроение, судостроение, станкостроение, вагоностроение, металлургия, промышленное и гражданское строительство, товары народного потребления и т. </w:t>
-      </w:r>
-      <w:proofErr w:type="gramStart"/>
+        <w:t>КОМПАС-3D широко используется для проектирования изделий основного и вспомогательного производств в таких отраслях промышленности, как машиностроение (транспортное, сельскохозяйственное, энергетическое, нефтегазовое, химическое и т.д.), приборостроение, авиастроение, судостроение, станкостроение, вагоностроение, металлургия, промышленное и гражданское строительство, товары народного потребления и т. д.</w:t>
+      </w:r>
       <w:r>
         <w:rPr>
           <w:rFonts w:eastAsia="SimSun"/>
           <w:szCs w:val="28"/>
         </w:rPr>
-        <w:t>д.</w:t>
-      </w:r>
-      <w:r>
-        <w:rPr>
-          <w:rFonts w:eastAsia="SimSun"/>
-          <w:szCs w:val="28"/>
-        </w:rPr>
-        <w:t>[</w:t>
-      </w:r>
-      <w:proofErr w:type="gramEnd"/>
-      <w:r>
-        <w:rPr>
-          <w:rFonts w:eastAsia="SimSun"/>
-          <w:szCs w:val="28"/>
-        </w:rPr>
-        <w:t>1]</w:t>
+        <w:t>[1]</w:t>
       </w:r>
     </w:p>
     <w:p>
@@ -586,23 +518,7 @@
           <w:rFonts w:eastAsia="SimSun"/>
           <w:szCs w:val="28"/>
         </w:rPr>
-        <w:t xml:space="preserve">В рамках дисциплины </w:t>
-      </w:r>
-      <w:proofErr w:type="gramStart"/>
-      <w:r>
-        <w:rPr>
-          <w:rFonts w:eastAsia="SimSun"/>
-          <w:szCs w:val="28"/>
-        </w:rPr>
-        <w:t>выбор</w:t>
-      </w:r>
-      <w:proofErr w:type="gramEnd"/>
-      <w:r>
-        <w:rPr>
-          <w:rFonts w:eastAsia="SimSun"/>
-          <w:szCs w:val="28"/>
-        </w:rPr>
-        <w:t xml:space="preserve"> данной САПР объясняется наличием описания </w:t>
+        <w:t xml:space="preserve">В рамках дисциплины выбор данной САПР объясняется наличием описания </w:t>
       </w:r>
       <w:r>
         <w:rPr>
@@ -679,26 +595,11 @@
       <w:r>
         <w:t>(</w:t>
       </w:r>
-      <w:proofErr w:type="spellStart"/>
-      <w:r>
-        <w:fldChar w:fldCharType="begin"/>
-      </w:r>
-      <w:r>
-        <w:instrText xml:space="preserve"> HYPERLINK "https://ru.wikipedia.org/wiki/%D0%90%D0%B1%D0%B1%D1%80%D0%B5%D0%B2%D0%B8%D0%B0%D1%82%D1%83%D1%80%D0%B0" \o "Аббревиатура" </w:instrText>
-      </w:r>
-      <w:r>
-        <w:fldChar w:fldCharType="separate"/>
-      </w:r>
-      <w:r>
-        <w:t>аббр</w:t>
-      </w:r>
-      <w:proofErr w:type="spellEnd"/>
-      <w:r>
-        <w:t>.</w:t>
-      </w:r>
-      <w:r>
-        <w:fldChar w:fldCharType="end"/>
-      </w:r>
+      <w:hyperlink r:id="rId10" w:tooltip="Аббревиатура" w:history="1">
+        <w:r>
+          <w:t>аббр.</w:t>
+        </w:r>
+      </w:hyperlink>
       <w:r>
         <w:t xml:space="preserve"> о</w:t>
       </w:r>
@@ -708,7 +609,7 @@
       <w:r>
         <w:t xml:space="preserve"> </w:t>
       </w:r>
-      <w:hyperlink r:id="rId10" w:tooltip="Английский язык" w:history="1">
+      <w:hyperlink r:id="rId11" w:tooltip="Английский язык" w:history="1">
         <w:r>
           <w:t>англ.</w:t>
         </w:r>
@@ -957,21 +858,14 @@
         <w:ind w:right="59"/>
       </w:pPr>
       <w:r>
-        <w:t xml:space="preserve">Зарегистрировать библиотеку в системе КОМПАС (а именно реализовать статический метод </w:t>
-      </w:r>
-      <w:proofErr w:type="gramStart"/>
-      <w:r>
-        <w:t>типа .</w:t>
-      </w:r>
-      <w:proofErr w:type="spellStart"/>
+        <w:t>Зарегистрировать библиотеку в системе КОМПАС (а именно реализовать статический метод типа .</w:t>
+      </w:r>
       <w:r>
         <w:rPr>
           <w:lang w:val="en-US"/>
         </w:rPr>
         <w:t>htmSample</w:t>
       </w:r>
-      <w:proofErr w:type="spellEnd"/>
-      <w:proofErr w:type="gramEnd"/>
       <w:r>
         <w:t xml:space="preserve"> с рядом настроек)</w:t>
       </w:r>
@@ -990,14 +884,12 @@
       <w:r>
         <w:t xml:space="preserve"> </w:t>
       </w:r>
-      <w:proofErr w:type="spellStart"/>
       <w:r>
         <w:rPr>
           <w:lang w:val="en-US"/>
         </w:rPr>
         <w:t>RegAsm</w:t>
       </w:r>
-      <w:proofErr w:type="spellEnd"/>
       <w:r>
         <w:t>.</w:t>
       </w:r>
@@ -1152,7 +1044,6 @@
                 <w:lang w:val="en-US"/>
               </w:rPr>
             </w:pPr>
-            <w:proofErr w:type="spellStart"/>
             <w:r>
               <w:rPr>
                 <w:rFonts w:eastAsia="SimSun"/>
@@ -1161,7 +1052,6 @@
               </w:rPr>
               <w:t>ActiveDocument</w:t>
             </w:r>
-            <w:proofErr w:type="spellEnd"/>
           </w:p>
         </w:tc>
         <w:tc>
@@ -1179,7 +1069,6 @@
                 <w:lang w:val="en-US"/>
               </w:rPr>
             </w:pPr>
-            <w:proofErr w:type="spellStart"/>
             <w:r>
               <w:rPr>
                 <w:sz w:val="24"/>
@@ -1188,7 +1077,6 @@
               </w:rPr>
               <w:t>ICompasDocument</w:t>
             </w:r>
-            <w:proofErr w:type="spellEnd"/>
           </w:p>
         </w:tc>
         <w:tc>
@@ -1256,7 +1144,6 @@
                 <w:lang w:val="en-US"/>
               </w:rPr>
             </w:pPr>
-            <w:proofErr w:type="spellStart"/>
             <w:r>
               <w:rPr>
                 <w:sz w:val="24"/>
@@ -1265,7 +1152,6 @@
               </w:rPr>
               <w:t>IDocuments</w:t>
             </w:r>
-            <w:proofErr w:type="spellEnd"/>
           </w:p>
         </w:tc>
         <w:tc>
@@ -1547,7 +1433,6 @@
                 <w:lang w:val="en-US"/>
               </w:rPr>
             </w:pPr>
-            <w:proofErr w:type="spellStart"/>
             <w:r>
               <w:rPr>
                 <w:sz w:val="24"/>
@@ -1556,7 +1441,6 @@
               </w:rPr>
               <w:t>ExecuteCompasCommand</w:t>
             </w:r>
-            <w:proofErr w:type="spellEnd"/>
           </w:p>
         </w:tc>
         <w:tc>
@@ -1574,23 +1458,13 @@
                 <w:lang w:val="en-US"/>
               </w:rPr>
             </w:pPr>
-            <w:proofErr w:type="spellStart"/>
-            <w:r>
-              <w:rPr>
-                <w:sz w:val="24"/>
-                <w:szCs w:val="20"/>
-                <w:lang w:val="en-US"/>
-              </w:rPr>
-              <w:t>commandId</w:t>
-            </w:r>
-            <w:proofErr w:type="spellEnd"/>
-            <w:r>
-              <w:rPr>
-                <w:sz w:val="24"/>
-                <w:szCs w:val="20"/>
-                <w:lang w:val="en-US"/>
-              </w:rPr>
-              <w:t>, post</w:t>
+            <w:r>
+              <w:rPr>
+                <w:sz w:val="24"/>
+                <w:szCs w:val="20"/>
+                <w:lang w:val="en-US"/>
+              </w:rPr>
+              <w:t>commandId, post</w:t>
             </w:r>
           </w:p>
         </w:tc>
@@ -1659,7 +1533,6 @@
                 <w:lang w:val="en-US"/>
               </w:rPr>
             </w:pPr>
-            <w:proofErr w:type="spellStart"/>
             <w:r>
               <w:rPr>
                 <w:sz w:val="24"/>
@@ -1668,7 +1541,6 @@
               </w:rPr>
               <w:t>MessageBoxEx</w:t>
             </w:r>
-            <w:proofErr w:type="spellEnd"/>
           </w:p>
         </w:tc>
         <w:tc>
@@ -1778,14 +1650,12 @@
       <w:r>
         <w:t xml:space="preserve"> Используемые свойства класса (интерфейса) </w:t>
       </w:r>
-      <w:proofErr w:type="spellStart"/>
       <w:r>
         <w:rPr>
           <w:lang w:val="en-US"/>
         </w:rPr>
         <w:t>IDocuments</w:t>
       </w:r>
-      <w:proofErr w:type="spellEnd"/>
     </w:p>
     <w:tbl>
       <w:tblPr>
@@ -1914,7 +1784,6 @@
                 <w:lang w:val="en-US"/>
               </w:rPr>
             </w:pPr>
-            <w:proofErr w:type="spellStart"/>
             <w:r>
               <w:rPr>
                 <w:sz w:val="24"/>
@@ -1923,7 +1792,6 @@
               </w:rPr>
               <w:t>IKompasDocument</w:t>
             </w:r>
-            <w:proofErr w:type="spellEnd"/>
           </w:p>
         </w:tc>
         <w:tc>
@@ -1983,14 +1851,12 @@
       <w:r>
         <w:t xml:space="preserve"> Используемые методы класса (интерфейса) </w:t>
       </w:r>
-      <w:proofErr w:type="spellStart"/>
       <w:r>
         <w:rPr>
           <w:lang w:val="en-US"/>
         </w:rPr>
         <w:t>IDocuments</w:t>
       </w:r>
-      <w:proofErr w:type="spellEnd"/>
     </w:p>
     <w:tbl>
       <w:tblPr>
@@ -2166,7 +2032,6 @@
                 <w:lang w:val="en-US"/>
               </w:rPr>
             </w:pPr>
-            <w:proofErr w:type="spellStart"/>
             <w:r>
               <w:rPr>
                 <w:sz w:val="24"/>
@@ -2175,7 +2040,6 @@
               </w:rPr>
               <w:t>IKompaDocument</w:t>
             </w:r>
-            <w:proofErr w:type="spellEnd"/>
           </w:p>
         </w:tc>
         <w:tc>
@@ -2243,52 +2107,14 @@
                 <w:lang w:val="en-US"/>
               </w:rPr>
             </w:pPr>
-            <w:proofErr w:type="spellStart"/>
-            <w:r>
-              <w:rPr>
-                <w:sz w:val="24"/>
-                <w:szCs w:val="20"/>
-                <w:lang w:val="en-US"/>
-              </w:rPr>
-              <w:t>PathName</w:t>
-            </w:r>
-            <w:proofErr w:type="spellEnd"/>
-            <w:r>
-              <w:rPr>
-                <w:sz w:val="24"/>
-                <w:szCs w:val="20"/>
-                <w:lang w:val="en-US"/>
-              </w:rPr>
-              <w:t xml:space="preserve">, Visible, </w:t>
-            </w:r>
-            <w:proofErr w:type="spellStart"/>
-            <w:r>
-              <w:rPr>
-                <w:sz w:val="24"/>
-                <w:szCs w:val="20"/>
-                <w:lang w:val="en-US"/>
-              </w:rPr>
-              <w:t>ReadOnly</w:t>
-            </w:r>
-            <w:proofErr w:type="spellEnd"/>
-            <w:r>
-              <w:rPr>
-                <w:sz w:val="24"/>
-                <w:szCs w:val="20"/>
-                <w:lang w:val="en-US"/>
-              </w:rPr>
-              <w:t xml:space="preserve">, </w:t>
-            </w:r>
-            <w:proofErr w:type="spellStart"/>
-            <w:r>
-              <w:rPr>
-                <w:sz w:val="24"/>
-                <w:szCs w:val="20"/>
-                <w:lang w:val="en-US"/>
-              </w:rPr>
-              <w:t>LoadCOmbinationIndex</w:t>
-            </w:r>
-            <w:proofErr w:type="spellEnd"/>
+            <w:r>
+              <w:rPr>
+                <w:sz w:val="24"/>
+                <w:szCs w:val="20"/>
+                <w:lang w:val="en-US"/>
+              </w:rPr>
+              <w:t>PathName, Visible, ReadOnly, LoadCOmbinationIndex</w:t>
+            </w:r>
           </w:p>
         </w:tc>
         <w:tc>
@@ -2306,7 +2132,6 @@
                 <w:lang w:val="en-US"/>
               </w:rPr>
             </w:pPr>
-            <w:proofErr w:type="spellStart"/>
             <w:r>
               <w:rPr>
                 <w:sz w:val="24"/>
@@ -2317,7 +2142,6 @@
             </w:r>
             <w:commentRangeStart w:id="0"/>
             <w:commentRangeStart w:id="1"/>
-            <w:proofErr w:type="spellEnd"/>
             <w:r>
               <w:rPr>
                 <w:sz w:val="24"/>
@@ -2408,14 +2232,12 @@
       <w:r>
         <w:t xml:space="preserve"> Используемые свойства класса (интерфейса) </w:t>
       </w:r>
-      <w:proofErr w:type="spellStart"/>
       <w:r>
         <w:rPr>
           <w:lang w:val="en-US"/>
         </w:rPr>
         <w:t>IProcess</w:t>
       </w:r>
-      <w:proofErr w:type="spellEnd"/>
       <w:r>
         <w:t>2</w:t>
       </w:r>
@@ -2798,14 +2620,12 @@
       <w:r>
         <w:t xml:space="preserve"> Используемые свойства класса (интерфейса) </w:t>
       </w:r>
-      <w:proofErr w:type="spellStart"/>
       <w:r>
         <w:rPr>
           <w:lang w:val="en-US"/>
         </w:rPr>
         <w:t>IProcess</w:t>
       </w:r>
-      <w:proofErr w:type="spellEnd"/>
       <w:r>
         <w:t>3</w:t>
       </w:r>
@@ -2916,7 +2736,6 @@
                 <w:lang w:val="en-US"/>
               </w:rPr>
             </w:pPr>
-            <w:proofErr w:type="spellStart"/>
             <w:r>
               <w:rPr>
                 <w:sz w:val="24"/>
@@ -2925,7 +2744,6 @@
               </w:rPr>
               <w:t>MateConstraintsObjects</w:t>
             </w:r>
-            <w:proofErr w:type="spellEnd"/>
           </w:p>
         </w:tc>
         <w:tc>
@@ -3068,7 +2886,6 @@
                 <w:lang w:val="en-US"/>
               </w:rPr>
             </w:pPr>
-            <w:proofErr w:type="spellStart"/>
             <w:r>
               <w:rPr>
                 <w:sz w:val="24"/>
@@ -3077,7 +2894,6 @@
               </w:rPr>
               <w:t>TakeProcessObject</w:t>
             </w:r>
-            <w:proofErr w:type="spellEnd"/>
           </w:p>
         </w:tc>
         <w:tc>
@@ -3095,7 +2911,6 @@
                 <w:lang w:val="en-US"/>
               </w:rPr>
             </w:pPr>
-            <w:proofErr w:type="spellStart"/>
             <w:r>
               <w:rPr>
                 <w:sz w:val="24"/>
@@ -3104,7 +2919,6 @@
               </w:rPr>
               <w:t>IModelObject</w:t>
             </w:r>
-            <w:proofErr w:type="spellEnd"/>
           </w:p>
         </w:tc>
         <w:tc>
@@ -3167,14 +2981,12 @@
       <w:r>
         <w:t xml:space="preserve"> Используемые методы класса (интерфейса) </w:t>
       </w:r>
-      <w:proofErr w:type="spellStart"/>
       <w:r>
         <w:rPr>
           <w:lang w:val="en-US"/>
         </w:rPr>
         <w:t>IProcess</w:t>
       </w:r>
-      <w:proofErr w:type="spellEnd"/>
       <w:r>
         <w:t>3</w:t>
       </w:r>
@@ -3309,7 +3121,6 @@
                 <w:lang w:val="en-US"/>
               </w:rPr>
             </w:pPr>
-            <w:proofErr w:type="spellStart"/>
             <w:r>
               <w:rPr>
                 <w:sz w:val="24"/>
@@ -3318,7 +3129,6 @@
               </w:rPr>
               <w:t>RunTakeCreateObjectProcess</w:t>
             </w:r>
-            <w:proofErr w:type="spellEnd"/>
           </w:p>
         </w:tc>
         <w:tc>
@@ -3336,70 +3146,14 @@
                 <w:lang w:val="en-US"/>
               </w:rPr>
             </w:pPr>
-            <w:proofErr w:type="spellStart"/>
-            <w:r>
-              <w:rPr>
-                <w:sz w:val="24"/>
-                <w:szCs w:val="20"/>
-                <w:lang w:val="en-US"/>
-              </w:rPr>
-              <w:t>ProcessType</w:t>
-            </w:r>
-            <w:proofErr w:type="spellEnd"/>
-            <w:r>
-              <w:rPr>
-                <w:sz w:val="24"/>
-                <w:szCs w:val="20"/>
-                <w:lang w:val="en-US"/>
-              </w:rPr>
-              <w:t xml:space="preserve">, </w:t>
-            </w:r>
-            <w:proofErr w:type="spellStart"/>
-            <w:r>
-              <w:rPr>
-                <w:sz w:val="24"/>
-                <w:szCs w:val="20"/>
-                <w:lang w:val="en-US"/>
-              </w:rPr>
-              <w:t>TakeObject</w:t>
-            </w:r>
-            <w:proofErr w:type="spellEnd"/>
-            <w:r>
-              <w:rPr>
-                <w:sz w:val="24"/>
-                <w:szCs w:val="20"/>
-                <w:lang w:val="en-US"/>
-              </w:rPr>
-              <w:t xml:space="preserve">, </w:t>
-            </w:r>
-            <w:proofErr w:type="spellStart"/>
-            <w:r>
-              <w:rPr>
-                <w:sz w:val="24"/>
-                <w:szCs w:val="20"/>
-                <w:lang w:val="en-US"/>
-              </w:rPr>
-              <w:t>NeedCreateTakeObj</w:t>
-            </w:r>
-            <w:proofErr w:type="spellEnd"/>
-            <w:r>
-              <w:rPr>
-                <w:sz w:val="24"/>
-                <w:szCs w:val="20"/>
-                <w:lang w:val="en-US"/>
-              </w:rPr>
-              <w:t xml:space="preserve">, </w:t>
-            </w:r>
-            <w:proofErr w:type="spellStart"/>
-            <w:r>
-              <w:rPr>
-                <w:sz w:val="24"/>
-                <w:szCs w:val="20"/>
-                <w:lang w:val="en-US"/>
-              </w:rPr>
-              <w:t>LostTakeObj</w:t>
-            </w:r>
-            <w:proofErr w:type="spellEnd"/>
+            <w:r>
+              <w:rPr>
+                <w:sz w:val="24"/>
+                <w:szCs w:val="20"/>
+                <w:lang w:val="en-US"/>
+              </w:rPr>
+              <w:t>ProcessType, TakeObject, NeedCreateTakeObj, LostTakeObj</w:t>
+            </w:r>
           </w:p>
         </w:tc>
         <w:tc>
@@ -3563,7 +3317,7 @@
                     </pic:cNvPicPr>
                   </pic:nvPicPr>
                   <pic:blipFill>
-                    <a:blip r:embed="rId15" cstate="print">
+                    <a:blip r:embed="rId16" cstate="print">
                       <a:extLst>
                         <a:ext uri="{28A0092B-C50C-407E-A947-70E740481C1C}">
                           <a14:useLocalDpi xmlns:a14="http://schemas.microsoft.com/office/drawing/2010/main" val="0"/>
@@ -3728,53 +3482,12 @@
         </w:rPr>
         <w:t xml:space="preserve">Второй аналог. </w:t>
       </w:r>
-      <w:proofErr w:type="spellStart"/>
       <w:r>
         <w:rPr>
           <w:rFonts w:eastAsia="SimSun"/>
           <w:szCs w:val="28"/>
         </w:rPr>
-        <w:t>SolidWorks</w:t>
-      </w:r>
-      <w:proofErr w:type="spellEnd"/>
-      <w:r>
-        <w:rPr>
-          <w:rFonts w:eastAsia="SimSun"/>
-          <w:szCs w:val="28"/>
-        </w:rPr>
-        <w:t xml:space="preserve"> предлагает возможности для создания вертикальных лестниц через модуль </w:t>
-      </w:r>
-      <w:proofErr w:type="spellStart"/>
-      <w:r>
-        <w:rPr>
-          <w:rFonts w:eastAsia="SimSun"/>
-          <w:szCs w:val="28"/>
-        </w:rPr>
-        <w:t>Weldment</w:t>
-      </w:r>
-      <w:proofErr w:type="spellEnd"/>
-      <w:r>
-        <w:rPr>
-          <w:rFonts w:eastAsia="SimSun"/>
-          <w:szCs w:val="28"/>
-        </w:rPr>
-        <w:t xml:space="preserve"> [4], который специально разработан для работы с металлоконструкциями. Этот инструмент предоставляет возможность проектировать каркасные конструкции, такие как пожарные лестницы и промышленные стремянки. </w:t>
-      </w:r>
-      <w:proofErr w:type="spellStart"/>
-      <w:r>
-        <w:rPr>
-          <w:rFonts w:eastAsia="SimSun"/>
-          <w:szCs w:val="28"/>
-        </w:rPr>
-        <w:t>Weldment</w:t>
-      </w:r>
-      <w:proofErr w:type="spellEnd"/>
-      <w:r>
-        <w:rPr>
-          <w:rFonts w:eastAsia="SimSun"/>
-          <w:szCs w:val="28"/>
-        </w:rPr>
-        <w:t xml:space="preserve"> включает набор стандартных профилей, из которых можно создать конструкцию лестницы, добавляя нужные элементы, такие как ступени и поручни.</w:t>
+        <w:t>SolidWorks предлагает возможности для создания вертикальных лестниц через модуль Weldment [4], который специально разработан для работы с металлоконструкциями. Этот инструмент предоставляет возможность проектировать каркасные конструкции, такие как пожарные лестницы и промышленные стремянки. Weldment включает набор стандартных профилей, из которых можно создать конструкцию лестницы, добавляя нужные элементы, такие как ступени и поручни.</w:t>
       </w:r>
     </w:p>
     <w:p>
@@ -3805,7 +3518,7 @@
                     </pic:cNvPicPr>
                   </pic:nvPicPr>
                   <pic:blipFill>
-                    <a:blip r:embed="rId16" cstate="print">
+                    <a:blip r:embed="rId17" cstate="print">
                       <a:extLst>
                         <a:ext uri="{28A0092B-C50C-407E-A947-70E740481C1C}">
                           <a14:useLocalDpi xmlns:a14="http://schemas.microsoft.com/office/drawing/2010/main" val="0"/>
@@ -3958,11 +3671,11 @@
                     <pic:cNvPicPr/>
                   </pic:nvPicPr>
                   <pic:blipFill>
-                    <a:blip r:embed="rId17">
+                    <a:blip r:embed="rId18">
                       <a:extLst>
                         <a:ext uri="{BEBA8EAE-BF5A-486C-A8C5-ECC9F3942E4B}">
                           <a14:imgProps xmlns:a14="http://schemas.microsoft.com/office/drawing/2010/main">
-                            <a14:imgLayer r:embed="rId18">
+                            <a14:imgLayer r:embed="rId19">
                               <a14:imgEffect>
                                 <a14:sharpenSoften amount="50000"/>
                               </a14:imgEffect>
@@ -4170,9 +3883,8 @@
           <w:szCs w:val="28"/>
           <w:lang w:eastAsia="zh-CN"/>
         </w:rPr>
-        <w:t>+</w:t>
-      </w:r>
-      <w:proofErr w:type="gramStart"/>
+        <w:t>+1)</w:t>
+      </w:r>
       <w:r>
         <w:rPr>
           <w:rFonts w:eastAsia="SimSun"/>
@@ -4180,9 +3892,9 @@
           <w:iCs/>
           <w:color w:val="auto"/>
           <w:szCs w:val="28"/>
-          <w:lang w:eastAsia="zh-CN"/>
-        </w:rPr>
-        <w:t>1)</w:t>
+          <w:lang w:val="en-US" w:eastAsia="zh-CN"/>
+        </w:rPr>
+        <w:t>g</w:t>
       </w:r>
       <w:r>
         <w:rPr>
@@ -4191,11 +3903,11 @@
           <w:iCs/>
           <w:color w:val="auto"/>
           <w:szCs w:val="28"/>
-          <w:lang w:val="en-US" w:eastAsia="zh-CN"/>
-        </w:rPr>
-        <w:t>g</w:t>
-      </w:r>
-      <w:proofErr w:type="gramEnd"/>
+          <w:vertAlign w:val="subscript"/>
+          <w:lang w:eastAsia="zh-CN"/>
+        </w:rPr>
+        <w:t>1</w:t>
+      </w:r>
       <w:r>
         <w:rPr>
           <w:rFonts w:eastAsia="SimSun"/>
@@ -4203,10 +3915,9 @@
           <w:iCs/>
           <w:color w:val="auto"/>
           <w:szCs w:val="28"/>
-          <w:vertAlign w:val="subscript"/>
           <w:lang w:eastAsia="zh-CN"/>
         </w:rPr>
-        <w:t>1</w:t>
+        <w:t xml:space="preserve"> + </w:t>
       </w:r>
       <w:r>
         <w:rPr>
@@ -4215,23 +3926,10 @@
           <w:iCs/>
           <w:color w:val="auto"/>
           <w:szCs w:val="28"/>
-          <w:lang w:eastAsia="zh-CN"/>
-        </w:rPr>
-        <w:t xml:space="preserve"> + </w:t>
-      </w:r>
-      <w:proofErr w:type="spellStart"/>
-      <w:r>
-        <w:rPr>
-          <w:rFonts w:eastAsia="SimSun"/>
-          <w:i/>
-          <w:iCs/>
-          <w:color w:val="auto"/>
-          <w:szCs w:val="28"/>
           <w:lang w:val="en-US" w:eastAsia="zh-CN"/>
         </w:rPr>
         <w:t>nW</w:t>
       </w:r>
-      <w:proofErr w:type="spellEnd"/>
       <w:r>
         <w:rPr>
           <w:rFonts w:eastAsia="SimSun"/>
@@ -4571,29 +4269,8 @@
       <w:pPr>
         <w:ind w:right="59" w:firstLine="708"/>
       </w:pPr>
-      <w:proofErr w:type="spellStart"/>
-      <w:r>
-        <w:t>Unified</w:t>
-      </w:r>
-      <w:proofErr w:type="spellEnd"/>
-      <w:r>
-        <w:t xml:space="preserve"> </w:t>
-      </w:r>
-      <w:proofErr w:type="spellStart"/>
-      <w:r>
-        <w:t>Modeling</w:t>
-      </w:r>
-      <w:proofErr w:type="spellEnd"/>
-      <w:r>
-        <w:t xml:space="preserve"> </w:t>
-      </w:r>
-      <w:proofErr w:type="spellStart"/>
-      <w:r>
-        <w:t>Language</w:t>
-      </w:r>
-      <w:proofErr w:type="spellEnd"/>
-      <w:r>
-        <w:t xml:space="preserve"> (UML) </w:t>
+      <w:r>
+        <w:t xml:space="preserve">Unified Modeling Language (UML) </w:t>
       </w:r>
       <w:r>
         <w:rPr>
@@ -4691,16 +4368,36 @@
         <w:jc w:val="center"/>
       </w:pPr>
       <w:commentRangeStart w:id="4"/>
+      <w:commentRangeStart w:id="5"/>
+      <w:commentRangeEnd w:id="5"/>
+      <w:r>
+        <w:rPr>
+          <w:rStyle w:val="aa"/>
+          <w:rFonts w:asciiTheme="minorHAnsi" w:eastAsiaTheme="minorEastAsia" w:hAnsiTheme="minorHAnsi" w:cstheme="minorBidi"/>
+          <w:color w:val="auto"/>
+          <w:lang w:val="en-US" w:eastAsia="zh-CN"/>
+        </w:rPr>
+        <w:commentReference w:id="5"/>
+      </w:r>
+      <w:commentRangeEnd w:id="4"/>
+      <w:r>
+        <w:rPr>
+          <w:rStyle w:val="aa"/>
+          <w:rFonts w:asciiTheme="minorHAnsi" w:eastAsiaTheme="minorEastAsia" w:hAnsiTheme="minorHAnsi" w:cstheme="minorBidi"/>
+          <w:color w:val="auto"/>
+          <w:lang w:val="en-US" w:eastAsia="zh-CN"/>
+        </w:rPr>
+        <w:commentReference w:id="4"/>
+      </w:r>
       <w:r>
         <w:rPr>
           <w:noProof/>
         </w:rPr>
-        <w:lastRenderedPageBreak/>
         <w:drawing>
-          <wp:inline distT="0" distB="0" distL="0" distR="0" wp14:anchorId="3E399B41" wp14:editId="4C0A6543">
-            <wp:extent cx="5981700" cy="6381750"/>
+          <wp:inline distT="0" distB="0" distL="0" distR="0" wp14:anchorId="65837EC6" wp14:editId="1B30DB3C">
+            <wp:extent cx="4313239" cy="3981450"/>
             <wp:effectExtent l="0" t="0" r="0" b="0"/>
-            <wp:docPr id="5" name="Рисунок 5"/>
+            <wp:docPr id="9" name="Рисунок 9"/>
             <wp:cNvGraphicFramePr>
               <a:graphicFrameLocks xmlns:a="http://schemas.openxmlformats.org/drawingml/2006/main" noChangeAspect="1"/>
             </wp:cNvGraphicFramePr>
@@ -4714,17 +4411,8 @@
                     </pic:cNvPicPr>
                   </pic:nvPicPr>
                   <pic:blipFill>
-                    <a:blip r:embed="rId19">
+                    <a:blip r:embed="rId20">
                       <a:extLst>
-                        <a:ext uri="{BEBA8EAE-BF5A-486C-A8C5-ECC9F3942E4B}">
-                          <a14:imgProps xmlns:a14="http://schemas.microsoft.com/office/drawing/2010/main">
-                            <a14:imgLayer r:embed="rId20">
-                              <a14:imgEffect>
-                                <a14:sharpenSoften amount="50000"/>
-                              </a14:imgEffect>
-                            </a14:imgLayer>
-                          </a14:imgProps>
-                        </a:ext>
                         <a:ext uri="{28A0092B-C50C-407E-A947-70E740481C1C}">
                           <a14:useLocalDpi xmlns:a14="http://schemas.microsoft.com/office/drawing/2010/main" val="0"/>
                         </a:ext>
@@ -4738,7 +4426,7 @@
                   <pic:spPr bwMode="auto">
                     <a:xfrm>
                       <a:off x="0" y="0"/>
-                      <a:ext cx="5981700" cy="6381750"/>
+                      <a:ext cx="4321195" cy="3988794"/>
                     </a:xfrm>
                     <a:prstGeom prst="rect">
                       <a:avLst/>
@@ -4754,16 +4442,6 @@
           </wp:inline>
         </w:drawing>
       </w:r>
-      <w:commentRangeEnd w:id="4"/>
-      <w:r>
-        <w:rPr>
-          <w:rStyle w:val="aa"/>
-          <w:rFonts w:asciiTheme="minorHAnsi" w:eastAsiaTheme="minorEastAsia" w:hAnsiTheme="minorHAnsi" w:cstheme="minorBidi"/>
-          <w:color w:val="auto"/>
-          <w:lang w:val="en-US" w:eastAsia="zh-CN"/>
-        </w:rPr>
-        <w:commentReference w:id="4"/>
-      </w:r>
     </w:p>
     <w:p>
       <w:pPr>
@@ -4841,14 +4519,12 @@
       <w:r>
         <w:t xml:space="preserve">Свойства класса </w:t>
       </w:r>
-      <w:proofErr w:type="spellStart"/>
       <w:r>
         <w:rPr>
           <w:lang w:val="en-US"/>
         </w:rPr>
         <w:t>MainForm</w:t>
       </w:r>
-      <w:proofErr w:type="spellEnd"/>
     </w:p>
     <w:tbl>
       <w:tblPr>
@@ -5098,17 +4774,8 @@
       <w:pPr>
         <w:spacing w:after="0" w:line="240" w:lineRule="auto"/>
         <w:ind w:firstLine="0"/>
-      </w:pPr>
-    </w:p>
-    <w:p>
-      <w:pPr>
-        <w:spacing w:after="0" w:line="240" w:lineRule="auto"/>
-        <w:ind w:firstLine="0"/>
         <w:jc w:val="left"/>
       </w:pPr>
-      <w:r>
-        <w:br w:type="page"/>
-      </w:r>
     </w:p>
     <w:p>
       <w:pPr>
@@ -5119,7 +4786,6 @@
         </w:rPr>
       </w:pPr>
       <w:r>
-        <w:lastRenderedPageBreak/>
         <w:t>Таблица 3.2</w:t>
       </w:r>
       <w:r>
@@ -5137,14 +4803,12 @@
       <w:r>
         <w:t xml:space="preserve"> Методы класса </w:t>
       </w:r>
-      <w:proofErr w:type="spellStart"/>
       <w:r>
         <w:rPr>
           <w:lang w:val="en-US"/>
         </w:rPr>
         <w:t>MainForm</w:t>
       </w:r>
-      <w:proofErr w:type="spellEnd"/>
     </w:p>
     <w:tbl>
       <w:tblPr>
@@ -5246,7 +4910,6 @@
                 <w:lang w:val="en-US"/>
               </w:rPr>
             </w:pPr>
-            <w:proofErr w:type="spellStart"/>
             <w:r>
               <w:rPr>
                 <w:sz w:val="24"/>
@@ -5255,7 +4918,6 @@
               </w:rPr>
               <w:t>BuildModel</w:t>
             </w:r>
-            <w:proofErr w:type="spellEnd"/>
           </w:p>
         </w:tc>
         <w:tc>
@@ -5272,53 +4934,12 @@
                 <w:szCs w:val="24"/>
               </w:rPr>
             </w:pPr>
-            <w:proofErr w:type="spellStart"/>
             <w:r>
               <w:rPr>
                 <w:sz w:val="24"/>
                 <w:szCs w:val="24"/>
               </w:rPr>
-              <w:t>object</w:t>
-            </w:r>
-            <w:proofErr w:type="spellEnd"/>
-            <w:r>
-              <w:rPr>
-                <w:sz w:val="24"/>
-                <w:szCs w:val="24"/>
-              </w:rPr>
-              <w:t xml:space="preserve"> </w:t>
-            </w:r>
-            <w:proofErr w:type="spellStart"/>
-            <w:r>
-              <w:rPr>
-                <w:sz w:val="24"/>
-                <w:szCs w:val="24"/>
-              </w:rPr>
-              <w:t>sender</w:t>
-            </w:r>
-            <w:proofErr w:type="spellEnd"/>
-            <w:r>
-              <w:rPr>
-                <w:sz w:val="24"/>
-                <w:szCs w:val="24"/>
-              </w:rPr>
-              <w:t xml:space="preserve">, </w:t>
-            </w:r>
-            <w:proofErr w:type="spellStart"/>
-            <w:r>
-              <w:rPr>
-                <w:sz w:val="24"/>
-                <w:szCs w:val="24"/>
-              </w:rPr>
-              <w:t>EventArgs</w:t>
-            </w:r>
-            <w:proofErr w:type="spellEnd"/>
-            <w:r>
-              <w:rPr>
-                <w:sz w:val="24"/>
-                <w:szCs w:val="24"/>
-              </w:rPr>
-              <w:t xml:space="preserve"> e</w:t>
+              <w:t>object sender, EventArgs e</w:t>
             </w:r>
           </w:p>
         </w:tc>
@@ -5362,7 +4983,6 @@
                 <w:lang w:val="en-US"/>
               </w:rPr>
             </w:pPr>
-            <w:proofErr w:type="spellStart"/>
             <w:r>
               <w:rPr>
                 <w:sz w:val="24"/>
@@ -5371,7 +4991,6 @@
               </w:rPr>
               <w:t>InitializeValidatedTextBox</w:t>
             </w:r>
-            <w:proofErr w:type="spellEnd"/>
           </w:p>
         </w:tc>
         <w:tc>
@@ -5389,72 +5008,14 @@
                 <w:lang w:val="en-US"/>
               </w:rPr>
             </w:pPr>
-            <w:proofErr w:type="spellStart"/>
-            <w:proofErr w:type="gramStart"/>
             <w:r>
               <w:rPr>
                 <w:sz w:val="24"/>
                 <w:szCs w:val="24"/>
                 <w:lang w:val="en-US"/>
               </w:rPr>
-              <w:t>System.Windows.Forms.TextBox</w:t>
-            </w:r>
-            <w:proofErr w:type="spellEnd"/>
-            <w:proofErr w:type="gramEnd"/>
-            <w:r>
-              <w:rPr>
-                <w:sz w:val="24"/>
-                <w:szCs w:val="24"/>
-                <w:lang w:val="en-US"/>
-              </w:rPr>
-              <w:t xml:space="preserve"> </w:t>
-            </w:r>
-            <w:proofErr w:type="spellStart"/>
-            <w:r>
-              <w:rPr>
-                <w:sz w:val="24"/>
-                <w:szCs w:val="24"/>
-                <w:lang w:val="en-US"/>
-              </w:rPr>
-              <w:t>textBox</w:t>
-            </w:r>
-            <w:proofErr w:type="spellEnd"/>
-            <w:r>
-              <w:rPr>
-                <w:sz w:val="24"/>
-                <w:szCs w:val="24"/>
-                <w:lang w:val="en-US"/>
-              </w:rPr>
-              <w:t xml:space="preserve">, int </w:t>
-            </w:r>
-            <w:proofErr w:type="spellStart"/>
-            <w:r>
-              <w:rPr>
-                <w:sz w:val="24"/>
-                <w:szCs w:val="24"/>
-                <w:lang w:val="en-US"/>
-              </w:rPr>
-              <w:t>minValue</w:t>
-            </w:r>
-            <w:proofErr w:type="spellEnd"/>
-            <w:r>
-              <w:rPr>
-                <w:sz w:val="24"/>
-                <w:szCs w:val="24"/>
-                <w:lang w:val="en-US"/>
-              </w:rPr>
-              <w:t xml:space="preserve">, int </w:t>
-            </w:r>
-            <w:proofErr w:type="spellStart"/>
-            <w:r>
-              <w:rPr>
-                <w:sz w:val="24"/>
-                <w:szCs w:val="24"/>
-                <w:lang w:val="en-US"/>
-              </w:rPr>
-              <w:t>maxValue</w:t>
-            </w:r>
-            <w:proofErr w:type="spellEnd"/>
+              <w:t>System.Windows.Forms.TextBox textBox, int minValue, int maxValue</w:t>
+            </w:r>
           </w:p>
         </w:tc>
         <w:tc>
@@ -5497,7 +5058,6 @@
                 <w:lang w:val="en-US"/>
               </w:rPr>
             </w:pPr>
-            <w:proofErr w:type="spellStart"/>
             <w:r>
               <w:rPr>
                 <w:sz w:val="24"/>
@@ -5506,7 +5066,6 @@
               </w:rPr>
               <w:t>ShowToolTip</w:t>
             </w:r>
-            <w:proofErr w:type="spellEnd"/>
           </w:p>
         </w:tc>
         <w:tc>
@@ -5524,36 +5083,14 @@
                 <w:lang w:val="en-US"/>
               </w:rPr>
             </w:pPr>
-            <w:proofErr w:type="spellStart"/>
-            <w:proofErr w:type="gramStart"/>
             <w:r>
               <w:rPr>
                 <w:sz w:val="24"/>
                 <w:szCs w:val="24"/>
                 <w:lang w:val="en-US"/>
               </w:rPr>
-              <w:t>System.Windows.Forms.TextBox</w:t>
-            </w:r>
-            <w:proofErr w:type="spellEnd"/>
-            <w:proofErr w:type="gramEnd"/>
-            <w:r>
-              <w:rPr>
-                <w:sz w:val="24"/>
-                <w:szCs w:val="24"/>
-                <w:lang w:val="en-US"/>
-              </w:rPr>
-              <w:t xml:space="preserve"> </w:t>
-            </w:r>
-            <w:proofErr w:type="spellStart"/>
-            <w:r>
-              <w:rPr>
-                <w:sz w:val="24"/>
-                <w:szCs w:val="24"/>
-                <w:lang w:val="en-US"/>
-              </w:rPr>
-              <w:t>textBox</w:t>
-            </w:r>
-            <w:proofErr w:type="spellEnd"/>
+              <w:t>System.Windows.Forms.TextBox textBox</w:t>
+            </w:r>
           </w:p>
         </w:tc>
         <w:tc>
@@ -5596,7 +5133,6 @@
                 <w:lang w:val="en-US"/>
               </w:rPr>
             </w:pPr>
-            <w:proofErr w:type="spellStart"/>
             <w:r>
               <w:rPr>
                 <w:sz w:val="24"/>
@@ -5605,7 +5141,6 @@
               </w:rPr>
               <w:t>OnEnterTextBox</w:t>
             </w:r>
-            <w:proofErr w:type="spellEnd"/>
           </w:p>
         </w:tc>
         <w:tc>
@@ -5623,36 +5158,14 @@
                 <w:lang w:val="en-US"/>
               </w:rPr>
             </w:pPr>
-            <w:proofErr w:type="spellStart"/>
-            <w:proofErr w:type="gramStart"/>
             <w:r>
               <w:rPr>
                 <w:sz w:val="24"/>
                 <w:szCs w:val="24"/>
                 <w:lang w:val="en-US"/>
               </w:rPr>
-              <w:t>System.Windows.Forms.TextBox</w:t>
-            </w:r>
-            <w:proofErr w:type="spellEnd"/>
-            <w:proofErr w:type="gramEnd"/>
-            <w:r>
-              <w:rPr>
-                <w:sz w:val="24"/>
-                <w:szCs w:val="24"/>
-                <w:lang w:val="en-US"/>
-              </w:rPr>
-              <w:t xml:space="preserve"> </w:t>
-            </w:r>
-            <w:proofErr w:type="spellStart"/>
-            <w:r>
-              <w:rPr>
-                <w:sz w:val="24"/>
-                <w:szCs w:val="24"/>
-                <w:lang w:val="en-US"/>
-              </w:rPr>
-              <w:t>textBox</w:t>
-            </w:r>
-            <w:proofErr w:type="spellEnd"/>
+              <w:t>System.Windows.Forms.TextBox textBox</w:t>
+            </w:r>
           </w:p>
         </w:tc>
         <w:tc>
@@ -5695,7 +5208,6 @@
                 <w:lang w:val="en-US"/>
               </w:rPr>
             </w:pPr>
-            <w:proofErr w:type="spellStart"/>
             <w:r>
               <w:rPr>
                 <w:sz w:val="24"/>
@@ -5704,7 +5216,6 @@
               </w:rPr>
               <w:t>OnLeaveTextBox</w:t>
             </w:r>
-            <w:proofErr w:type="spellEnd"/>
           </w:p>
         </w:tc>
         <w:tc>
@@ -5722,36 +5233,14 @@
                 <w:lang w:val="en-US"/>
               </w:rPr>
             </w:pPr>
-            <w:proofErr w:type="spellStart"/>
-            <w:proofErr w:type="gramStart"/>
             <w:r>
               <w:rPr>
                 <w:sz w:val="24"/>
                 <w:szCs w:val="24"/>
                 <w:lang w:val="en-US"/>
               </w:rPr>
-              <w:t>System.Windows.Forms.TextBox</w:t>
-            </w:r>
-            <w:proofErr w:type="spellEnd"/>
-            <w:proofErr w:type="gramEnd"/>
-            <w:r>
-              <w:rPr>
-                <w:sz w:val="24"/>
-                <w:szCs w:val="24"/>
-                <w:lang w:val="en-US"/>
-              </w:rPr>
-              <w:t xml:space="preserve"> </w:t>
-            </w:r>
-            <w:proofErr w:type="spellStart"/>
-            <w:r>
-              <w:rPr>
-                <w:sz w:val="24"/>
-                <w:szCs w:val="24"/>
-                <w:lang w:val="en-US"/>
-              </w:rPr>
-              <w:t>textBox</w:t>
-            </w:r>
-            <w:proofErr w:type="spellEnd"/>
+              <w:t>System.Windows.Forms.TextBox textBox</w:t>
+            </w:r>
           </w:p>
         </w:tc>
         <w:tc>
@@ -5794,7 +5283,6 @@
                 <w:lang w:val="en-US"/>
               </w:rPr>
             </w:pPr>
-            <w:proofErr w:type="spellStart"/>
             <w:r>
               <w:rPr>
                 <w:sz w:val="24"/>
@@ -5803,7 +5291,6 @@
               </w:rPr>
               <w:t>ValidateTextBox</w:t>
             </w:r>
-            <w:proofErr w:type="spellEnd"/>
           </w:p>
         </w:tc>
         <w:tc>
@@ -5821,36 +5308,14 @@
                 <w:lang w:val="en-US"/>
               </w:rPr>
             </w:pPr>
-            <w:proofErr w:type="spellStart"/>
-            <w:proofErr w:type="gramStart"/>
             <w:r>
               <w:rPr>
                 <w:sz w:val="24"/>
                 <w:szCs w:val="24"/>
                 <w:lang w:val="en-US"/>
               </w:rPr>
-              <w:t>System.Windows.Forms.TextBox</w:t>
-            </w:r>
-            <w:proofErr w:type="spellEnd"/>
-            <w:proofErr w:type="gramEnd"/>
-            <w:r>
-              <w:rPr>
-                <w:sz w:val="24"/>
-                <w:szCs w:val="24"/>
-                <w:lang w:val="en-US"/>
-              </w:rPr>
-              <w:t xml:space="preserve"> </w:t>
-            </w:r>
-            <w:proofErr w:type="spellStart"/>
-            <w:r>
-              <w:rPr>
-                <w:sz w:val="24"/>
-                <w:szCs w:val="24"/>
-                <w:lang w:val="en-US"/>
-              </w:rPr>
-              <w:t>textBox</w:t>
-            </w:r>
-            <w:proofErr w:type="spellEnd"/>
+              <w:t>System.Windows.Forms.TextBox textBox</w:t>
+            </w:r>
           </w:p>
         </w:tc>
         <w:tc>
@@ -5893,7 +5358,6 @@
                 <w:lang w:val="en-US"/>
               </w:rPr>
             </w:pPr>
-            <w:proofErr w:type="spellStart"/>
             <w:r>
               <w:rPr>
                 <w:sz w:val="24"/>
@@ -5902,7 +5366,6 @@
               </w:rPr>
               <w:t>buttonInfo_Click</w:t>
             </w:r>
-            <w:proofErr w:type="spellEnd"/>
           </w:p>
         </w:tc>
         <w:tc>
@@ -5919,53 +5382,12 @@
                 <w:szCs w:val="24"/>
               </w:rPr>
             </w:pPr>
-            <w:proofErr w:type="spellStart"/>
             <w:r>
               <w:rPr>
                 <w:sz w:val="24"/>
                 <w:szCs w:val="24"/>
               </w:rPr>
-              <w:t>object</w:t>
-            </w:r>
-            <w:proofErr w:type="spellEnd"/>
-            <w:r>
-              <w:rPr>
-                <w:sz w:val="24"/>
-                <w:szCs w:val="24"/>
-              </w:rPr>
-              <w:t xml:space="preserve"> </w:t>
-            </w:r>
-            <w:proofErr w:type="spellStart"/>
-            <w:r>
-              <w:rPr>
-                <w:sz w:val="24"/>
-                <w:szCs w:val="24"/>
-              </w:rPr>
-              <w:t>sender</w:t>
-            </w:r>
-            <w:proofErr w:type="spellEnd"/>
-            <w:r>
-              <w:rPr>
-                <w:sz w:val="24"/>
-                <w:szCs w:val="24"/>
-              </w:rPr>
-              <w:t xml:space="preserve">, </w:t>
-            </w:r>
-            <w:proofErr w:type="spellStart"/>
-            <w:r>
-              <w:rPr>
-                <w:sz w:val="24"/>
-                <w:szCs w:val="24"/>
-              </w:rPr>
-              <w:t>EventArgs</w:t>
-            </w:r>
-            <w:proofErr w:type="spellEnd"/>
-            <w:r>
-              <w:rPr>
-                <w:sz w:val="24"/>
-                <w:szCs w:val="24"/>
-              </w:rPr>
-              <w:t xml:space="preserve"> e</w:t>
+              <w:t>object sender, EventArgs e</w:t>
             </w:r>
           </w:p>
         </w:tc>
@@ -6175,7 +5597,6 @@
               </w:rPr>
               <w:t>Dictionary&lt;</w:t>
             </w:r>
-            <w:proofErr w:type="spellStart"/>
             <w:r>
               <w:rPr>
                 <w:sz w:val="24"/>
@@ -6200,7 +5621,6 @@
               </w:rPr>
               <w:t>ype</w:t>
             </w:r>
-            <w:proofErr w:type="spellEnd"/>
             <w:r>
               <w:rPr>
                 <w:sz w:val="24"/>
@@ -6251,7 +5671,6 @@
                 <w:lang w:val="en-US"/>
               </w:rPr>
             </w:pPr>
-            <w:proofErr w:type="spellStart"/>
             <w:r>
               <w:rPr>
                 <w:sz w:val="24"/>
@@ -6260,7 +5679,6 @@
               </w:rPr>
               <w:t>AllParameters</w:t>
             </w:r>
-            <w:proofErr w:type="spellEnd"/>
           </w:p>
         </w:tc>
         <w:tc>
@@ -6284,25 +5702,7 @@
                 <w:szCs w:val="24"/>
                 <w:lang w:val="en-US"/>
               </w:rPr>
-              <w:t>Dictionary&lt;</w:t>
-            </w:r>
-            <w:proofErr w:type="spellStart"/>
-            <w:r>
-              <w:rPr>
-                <w:sz w:val="24"/>
-                <w:szCs w:val="24"/>
-                <w:lang w:val="en-US"/>
-              </w:rPr>
-              <w:t>ParameterType</w:t>
-            </w:r>
-            <w:proofErr w:type="spellEnd"/>
-            <w:r>
-              <w:rPr>
-                <w:sz w:val="24"/>
-                <w:szCs w:val="24"/>
-                <w:lang w:val="en-US"/>
-              </w:rPr>
-              <w:t>, Parameter&gt;</w:t>
+              <w:t>Dictionary&lt;ParameterType, Parameter&gt;</w:t>
             </w:r>
           </w:p>
         </w:tc>
@@ -6474,7 +5874,6 @@
                 <w:lang w:val="en-US"/>
               </w:rPr>
             </w:pPr>
-            <w:proofErr w:type="spellStart"/>
             <w:r>
               <w:rPr>
                 <w:sz w:val="24"/>
@@ -6483,7 +5882,6 @@
               </w:rPr>
               <w:t>SetParameter</w:t>
             </w:r>
-            <w:proofErr w:type="spellEnd"/>
           </w:p>
         </w:tc>
         <w:tc>
@@ -6501,23 +5899,13 @@
                 <w:lang w:val="en-US"/>
               </w:rPr>
             </w:pPr>
-            <w:proofErr w:type="spellStart"/>
             <w:r>
               <w:rPr>
                 <w:sz w:val="24"/>
                 <w:szCs w:val="24"/>
                 <w:lang w:val="en-US"/>
               </w:rPr>
-              <w:t>ParameterType</w:t>
-            </w:r>
-            <w:proofErr w:type="spellEnd"/>
-            <w:r>
-              <w:rPr>
-                <w:sz w:val="24"/>
-                <w:szCs w:val="24"/>
-                <w:lang w:val="en-US"/>
-              </w:rPr>
-              <w:t>, Parameter</w:t>
+              <w:t>ParameterType, Parameter</w:t>
             </w:r>
           </w:p>
         </w:tc>
@@ -6575,7 +5963,6 @@
                 <w:lang w:val="en-US"/>
               </w:rPr>
             </w:pPr>
-            <w:proofErr w:type="spellStart"/>
             <w:r>
               <w:rPr>
                 <w:sz w:val="24"/>
@@ -6584,7 +5971,6 @@
               </w:rPr>
               <w:t>ValidateParameters</w:t>
             </w:r>
-            <w:proofErr w:type="spellEnd"/>
           </w:p>
         </w:tc>
         <w:tc>
@@ -6602,23 +5988,13 @@
                 <w:lang w:val="en-US"/>
               </w:rPr>
             </w:pPr>
-            <w:proofErr w:type="spellStart"/>
             <w:r>
               <w:rPr>
                 <w:sz w:val="24"/>
                 <w:szCs w:val="24"/>
                 <w:lang w:val="en-US"/>
               </w:rPr>
-              <w:t>ParameterType</w:t>
-            </w:r>
-            <w:proofErr w:type="spellEnd"/>
-            <w:r>
-              <w:rPr>
-                <w:sz w:val="24"/>
-                <w:szCs w:val="24"/>
-                <w:lang w:val="en-US"/>
-              </w:rPr>
-              <w:t>, Parameter</w:t>
+              <w:t>ParameterType, Parameter</w:t>
             </w:r>
           </w:p>
         </w:tc>
@@ -6862,12 +6238,23 @@
     <w:p>
       <w:pPr>
         <w:spacing w:after="0" w:line="240" w:lineRule="auto"/>
+        <w:ind w:firstLine="0"/>
+        <w:jc w:val="left"/>
+      </w:pPr>
+      <w:r>
+        <w:br w:type="page"/>
+      </w:r>
+    </w:p>
+    <w:p>
+      <w:pPr>
+        <w:spacing w:after="0" w:line="240" w:lineRule="auto"/>
         <w:ind w:firstLine="708"/>
         <w:rPr>
           <w:lang w:val="en-US"/>
         </w:rPr>
       </w:pPr>
       <w:r>
+        <w:lastRenderedPageBreak/>
         <w:t xml:space="preserve">Таблица 3.5 </w:t>
       </w:r>
       <w:r>
@@ -7109,7 +6496,6 @@
                 <w:lang w:val="en-US"/>
               </w:rPr>
             </w:pPr>
-            <w:proofErr w:type="spellStart"/>
             <w:r>
               <w:rPr>
                 <w:sz w:val="24"/>
@@ -7126,7 +6512,6 @@
               </w:rPr>
               <w:t>Stringer</w:t>
             </w:r>
-            <w:proofErr w:type="spellEnd"/>
           </w:p>
         </w:tc>
         <w:tc>
@@ -7224,7 +6609,6 @@
                 <w:lang w:val="en-US"/>
               </w:rPr>
             </w:pPr>
-            <w:proofErr w:type="spellStart"/>
             <w:r>
               <w:rPr>
                 <w:sz w:val="24"/>
@@ -7241,7 +6625,6 @@
               </w:rPr>
               <w:t>Steps</w:t>
             </w:r>
-            <w:proofErr w:type="spellEnd"/>
           </w:p>
         </w:tc>
         <w:tc>
@@ -7470,7 +6853,6 @@
                 <w:lang w:val="en-US"/>
               </w:rPr>
             </w:pPr>
-            <w:proofErr w:type="spellStart"/>
             <w:r>
               <w:rPr>
                 <w:sz w:val="24"/>
@@ -7479,7 +6861,6 @@
               </w:rPr>
               <w:t>MaxValue</w:t>
             </w:r>
-            <w:proofErr w:type="spellEnd"/>
           </w:p>
         </w:tc>
         <w:tc>
@@ -7547,7 +6928,6 @@
                 <w:lang w:val="en-US"/>
               </w:rPr>
             </w:pPr>
-            <w:proofErr w:type="spellStart"/>
             <w:r>
               <w:rPr>
                 <w:sz w:val="24"/>
@@ -7556,7 +6936,6 @@
               </w:rPr>
               <w:t>MinValue</w:t>
             </w:r>
-            <w:proofErr w:type="spellEnd"/>
           </w:p>
         </w:tc>
         <w:tc>
@@ -7698,21 +7077,12 @@
         </w:tc>
       </w:tr>
     </w:tbl>
-    <w:p>
-      <w:pPr>
-        <w:spacing w:after="0" w:line="240" w:lineRule="auto"/>
-        <w:ind w:firstLine="0"/>
-      </w:pPr>
-    </w:p>
     <w:p>
       <w:pPr>
         <w:spacing w:after="0" w:line="240" w:lineRule="auto"/>
         <w:ind w:firstLine="0"/>
         <w:jc w:val="left"/>
       </w:pPr>
-      <w:r>
-        <w:br w:type="page"/>
-      </w:r>
     </w:p>
     <w:p>
       <w:pPr>
@@ -7723,7 +7093,6 @@
         </w:rPr>
       </w:pPr>
       <w:r>
-        <w:lastRenderedPageBreak/>
         <w:t xml:space="preserve">Таблица 3.7 </w:t>
       </w:r>
       <w:r>
@@ -8014,18 +7383,8 @@
                 <w:szCs w:val="20"/>
                 <w:lang w:val="en-US"/>
               </w:rPr>
-              <w:t>_</w:t>
-            </w:r>
-            <w:proofErr w:type="spellStart"/>
-            <w:r>
-              <w:rPr>
-                <w:sz w:val="24"/>
-                <w:szCs w:val="20"/>
-                <w:lang w:val="en-US"/>
-              </w:rPr>
-              <w:t>kompas</w:t>
-            </w:r>
-            <w:proofErr w:type="spellEnd"/>
+              <w:t>_kompas</w:t>
+            </w:r>
           </w:p>
         </w:tc>
         <w:tc>
@@ -8043,7 +7402,6 @@
                 <w:lang w:val="en-US"/>
               </w:rPr>
             </w:pPr>
-            <w:proofErr w:type="spellStart"/>
             <w:r>
               <w:rPr>
                 <w:sz w:val="24"/>
@@ -8052,7 +7410,6 @@
               </w:rPr>
               <w:t>KompasObject</w:t>
             </w:r>
-            <w:proofErr w:type="spellEnd"/>
           </w:p>
         </w:tc>
         <w:tc>
@@ -8251,7 +7608,6 @@
                 <w:lang w:val="en-US"/>
               </w:rPr>
             </w:pPr>
-            <w:proofErr w:type="spellStart"/>
             <w:r>
               <w:rPr>
                 <w:sz w:val="24"/>
@@ -8260,7 +7616,6 @@
               </w:rPr>
               <w:t>CreateLine</w:t>
             </w:r>
-            <w:proofErr w:type="spellEnd"/>
           </w:p>
         </w:tc>
         <w:tc>
@@ -8352,7 +7707,6 @@
                 <w:lang w:val="en-US"/>
               </w:rPr>
             </w:pPr>
-            <w:proofErr w:type="spellStart"/>
             <w:r>
               <w:rPr>
                 <w:sz w:val="24"/>
@@ -8369,7 +7723,6 @@
               </w:rPr>
               <w:t>Sketch</w:t>
             </w:r>
-            <w:proofErr w:type="spellEnd"/>
           </w:p>
         </w:tc>
         <w:tc>
@@ -8461,7 +7814,6 @@
                 <w:lang w:val="en-US"/>
               </w:rPr>
             </w:pPr>
-            <w:proofErr w:type="spellStart"/>
             <w:r>
               <w:rPr>
                 <w:sz w:val="24"/>
@@ -8470,7 +7822,6 @@
               </w:rPr>
               <w:t>CreateArray</w:t>
             </w:r>
-            <w:proofErr w:type="spellEnd"/>
           </w:p>
         </w:tc>
         <w:tc>
@@ -8658,7 +8009,6 @@
                 <w:lang w:val="en-US"/>
               </w:rPr>
             </w:pPr>
-            <w:proofErr w:type="spellStart"/>
             <w:r>
               <w:rPr>
                 <w:sz w:val="24"/>
@@ -8683,7 +8033,6 @@
               </w:rPr>
               <w:t>e</w:t>
             </w:r>
-            <w:proofErr w:type="spellEnd"/>
           </w:p>
         </w:tc>
         <w:tc>
@@ -8773,7 +8122,6 @@
                 <w:lang w:val="en-US"/>
               </w:rPr>
             </w:pPr>
-            <w:proofErr w:type="spellStart"/>
             <w:r>
               <w:rPr>
                 <w:sz w:val="24"/>
@@ -8782,7 +8130,6 @@
               </w:rPr>
               <w:t>OpenCAD</w:t>
             </w:r>
-            <w:proofErr w:type="spellEnd"/>
           </w:p>
         </w:tc>
         <w:tc>
@@ -8969,8 +8316,8 @@
           </wp:inline>
         </w:drawing>
       </w:r>
-      <w:commentRangeStart w:id="5"/>
       <w:commentRangeStart w:id="6"/>
+      <w:commentRangeStart w:id="7"/>
       <w:commentRangeEnd w:id="6"/>
       <w:r>
         <w:rPr>
@@ -8981,7 +8328,7 @@
         </w:rPr>
         <w:commentReference w:id="6"/>
       </w:r>
-      <w:commentRangeEnd w:id="5"/>
+      <w:commentRangeEnd w:id="7"/>
       <w:r>
         <w:rPr>
           <w:rStyle w:val="aa"/>
@@ -8989,7 +8336,7 @@
           <w:color w:val="auto"/>
           <w:lang w:val="en-US" w:eastAsia="zh-CN"/>
         </w:rPr>
-        <w:commentReference w:id="5"/>
+        <w:commentReference w:id="7"/>
       </w:r>
       <w:r>
         <w:rPr>
@@ -9044,10 +8391,10 @@
         </w:rPr>
         <w:lastRenderedPageBreak/>
         <w:drawing>
-          <wp:inline distT="0" distB="0" distL="0" distR="0" wp14:anchorId="4320FC67" wp14:editId="09DB2364">
-            <wp:extent cx="3861407" cy="3390900"/>
-            <wp:effectExtent l="0" t="0" r="6350" b="0"/>
-            <wp:docPr id="1" name="Рисунок 1"/>
+          <wp:inline distT="0" distB="0" distL="0" distR="0" wp14:anchorId="2C453C2A" wp14:editId="7721D90B">
+            <wp:extent cx="4810796" cy="4429743"/>
+            <wp:effectExtent l="0" t="0" r="8890" b="9525"/>
+            <wp:docPr id="10" name="Рисунок 10"/>
             <wp:cNvGraphicFramePr>
               <a:graphicFrameLocks xmlns:a="http://schemas.openxmlformats.org/drawingml/2006/main" noChangeAspect="1"/>
             </wp:cNvGraphicFramePr>
@@ -9067,7 +8414,7 @@
                   <pic:spPr>
                     <a:xfrm>
                       <a:off x="0" y="0"/>
-                      <a:ext cx="3869212" cy="3397754"/>
+                      <a:ext cx="4810796" cy="4429743"/>
                     </a:xfrm>
                     <a:prstGeom prst="rect">
                       <a:avLst/>
@@ -9103,12 +8450,13 @@
       <w:r>
         <w:t xml:space="preserve"> Реакция </w:t>
       </w:r>
-      <w:commentRangeStart w:id="7"/>
       <w:commentRangeStart w:id="8"/>
+      <w:commentRangeStart w:id="9"/>
+      <w:commentRangeStart w:id="10"/>
       <w:r>
         <w:t>системы на ошибки в введенных параметрах</w:t>
       </w:r>
-      <w:commentRangeEnd w:id="7"/>
+      <w:commentRangeEnd w:id="8"/>
       <w:r>
         <w:rPr>
           <w:rStyle w:val="aa"/>
@@ -9116,9 +8464,9 @@
           <w:color w:val="auto"/>
           <w:lang w:val="en-US" w:eastAsia="zh-CN"/>
         </w:rPr>
-        <w:commentReference w:id="7"/>
-      </w:r>
-      <w:commentRangeEnd w:id="8"/>
+        <w:commentReference w:id="8"/>
+      </w:r>
+      <w:commentRangeEnd w:id="9"/>
       <w:r>
         <w:rPr>
           <w:rStyle w:val="aa"/>
@@ -9126,7 +8474,17 @@
           <w:color w:val="auto"/>
           <w:lang w:val="en-US" w:eastAsia="zh-CN"/>
         </w:rPr>
-        <w:commentReference w:id="8"/>
+        <w:commentReference w:id="9"/>
+      </w:r>
+      <w:commentRangeEnd w:id="10"/>
+      <w:r>
+        <w:rPr>
+          <w:rStyle w:val="aa"/>
+          <w:rFonts w:asciiTheme="minorHAnsi" w:eastAsiaTheme="minorEastAsia" w:hAnsiTheme="minorHAnsi" w:cstheme="minorBidi"/>
+          <w:color w:val="auto"/>
+          <w:lang w:val="en-US" w:eastAsia="zh-CN"/>
+        </w:rPr>
+        <w:commentReference w:id="10"/>
       </w:r>
     </w:p>
     <w:p>
@@ -9263,7 +8621,6 @@
           </w:rPr>
           <w:t>://</w:t>
         </w:r>
-        <w:proofErr w:type="spellStart"/>
         <w:r>
           <w:rPr>
             <w:rStyle w:val="a3"/>
@@ -9271,7 +8628,6 @@
           </w:rPr>
           <w:t>habr</w:t>
         </w:r>
-        <w:proofErr w:type="spellEnd"/>
         <w:r>
           <w:rPr>
             <w:rStyle w:val="a3"/>
@@ -9291,7 +8647,6 @@
           </w:rPr>
           <w:t>/</w:t>
         </w:r>
-        <w:proofErr w:type="spellStart"/>
         <w:r>
           <w:rPr>
             <w:rStyle w:val="a3"/>
@@ -9299,7 +8654,6 @@
           </w:rPr>
           <w:t>ru</w:t>
         </w:r>
-        <w:proofErr w:type="spellEnd"/>
         <w:r>
           <w:rPr>
             <w:rStyle w:val="a3"/>
@@ -9577,6 +8931,7 @@
         <w:rPr>
           <w:lang w:val="en-US"/>
         </w:rPr>
+        <w:lastRenderedPageBreak/>
         <w:t>UML</w:t>
       </w:r>
       <w:r>
@@ -9633,7 +8988,6 @@
           </w:rPr>
           <w:t>.</w:t>
         </w:r>
-        <w:proofErr w:type="spellStart"/>
         <w:r>
           <w:rPr>
             <w:rStyle w:val="a3"/>
@@ -9641,7 +8995,6 @@
           </w:rPr>
           <w:t>uml</w:t>
         </w:r>
-        <w:proofErr w:type="spellEnd"/>
         <w:r>
           <w:rPr>
             <w:rStyle w:val="a3"/>
@@ -9777,6 +9130,9 @@
     <w:p>
       <w:pPr>
         <w:pStyle w:val="ab"/>
+        <w:rPr>
+          <w:lang w:val="ru-RU"/>
+        </w:rPr>
       </w:pPr>
       <w:r>
         <w:rPr>
@@ -9808,7 +9164,7 @@
       </w:r>
     </w:p>
   </w:comment>
-  <w:comment w:id="4" w:author="Kalentyev Alexey" w:date="2024-11-18T13:09:00Z" w:initials="KA">
+  <w:comment w:id="5" w:author="Kalentyev Alexey" w:date="2024-11-18T13:09:00Z" w:initials="KA">
     <w:p>
       <w:pPr>
         <w:pStyle w:val="ab"/>
@@ -9852,11 +9208,9 @@
       <w:r>
         <w:t xml:space="preserve"> </w:t>
       </w:r>
-      <w:proofErr w:type="spellStart"/>
       <w:r>
         <w:t>ParameterType</w:t>
       </w:r>
-      <w:proofErr w:type="spellEnd"/>
     </w:p>
     <w:p>
       <w:pPr>
@@ -9879,6 +9233,51 @@
           <w:lang w:val="ru-RU"/>
         </w:rPr>
         <w:t>что с полями? Как выполняется валидация, хватит ли только свойств.</w:t>
+      </w:r>
+    </w:p>
+  </w:comment>
+  <w:comment w:id="4" w:author="Mr Dei" w:date="2024-12-16T13:20:00Z" w:initials="MD">
+    <w:p>
+      <w:pPr>
+        <w:pStyle w:val="ab"/>
+        <w:numPr>
+          <w:ilvl w:val="0"/>
+          <w:numId w:val="5"/>
+        </w:numPr>
+        <w:rPr>
+          <w:lang w:val="ru-RU"/>
+        </w:rPr>
+      </w:pPr>
+      <w:r>
+        <w:rPr>
+          <w:rStyle w:val="aa"/>
+        </w:rPr>
+        <w:annotationRef/>
+      </w:r>
+      <w:r>
+        <w:rPr>
+          <w:lang w:val="ru-RU"/>
+        </w:rPr>
+        <w:t>Кратность добавлена</w:t>
+      </w:r>
+      <w:r>
+        <w:rPr>
+          <w:lang w:val="ru-RU"/>
+        </w:rPr>
+        <w:br/>
+        <w:t xml:space="preserve">2.Валидация на расположение значения между минимумом и максимумом выполняется в </w:t>
+      </w:r>
+      <w:r>
+        <w:t>Parameter</w:t>
+      </w:r>
+      <w:r>
+        <w:rPr>
+          <w:lang w:val="ru-RU"/>
+        </w:rPr>
+        <w:t xml:space="preserve">. Валидация зависимых параметров реализована в </w:t>
+      </w:r>
+      <w:r>
+        <w:t>Parameters</w:t>
       </w:r>
     </w:p>
   </w:comment>
@@ -9904,7 +9303,7 @@
       </w:r>
     </w:p>
   </w:comment>
-  <w:comment w:id="5" w:author="Mr Dei" w:date="2024-11-18T13:24:00Z" w:initials="MD">
+  <w:comment w:id="7" w:author="Mr Dei" w:date="2024-11-18T13:24:00Z" w:initials="MD">
     <w:p>
       <w:pPr>
         <w:pStyle w:val="ab"/>
@@ -9926,7 +9325,7 @@
       </w:r>
     </w:p>
   </w:comment>
-  <w:comment w:id="7" w:author="Kalentyev Alexey" w:date="2024-11-18T13:14:00Z" w:initials="KA">
+  <w:comment w:id="8" w:author="Kalentyev Alexey" w:date="2024-11-18T13:14:00Z" w:initials="KA">
     <w:p>
       <w:pPr>
         <w:pStyle w:val="ab"/>
@@ -9944,11 +9343,17 @@
         <w:rPr>
           <w:lang w:val="ru-RU"/>
         </w:rPr>
-        <w:t>Сделать подпись текстом</w:t>
+        <w:t>Реализовать</w:t>
+      </w:r>
+      <w:r>
+        <w:rPr>
+          <w:lang w:val="ru-RU"/>
+        </w:rPr>
+        <w:t xml:space="preserve"> валидацию так, чтобы макет отображал неправильно введенные ЗАВИСИМЫЕ параметры</w:t>
       </w:r>
     </w:p>
   </w:comment>
-  <w:comment w:id="8" w:author="Mr Dei" w:date="2024-11-18T13:28:00Z" w:initials="MD">
+  <w:comment w:id="9" w:author="Mr Dei" w:date="2024-11-18T13:28:00Z" w:initials="MD">
     <w:p>
       <w:pPr>
         <w:pStyle w:val="ab"/>
@@ -9962,11 +9367,27 @@
         </w:rPr>
         <w:annotationRef/>
       </w:r>
-      <w:r>
+    </w:p>
+  </w:comment>
+  <w:comment w:id="10" w:author="Mr Dei" w:date="2024-12-16T13:33:00Z" w:initials="MD">
+    <w:p>
+      <w:pPr>
+        <w:pStyle w:val="ab"/>
         <w:rPr>
           <w:lang w:val="ru-RU"/>
         </w:rPr>
-        <w:t>Для себя: реализовать валидацию так, чтобы макет отображал неправильно введенные ЗАВИСИМЫЕ параметры</w:t>
+      </w:pPr>
+      <w:r>
+        <w:rPr>
+          <w:rStyle w:val="aa"/>
+        </w:rPr>
+        <w:annotationRef/>
+      </w:r>
+      <w:r>
+        <w:rPr>
+          <w:lang w:val="ru-RU"/>
+        </w:rPr>
+        <w:t>Валидация реализована</w:t>
       </w:r>
     </w:p>
   </w:comment>
@@ -9980,10 +9401,12 @@
   <w15:commentEx w15:paraId="304630B1" w15:done="0"/>
   <w15:commentEx w15:paraId="7D1FCFA9" w15:paraIdParent="304630B1" w15:done="0"/>
   <w15:commentEx w15:paraId="54A9AAAC" w15:done="0"/>
+  <w15:commentEx w15:paraId="20D37F09" w15:paraIdParent="54A9AAAC" w15:done="0"/>
   <w15:commentEx w15:paraId="412EE9E5" w15:done="0"/>
   <w15:commentEx w15:paraId="7B8F34DE" w15:paraIdParent="412EE9E5" w15:done="0"/>
   <w15:commentEx w15:paraId="0876E59F" w15:done="0"/>
   <w15:commentEx w15:paraId="24D1E7A9" w15:paraIdParent="0876E59F" w15:done="0"/>
+  <w15:commentEx w15:paraId="06D687AE" w15:paraIdParent="0876E59F" w15:done="0"/>
 </w15:commentsEx>
 </file>
 
@@ -9994,10 +9417,12 @@
   <w16cex:commentExtensible w16cex:durableId="61BEBEAF" w16cex:dateUtc="2024-11-18T06:08:00Z"/>
   <w16cex:commentExtensible w16cex:durableId="2AE5BE64" w16cex:dateUtc="2024-11-18T06:23:00Z"/>
   <w16cex:commentExtensible w16cex:durableId="2806402D" w16cex:dateUtc="2024-11-18T06:09:00Z"/>
+  <w16cex:commentExtensible w16cex:durableId="2B0AA7B7" w16cex:dateUtc="2024-12-16T06:20:00Z"/>
   <w16cex:commentExtensible w16cex:durableId="4018C65E" w16cex:dateUtc="2024-11-18T06:13:00Z"/>
   <w16cex:commentExtensible w16cex:durableId="2AE5BE7B" w16cex:dateUtc="2024-11-18T06:24:00Z"/>
   <w16cex:commentExtensible w16cex:durableId="712E696B" w16cex:dateUtc="2024-11-18T06:14:00Z"/>
   <w16cex:commentExtensible w16cex:durableId="2AE5BF95" w16cex:dateUtc="2024-11-18T06:28:00Z"/>
+  <w16cex:commentExtensible w16cex:durableId="2B0AAAAC" w16cex:dateUtc="2024-12-16T06:33:00Z"/>
 </w16cex:commentsExtensible>
 </file>
 
@@ -10008,10 +9433,12 @@
   <w16cid:commentId w16cid:paraId="304630B1" w16cid:durableId="61BEBEAF"/>
   <w16cid:commentId w16cid:paraId="7D1FCFA9" w16cid:durableId="2AE5BE64"/>
   <w16cid:commentId w16cid:paraId="54A9AAAC" w16cid:durableId="2806402D"/>
+  <w16cid:commentId w16cid:paraId="20D37F09" w16cid:durableId="2B0AA7B7"/>
   <w16cid:commentId w16cid:paraId="412EE9E5" w16cid:durableId="4018C65E"/>
   <w16cid:commentId w16cid:paraId="7B8F34DE" w16cid:durableId="2AE5BE7B"/>
   <w16cid:commentId w16cid:paraId="0876E59F" w16cid:durableId="712E696B"/>
   <w16cid:commentId w16cid:paraId="24D1E7A9" w16cid:durableId="2AE5BF95"/>
+  <w16cid:commentId w16cid:paraId="06D687AE" w16cid:durableId="2B0AAAAC"/>
 </w16cid:commentsIds>
 </file>
 
@@ -10151,7 +9578,7 @@
             </wp:anchor>
           </w:drawing>
         </mc:Choice>
-        <mc:Fallback xmlns:w16sdtdh="http://schemas.microsoft.com/office/word/2020/wordml/sdtdatahash" xmlns:w16du="http://schemas.microsoft.com/office/word/2023/wordml/word16du" xmlns:oel="http://schemas.microsoft.com/office/2019/extlst">
+        <mc:Fallback xmlns:oel="http://schemas.microsoft.com/office/2019/extlst" xmlns:w16du="http://schemas.microsoft.com/office/word/2023/wordml/word16du" xmlns:w16sdtdh="http://schemas.microsoft.com/office/word/2020/wordml/sdtdatahash">
           <w:pict>
             <v:shapetype w14:anchorId="2208988C" id="_x0000_t202" coordsize="21600,21600" o:spt="202" path="m,l,21600r21600,l21600,xe">
               <v:stroke joinstyle="miter"/>
@@ -10358,6 +9785,95 @@
     </w:lvl>
   </w:abstractNum>
   <w:abstractNum w:abstractNumId="2" w15:restartNumberingAfterBreak="0">
+    <w:nsid w:val="23496200"/>
+    <w:multiLevelType w:val="hybridMultilevel"/>
+    <w:tmpl w:val="98EADEBE"/>
+    <w:lvl w:ilvl="0" w:tplc="0419000F">
+      <w:start w:val="1"/>
+      <w:numFmt w:val="decimal"/>
+      <w:lvlText w:val="%1."/>
+      <w:lvlJc w:val="left"/>
+      <w:pPr>
+        <w:ind w:left="720" w:hanging="360"/>
+      </w:pPr>
+      <w:rPr>
+        <w:rFonts w:hint="default"/>
+      </w:rPr>
+    </w:lvl>
+    <w:lvl w:ilvl="1" w:tplc="04190019" w:tentative="1">
+      <w:start w:val="1"/>
+      <w:numFmt w:val="lowerLetter"/>
+      <w:lvlText w:val="%2."/>
+      <w:lvlJc w:val="left"/>
+      <w:pPr>
+        <w:ind w:left="1440" w:hanging="360"/>
+      </w:pPr>
+    </w:lvl>
+    <w:lvl w:ilvl="2" w:tplc="0419001B" w:tentative="1">
+      <w:start w:val="1"/>
+      <w:numFmt w:val="lowerRoman"/>
+      <w:lvlText w:val="%3."/>
+      <w:lvlJc w:val="right"/>
+      <w:pPr>
+        <w:ind w:left="2160" w:hanging="180"/>
+      </w:pPr>
+    </w:lvl>
+    <w:lvl w:ilvl="3" w:tplc="0419000F" w:tentative="1">
+      <w:start w:val="1"/>
+      <w:numFmt w:val="decimal"/>
+      <w:lvlText w:val="%4."/>
+      <w:lvlJc w:val="left"/>
+      <w:pPr>
+        <w:ind w:left="2880" w:hanging="360"/>
+      </w:pPr>
+    </w:lvl>
+    <w:lvl w:ilvl="4" w:tplc="04190019" w:tentative="1">
+      <w:start w:val="1"/>
+      <w:numFmt w:val="lowerLetter"/>
+      <w:lvlText w:val="%5."/>
+      <w:lvlJc w:val="left"/>
+      <w:pPr>
+        <w:ind w:left="3600" w:hanging="360"/>
+      </w:pPr>
+    </w:lvl>
+    <w:lvl w:ilvl="5" w:tplc="0419001B" w:tentative="1">
+      <w:start w:val="1"/>
+      <w:numFmt w:val="lowerRoman"/>
+      <w:lvlText w:val="%6."/>
+      <w:lvlJc w:val="right"/>
+      <w:pPr>
+        <w:ind w:left="4320" w:hanging="180"/>
+      </w:pPr>
+    </w:lvl>
+    <w:lvl w:ilvl="6" w:tplc="0419000F" w:tentative="1">
+      <w:start w:val="1"/>
+      <w:numFmt w:val="decimal"/>
+      <w:lvlText w:val="%7."/>
+      <w:lvlJc w:val="left"/>
+      <w:pPr>
+        <w:ind w:left="5040" w:hanging="360"/>
+      </w:pPr>
+    </w:lvl>
+    <w:lvl w:ilvl="7" w:tplc="04190019" w:tentative="1">
+      <w:start w:val="1"/>
+      <w:numFmt w:val="lowerLetter"/>
+      <w:lvlText w:val="%8."/>
+      <w:lvlJc w:val="left"/>
+      <w:pPr>
+        <w:ind w:left="5760" w:hanging="360"/>
+      </w:pPr>
+    </w:lvl>
+    <w:lvl w:ilvl="8" w:tplc="0419001B" w:tentative="1">
+      <w:start w:val="1"/>
+      <w:numFmt w:val="lowerRoman"/>
+      <w:lvlText w:val="%9."/>
+      <w:lvlJc w:val="right"/>
+      <w:pPr>
+        <w:ind w:left="6480" w:hanging="180"/>
+      </w:pPr>
+    </w:lvl>
+  </w:abstractNum>
+  <w:abstractNum w:abstractNumId="3" w15:restartNumberingAfterBreak="0">
     <w:nsid w:val="2F23F9BF"/>
     <w:multiLevelType w:val="multilevel"/>
     <w:tmpl w:val="2F23F9BF"/>
@@ -10506,7 +10022,7 @@
       </w:rPr>
     </w:lvl>
   </w:abstractNum>
-  <w:abstractNum w:abstractNumId="3" w15:restartNumberingAfterBreak="0">
+  <w:abstractNum w:abstractNumId="4" w15:restartNumberingAfterBreak="0">
     <w:nsid w:val="30AF57D7"/>
     <w:multiLevelType w:val="singleLevel"/>
     <w:tmpl w:val="30AF57D7"/>
@@ -10525,13 +10041,16 @@
     <w:abstractNumId w:val="1"/>
   </w:num>
   <w:num w:numId="2">
-    <w:abstractNumId w:val="3"/>
+    <w:abstractNumId w:val="4"/>
   </w:num>
   <w:num w:numId="3">
-    <w:abstractNumId w:val="2"/>
+    <w:abstractNumId w:val="3"/>
   </w:num>
   <w:num w:numId="4">
     <w:abstractNumId w:val="0"/>
+  </w:num>
+  <w:num w:numId="5">
+    <w:abstractNumId w:val="2"/>
   </w:num>
 </w:numbering>
 </file>
@@ -11476,6 +10995,10 @@
 </file>
 
 <file path=customXml/item1.xml><?xml version="1.0" encoding="utf-8"?>
+<b:Sources xmlns:b="http://schemas.openxmlformats.org/officeDocument/2006/bibliography" xmlns="http://schemas.openxmlformats.org/officeDocument/2006/bibliography" SelectedStyle="\APASixthEditionOfficeOnline.xsl" StyleName="APA" Version="6"/>
+</file>
+
+<file path=customXml/item2.xml><?xml version="1.0" encoding="utf-8"?>
 <s:customData xmlns="http://www.wps.cn/officeDocument/2013/wpsCustomData" xmlns:s="http://www.wps.cn/officeDocument/2013/wpsCustomData">
   <customSectProps>
     <customSectPr/>
@@ -11486,22 +11009,18 @@
 </s:customData>
 </file>
 
-<file path=customXml/item2.xml><?xml version="1.0" encoding="utf-8"?>
-<b:Sources xmlns:b="http://schemas.openxmlformats.org/officeDocument/2006/bibliography" xmlns="http://schemas.openxmlformats.org/officeDocument/2006/bibliography" SelectedStyle="\APASixthEditionOfficeOnline.xsl" StyleName="APA" Version="6"/>
+<file path=customXml/itemProps1.xml><?xml version="1.0" encoding="utf-8"?>
+<ds:datastoreItem xmlns:ds="http://schemas.openxmlformats.org/officeDocument/2006/customXml" ds:itemID="{3600F248-29DE-4FBE-AC1E-F33F4FDD45C6}">
+  <ds:schemaRefs>
+    <ds:schemaRef ds:uri="http://schemas.openxmlformats.org/officeDocument/2006/bibliography"/>
+  </ds:schemaRefs>
+</ds:datastoreItem>
 </file>
 
-<file path=customXml/itemProps1.xml><?xml version="1.0" encoding="utf-8"?>
+<file path=customXml/itemProps2.xml><?xml version="1.0" encoding="utf-8"?>
 <ds:datastoreItem xmlns:ds="http://schemas.openxmlformats.org/officeDocument/2006/customXml" ds:itemID="{B1977F7D-205B-4081-913C-38D41E755F92}">
   <ds:schemaRefs>
     <ds:schemaRef ds:uri="http://www.wps.cn/officeDocument/2013/wpsCustomData"/>
   </ds:schemaRefs>
 </ds:datastoreItem>
-</file>
-
-<file path=customXml/itemProps2.xml><?xml version="1.0" encoding="utf-8"?>
-<ds:datastoreItem xmlns:ds="http://schemas.openxmlformats.org/officeDocument/2006/customXml" ds:itemID="{3600F248-29DE-4FBE-AC1E-F33F4FDD45C6}">
-  <ds:schemaRefs>
-    <ds:schemaRef ds:uri="http://schemas.openxmlformats.org/officeDocument/2006/bibliography"/>
-  </ds:schemaRefs>
-</ds:datastoreItem>
 </file>
--- a/Documents/Проект системы_Дей581.docx
+++ b/Documents/Проект системы_Дей581.docx
@@ -1,6 +1,6 @@
 
 <file path=word/document.xml><?xml version="1.0" encoding="utf-8"?>
-<w:document xmlns:wpc="http://schemas.microsoft.com/office/word/2010/wordprocessingCanvas" xmlns:cx="http://schemas.microsoft.com/office/drawing/2014/chartex" xmlns:cx1="http://schemas.microsoft.com/office/drawing/2015/9/8/chartex" xmlns:cx2="http://schemas.microsoft.com/office/drawing/2015/10/21/chartex" xmlns:cx3="http://schemas.microsoft.com/office/drawing/2016/5/9/chartex" xmlns:cx4="http://schemas.microsoft.com/office/drawing/2016/5/10/chartex" xmlns:cx5="http://schemas.microsoft.com/office/drawing/2016/5/11/chartex" xmlns:cx6="http://schemas.microsoft.com/office/drawing/2016/5/12/chartex" xmlns:cx7="http://schemas.microsoft.com/office/drawing/2016/5/13/chartex" xmlns:cx8="http://schemas.microsoft.com/office/drawing/2016/5/14/chartex" xmlns:mc="http://schemas.openxmlformats.org/markup-compatibility/2006" xmlns:aink="http://schemas.microsoft.com/office/drawing/2016/ink" xmlns:am3d="http://schemas.microsoft.com/office/drawing/2017/model3d" xmlns:o="urn:schemas-microsoft-com:office:office" xmlns:r="http://schemas.openxmlformats.org/officeDocument/2006/relationships" xmlns:m="http://schemas.openxmlformats.org/officeDocument/2006/math" xmlns:v="urn:schemas-microsoft-com:vml" xmlns:wp14="http://schemas.microsoft.com/office/word/2010/wordprocessingDrawing" xmlns:wp="http://schemas.openxmlformats.org/drawingml/2006/wordprocessingDrawing" xmlns:w10="urn:schemas-microsoft-com:office:word" xmlns:w="http://schemas.openxmlformats.org/wordprocessingml/2006/main" xmlns:w14="http://schemas.microsoft.com/office/word/2010/wordml" xmlns:w15="http://schemas.microsoft.com/office/word/2012/wordml" xmlns:w16cex="http://schemas.microsoft.com/office/word/2018/wordml/cex" xmlns:w16cid="http://schemas.microsoft.com/office/word/2016/wordml/cid" xmlns:w16="http://schemas.microsoft.com/office/word/2018/wordml" xmlns:w16se="http://schemas.microsoft.com/office/word/2015/wordml/symex" xmlns:wpg="http://schemas.microsoft.com/office/word/2010/wordprocessingGroup" xmlns:wpi="http://schemas.microsoft.com/office/word/2010/wordprocessingInk" xmlns:wne="http://schemas.microsoft.com/office/word/2006/wordml" xmlns:wps="http://schemas.microsoft.com/office/word/2010/wordprocessingShape" mc:Ignorable="w14 w15 w16se w16cid w16 w16cex wp14">
+<w:document xmlns:wpc="http://schemas.microsoft.com/office/word/2010/wordprocessingCanvas" xmlns:cx="http://schemas.microsoft.com/office/drawing/2014/chartex" xmlns:cx1="http://schemas.microsoft.com/office/drawing/2015/9/8/chartex" xmlns:cx2="http://schemas.microsoft.com/office/drawing/2015/10/21/chartex" xmlns:cx3="http://schemas.microsoft.com/office/drawing/2016/5/9/chartex" xmlns:cx4="http://schemas.microsoft.com/office/drawing/2016/5/10/chartex" xmlns:cx5="http://schemas.microsoft.com/office/drawing/2016/5/11/chartex" xmlns:cx6="http://schemas.microsoft.com/office/drawing/2016/5/12/chartex" xmlns:cx7="http://schemas.microsoft.com/office/drawing/2016/5/13/chartex" xmlns:cx8="http://schemas.microsoft.com/office/drawing/2016/5/14/chartex" xmlns:mc="http://schemas.openxmlformats.org/markup-compatibility/2006" xmlns:aink="http://schemas.microsoft.com/office/drawing/2016/ink" xmlns:am3d="http://schemas.microsoft.com/office/drawing/2017/model3d" xmlns:o="urn:schemas-microsoft-com:office:office" xmlns:oel="http://schemas.microsoft.com/office/2019/extlst" xmlns:r="http://schemas.openxmlformats.org/officeDocument/2006/relationships" xmlns:m="http://schemas.openxmlformats.org/officeDocument/2006/math" xmlns:v="urn:schemas-microsoft-com:vml" xmlns:wp14="http://schemas.microsoft.com/office/word/2010/wordprocessingDrawing" xmlns:wp="http://schemas.openxmlformats.org/drawingml/2006/wordprocessingDrawing" xmlns:w10="urn:schemas-microsoft-com:office:word" xmlns:w="http://schemas.openxmlformats.org/wordprocessingml/2006/main" xmlns:w14="http://schemas.microsoft.com/office/word/2010/wordml" xmlns:w15="http://schemas.microsoft.com/office/word/2012/wordml" xmlns:w16cex="http://schemas.microsoft.com/office/word/2018/wordml/cex" xmlns:w16cid="http://schemas.microsoft.com/office/word/2016/wordml/cid" xmlns:w16="http://schemas.microsoft.com/office/word/2018/wordml" xmlns:w16du="http://schemas.microsoft.com/office/word/2023/wordml/word16du" xmlns:w16sdtdh="http://schemas.microsoft.com/office/word/2020/wordml/sdtdatahash" xmlns:w16se="http://schemas.microsoft.com/office/word/2015/wordml/symex" xmlns:wpg="http://schemas.microsoft.com/office/word/2010/wordprocessingGroup" xmlns:wpi="http://schemas.microsoft.com/office/word/2010/wordprocessingInk" xmlns:wne="http://schemas.microsoft.com/office/word/2006/wordml" xmlns:wps="http://schemas.microsoft.com/office/word/2010/wordprocessingShape" mc:Ignorable="w14 w15 w16se w16cid w16 w16cex w16sdtdh w16du wp14">
   <w:body>
     <w:p>
       <w:pPr>
@@ -2138,37 +2138,7 @@
                 <w:szCs w:val="20"/>
                 <w:lang w:val="en-US"/>
               </w:rPr>
-              <w:t>IKompaDocument</w:t>
-            </w:r>
-            <w:commentRangeStart w:id="0"/>
-            <w:commentRangeStart w:id="1"/>
-            <w:r>
-              <w:rPr>
-                <w:sz w:val="24"/>
-                <w:szCs w:val="20"/>
-                <w:lang w:val="en-US"/>
-              </w:rPr>
-              <w:t xml:space="preserve"> </w:t>
-            </w:r>
-            <w:commentRangeEnd w:id="0"/>
-            <w:r>
-              <w:rPr>
-                <w:rStyle w:val="aa"/>
-                <w:rFonts w:asciiTheme="minorHAnsi" w:eastAsiaTheme="minorEastAsia" w:hAnsiTheme="minorHAnsi" w:cstheme="minorBidi"/>
-                <w:color w:val="auto"/>
-                <w:lang w:val="en-US" w:eastAsia="zh-CN"/>
-              </w:rPr>
-              <w:commentReference w:id="0"/>
-            </w:r>
-            <w:commentRangeEnd w:id="1"/>
-            <w:r>
-              <w:rPr>
-                <w:rStyle w:val="aa"/>
-                <w:rFonts w:asciiTheme="minorHAnsi" w:eastAsiaTheme="minorEastAsia" w:hAnsiTheme="minorHAnsi" w:cstheme="minorBidi"/>
-                <w:color w:val="auto"/>
-                <w:lang w:val="en-US" w:eastAsia="zh-CN"/>
-              </w:rPr>
-              <w:commentReference w:id="1"/>
+              <w:t xml:space="preserve">IKompaDocument </w:t>
             </w:r>
           </w:p>
         </w:tc>
@@ -3300,7 +3270,7 @@
         </w:rPr>
         <w:lastRenderedPageBreak/>
         <w:drawing>
-          <wp:inline distT="0" distB="0" distL="0" distR="0" wp14:anchorId="532DAD49" wp14:editId="3D12A596">
+          <wp:inline distT="0" distB="0" distL="0" distR="0" wp14:anchorId="532DAD49" wp14:editId="58CB285F">
             <wp:extent cx="4537494" cy="2552852"/>
             <wp:effectExtent l="0" t="0" r="0" b="0"/>
             <wp:docPr id="3" name="Рисунок 3"/>
@@ -3317,7 +3287,7 @@
                     </pic:cNvPicPr>
                   </pic:nvPicPr>
                   <pic:blipFill>
-                    <a:blip r:embed="rId16" cstate="print">
+                    <a:blip r:embed="rId12" cstate="print">
                       <a:extLst>
                         <a:ext uri="{28A0092B-C50C-407E-A947-70E740481C1C}">
                           <a14:useLocalDpi xmlns:a14="http://schemas.microsoft.com/office/drawing/2010/main" val="0"/>
@@ -3518,7 +3488,7 @@
                     </pic:cNvPicPr>
                   </pic:nvPicPr>
                   <pic:blipFill>
-                    <a:blip r:embed="rId17" cstate="print">
+                    <a:blip r:embed="rId13" cstate="print">
                       <a:extLst>
                         <a:ext uri="{28A0092B-C50C-407E-A947-70E740481C1C}">
                           <a14:useLocalDpi xmlns:a14="http://schemas.microsoft.com/office/drawing/2010/main" val="0"/>
@@ -3671,11 +3641,11 @@
                     <pic:cNvPicPr/>
                   </pic:nvPicPr>
                   <pic:blipFill>
-                    <a:blip r:embed="rId18">
+                    <a:blip r:embed="rId14">
                       <a:extLst>
                         <a:ext uri="{BEBA8EAE-BF5A-486C-A8C5-ECC9F3942E4B}">
                           <a14:imgProps xmlns:a14="http://schemas.microsoft.com/office/drawing/2010/main">
-                            <a14:imgLayer r:embed="rId19">
+                            <a14:imgLayer r:embed="rId15">
                               <a14:imgEffect>
                                 <a14:sharpenSoften amount="50000"/>
                               </a14:imgEffect>
@@ -4279,32 +4249,7 @@
         <w:t>−</w:t>
       </w:r>
       <w:r>
-        <w:t xml:space="preserve"> стандартный язык визуального моделирования, предназначенный для моделирования бизнес-процессов и аналогичных процессов, анализа, проектирования и реализации систем на основе программного </w:t>
-      </w:r>
-      <w:commentRangeStart w:id="2"/>
-      <w:commentRangeStart w:id="3"/>
-      <w:r>
-        <w:t>обеспечения</w:t>
-      </w:r>
-      <w:commentRangeEnd w:id="2"/>
-      <w:r>
-        <w:rPr>
-          <w:rStyle w:val="aa"/>
-          <w:rFonts w:asciiTheme="minorHAnsi" w:eastAsiaTheme="minorEastAsia" w:hAnsiTheme="minorHAnsi" w:cstheme="minorBidi"/>
-          <w:color w:val="auto"/>
-          <w:lang w:val="en-US" w:eastAsia="zh-CN"/>
-        </w:rPr>
-        <w:commentReference w:id="2"/>
-      </w:r>
-      <w:commentRangeEnd w:id="3"/>
-      <w:r>
-        <w:rPr>
-          <w:rStyle w:val="aa"/>
-          <w:rFonts w:asciiTheme="minorHAnsi" w:eastAsiaTheme="minorEastAsia" w:hAnsiTheme="minorHAnsi" w:cstheme="minorBidi"/>
-          <w:color w:val="auto"/>
-          <w:lang w:val="en-US" w:eastAsia="zh-CN"/>
-        </w:rPr>
-        <w:commentReference w:id="3"/>
+        <w:t xml:space="preserve"> стандартный язык визуального моделирования, предназначенный для моделирования бизнес-процессов и аналогичных процессов, анализа, проектирования и реализации систем на основе программного обеспечения</w:t>
       </w:r>
       <w:r>
         <w:t xml:space="preserve"> </w:t>
@@ -4367,28 +4312,6 @@
         <w:ind w:right="59" w:firstLine="0"/>
         <w:jc w:val="center"/>
       </w:pPr>
-      <w:commentRangeStart w:id="4"/>
-      <w:commentRangeStart w:id="5"/>
-      <w:commentRangeEnd w:id="5"/>
-      <w:r>
-        <w:rPr>
-          <w:rStyle w:val="aa"/>
-          <w:rFonts w:asciiTheme="minorHAnsi" w:eastAsiaTheme="minorEastAsia" w:hAnsiTheme="minorHAnsi" w:cstheme="minorBidi"/>
-          <w:color w:val="auto"/>
-          <w:lang w:val="en-US" w:eastAsia="zh-CN"/>
-        </w:rPr>
-        <w:commentReference w:id="5"/>
-      </w:r>
-      <w:commentRangeEnd w:id="4"/>
-      <w:r>
-        <w:rPr>
-          <w:rStyle w:val="aa"/>
-          <w:rFonts w:asciiTheme="minorHAnsi" w:eastAsiaTheme="minorEastAsia" w:hAnsiTheme="minorHAnsi" w:cstheme="minorBidi"/>
-          <w:color w:val="auto"/>
-          <w:lang w:val="en-US" w:eastAsia="zh-CN"/>
-        </w:rPr>
-        <w:commentReference w:id="4"/>
-      </w:r>
       <w:r>
         <w:rPr>
           <w:noProof/>
@@ -4411,7 +4334,7 @@
                     </pic:cNvPicPr>
                   </pic:nvPicPr>
                   <pic:blipFill>
-                    <a:blip r:embed="rId20">
+                    <a:blip r:embed="rId16">
                       <a:extLst>
                         <a:ext uri="{28A0092B-C50C-407E-A947-70E740481C1C}">
                           <a14:useLocalDpi xmlns:a14="http://schemas.microsoft.com/office/drawing/2010/main" val="0"/>
@@ -8296,7 +8219,7 @@
                     <pic:cNvPicPr/>
                   </pic:nvPicPr>
                   <pic:blipFill>
-                    <a:blip r:embed="rId21"/>
+                    <a:blip r:embed="rId17"/>
                     <a:stretch>
                       <a:fillRect/>
                     </a:stretch>
@@ -8316,9 +8239,51 @@
           </wp:inline>
         </w:drawing>
       </w:r>
-      <w:commentRangeStart w:id="6"/>
-      <w:commentRangeStart w:id="7"/>
-      <w:commentRangeEnd w:id="6"/>
+      <w:r>
+        <w:rPr>
+          <w:noProof/>
+        </w:rPr>
+        <w:t xml:space="preserve"> </w:t>
+      </w:r>
+    </w:p>
+    <w:p>
+      <w:pPr>
+        <w:spacing w:line="240" w:lineRule="auto"/>
+        <w:ind w:right="59" w:firstLine="0"/>
+        <w:jc w:val="center"/>
+      </w:pPr>
+      <w:r>
+        <w:t xml:space="preserve">Рисунок 3.2 </w:t>
+      </w:r>
+      <w:r>
+        <w:rPr>
+          <w:szCs w:val="28"/>
+        </w:rPr>
+        <w:t>−</w:t>
+      </w:r>
+      <w:r>
+        <w:t xml:space="preserve"> Макет пользовательского интерфейса</w:t>
+      </w:r>
+    </w:p>
+    <w:p>
+      <w:pPr>
+        <w:spacing w:line="240" w:lineRule="auto"/>
+        <w:ind w:right="59" w:firstLine="0"/>
+        <w:jc w:val="center"/>
+      </w:pPr>
+    </w:p>
+    <w:p>
+      <w:pPr>
+        <w:ind w:right="59" w:firstLine="0"/>
+      </w:pPr>
+      <w:r>
+        <w:tab/>
+      </w:r>
+      <w:commentRangeStart w:id="0"/>
+      <w:r>
+        <w:t>Валидация в макете пользовательского интерфейса предполагает отображение пользователю ввод неправильного значения.</w:t>
+      </w:r>
+      <w:commentRangeEnd w:id="0"/>
       <w:r>
         <w:rPr>
           <w:rStyle w:val="aa"/>
@@ -8326,58 +8291,7 @@
           <w:color w:val="auto"/>
           <w:lang w:val="en-US" w:eastAsia="zh-CN"/>
         </w:rPr>
-        <w:commentReference w:id="6"/>
-      </w:r>
-      <w:commentRangeEnd w:id="7"/>
-      <w:r>
-        <w:rPr>
-          <w:rStyle w:val="aa"/>
-          <w:rFonts w:asciiTheme="minorHAnsi" w:eastAsiaTheme="minorEastAsia" w:hAnsiTheme="minorHAnsi" w:cstheme="minorBidi"/>
-          <w:color w:val="auto"/>
-          <w:lang w:val="en-US" w:eastAsia="zh-CN"/>
-        </w:rPr>
-        <w:commentReference w:id="7"/>
-      </w:r>
-      <w:r>
-        <w:rPr>
-          <w:noProof/>
-        </w:rPr>
-        <w:t xml:space="preserve"> </w:t>
-      </w:r>
-    </w:p>
-    <w:p>
-      <w:pPr>
-        <w:spacing w:line="240" w:lineRule="auto"/>
-        <w:ind w:right="59" w:firstLine="0"/>
-        <w:jc w:val="center"/>
-      </w:pPr>
-      <w:r>
-        <w:t xml:space="preserve">Рисунок 3.2 </w:t>
-      </w:r>
-      <w:r>
-        <w:rPr>
-          <w:szCs w:val="28"/>
-        </w:rPr>
-        <w:t>−</w:t>
-      </w:r>
-      <w:r>
-        <w:t xml:space="preserve"> Макет пользовательского интерфейса</w:t>
-      </w:r>
-    </w:p>
-    <w:p>
-      <w:pPr>
-        <w:spacing w:line="240" w:lineRule="auto"/>
-        <w:ind w:right="59" w:firstLine="0"/>
-        <w:jc w:val="center"/>
-      </w:pPr>
-    </w:p>
-    <w:p>
-      <w:pPr>
-        <w:ind w:right="59" w:firstLine="0"/>
-      </w:pPr>
-      <w:r>
-        <w:tab/>
-        <w:t>Валидация в макете пользовательского интерфейса предполагает отображение пользователю ввод неправильного значения.</w:t>
+        <w:commentReference w:id="0"/>
       </w:r>
     </w:p>
     <w:p>
@@ -8450,13 +8364,13 @@
       <w:r>
         <w:t xml:space="preserve"> Реакция </w:t>
       </w:r>
-      <w:commentRangeStart w:id="8"/>
-      <w:commentRangeStart w:id="9"/>
-      <w:commentRangeStart w:id="10"/>
+      <w:commentRangeStart w:id="1"/>
+      <w:commentRangeStart w:id="2"/>
+      <w:commentRangeStart w:id="3"/>
       <w:r>
         <w:t>системы на ошибки в введенных параметрах</w:t>
       </w:r>
-      <w:commentRangeEnd w:id="8"/>
+      <w:commentRangeEnd w:id="1"/>
       <w:r>
         <w:rPr>
           <w:rStyle w:val="aa"/>
@@ -8464,9 +8378,9 @@
           <w:color w:val="auto"/>
           <w:lang w:val="en-US" w:eastAsia="zh-CN"/>
         </w:rPr>
-        <w:commentReference w:id="8"/>
-      </w:r>
-      <w:commentRangeEnd w:id="9"/>
+        <w:commentReference w:id="1"/>
+      </w:r>
+      <w:commentRangeEnd w:id="2"/>
       <w:r>
         <w:rPr>
           <w:rStyle w:val="aa"/>
@@ -8474,9 +8388,9 @@
           <w:color w:val="auto"/>
           <w:lang w:val="en-US" w:eastAsia="zh-CN"/>
         </w:rPr>
-        <w:commentReference w:id="9"/>
-      </w:r>
-      <w:commentRangeEnd w:id="10"/>
+        <w:commentReference w:id="2"/>
+      </w:r>
+      <w:commentRangeEnd w:id="3"/>
       <w:r>
         <w:rPr>
           <w:rStyle w:val="aa"/>
@@ -8484,7 +8398,7 @@
           <w:color w:val="auto"/>
           <w:lang w:val="en-US" w:eastAsia="zh-CN"/>
         </w:rPr>
-        <w:commentReference w:id="10"/>
+        <w:commentReference w:id="3"/>
       </w:r>
     </w:p>
     <w:p>
@@ -9090,11 +9004,14 @@
 </file>
 
 <file path=word/comments.xml><?xml version="1.0" encoding="utf-8"?>
-<w:comments xmlns:wpc="http://schemas.microsoft.com/office/word/2010/wordprocessingCanvas" xmlns:cx="http://schemas.microsoft.com/office/drawing/2014/chartex" xmlns:cx1="http://schemas.microsoft.com/office/drawing/2015/9/8/chartex" xmlns:cx2="http://schemas.microsoft.com/office/drawing/2015/10/21/chartex" xmlns:cx3="http://schemas.microsoft.com/office/drawing/2016/5/9/chartex" xmlns:cx4="http://schemas.microsoft.com/office/drawing/2016/5/10/chartex" xmlns:cx5="http://schemas.microsoft.com/office/drawing/2016/5/11/chartex" xmlns:cx6="http://schemas.microsoft.com/office/drawing/2016/5/12/chartex" xmlns:cx7="http://schemas.microsoft.com/office/drawing/2016/5/13/chartex" xmlns:cx8="http://schemas.microsoft.com/office/drawing/2016/5/14/chartex" xmlns:mc="http://schemas.openxmlformats.org/markup-compatibility/2006" xmlns:aink="http://schemas.microsoft.com/office/drawing/2016/ink" xmlns:am3d="http://schemas.microsoft.com/office/drawing/2017/model3d" xmlns:o="urn:schemas-microsoft-com:office:office" xmlns:r="http://schemas.openxmlformats.org/officeDocument/2006/relationships" xmlns:m="http://schemas.openxmlformats.org/officeDocument/2006/math" xmlns:v="urn:schemas-microsoft-com:vml" xmlns:wp14="http://schemas.microsoft.com/office/word/2010/wordprocessingDrawing" xmlns:wp="http://schemas.openxmlformats.org/drawingml/2006/wordprocessingDrawing" xmlns:w10="urn:schemas-microsoft-com:office:word" xmlns:w="http://schemas.openxmlformats.org/wordprocessingml/2006/main" xmlns:w14="http://schemas.microsoft.com/office/word/2010/wordml" xmlns:w15="http://schemas.microsoft.com/office/word/2012/wordml" xmlns:w16cex="http://schemas.microsoft.com/office/word/2018/wordml/cex" xmlns:w16cid="http://schemas.microsoft.com/office/word/2016/wordml/cid" xmlns:w16="http://schemas.microsoft.com/office/word/2018/wordml" xmlns:w16se="http://schemas.microsoft.com/office/word/2015/wordml/symex" xmlns:wpg="http://schemas.microsoft.com/office/word/2010/wordprocessingGroup" xmlns:wpi="http://schemas.microsoft.com/office/word/2010/wordprocessingInk" xmlns:wne="http://schemas.microsoft.com/office/word/2006/wordml" xmlns:wps="http://schemas.microsoft.com/office/word/2010/wordprocessingShape" mc:Ignorable="w14 w15 w16se w16cid w16 w16cex wp14">
-  <w:comment w:id="0" w:author="Kalentyev Alexey" w:date="2024-11-18T13:07:00Z" w:initials="KA">
+<w:comments xmlns:wpc="http://schemas.microsoft.com/office/word/2010/wordprocessingCanvas" xmlns:cx="http://schemas.microsoft.com/office/drawing/2014/chartex" xmlns:cx1="http://schemas.microsoft.com/office/drawing/2015/9/8/chartex" xmlns:cx2="http://schemas.microsoft.com/office/drawing/2015/10/21/chartex" xmlns:cx3="http://schemas.microsoft.com/office/drawing/2016/5/9/chartex" xmlns:cx4="http://schemas.microsoft.com/office/drawing/2016/5/10/chartex" xmlns:cx5="http://schemas.microsoft.com/office/drawing/2016/5/11/chartex" xmlns:cx6="http://schemas.microsoft.com/office/drawing/2016/5/12/chartex" xmlns:cx7="http://schemas.microsoft.com/office/drawing/2016/5/13/chartex" xmlns:cx8="http://schemas.microsoft.com/office/drawing/2016/5/14/chartex" xmlns:mc="http://schemas.openxmlformats.org/markup-compatibility/2006" xmlns:aink="http://schemas.microsoft.com/office/drawing/2016/ink" xmlns:am3d="http://schemas.microsoft.com/office/drawing/2017/model3d" xmlns:o="urn:schemas-microsoft-com:office:office" xmlns:oel="http://schemas.microsoft.com/office/2019/extlst" xmlns:r="http://schemas.openxmlformats.org/officeDocument/2006/relationships" xmlns:m="http://schemas.openxmlformats.org/officeDocument/2006/math" xmlns:v="urn:schemas-microsoft-com:vml" xmlns:wp14="http://schemas.microsoft.com/office/word/2010/wordprocessingDrawing" xmlns:wp="http://schemas.openxmlformats.org/drawingml/2006/wordprocessingDrawing" xmlns:w10="urn:schemas-microsoft-com:office:word" xmlns:w="http://schemas.openxmlformats.org/wordprocessingml/2006/main" xmlns:w14="http://schemas.microsoft.com/office/word/2010/wordml" xmlns:w15="http://schemas.microsoft.com/office/word/2012/wordml" xmlns:w16cex="http://schemas.microsoft.com/office/word/2018/wordml/cex" xmlns:w16cid="http://schemas.microsoft.com/office/word/2016/wordml/cid" xmlns:w16="http://schemas.microsoft.com/office/word/2018/wordml" xmlns:w16du="http://schemas.microsoft.com/office/word/2023/wordml/word16du" xmlns:w16sdtdh="http://schemas.microsoft.com/office/word/2020/wordml/sdtdatahash" xmlns:w16se="http://schemas.microsoft.com/office/word/2015/wordml/symex" xmlns:wpg="http://schemas.microsoft.com/office/word/2010/wordprocessingGroup" xmlns:wpi="http://schemas.microsoft.com/office/word/2010/wordprocessingInk" xmlns:wne="http://schemas.microsoft.com/office/word/2006/wordml" xmlns:wps="http://schemas.microsoft.com/office/word/2010/wordprocessingShape" mc:Ignorable="w14 w15 w16se w16cid w16 w16cex w16sdtdh w16du wp14">
+  <w:comment w:id="0" w:author="Kalentyev Alexey" w:date="2024-12-16T13:48:00Z" w:initials="KA">
     <w:p>
       <w:pPr>
         <w:pStyle w:val="ab"/>
+        <w:rPr>
+          <w:lang w:val="ru-RU"/>
+        </w:rPr>
       </w:pPr>
       <w:r>
         <w:rPr>
@@ -9102,9 +9019,15 @@
         </w:rPr>
         <w:annotationRef/>
       </w:r>
+      <w:r>
+        <w:rPr>
+          <w:lang w:val="ru-RU"/>
+        </w:rPr>
+        <w:t>Сослаться на рисунок.</w:t>
+      </w:r>
     </w:p>
   </w:comment>
-  <w:comment w:id="1" w:author="Mr Dei" w:date="2024-11-18T13:23:00Z" w:initials="MD">
+  <w:comment w:id="1" w:author="Kalentyev Alexey" w:date="2024-11-18T13:14:00Z" w:initials="KA">
     <w:p>
       <w:pPr>
         <w:pStyle w:val="ab"/>
@@ -9122,11 +9045,11 @@
         <w:rPr>
           <w:lang w:val="ru-RU"/>
         </w:rPr>
-        <w:t>Убрал лишнее</w:t>
+        <w:t>Реализовать валидацию так, чтобы макет отображал неправильно введенные ЗАВИСИМЫЕ параметры</w:t>
       </w:r>
     </w:p>
   </w:comment>
-  <w:comment w:id="2" w:author="Kalentyev Alexey" w:date="2024-11-18T13:08:00Z" w:initials="KA">
+  <w:comment w:id="2" w:author="Mr Dei" w:date="2024-11-18T13:28:00Z" w:initials="MD">
     <w:p>
       <w:pPr>
         <w:pStyle w:val="ab"/>
@@ -9142,234 +9065,7 @@
       </w:r>
     </w:p>
   </w:comment>
-  <w:comment w:id="3" w:author="Mr Dei" w:date="2024-11-18T13:23:00Z" w:initials="MD">
-    <w:p>
-      <w:pPr>
-        <w:pStyle w:val="ab"/>
-        <w:rPr>
-          <w:lang w:val="ru-RU"/>
-        </w:rPr>
-      </w:pPr>
-      <w:r>
-        <w:rPr>
-          <w:rStyle w:val="aa"/>
-        </w:rPr>
-        <w:annotationRef/>
-      </w:r>
-      <w:r>
-        <w:rPr>
-          <w:lang w:val="ru-RU"/>
-        </w:rPr>
-        <w:t>Указана ссылка на источник</w:t>
-      </w:r>
-    </w:p>
-  </w:comment>
-  <w:comment w:id="5" w:author="Kalentyev Alexey" w:date="2024-11-18T13:09:00Z" w:initials="KA">
-    <w:p>
-      <w:pPr>
-        <w:pStyle w:val="ab"/>
-      </w:pPr>
-      <w:r>
-        <w:rPr>
-          <w:rStyle w:val="aa"/>
-        </w:rPr>
-        <w:annotationRef/>
-      </w:r>
-      <w:r>
-        <w:t xml:space="preserve">Parameters – </w:t>
-      </w:r>
-      <w:r>
-        <w:rPr>
-          <w:lang w:val="ru-RU"/>
-        </w:rPr>
-        <w:t>кратности</w:t>
-      </w:r>
-      <w:r>
-        <w:t xml:space="preserve"> </w:t>
-      </w:r>
-      <w:r>
-        <w:rPr>
-          <w:lang w:val="ru-RU"/>
-        </w:rPr>
-        <w:t>с</w:t>
-      </w:r>
-      <w:r>
-        <w:t xml:space="preserve"> </w:t>
-      </w:r>
-      <w:r>
-        <w:t xml:space="preserve">Parameter </w:t>
-      </w:r>
-      <w:r>
-        <w:rPr>
-          <w:lang w:val="ru-RU"/>
-        </w:rPr>
-        <w:t>и</w:t>
-      </w:r>
-      <w:r>
-        <w:t xml:space="preserve"> </w:t>
-      </w:r>
-      <w:r>
-        <w:t>ParameterType</w:t>
-      </w:r>
-    </w:p>
-    <w:p>
-      <w:pPr>
-        <w:pStyle w:val="ab"/>
-        <w:rPr>
-          <w:lang w:val="ru-RU"/>
-        </w:rPr>
-      </w:pPr>
-      <w:r>
-        <w:t>Parameter</w:t>
-      </w:r>
-      <w:r>
-        <w:rPr>
-          <w:lang w:val="ru-RU"/>
-        </w:rPr>
-        <w:t xml:space="preserve"> – </w:t>
-      </w:r>
-      <w:r>
-        <w:rPr>
-          <w:lang w:val="ru-RU"/>
-        </w:rPr>
-        <w:t>что с полями? Как выполняется валидация, хватит ли только свойств.</w:t>
-      </w:r>
-    </w:p>
-  </w:comment>
-  <w:comment w:id="4" w:author="Mr Dei" w:date="2024-12-16T13:20:00Z" w:initials="MD">
-    <w:p>
-      <w:pPr>
-        <w:pStyle w:val="ab"/>
-        <w:numPr>
-          <w:ilvl w:val="0"/>
-          <w:numId w:val="5"/>
-        </w:numPr>
-        <w:rPr>
-          <w:lang w:val="ru-RU"/>
-        </w:rPr>
-      </w:pPr>
-      <w:r>
-        <w:rPr>
-          <w:rStyle w:val="aa"/>
-        </w:rPr>
-        <w:annotationRef/>
-      </w:r>
-      <w:r>
-        <w:rPr>
-          <w:lang w:val="ru-RU"/>
-        </w:rPr>
-        <w:t>Кратность добавлена</w:t>
-      </w:r>
-      <w:r>
-        <w:rPr>
-          <w:lang w:val="ru-RU"/>
-        </w:rPr>
-        <w:br/>
-        <w:t xml:space="preserve">2.Валидация на расположение значения между минимумом и максимумом выполняется в </w:t>
-      </w:r>
-      <w:r>
-        <w:t>Parameter</w:t>
-      </w:r>
-      <w:r>
-        <w:rPr>
-          <w:lang w:val="ru-RU"/>
-        </w:rPr>
-        <w:t xml:space="preserve">. Валидация зависимых параметров реализована в </w:t>
-      </w:r>
-      <w:r>
-        <w:t>Parameters</w:t>
-      </w:r>
-    </w:p>
-  </w:comment>
-  <w:comment w:id="6" w:author="Kalentyev Alexey" w:date="2024-11-18T13:13:00Z" w:initials="KA">
-    <w:p>
-      <w:pPr>
-        <w:pStyle w:val="ab"/>
-        <w:rPr>
-          <w:lang w:val="ru-RU"/>
-        </w:rPr>
-      </w:pPr>
-      <w:r>
-        <w:rPr>
-          <w:rStyle w:val="aa"/>
-        </w:rPr>
-        <w:annotationRef/>
-      </w:r>
-      <w:r>
-        <w:rPr>
-          <w:lang w:val="ru-RU"/>
-        </w:rPr>
-        <w:t>Выделение областей ответственности</w:t>
-      </w:r>
-    </w:p>
-  </w:comment>
-  <w:comment w:id="7" w:author="Mr Dei" w:date="2024-11-18T13:24:00Z" w:initials="MD">
-    <w:p>
-      <w:pPr>
-        <w:pStyle w:val="ab"/>
-        <w:rPr>
-          <w:lang w:val="ru-RU"/>
-        </w:rPr>
-      </w:pPr>
-      <w:r>
-        <w:rPr>
-          <w:rStyle w:val="aa"/>
-        </w:rPr>
-        <w:annotationRef/>
-      </w:r>
-      <w:r>
-        <w:rPr>
-          <w:lang w:val="ru-RU"/>
-        </w:rPr>
-        <w:t>выполнено</w:t>
-      </w:r>
-    </w:p>
-  </w:comment>
-  <w:comment w:id="8" w:author="Kalentyev Alexey" w:date="2024-11-18T13:14:00Z" w:initials="KA">
-    <w:p>
-      <w:pPr>
-        <w:pStyle w:val="ab"/>
-        <w:rPr>
-          <w:lang w:val="ru-RU"/>
-        </w:rPr>
-      </w:pPr>
-      <w:r>
-        <w:rPr>
-          <w:rStyle w:val="aa"/>
-        </w:rPr>
-        <w:annotationRef/>
-      </w:r>
-      <w:r>
-        <w:rPr>
-          <w:lang w:val="ru-RU"/>
-        </w:rPr>
-        <w:t>Реализовать</w:t>
-      </w:r>
-      <w:r>
-        <w:rPr>
-          <w:lang w:val="ru-RU"/>
-        </w:rPr>
-        <w:t xml:space="preserve"> валидацию так, чтобы макет отображал неправильно введенные ЗАВИСИМЫЕ параметры</w:t>
-      </w:r>
-    </w:p>
-  </w:comment>
-  <w:comment w:id="9" w:author="Mr Dei" w:date="2024-11-18T13:28:00Z" w:initials="MD">
-    <w:p>
-      <w:pPr>
-        <w:pStyle w:val="ab"/>
-        <w:rPr>
-          <w:lang w:val="ru-RU"/>
-        </w:rPr>
-      </w:pPr>
-      <w:r>
-        <w:rPr>
-          <w:rStyle w:val="aa"/>
-        </w:rPr>
-        <w:annotationRef/>
-      </w:r>
-    </w:p>
-  </w:comment>
-  <w:comment w:id="10" w:author="Mr Dei" w:date="2024-12-16T13:33:00Z" w:initials="MD">
+  <w:comment w:id="3" w:author="Mr Dei" w:date="2024-12-16T13:33:00Z" w:initials="MD">
     <w:p>
       <w:pPr>
         <w:pStyle w:val="ab"/>
@@ -9395,15 +9091,8 @@
 </file>
 
 <file path=word/commentsExtended.xml><?xml version="1.0" encoding="utf-8"?>
-<w15:commentsEx xmlns:wpc="http://schemas.microsoft.com/office/word/2010/wordprocessingCanvas" xmlns:cx="http://schemas.microsoft.com/office/drawing/2014/chartex" xmlns:cx1="http://schemas.microsoft.com/office/drawing/2015/9/8/chartex" xmlns:cx2="http://schemas.microsoft.com/office/drawing/2015/10/21/chartex" xmlns:cx3="http://schemas.microsoft.com/office/drawing/2016/5/9/chartex" xmlns:cx4="http://schemas.microsoft.com/office/drawing/2016/5/10/chartex" xmlns:cx5="http://schemas.microsoft.com/office/drawing/2016/5/11/chartex" xmlns:cx6="http://schemas.microsoft.com/office/drawing/2016/5/12/chartex" xmlns:cx7="http://schemas.microsoft.com/office/drawing/2016/5/13/chartex" xmlns:cx8="http://schemas.microsoft.com/office/drawing/2016/5/14/chartex" xmlns:mc="http://schemas.openxmlformats.org/markup-compatibility/2006" xmlns:aink="http://schemas.microsoft.com/office/drawing/2016/ink" xmlns:am3d="http://schemas.microsoft.com/office/drawing/2017/model3d" xmlns:o="urn:schemas-microsoft-com:office:office" xmlns:r="http://schemas.openxmlformats.org/officeDocument/2006/relationships" xmlns:m="http://schemas.openxmlformats.org/officeDocument/2006/math" xmlns:v="urn:schemas-microsoft-com:vml" xmlns:wp14="http://schemas.microsoft.com/office/word/2010/wordprocessingDrawing" xmlns:wp="http://schemas.openxmlformats.org/drawingml/2006/wordprocessingDrawing" xmlns:w10="urn:schemas-microsoft-com:office:word" xmlns:w="http://schemas.openxmlformats.org/wordprocessingml/2006/main" xmlns:w14="http://schemas.microsoft.com/office/word/2010/wordml" xmlns:w15="http://schemas.microsoft.com/office/word/2012/wordml" xmlns:w16cex="http://schemas.microsoft.com/office/word/2018/wordml/cex" xmlns:w16cid="http://schemas.microsoft.com/office/word/2016/wordml/cid" xmlns:w16="http://schemas.microsoft.com/office/word/2018/wordml" xmlns:w16se="http://schemas.microsoft.com/office/word/2015/wordml/symex" xmlns:wpg="http://schemas.microsoft.com/office/word/2010/wordprocessingGroup" xmlns:wpi="http://schemas.microsoft.com/office/word/2010/wordprocessingInk" xmlns:wne="http://schemas.microsoft.com/office/word/2006/wordml" xmlns:wps="http://schemas.microsoft.com/office/word/2010/wordprocessingShape" mc:Ignorable="w14 w15 w16se w16cid w16 w16cex wp14">
-  <w15:commentEx w15:paraId="0168110B" w15:done="0"/>
-  <w15:commentEx w15:paraId="6CE3BEBD" w15:paraIdParent="0168110B" w15:done="0"/>
-  <w15:commentEx w15:paraId="304630B1" w15:done="0"/>
-  <w15:commentEx w15:paraId="7D1FCFA9" w15:paraIdParent="304630B1" w15:done="0"/>
-  <w15:commentEx w15:paraId="54A9AAAC" w15:done="0"/>
-  <w15:commentEx w15:paraId="20D37F09" w15:paraIdParent="54A9AAAC" w15:done="0"/>
-  <w15:commentEx w15:paraId="412EE9E5" w15:done="0"/>
-  <w15:commentEx w15:paraId="7B8F34DE" w15:paraIdParent="412EE9E5" w15:done="0"/>
+<w15:commentsEx xmlns:wpc="http://schemas.microsoft.com/office/word/2010/wordprocessingCanvas" xmlns:cx="http://schemas.microsoft.com/office/drawing/2014/chartex" xmlns:cx1="http://schemas.microsoft.com/office/drawing/2015/9/8/chartex" xmlns:cx2="http://schemas.microsoft.com/office/drawing/2015/10/21/chartex" xmlns:cx3="http://schemas.microsoft.com/office/drawing/2016/5/9/chartex" xmlns:cx4="http://schemas.microsoft.com/office/drawing/2016/5/10/chartex" xmlns:cx5="http://schemas.microsoft.com/office/drawing/2016/5/11/chartex" xmlns:cx6="http://schemas.microsoft.com/office/drawing/2016/5/12/chartex" xmlns:cx7="http://schemas.microsoft.com/office/drawing/2016/5/13/chartex" xmlns:cx8="http://schemas.microsoft.com/office/drawing/2016/5/14/chartex" xmlns:mc="http://schemas.openxmlformats.org/markup-compatibility/2006" xmlns:aink="http://schemas.microsoft.com/office/drawing/2016/ink" xmlns:am3d="http://schemas.microsoft.com/office/drawing/2017/model3d" xmlns:o="urn:schemas-microsoft-com:office:office" xmlns:oel="http://schemas.microsoft.com/office/2019/extlst" xmlns:r="http://schemas.openxmlformats.org/officeDocument/2006/relationships" xmlns:m="http://schemas.openxmlformats.org/officeDocument/2006/math" xmlns:v="urn:schemas-microsoft-com:vml" xmlns:wp14="http://schemas.microsoft.com/office/word/2010/wordprocessingDrawing" xmlns:wp="http://schemas.openxmlformats.org/drawingml/2006/wordprocessingDrawing" xmlns:w10="urn:schemas-microsoft-com:office:word" xmlns:w="http://schemas.openxmlformats.org/wordprocessingml/2006/main" xmlns:w14="http://schemas.microsoft.com/office/word/2010/wordml" xmlns:w15="http://schemas.microsoft.com/office/word/2012/wordml" xmlns:w16cex="http://schemas.microsoft.com/office/word/2018/wordml/cex" xmlns:w16cid="http://schemas.microsoft.com/office/word/2016/wordml/cid" xmlns:w16="http://schemas.microsoft.com/office/word/2018/wordml" xmlns:w16du="http://schemas.microsoft.com/office/word/2023/wordml/word16du" xmlns:w16sdtdh="http://schemas.microsoft.com/office/word/2020/wordml/sdtdatahash" xmlns:w16se="http://schemas.microsoft.com/office/word/2015/wordml/symex" xmlns:wpg="http://schemas.microsoft.com/office/word/2010/wordprocessingGroup" xmlns:wpi="http://schemas.microsoft.com/office/word/2010/wordprocessingInk" xmlns:wne="http://schemas.microsoft.com/office/word/2006/wordml" xmlns:wps="http://schemas.microsoft.com/office/word/2010/wordprocessingShape" mc:Ignorable="w14 w15 w16se w16cid w16 w16cex w16sdtdh w16du wp14">
+  <w15:commentEx w15:paraId="26A62980" w15:done="0"/>
   <w15:commentEx w15:paraId="0876E59F" w15:done="0"/>
   <w15:commentEx w15:paraId="24D1E7A9" w15:paraIdParent="0876E59F" w15:done="0"/>
   <w15:commentEx w15:paraId="06D687AE" w15:paraIdParent="0876E59F" w15:done="0"/>
@@ -9411,15 +9100,8 @@
 </file>
 
 <file path=word/commentsExtensible.xml><?xml version="1.0" encoding="utf-8"?>
-<w16cex:commentsExtensible xmlns:wpc="http://schemas.microsoft.com/office/word/2010/wordprocessingCanvas" xmlns:cx="http://schemas.microsoft.com/office/drawing/2014/chartex" xmlns:cx1="http://schemas.microsoft.com/office/drawing/2015/9/8/chartex" xmlns:cx2="http://schemas.microsoft.com/office/drawing/2015/10/21/chartex" xmlns:cx3="http://schemas.microsoft.com/office/drawing/2016/5/9/chartex" xmlns:cx4="http://schemas.microsoft.com/office/drawing/2016/5/10/chartex" xmlns:cx5="http://schemas.microsoft.com/office/drawing/2016/5/11/chartex" xmlns:cx6="http://schemas.microsoft.com/office/drawing/2016/5/12/chartex" xmlns:cx7="http://schemas.microsoft.com/office/drawing/2016/5/13/chartex" xmlns:cx8="http://schemas.microsoft.com/office/drawing/2016/5/14/chartex" xmlns:mc="http://schemas.openxmlformats.org/markup-compatibility/2006" xmlns:aink="http://schemas.microsoft.com/office/drawing/2016/ink" xmlns:am3d="http://schemas.microsoft.com/office/drawing/2017/model3d" xmlns:o="urn:schemas-microsoft-com:office:office" xmlns:r="http://schemas.openxmlformats.org/officeDocument/2006/relationships" xmlns:m="http://schemas.openxmlformats.org/officeDocument/2006/math" xmlns:v="urn:schemas-microsoft-com:vml" xmlns:wp14="http://schemas.microsoft.com/office/word/2010/wordprocessingDrawing" xmlns:wp="http://schemas.openxmlformats.org/drawingml/2006/wordprocessingDrawing" xmlns:w10="urn:schemas-microsoft-com:office:word" xmlns:w="http://schemas.openxmlformats.org/wordprocessingml/2006/main" xmlns:w14="http://schemas.microsoft.com/office/word/2010/wordml" xmlns:w15="http://schemas.microsoft.com/office/word/2012/wordml" xmlns:w16cex="http://schemas.microsoft.com/office/word/2018/wordml/cex" xmlns:w16cid="http://schemas.microsoft.com/office/word/2016/wordml/cid" xmlns:w16="http://schemas.microsoft.com/office/word/2018/wordml" xmlns:w16se="http://schemas.microsoft.com/office/word/2015/wordml/symex" xmlns:wpg="http://schemas.microsoft.com/office/word/2010/wordprocessingGroup" xmlns:wpi="http://schemas.microsoft.com/office/word/2010/wordprocessingInk" xmlns:wne="http://schemas.microsoft.com/office/word/2006/wordml" xmlns:wps="http://schemas.microsoft.com/office/word/2010/wordprocessingShape" mc:Ignorable="w14 w15 w16se w16cid w16 w16cex wp14">
-  <w16cex:commentExtensible w16cex:durableId="218E493E" w16cex:dateUtc="2024-11-18T06:07:00Z"/>
-  <w16cex:commentExtensible w16cex:durableId="2AE5BE35" w16cex:dateUtc="2024-11-18T06:23:00Z"/>
-  <w16cex:commentExtensible w16cex:durableId="61BEBEAF" w16cex:dateUtc="2024-11-18T06:08:00Z"/>
-  <w16cex:commentExtensible w16cex:durableId="2AE5BE64" w16cex:dateUtc="2024-11-18T06:23:00Z"/>
-  <w16cex:commentExtensible w16cex:durableId="2806402D" w16cex:dateUtc="2024-11-18T06:09:00Z"/>
-  <w16cex:commentExtensible w16cex:durableId="2B0AA7B7" w16cex:dateUtc="2024-12-16T06:20:00Z"/>
-  <w16cex:commentExtensible w16cex:durableId="4018C65E" w16cex:dateUtc="2024-11-18T06:13:00Z"/>
-  <w16cex:commentExtensible w16cex:durableId="2AE5BE7B" w16cex:dateUtc="2024-11-18T06:24:00Z"/>
+<w16cex:commentsExtensible xmlns:wpc="http://schemas.microsoft.com/office/word/2010/wordprocessingCanvas" xmlns:cx="http://schemas.microsoft.com/office/drawing/2014/chartex" xmlns:cx1="http://schemas.microsoft.com/office/drawing/2015/9/8/chartex" xmlns:cx2="http://schemas.microsoft.com/office/drawing/2015/10/21/chartex" xmlns:cx3="http://schemas.microsoft.com/office/drawing/2016/5/9/chartex" xmlns:cx4="http://schemas.microsoft.com/office/drawing/2016/5/10/chartex" xmlns:cx5="http://schemas.microsoft.com/office/drawing/2016/5/11/chartex" xmlns:cx6="http://schemas.microsoft.com/office/drawing/2016/5/12/chartex" xmlns:cx7="http://schemas.microsoft.com/office/drawing/2016/5/13/chartex" xmlns:cx8="http://schemas.microsoft.com/office/drawing/2016/5/14/chartex" xmlns:cr="http://schemas.microsoft.com/office/comments/2020/reactions" xmlns:mc="http://schemas.openxmlformats.org/markup-compatibility/2006" xmlns:aink="http://schemas.microsoft.com/office/drawing/2016/ink" xmlns:am3d="http://schemas.microsoft.com/office/drawing/2017/model3d" xmlns:o="urn:schemas-microsoft-com:office:office" xmlns:oel="http://schemas.microsoft.com/office/2019/extlst" xmlns:r="http://schemas.openxmlformats.org/officeDocument/2006/relationships" xmlns:m="http://schemas.openxmlformats.org/officeDocument/2006/math" xmlns:v="urn:schemas-microsoft-com:vml" xmlns:wp14="http://schemas.microsoft.com/office/word/2010/wordprocessingDrawing" xmlns:wp="http://schemas.openxmlformats.org/drawingml/2006/wordprocessingDrawing" xmlns:w10="urn:schemas-microsoft-com:office:word" xmlns:w="http://schemas.openxmlformats.org/wordprocessingml/2006/main" xmlns:w14="http://schemas.microsoft.com/office/word/2010/wordml" xmlns:w15="http://schemas.microsoft.com/office/word/2012/wordml" xmlns:w16cex="http://schemas.microsoft.com/office/word/2018/wordml/cex" xmlns:w16cid="http://schemas.microsoft.com/office/word/2016/wordml/cid" xmlns:w16="http://schemas.microsoft.com/office/word/2018/wordml" xmlns:w16du="http://schemas.microsoft.com/office/word/2023/wordml/word16du" xmlns:w16sdtdh="http://schemas.microsoft.com/office/word/2020/wordml/sdtdatahash" xmlns:w16se="http://schemas.microsoft.com/office/word/2015/wordml/symex" xmlns:wpg="http://schemas.microsoft.com/office/word/2010/wordprocessingGroup" xmlns:wpi="http://schemas.microsoft.com/office/word/2010/wordprocessingInk" xmlns:wne="http://schemas.microsoft.com/office/word/2006/wordml" xmlns:wps="http://schemas.microsoft.com/office/word/2010/wordprocessingShape" mc:Ignorable="w14 w15 w16se w16cid w16 w16cex w16sdtdh cr w16du wp14">
+  <w16cex:commentExtensible w16cex:durableId="1F968C5D" w16cex:dateUtc="2024-12-16T06:48:00Z"/>
   <w16cex:commentExtensible w16cex:durableId="712E696B" w16cex:dateUtc="2024-11-18T06:14:00Z"/>
   <w16cex:commentExtensible w16cex:durableId="2AE5BF95" w16cex:dateUtc="2024-11-18T06:28:00Z"/>
   <w16cex:commentExtensible w16cex:durableId="2B0AAAAC" w16cex:dateUtc="2024-12-16T06:33:00Z"/>
@@ -9427,15 +9109,8 @@
 </file>
 
 <file path=word/commentsIds.xml><?xml version="1.0" encoding="utf-8"?>
-<w16cid:commentsIds xmlns:wpc="http://schemas.microsoft.com/office/word/2010/wordprocessingCanvas" xmlns:cx="http://schemas.microsoft.com/office/drawing/2014/chartex" xmlns:cx1="http://schemas.microsoft.com/office/drawing/2015/9/8/chartex" xmlns:cx2="http://schemas.microsoft.com/office/drawing/2015/10/21/chartex" xmlns:cx3="http://schemas.microsoft.com/office/drawing/2016/5/9/chartex" xmlns:cx4="http://schemas.microsoft.com/office/drawing/2016/5/10/chartex" xmlns:cx5="http://schemas.microsoft.com/office/drawing/2016/5/11/chartex" xmlns:cx6="http://schemas.microsoft.com/office/drawing/2016/5/12/chartex" xmlns:cx7="http://schemas.microsoft.com/office/drawing/2016/5/13/chartex" xmlns:cx8="http://schemas.microsoft.com/office/drawing/2016/5/14/chartex" xmlns:mc="http://schemas.openxmlformats.org/markup-compatibility/2006" xmlns:aink="http://schemas.microsoft.com/office/drawing/2016/ink" xmlns:am3d="http://schemas.microsoft.com/office/drawing/2017/model3d" xmlns:o="urn:schemas-microsoft-com:office:office" xmlns:r="http://schemas.openxmlformats.org/officeDocument/2006/relationships" xmlns:m="http://schemas.openxmlformats.org/officeDocument/2006/math" xmlns:v="urn:schemas-microsoft-com:vml" xmlns:wp14="http://schemas.microsoft.com/office/word/2010/wordprocessingDrawing" xmlns:wp="http://schemas.openxmlformats.org/drawingml/2006/wordprocessingDrawing" xmlns:w10="urn:schemas-microsoft-com:office:word" xmlns:w="http://schemas.openxmlformats.org/wordprocessingml/2006/main" xmlns:w14="http://schemas.microsoft.com/office/word/2010/wordml" xmlns:w15="http://schemas.microsoft.com/office/word/2012/wordml" xmlns:w16cex="http://schemas.microsoft.com/office/word/2018/wordml/cex" xmlns:w16cid="http://schemas.microsoft.com/office/word/2016/wordml/cid" xmlns:w16="http://schemas.microsoft.com/office/word/2018/wordml" xmlns:w16se="http://schemas.microsoft.com/office/word/2015/wordml/symex" xmlns:wpg="http://schemas.microsoft.com/office/word/2010/wordprocessingGroup" xmlns:wpi="http://schemas.microsoft.com/office/word/2010/wordprocessingInk" xmlns:wne="http://schemas.microsoft.com/office/word/2006/wordml" xmlns:wps="http://schemas.microsoft.com/office/word/2010/wordprocessingShape" mc:Ignorable="w14 w15 w16se w16cid w16 w16cex wp14">
-  <w16cid:commentId w16cid:paraId="0168110B" w16cid:durableId="218E493E"/>
-  <w16cid:commentId w16cid:paraId="6CE3BEBD" w16cid:durableId="2AE5BE35"/>
-  <w16cid:commentId w16cid:paraId="304630B1" w16cid:durableId="61BEBEAF"/>
-  <w16cid:commentId w16cid:paraId="7D1FCFA9" w16cid:durableId="2AE5BE64"/>
-  <w16cid:commentId w16cid:paraId="54A9AAAC" w16cid:durableId="2806402D"/>
-  <w16cid:commentId w16cid:paraId="20D37F09" w16cid:durableId="2B0AA7B7"/>
-  <w16cid:commentId w16cid:paraId="412EE9E5" w16cid:durableId="4018C65E"/>
-  <w16cid:commentId w16cid:paraId="7B8F34DE" w16cid:durableId="2AE5BE7B"/>
+<w16cid:commentsIds xmlns:wpc="http://schemas.microsoft.com/office/word/2010/wordprocessingCanvas" xmlns:cx="http://schemas.microsoft.com/office/drawing/2014/chartex" xmlns:cx1="http://schemas.microsoft.com/office/drawing/2015/9/8/chartex" xmlns:cx2="http://schemas.microsoft.com/office/drawing/2015/10/21/chartex" xmlns:cx3="http://schemas.microsoft.com/office/drawing/2016/5/9/chartex" xmlns:cx4="http://schemas.microsoft.com/office/drawing/2016/5/10/chartex" xmlns:cx5="http://schemas.microsoft.com/office/drawing/2016/5/11/chartex" xmlns:cx6="http://schemas.microsoft.com/office/drawing/2016/5/12/chartex" xmlns:cx7="http://schemas.microsoft.com/office/drawing/2016/5/13/chartex" xmlns:cx8="http://schemas.microsoft.com/office/drawing/2016/5/14/chartex" xmlns:mc="http://schemas.openxmlformats.org/markup-compatibility/2006" xmlns:aink="http://schemas.microsoft.com/office/drawing/2016/ink" xmlns:am3d="http://schemas.microsoft.com/office/drawing/2017/model3d" xmlns:o="urn:schemas-microsoft-com:office:office" xmlns:oel="http://schemas.microsoft.com/office/2019/extlst" xmlns:r="http://schemas.openxmlformats.org/officeDocument/2006/relationships" xmlns:m="http://schemas.openxmlformats.org/officeDocument/2006/math" xmlns:v="urn:schemas-microsoft-com:vml" xmlns:wp14="http://schemas.microsoft.com/office/word/2010/wordprocessingDrawing" xmlns:wp="http://schemas.openxmlformats.org/drawingml/2006/wordprocessingDrawing" xmlns:w10="urn:schemas-microsoft-com:office:word" xmlns:w="http://schemas.openxmlformats.org/wordprocessingml/2006/main" xmlns:w14="http://schemas.microsoft.com/office/word/2010/wordml" xmlns:w15="http://schemas.microsoft.com/office/word/2012/wordml" xmlns:w16cex="http://schemas.microsoft.com/office/word/2018/wordml/cex" xmlns:w16cid="http://schemas.microsoft.com/office/word/2016/wordml/cid" xmlns:w16="http://schemas.microsoft.com/office/word/2018/wordml" xmlns:w16du="http://schemas.microsoft.com/office/word/2023/wordml/word16du" xmlns:w16sdtdh="http://schemas.microsoft.com/office/word/2020/wordml/sdtdatahash" xmlns:w16se="http://schemas.microsoft.com/office/word/2015/wordml/symex" xmlns:wpg="http://schemas.microsoft.com/office/word/2010/wordprocessingGroup" xmlns:wpi="http://schemas.microsoft.com/office/word/2010/wordprocessingInk" xmlns:wne="http://schemas.microsoft.com/office/word/2006/wordml" xmlns:wps="http://schemas.microsoft.com/office/word/2010/wordprocessingShape" mc:Ignorable="w14 w15 w16se w16cid w16 w16cex w16sdtdh w16du wp14">
+  <w16cid:commentId w16cid:paraId="26A62980" w16cid:durableId="1F968C5D"/>
   <w16cid:commentId w16cid:paraId="0876E59F" w16cid:durableId="712E696B"/>
   <w16cid:commentId w16cid:paraId="24D1E7A9" w16cid:durableId="2AE5BF95"/>
   <w16cid:commentId w16cid:paraId="06D687AE" w16cid:durableId="2B0AAAAC"/>
@@ -9443,7 +9118,7 @@
 </file>
 
 <file path=word/endnotes.xml><?xml version="1.0" encoding="utf-8"?>
-<w:endnotes xmlns:wpc="http://schemas.microsoft.com/office/word/2010/wordprocessingCanvas" xmlns:cx="http://schemas.microsoft.com/office/drawing/2014/chartex" xmlns:cx1="http://schemas.microsoft.com/office/drawing/2015/9/8/chartex" xmlns:cx2="http://schemas.microsoft.com/office/drawing/2015/10/21/chartex" xmlns:cx3="http://schemas.microsoft.com/office/drawing/2016/5/9/chartex" xmlns:cx4="http://schemas.microsoft.com/office/drawing/2016/5/10/chartex" xmlns:cx5="http://schemas.microsoft.com/office/drawing/2016/5/11/chartex" xmlns:cx6="http://schemas.microsoft.com/office/drawing/2016/5/12/chartex" xmlns:cx7="http://schemas.microsoft.com/office/drawing/2016/5/13/chartex" xmlns:cx8="http://schemas.microsoft.com/office/drawing/2016/5/14/chartex" xmlns:mc="http://schemas.openxmlformats.org/markup-compatibility/2006" xmlns:aink="http://schemas.microsoft.com/office/drawing/2016/ink" xmlns:am3d="http://schemas.microsoft.com/office/drawing/2017/model3d" xmlns:o="urn:schemas-microsoft-com:office:office" xmlns:r="http://schemas.openxmlformats.org/officeDocument/2006/relationships" xmlns:m="http://schemas.openxmlformats.org/officeDocument/2006/math" xmlns:v="urn:schemas-microsoft-com:vml" xmlns:wp14="http://schemas.microsoft.com/office/word/2010/wordprocessingDrawing" xmlns:wp="http://schemas.openxmlformats.org/drawingml/2006/wordprocessingDrawing" xmlns:w10="urn:schemas-microsoft-com:office:word" xmlns:w="http://schemas.openxmlformats.org/wordprocessingml/2006/main" xmlns:w14="http://schemas.microsoft.com/office/word/2010/wordml" xmlns:w15="http://schemas.microsoft.com/office/word/2012/wordml" xmlns:w16cex="http://schemas.microsoft.com/office/word/2018/wordml/cex" xmlns:w16cid="http://schemas.microsoft.com/office/word/2016/wordml/cid" xmlns:w16="http://schemas.microsoft.com/office/word/2018/wordml" xmlns:w16se="http://schemas.microsoft.com/office/word/2015/wordml/symex" xmlns:wpg="http://schemas.microsoft.com/office/word/2010/wordprocessingGroup" xmlns:wpi="http://schemas.microsoft.com/office/word/2010/wordprocessingInk" xmlns:wne="http://schemas.microsoft.com/office/word/2006/wordml" xmlns:wps="http://schemas.microsoft.com/office/word/2010/wordprocessingShape" mc:Ignorable="w14 w15 w16se w16cid w16 w16cex wp14">
+<w:endnotes xmlns:wpc="http://schemas.microsoft.com/office/word/2010/wordprocessingCanvas" xmlns:cx="http://schemas.microsoft.com/office/drawing/2014/chartex" xmlns:cx1="http://schemas.microsoft.com/office/drawing/2015/9/8/chartex" xmlns:cx2="http://schemas.microsoft.com/office/drawing/2015/10/21/chartex" xmlns:cx3="http://schemas.microsoft.com/office/drawing/2016/5/9/chartex" xmlns:cx4="http://schemas.microsoft.com/office/drawing/2016/5/10/chartex" xmlns:cx5="http://schemas.microsoft.com/office/drawing/2016/5/11/chartex" xmlns:cx6="http://schemas.microsoft.com/office/drawing/2016/5/12/chartex" xmlns:cx7="http://schemas.microsoft.com/office/drawing/2016/5/13/chartex" xmlns:cx8="http://schemas.microsoft.com/office/drawing/2016/5/14/chartex" xmlns:mc="http://schemas.openxmlformats.org/markup-compatibility/2006" xmlns:aink="http://schemas.microsoft.com/office/drawing/2016/ink" xmlns:am3d="http://schemas.microsoft.com/office/drawing/2017/model3d" xmlns:o="urn:schemas-microsoft-com:office:office" xmlns:oel="http://schemas.microsoft.com/office/2019/extlst" xmlns:r="http://schemas.openxmlformats.org/officeDocument/2006/relationships" xmlns:m="http://schemas.openxmlformats.org/officeDocument/2006/math" xmlns:v="urn:schemas-microsoft-com:vml" xmlns:wp14="http://schemas.microsoft.com/office/word/2010/wordprocessingDrawing" xmlns:wp="http://schemas.openxmlformats.org/drawingml/2006/wordprocessingDrawing" xmlns:w10="urn:schemas-microsoft-com:office:word" xmlns:w="http://schemas.openxmlformats.org/wordprocessingml/2006/main" xmlns:w14="http://schemas.microsoft.com/office/word/2010/wordml" xmlns:w15="http://schemas.microsoft.com/office/word/2012/wordml" xmlns:w16cex="http://schemas.microsoft.com/office/word/2018/wordml/cex" xmlns:w16cid="http://schemas.microsoft.com/office/word/2016/wordml/cid" xmlns:w16="http://schemas.microsoft.com/office/word/2018/wordml" xmlns:w16du="http://schemas.microsoft.com/office/word/2023/wordml/word16du" xmlns:w16sdtdh="http://schemas.microsoft.com/office/word/2020/wordml/sdtdatahash" xmlns:w16se="http://schemas.microsoft.com/office/word/2015/wordml/symex" xmlns:wpg="http://schemas.microsoft.com/office/word/2010/wordprocessingGroup" xmlns:wpi="http://schemas.microsoft.com/office/word/2010/wordprocessingInk" xmlns:wne="http://schemas.microsoft.com/office/word/2006/wordml" xmlns:wps="http://schemas.microsoft.com/office/word/2010/wordprocessingShape" mc:Ignorable="w14 w15 w16se w16cid w16 w16cex w16sdtdh w16du wp14">
   <w:endnote w:type="separator" w:id="-1">
     <w:p>
       <w:pPr>
@@ -9468,7 +9143,7 @@
 </file>
 
 <file path=word/footer1.xml><?xml version="1.0" encoding="utf-8"?>
-<w:ftr xmlns:wpc="http://schemas.microsoft.com/office/word/2010/wordprocessingCanvas" xmlns:cx="http://schemas.microsoft.com/office/drawing/2014/chartex" xmlns:cx1="http://schemas.microsoft.com/office/drawing/2015/9/8/chartex" xmlns:cx2="http://schemas.microsoft.com/office/drawing/2015/10/21/chartex" xmlns:cx3="http://schemas.microsoft.com/office/drawing/2016/5/9/chartex" xmlns:cx4="http://schemas.microsoft.com/office/drawing/2016/5/10/chartex" xmlns:cx5="http://schemas.microsoft.com/office/drawing/2016/5/11/chartex" xmlns:cx6="http://schemas.microsoft.com/office/drawing/2016/5/12/chartex" xmlns:cx7="http://schemas.microsoft.com/office/drawing/2016/5/13/chartex" xmlns:cx8="http://schemas.microsoft.com/office/drawing/2016/5/14/chartex" xmlns:mc="http://schemas.openxmlformats.org/markup-compatibility/2006" xmlns:aink="http://schemas.microsoft.com/office/drawing/2016/ink" xmlns:am3d="http://schemas.microsoft.com/office/drawing/2017/model3d" xmlns:o="urn:schemas-microsoft-com:office:office" xmlns:r="http://schemas.openxmlformats.org/officeDocument/2006/relationships" xmlns:m="http://schemas.openxmlformats.org/officeDocument/2006/math" xmlns:v="urn:schemas-microsoft-com:vml" xmlns:wp14="http://schemas.microsoft.com/office/word/2010/wordprocessingDrawing" xmlns:wp="http://schemas.openxmlformats.org/drawingml/2006/wordprocessingDrawing" xmlns:w10="urn:schemas-microsoft-com:office:word" xmlns:w="http://schemas.openxmlformats.org/wordprocessingml/2006/main" xmlns:w14="http://schemas.microsoft.com/office/word/2010/wordml" xmlns:w15="http://schemas.microsoft.com/office/word/2012/wordml" xmlns:w16cex="http://schemas.microsoft.com/office/word/2018/wordml/cex" xmlns:w16cid="http://schemas.microsoft.com/office/word/2016/wordml/cid" xmlns:w16="http://schemas.microsoft.com/office/word/2018/wordml" xmlns:w16se="http://schemas.microsoft.com/office/word/2015/wordml/symex" xmlns:wpg="http://schemas.microsoft.com/office/word/2010/wordprocessingGroup" xmlns:wpi="http://schemas.microsoft.com/office/word/2010/wordprocessingInk" xmlns:wne="http://schemas.microsoft.com/office/word/2006/wordml" xmlns:wps="http://schemas.microsoft.com/office/word/2010/wordprocessingShape" mc:Ignorable="w14 w15 w16se w16cid w16 w16cex wp14">
+<w:ftr xmlns:wpc="http://schemas.microsoft.com/office/word/2010/wordprocessingCanvas" xmlns:cx="http://schemas.microsoft.com/office/drawing/2014/chartex" xmlns:cx1="http://schemas.microsoft.com/office/drawing/2015/9/8/chartex" xmlns:cx2="http://schemas.microsoft.com/office/drawing/2015/10/21/chartex" xmlns:cx3="http://schemas.microsoft.com/office/drawing/2016/5/9/chartex" xmlns:cx4="http://schemas.microsoft.com/office/drawing/2016/5/10/chartex" xmlns:cx5="http://schemas.microsoft.com/office/drawing/2016/5/11/chartex" xmlns:cx6="http://schemas.microsoft.com/office/drawing/2016/5/12/chartex" xmlns:cx7="http://schemas.microsoft.com/office/drawing/2016/5/13/chartex" xmlns:cx8="http://schemas.microsoft.com/office/drawing/2016/5/14/chartex" xmlns:mc="http://schemas.openxmlformats.org/markup-compatibility/2006" xmlns:aink="http://schemas.microsoft.com/office/drawing/2016/ink" xmlns:am3d="http://schemas.microsoft.com/office/drawing/2017/model3d" xmlns:o="urn:schemas-microsoft-com:office:office" xmlns:oel="http://schemas.microsoft.com/office/2019/extlst" xmlns:r="http://schemas.openxmlformats.org/officeDocument/2006/relationships" xmlns:m="http://schemas.openxmlformats.org/officeDocument/2006/math" xmlns:v="urn:schemas-microsoft-com:vml" xmlns:wp14="http://schemas.microsoft.com/office/word/2010/wordprocessingDrawing" xmlns:wp="http://schemas.openxmlformats.org/drawingml/2006/wordprocessingDrawing" xmlns:w10="urn:schemas-microsoft-com:office:word" xmlns:w="http://schemas.openxmlformats.org/wordprocessingml/2006/main" xmlns:w14="http://schemas.microsoft.com/office/word/2010/wordml" xmlns:w15="http://schemas.microsoft.com/office/word/2012/wordml" xmlns:w16cex="http://schemas.microsoft.com/office/word/2018/wordml/cex" xmlns:w16cid="http://schemas.microsoft.com/office/word/2016/wordml/cid" xmlns:w16="http://schemas.microsoft.com/office/word/2018/wordml" xmlns:w16du="http://schemas.microsoft.com/office/word/2023/wordml/word16du" xmlns:w16sdtdh="http://schemas.microsoft.com/office/word/2020/wordml/sdtdatahash" xmlns:w16se="http://schemas.microsoft.com/office/word/2015/wordml/symex" xmlns:wpg="http://schemas.microsoft.com/office/word/2010/wordprocessingGroup" xmlns:wpi="http://schemas.microsoft.com/office/word/2010/wordprocessingInk" xmlns:wne="http://schemas.microsoft.com/office/word/2006/wordml" xmlns:wps="http://schemas.microsoft.com/office/word/2010/wordprocessingShape" mc:Ignorable="w14 w15 w16se w16cid w16 w16cex w16sdtdh w16du wp14">
   <w:p>
     <w:pPr>
       <w:pStyle w:val="a5"/>
@@ -9483,7 +9158,7 @@
 </file>
 
 <file path=word/footer2.xml><?xml version="1.0" encoding="utf-8"?>
-<w:ftr xmlns:wpc="http://schemas.microsoft.com/office/word/2010/wordprocessingCanvas" xmlns:cx="http://schemas.microsoft.com/office/drawing/2014/chartex" xmlns:cx1="http://schemas.microsoft.com/office/drawing/2015/9/8/chartex" xmlns:cx2="http://schemas.microsoft.com/office/drawing/2015/10/21/chartex" xmlns:cx3="http://schemas.microsoft.com/office/drawing/2016/5/9/chartex" xmlns:cx4="http://schemas.microsoft.com/office/drawing/2016/5/10/chartex" xmlns:cx5="http://schemas.microsoft.com/office/drawing/2016/5/11/chartex" xmlns:cx6="http://schemas.microsoft.com/office/drawing/2016/5/12/chartex" xmlns:cx7="http://schemas.microsoft.com/office/drawing/2016/5/13/chartex" xmlns:cx8="http://schemas.microsoft.com/office/drawing/2016/5/14/chartex" xmlns:mc="http://schemas.openxmlformats.org/markup-compatibility/2006" xmlns:aink="http://schemas.microsoft.com/office/drawing/2016/ink" xmlns:am3d="http://schemas.microsoft.com/office/drawing/2017/model3d" xmlns:o="urn:schemas-microsoft-com:office:office" xmlns:r="http://schemas.openxmlformats.org/officeDocument/2006/relationships" xmlns:m="http://schemas.openxmlformats.org/officeDocument/2006/math" xmlns:v="urn:schemas-microsoft-com:vml" xmlns:wp14="http://schemas.microsoft.com/office/word/2010/wordprocessingDrawing" xmlns:wp="http://schemas.openxmlformats.org/drawingml/2006/wordprocessingDrawing" xmlns:w10="urn:schemas-microsoft-com:office:word" xmlns:w="http://schemas.openxmlformats.org/wordprocessingml/2006/main" xmlns:w14="http://schemas.microsoft.com/office/word/2010/wordml" xmlns:w15="http://schemas.microsoft.com/office/word/2012/wordml" xmlns:w16cex="http://schemas.microsoft.com/office/word/2018/wordml/cex" xmlns:w16cid="http://schemas.microsoft.com/office/word/2016/wordml/cid" xmlns:w16="http://schemas.microsoft.com/office/word/2018/wordml" xmlns:w16se="http://schemas.microsoft.com/office/word/2015/wordml/symex" xmlns:wpg="http://schemas.microsoft.com/office/word/2010/wordprocessingGroup" xmlns:wpi="http://schemas.microsoft.com/office/word/2010/wordprocessingInk" xmlns:wne="http://schemas.microsoft.com/office/word/2006/wordml" xmlns:wps="http://schemas.microsoft.com/office/word/2010/wordprocessingShape" mc:Ignorable="w14 w15 w16se w16cid w16 w16cex wp14">
+<w:ftr xmlns:wpc="http://schemas.microsoft.com/office/word/2010/wordprocessingCanvas" xmlns:cx="http://schemas.microsoft.com/office/drawing/2014/chartex" xmlns:cx1="http://schemas.microsoft.com/office/drawing/2015/9/8/chartex" xmlns:cx2="http://schemas.microsoft.com/office/drawing/2015/10/21/chartex" xmlns:cx3="http://schemas.microsoft.com/office/drawing/2016/5/9/chartex" xmlns:cx4="http://schemas.microsoft.com/office/drawing/2016/5/10/chartex" xmlns:cx5="http://schemas.microsoft.com/office/drawing/2016/5/11/chartex" xmlns:cx6="http://schemas.microsoft.com/office/drawing/2016/5/12/chartex" xmlns:cx7="http://schemas.microsoft.com/office/drawing/2016/5/13/chartex" xmlns:cx8="http://schemas.microsoft.com/office/drawing/2016/5/14/chartex" xmlns:mc="http://schemas.openxmlformats.org/markup-compatibility/2006" xmlns:aink="http://schemas.microsoft.com/office/drawing/2016/ink" xmlns:am3d="http://schemas.microsoft.com/office/drawing/2017/model3d" xmlns:o="urn:schemas-microsoft-com:office:office" xmlns:oel="http://schemas.microsoft.com/office/2019/extlst" xmlns:r="http://schemas.openxmlformats.org/officeDocument/2006/relationships" xmlns:m="http://schemas.openxmlformats.org/officeDocument/2006/math" xmlns:v="urn:schemas-microsoft-com:vml" xmlns:wp14="http://schemas.microsoft.com/office/word/2010/wordprocessingDrawing" xmlns:wp="http://schemas.openxmlformats.org/drawingml/2006/wordprocessingDrawing" xmlns:w10="urn:schemas-microsoft-com:office:word" xmlns:w="http://schemas.openxmlformats.org/wordprocessingml/2006/main" xmlns:w14="http://schemas.microsoft.com/office/word/2010/wordml" xmlns:w15="http://schemas.microsoft.com/office/word/2012/wordml" xmlns:w16cex="http://schemas.microsoft.com/office/word/2018/wordml/cex" xmlns:w16cid="http://schemas.microsoft.com/office/word/2016/wordml/cid" xmlns:w16="http://schemas.microsoft.com/office/word/2018/wordml" xmlns:w16du="http://schemas.microsoft.com/office/word/2023/wordml/word16du" xmlns:w16sdtdh="http://schemas.microsoft.com/office/word/2020/wordml/sdtdatahash" xmlns:w16se="http://schemas.microsoft.com/office/word/2015/wordml/symex" xmlns:wpg="http://schemas.microsoft.com/office/word/2010/wordprocessingGroup" xmlns:wpi="http://schemas.microsoft.com/office/word/2010/wordprocessingInk" xmlns:wne="http://schemas.microsoft.com/office/word/2006/wordml" xmlns:wps="http://schemas.microsoft.com/office/word/2010/wordprocessingShape" mc:Ignorable="w14 w15 w16se w16cid w16 w16cex w16sdtdh w16du wp14">
   <w:p>
     <w:pPr>
       <w:pStyle w:val="a5"/>
@@ -9578,7 +9253,7 @@
             </wp:anchor>
           </w:drawing>
         </mc:Choice>
-        <mc:Fallback xmlns:oel="http://schemas.microsoft.com/office/2019/extlst" xmlns:w16du="http://schemas.microsoft.com/office/word/2023/wordml/word16du" xmlns:w16sdtdh="http://schemas.microsoft.com/office/word/2020/wordml/sdtdatahash">
+        <mc:Fallback>
           <w:pict>
             <v:shapetype w14:anchorId="2208988C" id="_x0000_t202" coordsize="21600,21600" o:spt="202" path="m,l,21600r21600,l21600,xe">
               <v:stroke joinstyle="miter"/>
@@ -9621,7 +9296,7 @@
 </file>
 
 <file path=word/footnotes.xml><?xml version="1.0" encoding="utf-8"?>
-<w:footnotes xmlns:wpc="http://schemas.microsoft.com/office/word/2010/wordprocessingCanvas" xmlns:cx="http://schemas.microsoft.com/office/drawing/2014/chartex" xmlns:cx1="http://schemas.microsoft.com/office/drawing/2015/9/8/chartex" xmlns:cx2="http://schemas.microsoft.com/office/drawing/2015/10/21/chartex" xmlns:cx3="http://schemas.microsoft.com/office/drawing/2016/5/9/chartex" xmlns:cx4="http://schemas.microsoft.com/office/drawing/2016/5/10/chartex" xmlns:cx5="http://schemas.microsoft.com/office/drawing/2016/5/11/chartex" xmlns:cx6="http://schemas.microsoft.com/office/drawing/2016/5/12/chartex" xmlns:cx7="http://schemas.microsoft.com/office/drawing/2016/5/13/chartex" xmlns:cx8="http://schemas.microsoft.com/office/drawing/2016/5/14/chartex" xmlns:mc="http://schemas.openxmlformats.org/markup-compatibility/2006" xmlns:aink="http://schemas.microsoft.com/office/drawing/2016/ink" xmlns:am3d="http://schemas.microsoft.com/office/drawing/2017/model3d" xmlns:o="urn:schemas-microsoft-com:office:office" xmlns:r="http://schemas.openxmlformats.org/officeDocument/2006/relationships" xmlns:m="http://schemas.openxmlformats.org/officeDocument/2006/math" xmlns:v="urn:schemas-microsoft-com:vml" xmlns:wp14="http://schemas.microsoft.com/office/word/2010/wordprocessingDrawing" xmlns:wp="http://schemas.openxmlformats.org/drawingml/2006/wordprocessingDrawing" xmlns:w10="urn:schemas-microsoft-com:office:word" xmlns:w="http://schemas.openxmlformats.org/wordprocessingml/2006/main" xmlns:w14="http://schemas.microsoft.com/office/word/2010/wordml" xmlns:w15="http://schemas.microsoft.com/office/word/2012/wordml" xmlns:w16cex="http://schemas.microsoft.com/office/word/2018/wordml/cex" xmlns:w16cid="http://schemas.microsoft.com/office/word/2016/wordml/cid" xmlns:w16="http://schemas.microsoft.com/office/word/2018/wordml" xmlns:w16se="http://schemas.microsoft.com/office/word/2015/wordml/symex" xmlns:wpg="http://schemas.microsoft.com/office/word/2010/wordprocessingGroup" xmlns:wpi="http://schemas.microsoft.com/office/word/2010/wordprocessingInk" xmlns:wne="http://schemas.microsoft.com/office/word/2006/wordml" xmlns:wps="http://schemas.microsoft.com/office/word/2010/wordprocessingShape" mc:Ignorable="w14 w15 w16se w16cid w16 w16cex wp14">
+<w:footnotes xmlns:wpc="http://schemas.microsoft.com/office/word/2010/wordprocessingCanvas" xmlns:cx="http://schemas.microsoft.com/office/drawing/2014/chartex" xmlns:cx1="http://schemas.microsoft.com/office/drawing/2015/9/8/chartex" xmlns:cx2="http://schemas.microsoft.com/office/drawing/2015/10/21/chartex" xmlns:cx3="http://schemas.microsoft.com/office/drawing/2016/5/9/chartex" xmlns:cx4="http://schemas.microsoft.com/office/drawing/2016/5/10/chartex" xmlns:cx5="http://schemas.microsoft.com/office/drawing/2016/5/11/chartex" xmlns:cx6="http://schemas.microsoft.com/office/drawing/2016/5/12/chartex" xmlns:cx7="http://schemas.microsoft.com/office/drawing/2016/5/13/chartex" xmlns:cx8="http://schemas.microsoft.com/office/drawing/2016/5/14/chartex" xmlns:mc="http://schemas.openxmlformats.org/markup-compatibility/2006" xmlns:aink="http://schemas.microsoft.com/office/drawing/2016/ink" xmlns:am3d="http://schemas.microsoft.com/office/drawing/2017/model3d" xmlns:o="urn:schemas-microsoft-com:office:office" xmlns:oel="http://schemas.microsoft.com/office/2019/extlst" xmlns:r="http://schemas.openxmlformats.org/officeDocument/2006/relationships" xmlns:m="http://schemas.openxmlformats.org/officeDocument/2006/math" xmlns:v="urn:schemas-microsoft-com:vml" xmlns:wp14="http://schemas.microsoft.com/office/word/2010/wordprocessingDrawing" xmlns:wp="http://schemas.openxmlformats.org/drawingml/2006/wordprocessingDrawing" xmlns:w10="urn:schemas-microsoft-com:office:word" xmlns:w="http://schemas.openxmlformats.org/wordprocessingml/2006/main" xmlns:w14="http://schemas.microsoft.com/office/word/2010/wordml" xmlns:w15="http://schemas.microsoft.com/office/word/2012/wordml" xmlns:w16cex="http://schemas.microsoft.com/office/word/2018/wordml/cex" xmlns:w16cid="http://schemas.microsoft.com/office/word/2016/wordml/cid" xmlns:w16="http://schemas.microsoft.com/office/word/2018/wordml" xmlns:w16du="http://schemas.microsoft.com/office/word/2023/wordml/word16du" xmlns:w16sdtdh="http://schemas.microsoft.com/office/word/2020/wordml/sdtdatahash" xmlns:w16se="http://schemas.microsoft.com/office/word/2015/wordml/symex" xmlns:wpg="http://schemas.microsoft.com/office/word/2010/wordprocessingGroup" xmlns:wpi="http://schemas.microsoft.com/office/word/2010/wordprocessingInk" xmlns:wne="http://schemas.microsoft.com/office/word/2006/wordml" xmlns:wps="http://schemas.microsoft.com/office/word/2010/wordprocessingShape" mc:Ignorable="w14 w15 w16se w16cid w16 w16cex w16sdtdh w16du wp14">
   <w:footnote w:type="separator" w:id="-1">
     <w:p>
       <w:pPr>
@@ -9646,7 +9321,7 @@
 </file>
 
 <file path=word/numbering.xml><?xml version="1.0" encoding="utf-8"?>
-<w:numbering xmlns:wpc="http://schemas.microsoft.com/office/word/2010/wordprocessingCanvas" xmlns:cx="http://schemas.microsoft.com/office/drawing/2014/chartex" xmlns:cx1="http://schemas.microsoft.com/office/drawing/2015/9/8/chartex" xmlns:cx2="http://schemas.microsoft.com/office/drawing/2015/10/21/chartex" xmlns:cx3="http://schemas.microsoft.com/office/drawing/2016/5/9/chartex" xmlns:cx4="http://schemas.microsoft.com/office/drawing/2016/5/10/chartex" xmlns:cx5="http://schemas.microsoft.com/office/drawing/2016/5/11/chartex" xmlns:cx6="http://schemas.microsoft.com/office/drawing/2016/5/12/chartex" xmlns:cx7="http://schemas.microsoft.com/office/drawing/2016/5/13/chartex" xmlns:cx8="http://schemas.microsoft.com/office/drawing/2016/5/14/chartex" xmlns:mc="http://schemas.openxmlformats.org/markup-compatibility/2006" xmlns:aink="http://schemas.microsoft.com/office/drawing/2016/ink" xmlns:am3d="http://schemas.microsoft.com/office/drawing/2017/model3d" xmlns:o="urn:schemas-microsoft-com:office:office" xmlns:r="http://schemas.openxmlformats.org/officeDocument/2006/relationships" xmlns:m="http://schemas.openxmlformats.org/officeDocument/2006/math" xmlns:v="urn:schemas-microsoft-com:vml" xmlns:wp14="http://schemas.microsoft.com/office/word/2010/wordprocessingDrawing" xmlns:wp="http://schemas.openxmlformats.org/drawingml/2006/wordprocessingDrawing" xmlns:w10="urn:schemas-microsoft-com:office:word" xmlns:w="http://schemas.openxmlformats.org/wordprocessingml/2006/main" xmlns:w14="http://schemas.microsoft.com/office/word/2010/wordml" xmlns:w15="http://schemas.microsoft.com/office/word/2012/wordml" xmlns:w16cex="http://schemas.microsoft.com/office/word/2018/wordml/cex" xmlns:w16cid="http://schemas.microsoft.com/office/word/2016/wordml/cid" xmlns:w16="http://schemas.microsoft.com/office/word/2018/wordml" xmlns:w16se="http://schemas.microsoft.com/office/word/2015/wordml/symex" xmlns:wpg="http://schemas.microsoft.com/office/word/2010/wordprocessingGroup" xmlns:wpi="http://schemas.microsoft.com/office/word/2010/wordprocessingInk" xmlns:wne="http://schemas.microsoft.com/office/word/2006/wordml" xmlns:wps="http://schemas.microsoft.com/office/word/2010/wordprocessingShape" mc:Ignorable="w14 w15 w16se w16cid w16 w16cex wp14">
+<w:numbering xmlns:wpc="http://schemas.microsoft.com/office/word/2010/wordprocessingCanvas" xmlns:cx="http://schemas.microsoft.com/office/drawing/2014/chartex" xmlns:cx1="http://schemas.microsoft.com/office/drawing/2015/9/8/chartex" xmlns:cx2="http://schemas.microsoft.com/office/drawing/2015/10/21/chartex" xmlns:cx3="http://schemas.microsoft.com/office/drawing/2016/5/9/chartex" xmlns:cx4="http://schemas.microsoft.com/office/drawing/2016/5/10/chartex" xmlns:cx5="http://schemas.microsoft.com/office/drawing/2016/5/11/chartex" xmlns:cx6="http://schemas.microsoft.com/office/drawing/2016/5/12/chartex" xmlns:cx7="http://schemas.microsoft.com/office/drawing/2016/5/13/chartex" xmlns:cx8="http://schemas.microsoft.com/office/drawing/2016/5/14/chartex" xmlns:mc="http://schemas.openxmlformats.org/markup-compatibility/2006" xmlns:aink="http://schemas.microsoft.com/office/drawing/2016/ink" xmlns:am3d="http://schemas.microsoft.com/office/drawing/2017/model3d" xmlns:o="urn:schemas-microsoft-com:office:office" xmlns:oel="http://schemas.microsoft.com/office/2019/extlst" xmlns:r="http://schemas.openxmlformats.org/officeDocument/2006/relationships" xmlns:m="http://schemas.openxmlformats.org/officeDocument/2006/math" xmlns:v="urn:schemas-microsoft-com:vml" xmlns:wp14="http://schemas.microsoft.com/office/word/2010/wordprocessingDrawing" xmlns:wp="http://schemas.openxmlformats.org/drawingml/2006/wordprocessingDrawing" xmlns:w10="urn:schemas-microsoft-com:office:word" xmlns:w="http://schemas.openxmlformats.org/wordprocessingml/2006/main" xmlns:w14="http://schemas.microsoft.com/office/word/2010/wordml" xmlns:w15="http://schemas.microsoft.com/office/word/2012/wordml" xmlns:w16cex="http://schemas.microsoft.com/office/word/2018/wordml/cex" xmlns:w16cid="http://schemas.microsoft.com/office/word/2016/wordml/cid" xmlns:w16="http://schemas.microsoft.com/office/word/2018/wordml" xmlns:w16du="http://schemas.microsoft.com/office/word/2023/wordml/word16du" xmlns:w16sdtdh="http://schemas.microsoft.com/office/word/2020/wordml/sdtdatahash" xmlns:w16se="http://schemas.microsoft.com/office/word/2015/wordml/symex" xmlns:wpg="http://schemas.microsoft.com/office/word/2010/wordprocessingGroup" xmlns:wpi="http://schemas.microsoft.com/office/word/2010/wordprocessingInk" xmlns:wne="http://schemas.microsoft.com/office/word/2006/wordml" xmlns:wps="http://schemas.microsoft.com/office/word/2010/wordprocessingShape" mc:Ignorable="w14 w15 w16se w16cid w16 w16cex w16sdtdh w16du wp14">
   <w:abstractNum w:abstractNumId="0" w15:restartNumberingAfterBreak="0">
     <w:nsid w:val="915C93DA"/>
     <w:multiLevelType w:val="singleLevel"/>
@@ -10037,26 +9712,26 @@
       </w:pPr>
     </w:lvl>
   </w:abstractNum>
-  <w:num w:numId="1">
+  <w:num w:numId="1" w16cid:durableId="989285876">
     <w:abstractNumId w:val="1"/>
   </w:num>
-  <w:num w:numId="2">
+  <w:num w:numId="2" w16cid:durableId="613288322">
     <w:abstractNumId w:val="4"/>
   </w:num>
-  <w:num w:numId="3">
+  <w:num w:numId="3" w16cid:durableId="1642272822">
     <w:abstractNumId w:val="3"/>
   </w:num>
-  <w:num w:numId="4">
+  <w:num w:numId="4" w16cid:durableId="1048072092">
     <w:abstractNumId w:val="0"/>
   </w:num>
-  <w:num w:numId="5">
+  <w:num w:numId="5" w16cid:durableId="1590773192">
     <w:abstractNumId w:val="2"/>
   </w:num>
 </w:numbering>
 </file>
 
 <file path=word/people.xml><?xml version="1.0" encoding="utf-8"?>
-<w15:people xmlns:wpc="http://schemas.microsoft.com/office/word/2010/wordprocessingCanvas" xmlns:cx="http://schemas.microsoft.com/office/drawing/2014/chartex" xmlns:cx1="http://schemas.microsoft.com/office/drawing/2015/9/8/chartex" xmlns:cx2="http://schemas.microsoft.com/office/drawing/2015/10/21/chartex" xmlns:cx3="http://schemas.microsoft.com/office/drawing/2016/5/9/chartex" xmlns:cx4="http://schemas.microsoft.com/office/drawing/2016/5/10/chartex" xmlns:cx5="http://schemas.microsoft.com/office/drawing/2016/5/11/chartex" xmlns:cx6="http://schemas.microsoft.com/office/drawing/2016/5/12/chartex" xmlns:cx7="http://schemas.microsoft.com/office/drawing/2016/5/13/chartex" xmlns:cx8="http://schemas.microsoft.com/office/drawing/2016/5/14/chartex" xmlns:mc="http://schemas.openxmlformats.org/markup-compatibility/2006" xmlns:aink="http://schemas.microsoft.com/office/drawing/2016/ink" xmlns:am3d="http://schemas.microsoft.com/office/drawing/2017/model3d" xmlns:o="urn:schemas-microsoft-com:office:office" xmlns:r="http://schemas.openxmlformats.org/officeDocument/2006/relationships" xmlns:m="http://schemas.openxmlformats.org/officeDocument/2006/math" xmlns:v="urn:schemas-microsoft-com:vml" xmlns:wp14="http://schemas.microsoft.com/office/word/2010/wordprocessingDrawing" xmlns:wp="http://schemas.openxmlformats.org/drawingml/2006/wordprocessingDrawing" xmlns:w10="urn:schemas-microsoft-com:office:word" xmlns:w="http://schemas.openxmlformats.org/wordprocessingml/2006/main" xmlns:w14="http://schemas.microsoft.com/office/word/2010/wordml" xmlns:w15="http://schemas.microsoft.com/office/word/2012/wordml" xmlns:w16cex="http://schemas.microsoft.com/office/word/2018/wordml/cex" xmlns:w16cid="http://schemas.microsoft.com/office/word/2016/wordml/cid" xmlns:w16="http://schemas.microsoft.com/office/word/2018/wordml" xmlns:w16se="http://schemas.microsoft.com/office/word/2015/wordml/symex" xmlns:wpg="http://schemas.microsoft.com/office/word/2010/wordprocessingGroup" xmlns:wpi="http://schemas.microsoft.com/office/word/2010/wordprocessingInk" xmlns:wne="http://schemas.microsoft.com/office/word/2006/wordml" xmlns:wps="http://schemas.microsoft.com/office/word/2010/wordprocessingShape" mc:Ignorable="w14 w15 w16se w16cid w16 w16cex wp14">
+<w15:people xmlns:wpc="http://schemas.microsoft.com/office/word/2010/wordprocessingCanvas" xmlns:cx="http://schemas.microsoft.com/office/drawing/2014/chartex" xmlns:cx1="http://schemas.microsoft.com/office/drawing/2015/9/8/chartex" xmlns:cx2="http://schemas.microsoft.com/office/drawing/2015/10/21/chartex" xmlns:cx3="http://schemas.microsoft.com/office/drawing/2016/5/9/chartex" xmlns:cx4="http://schemas.microsoft.com/office/drawing/2016/5/10/chartex" xmlns:cx5="http://schemas.microsoft.com/office/drawing/2016/5/11/chartex" xmlns:cx6="http://schemas.microsoft.com/office/drawing/2016/5/12/chartex" xmlns:cx7="http://schemas.microsoft.com/office/drawing/2016/5/13/chartex" xmlns:cx8="http://schemas.microsoft.com/office/drawing/2016/5/14/chartex" xmlns:mc="http://schemas.openxmlformats.org/markup-compatibility/2006" xmlns:aink="http://schemas.microsoft.com/office/drawing/2016/ink" xmlns:am3d="http://schemas.microsoft.com/office/drawing/2017/model3d" xmlns:o="urn:schemas-microsoft-com:office:office" xmlns:oel="http://schemas.microsoft.com/office/2019/extlst" xmlns:r="http://schemas.openxmlformats.org/officeDocument/2006/relationships" xmlns:m="http://schemas.openxmlformats.org/officeDocument/2006/math" xmlns:v="urn:schemas-microsoft-com:vml" xmlns:wp14="http://schemas.microsoft.com/office/word/2010/wordprocessingDrawing" xmlns:wp="http://schemas.openxmlformats.org/drawingml/2006/wordprocessingDrawing" xmlns:w10="urn:schemas-microsoft-com:office:word" xmlns:w="http://schemas.openxmlformats.org/wordprocessingml/2006/main" xmlns:w14="http://schemas.microsoft.com/office/word/2010/wordml" xmlns:w15="http://schemas.microsoft.com/office/word/2012/wordml" xmlns:w16cex="http://schemas.microsoft.com/office/word/2018/wordml/cex" xmlns:w16cid="http://schemas.microsoft.com/office/word/2016/wordml/cid" xmlns:w16="http://schemas.microsoft.com/office/word/2018/wordml" xmlns:w16du="http://schemas.microsoft.com/office/word/2023/wordml/word16du" xmlns:w16sdtdh="http://schemas.microsoft.com/office/word/2020/wordml/sdtdatahash" xmlns:w16se="http://schemas.microsoft.com/office/word/2015/wordml/symex" xmlns:wpg="http://schemas.microsoft.com/office/word/2010/wordprocessingGroup" xmlns:wpi="http://schemas.microsoft.com/office/word/2010/wordprocessingInk" xmlns:wne="http://schemas.microsoft.com/office/word/2006/wordml" xmlns:wps="http://schemas.microsoft.com/office/word/2010/wordprocessingShape" mc:Ignorable="w14 w15 w16se w16cid w16 w16cex w16sdtdh w16du wp14">
   <w15:person w15:author="Kalentyev Alexey">
     <w15:presenceInfo w15:providerId="Windows Live" w15:userId="da819b8650d7d997"/>
   </w15:person>
@@ -10067,7 +9742,7 @@
 </file>
 
 <file path=word/styles.xml><?xml version="1.0" encoding="utf-8"?>
-<w:styles xmlns:mc="http://schemas.openxmlformats.org/markup-compatibility/2006" xmlns:r="http://schemas.openxmlformats.org/officeDocument/2006/relationships" xmlns:w="http://schemas.openxmlformats.org/wordprocessingml/2006/main" xmlns:w14="http://schemas.microsoft.com/office/word/2010/wordml" xmlns:w15="http://schemas.microsoft.com/office/word/2012/wordml" xmlns:w16cex="http://schemas.microsoft.com/office/word/2018/wordml/cex" xmlns:w16cid="http://schemas.microsoft.com/office/word/2016/wordml/cid" xmlns:w16="http://schemas.microsoft.com/office/word/2018/wordml" xmlns:w16se="http://schemas.microsoft.com/office/word/2015/wordml/symex" mc:Ignorable="w14 w15 w16se w16cid w16 w16cex">
+<w:styles xmlns:mc="http://schemas.openxmlformats.org/markup-compatibility/2006" xmlns:r="http://schemas.openxmlformats.org/officeDocument/2006/relationships" xmlns:w="http://schemas.openxmlformats.org/wordprocessingml/2006/main" xmlns:w14="http://schemas.microsoft.com/office/word/2010/wordml" xmlns:w15="http://schemas.microsoft.com/office/word/2012/wordml" xmlns:w16cex="http://schemas.microsoft.com/office/word/2018/wordml/cex" xmlns:w16cid="http://schemas.microsoft.com/office/word/2016/wordml/cid" xmlns:w16="http://schemas.microsoft.com/office/word/2018/wordml" xmlns:w16du="http://schemas.microsoft.com/office/word/2023/wordml/word16du" xmlns:w16sdtdh="http://schemas.microsoft.com/office/word/2020/wordml/sdtdatahash" xmlns:w16se="http://schemas.microsoft.com/office/word/2015/wordml/symex" mc:Ignorable="w14 w15 w16se w16cid w16 w16cex w16sdtdh w16du">
   <w:docDefaults>
     <w:rPrDefault>
       <w:rPr>
@@ -10995,10 +10670,6 @@
 </file>
 
 <file path=customXml/item1.xml><?xml version="1.0" encoding="utf-8"?>
-<b:Sources xmlns:b="http://schemas.openxmlformats.org/officeDocument/2006/bibliography" xmlns="http://schemas.openxmlformats.org/officeDocument/2006/bibliography" SelectedStyle="\APASixthEditionOfficeOnline.xsl" StyleName="APA" Version="6"/>
-</file>
-
-<file path=customXml/item2.xml><?xml version="1.0" encoding="utf-8"?>
 <s:customData xmlns="http://www.wps.cn/officeDocument/2013/wpsCustomData" xmlns:s="http://www.wps.cn/officeDocument/2013/wpsCustomData">
   <customSectProps>
     <customSectPr/>
@@ -11009,18 +10680,22 @@
 </s:customData>
 </file>
 
+<file path=customXml/item2.xml><?xml version="1.0" encoding="utf-8"?>
+<b:Sources xmlns:b="http://schemas.openxmlformats.org/officeDocument/2006/bibliography" xmlns="http://schemas.openxmlformats.org/officeDocument/2006/bibliography" SelectedStyle="\APASixthEditionOfficeOnline.xsl" StyleName="APA" Version="6"/>
+</file>
+
 <file path=customXml/itemProps1.xml><?xml version="1.0" encoding="utf-8"?>
+<ds:datastoreItem xmlns:ds="http://schemas.openxmlformats.org/officeDocument/2006/customXml" ds:itemID="{B1977F7D-205B-4081-913C-38D41E755F92}">
+  <ds:schemaRefs>
+    <ds:schemaRef ds:uri="http://www.wps.cn/officeDocument/2013/wpsCustomData"/>
+  </ds:schemaRefs>
+</ds:datastoreItem>
+</file>
+
+<file path=customXml/itemProps2.xml><?xml version="1.0" encoding="utf-8"?>
 <ds:datastoreItem xmlns:ds="http://schemas.openxmlformats.org/officeDocument/2006/customXml" ds:itemID="{3600F248-29DE-4FBE-AC1E-F33F4FDD45C6}">
   <ds:schemaRefs>
     <ds:schemaRef ds:uri="http://schemas.openxmlformats.org/officeDocument/2006/bibliography"/>
   </ds:schemaRefs>
 </ds:datastoreItem>
-</file>
-
-<file path=customXml/itemProps2.xml><?xml version="1.0" encoding="utf-8"?>
-<ds:datastoreItem xmlns:ds="http://schemas.openxmlformats.org/officeDocument/2006/customXml" ds:itemID="{B1977F7D-205B-4081-913C-38D41E755F92}">
-  <ds:schemaRefs>
-    <ds:schemaRef ds:uri="http://www.wps.cn/officeDocument/2013/wpsCustomData"/>
-  </ds:schemaRefs>
-</ds:datastoreItem>
 </file>